--- a/EXPORTS/DOCX/review/niveau2/Dutch/Suriname.docx
+++ b/EXPORTS/DOCX/review/niveau2/Dutch/Suriname.docx
@@ -803,6 +803,16 @@
       </w:r>
       <w:r>
         <w:rPr>
+          <w:rFonts w:ascii="Charis SIL Regular" w:hAnsi="Charis SIL Regular" w:eastAsia="Charis SIL Regular"/>
+          <w:b w:val="0"/>
+          <w:i w:val="0"/>
+          <w:color w:val="000000"/>
+          <w:sz w:val="24"/>
+        </w:rPr>
+        <w:t>i</w:t>
+      </w:r>
+      <w:r>
+        <w:rPr>
           <w:u w:val="single" w:color="0000ff"/>
           <w:rFonts w:ascii="Charis SIL Regular" w:hAnsi="Charis SIL Regular" w:eastAsia="Charis SIL Regular"/>
           <w:b w:val="0"/>
@@ -810,17 +820,17 @@
           <w:color w:val="000000"/>
           <w:sz w:val="24"/>
         </w:rPr>
-        <w:t>i</w:t>
-      </w:r>
-      <w:r>
-        <w:rPr>
-          <w:rFonts w:ascii="Charis SIL Regular" w:hAnsi="Charis SIL Regular" w:eastAsia="Charis SIL Regular"/>
-          <w:b w:val="0"/>
-          <w:i w:val="0"/>
-          <w:color w:val="000000"/>
-          <w:sz w:val="24"/>
-        </w:rPr>
-        <w:t xml:space="preserve">sche voorwerpen opgenomen. Van Stedman is </w:t>
+        <w:t>s</w:t>
+      </w:r>
+      <w:r>
+        <w:rPr>
+          <w:rFonts w:ascii="Charis SIL Regular" w:hAnsi="Charis SIL Regular" w:eastAsia="Charis SIL Regular"/>
+          <w:b w:val="0"/>
+          <w:i w:val="0"/>
+          <w:color w:val="000000"/>
+          <w:sz w:val="24"/>
+        </w:rPr>
+        <w:t xml:space="preserve">che voorwerpen opgenomen. Van Stedman is </w:t>
       </w:r>
       <w:r>
         <w:rPr>
@@ -1164,7 +1174,7 @@
           <w:color w:val="000000"/>
           <w:sz w:val="24"/>
         </w:rPr>
-        <w:t xml:space="preserve">begeleidende </w:t>
+        <w:t>begel</w:t>
       </w:r>
       <w:r>
         <w:rPr>
@@ -1180,6 +1190,24 @@
             <w:rPr>
               <w:rStyle w:val="Hyperlink"/>
             </w:rPr>
+            <w:t xml:space="preserve">eidende </w:t>
+          </w:r>
+        </w:hyperlink>
+      </w:r>
+      <w:r>
+        <w:rPr>
+          <w:u w:val="single" w:color="0000ff"/>
+          <w:rFonts w:ascii="Charis SIL Regular" w:hAnsi="Charis SIL Regular" w:eastAsia="Charis SIL Regular"/>
+          <w:b w:val="0"/>
+          <w:i w:val="0"/>
+          <w:color w:val="000000"/>
+          <w:sz w:val="24"/>
+        </w:rPr>
+        <w:hyperlink r:id="rId11" w:history="1">
+          <w:r>
+            <w:rPr>
+              <w:rStyle w:val="Hyperlink"/>
+            </w:rPr>
             <w:t>brief sch</w:t>
           </w:r>
         </w:hyperlink>
@@ -1558,7 +1586,14 @@
           <w:color w:val="000000"/>
           <w:sz w:val="24"/>
         </w:rPr>
-        <w:t>. Lam</w:t>
+        <w:hyperlink r:id="rId12" w:history="1">
+          <w:r>
+            <w:rPr>
+              <w:rStyle w:val="Hyperlink"/>
+            </w:rPr>
+            <w:t>. Lam</w:t>
+          </w:r>
+        </w:hyperlink>
       </w:r>
       <w:r>
         <w:rPr>
@@ -1580,6 +1615,109 @@
       </w:r>
       <w:r>
         <w:rPr>
+          <w:rFonts w:ascii="Charis SIL Regular" w:hAnsi="Charis SIL Regular" w:eastAsia="Charis SIL Regular"/>
+          <w:b w:val="0"/>
+          <w:i w:val="0"/>
+          <w:color w:val="000000"/>
+          <w:sz w:val="24"/>
+        </w:rPr>
+        <w:t xml:space="preserve">was schoonzoon en bewonderaar van </w:t>
+      </w:r>
+      <w:r>
+        <w:rPr>
+          <w:rFonts w:ascii="Charis SIL Regular" w:hAnsi="Charis SIL Regular" w:eastAsia="Charis SIL Regular"/>
+          <w:b w:val="0"/>
+          <w:i w:val="0"/>
+          <w:color w:val="0000FF"/>
+          <w:sz w:val="24"/>
+        </w:rPr>
+        <w:t>G</w:t>
+      </w:r>
+      <w:r>
+        <w:rPr>
+          <w:rFonts w:ascii="Charis SIL Regular" w:hAnsi="Charis SIL Regular" w:eastAsia="Charis SIL Regular"/>
+          <w:b w:val="0"/>
+          <w:i w:val="0"/>
+          <w:color w:val="0000FF"/>
+          <w:sz w:val="24"/>
+          <w:u w:val="single"/>
+        </w:rPr>
+        <w:hyperlink r:id="rId14" w:history="1">
+          <w:r>
+            <w:rPr>
+              <w:rStyle w:val="Hyperlink"/>
+            </w:rPr>
+            <w:t>errit</w:t>
+          </w:r>
+        </w:hyperlink>
+      </w:r>
+      <w:r>
+        <w:rPr>
+          <w:rFonts w:ascii="Charis SIL Regular" w:hAnsi="Charis SIL Regular" w:eastAsia="Charis SIL Regular"/>
+          <w:b w:val="0"/>
+          <w:i w:val="0"/>
+          <w:color w:val="0000FF"/>
+          <w:sz w:val="24"/>
+          <w:u w:val="single"/>
+        </w:rPr>
+        <w:t xml:space="preserve"> </w:t>
+      </w:r>
+      <w:r>
+        <w:rPr>
+          <w:rFonts w:ascii="Charis SIL Regular" w:hAnsi="Charis SIL Regular" w:eastAsia="Charis SIL Regular"/>
+          <w:b w:val="0"/>
+          <w:i w:val="0"/>
+          <w:color w:val="0000FF"/>
+          <w:sz w:val="24"/>
+          <w:u w:val="single"/>
+        </w:rPr>
+        <w:hyperlink r:id="rId14" w:history="1">
+          <w:r>
+            <w:rPr>
+              <w:rStyle w:val="Hyperlink"/>
+            </w:rPr>
+            <w:t>Scho</w:t>
+          </w:r>
+        </w:hyperlink>
+      </w:r>
+      <w:r>
+        <w:rPr>
+          <w:rFonts w:ascii="Charis SIL Regular" w:hAnsi="Charis SIL Regular" w:eastAsia="Charis SIL Regular"/>
+          <w:b w:val="0"/>
+          <w:i w:val="0"/>
+          <w:color w:val="0000FF"/>
+          <w:sz w:val="24"/>
+          <w:u w:val="single"/>
+        </w:rPr>
+        <w:hyperlink r:id="rId16" w:history="1">
+          <w:r>
+            <w:rPr>
+              <w:rStyle w:val="Hyperlink"/>
+            </w:rPr>
+            <w:t>ute</w:t>
+          </w:r>
+        </w:hyperlink>
+      </w:r>
+      <w:r>
+        <w:rPr>
+          <w:rFonts w:ascii="Charis SIL Regular" w:hAnsi="Charis SIL Regular" w:eastAsia="Charis SIL Regular"/>
+          <w:b w:val="0"/>
+          <w:i w:val="0"/>
+          <w:color w:val="0000FF"/>
+          <w:sz w:val="24"/>
+          <w:u w:val="single"/>
+        </w:rPr>
+        <w:hyperlink r:id="rId15" w:history="1">
+          <w:r>
+            <w:rPr>
+              <w:rStyle w:val="Hyperlink"/>
+            </w:rPr>
+            <w:t>n</w:t>
+          </w:r>
+        </w:hyperlink>
+      </w:r>
+      <w:r>
+        <w:rPr>
           <w:u w:val="single" w:color="0000ff"/>
           <w:rFonts w:ascii="Charis SIL Regular" w:hAnsi="Charis SIL Regular" w:eastAsia="Charis SIL Regular"/>
           <w:b w:val="0"/>
@@ -1587,12 +1725,12 @@
           <w:color w:val="000000"/>
           <w:sz w:val="24"/>
         </w:rPr>
-        <w:hyperlink r:id="rId13" w:history="1">
-          <w:r>
-            <w:rPr>
-              <w:rStyle w:val="Hyperlink"/>
-            </w:rPr>
-            <w:t>was sch</w:t>
+        <w:hyperlink r:id="rId15" w:history="1">
+          <w:r>
+            <w:rPr>
+              <w:rStyle w:val="Hyperlink"/>
+            </w:rPr>
+            <w:t xml:space="preserve"> en ver</w:t>
           </w:r>
         </w:hyperlink>
       </w:r>
@@ -1605,12 +1743,12 @@
           <w:color w:val="000000"/>
           <w:sz w:val="24"/>
         </w:rPr>
-        <w:hyperlink r:id="rId13" w:history="1">
-          <w:r>
-            <w:rPr>
-              <w:rStyle w:val="Hyperlink"/>
-            </w:rPr>
-            <w:t>o</w:t>
+        <w:hyperlink r:id="rId15" w:history="1">
+          <w:r>
+            <w:rPr>
+              <w:rStyle w:val="Hyperlink"/>
+            </w:rPr>
+            <w:t>antwoor</w:t>
           </w:r>
         </w:hyperlink>
       </w:r>
@@ -1623,24 +1761,14 @@
           <w:color w:val="000000"/>
           <w:sz w:val="24"/>
         </w:rPr>
-        <w:hyperlink r:id="rId13" w:history="1">
-          <w:r>
-            <w:rPr>
-              <w:rStyle w:val="Hyperlink"/>
-            </w:rPr>
-            <w:t>onzoon en b</w:t>
-          </w:r>
-        </w:hyperlink>
-      </w:r>
-      <w:r>
-        <w:rPr>
-          <w:rFonts w:ascii="Charis SIL Regular" w:hAnsi="Charis SIL Regular" w:eastAsia="Charis SIL Regular"/>
-          <w:b w:val="0"/>
-          <w:i w:val="0"/>
-          <w:color w:val="000000"/>
-          <w:sz w:val="24"/>
-        </w:rPr>
-        <w:t>e</w:t>
+        <w:hyperlink r:id="rId15" w:history="1">
+          <w:r>
+            <w:rPr>
+              <w:rStyle w:val="Hyperlink"/>
+            </w:rPr>
+            <w:t>d</w:t>
+          </w:r>
+        </w:hyperlink>
       </w:r>
       <w:r>
         <w:rPr>
@@ -1651,14 +1779,34 @@
           <w:color w:val="000000"/>
           <w:sz w:val="24"/>
         </w:rPr>
-        <w:hyperlink r:id="rId14" w:history="1">
-          <w:r>
-            <w:rPr>
-              <w:rStyle w:val="Hyperlink"/>
-            </w:rPr>
-            <w:t>wonder</w:t>
-          </w:r>
-        </w:hyperlink>
+        <w:hyperlink r:id="rId15" w:history="1">
+          <w:r>
+            <w:rPr>
+              <w:rStyle w:val="Hyperlink"/>
+            </w:rPr>
+            <w:t>elijk voor</w:t>
+          </w:r>
+        </w:hyperlink>
+      </w:r>
+      <w:r>
+        <w:rPr>
+          <w:rFonts w:ascii="Charis SIL Regular" w:hAnsi="Charis SIL Regular" w:eastAsia="Charis SIL Regular"/>
+          <w:b w:val="0"/>
+          <w:i w:val="0"/>
+          <w:color w:val="000000"/>
+          <w:sz w:val="24"/>
+        </w:rPr>
+        <w:t xml:space="preserve"> de schenking </w:t>
+      </w:r>
+      <w:r>
+        <w:rPr>
+          <w:rFonts w:ascii="Charis SIL Regular" w:hAnsi="Charis SIL Regular" w:eastAsia="Charis SIL Regular"/>
+          <w:b w:val="0"/>
+          <w:i w:val="0"/>
+          <w:color w:val="000000"/>
+          <w:sz w:val="24"/>
+        </w:rPr>
+        <w:t xml:space="preserve">van veel diorama's van Schouten aan </w:t>
       </w:r>
       <w:r>
         <w:rPr>
@@ -1669,211 +1817,14 @@
           <w:color w:val="000000"/>
           <w:sz w:val="24"/>
         </w:rPr>
-        <w:hyperlink r:id="rId14" w:history="1">
-          <w:r>
-            <w:rPr>
-              <w:rStyle w:val="Hyperlink"/>
-            </w:rPr>
-            <w:t>a</w:t>
-          </w:r>
-        </w:hyperlink>
-      </w:r>
-      <w:r>
-        <w:rPr>
-          <w:u w:val="single" w:color="0000ff"/>
-          <w:rFonts w:ascii="Charis SIL Regular" w:hAnsi="Charis SIL Regular" w:eastAsia="Charis SIL Regular"/>
-          <w:b w:val="0"/>
-          <w:i w:val="0"/>
-          <w:color w:val="000000"/>
-          <w:sz w:val="24"/>
-        </w:rPr>
-        <w:t xml:space="preserve">ar van </w:t>
-      </w:r>
-      <w:r>
-        <w:rPr>
-          <w:rFonts w:ascii="Charis SIL Regular" w:hAnsi="Charis SIL Regular" w:eastAsia="Charis SIL Regular"/>
-          <w:b w:val="0"/>
-          <w:i w:val="0"/>
-          <w:color w:val="0000FF"/>
-          <w:sz w:val="24"/>
-          <w:u w:val="single"/>
-        </w:rPr>
         <w:hyperlink r:id="rId16" w:history="1">
           <w:r>
             <w:rPr>
               <w:rStyle w:val="Hyperlink"/>
             </w:rPr>
-            <w:t>G</w:t>
-          </w:r>
-        </w:hyperlink>
-      </w:r>
-      <w:r>
-        <w:rPr>
-          <w:rFonts w:ascii="Charis SIL Regular" w:hAnsi="Charis SIL Regular" w:eastAsia="Charis SIL Regular"/>
-          <w:b w:val="0"/>
-          <w:i w:val="0"/>
-          <w:color w:val="0000FF"/>
-          <w:sz w:val="24"/>
-          <w:u w:val="single"/>
-        </w:rPr>
-        <w:hyperlink r:id="rId16" w:history="1">
-          <w:r>
-            <w:rPr>
-              <w:rStyle w:val="Hyperlink"/>
-            </w:rPr>
-            <w:t>errit</w:t>
-          </w:r>
-        </w:hyperlink>
-      </w:r>
-      <w:r>
-        <w:rPr>
-          <w:rFonts w:ascii="Charis SIL Regular" w:hAnsi="Charis SIL Regular" w:eastAsia="Charis SIL Regular"/>
-          <w:b w:val="0"/>
-          <w:i w:val="0"/>
-          <w:color w:val="0000FF"/>
-          <w:sz w:val="24"/>
-          <w:u w:val="single"/>
-        </w:rPr>
-        <w:t xml:space="preserve"> </w:t>
-      </w:r>
-      <w:r>
-        <w:rPr>
-          <w:rFonts w:ascii="Charis SIL Regular" w:hAnsi="Charis SIL Regular" w:eastAsia="Charis SIL Regular"/>
-          <w:b w:val="0"/>
-          <w:i w:val="0"/>
-          <w:color w:val="0000FF"/>
-          <w:sz w:val="24"/>
-          <w:u w:val="single"/>
-        </w:rPr>
-        <w:hyperlink r:id="rId16" w:history="1">
-          <w:r>
-            <w:rPr>
-              <w:rStyle w:val="Hyperlink"/>
-            </w:rPr>
-            <w:t>Scho</w:t>
-          </w:r>
-        </w:hyperlink>
-      </w:r>
-      <w:r>
-        <w:rPr>
-          <w:rFonts w:ascii="Charis SIL Regular" w:hAnsi="Charis SIL Regular" w:eastAsia="Charis SIL Regular"/>
-          <w:b w:val="0"/>
-          <w:i w:val="0"/>
-          <w:color w:val="0000FF"/>
-          <w:sz w:val="24"/>
-          <w:u w:val="single"/>
-        </w:rPr>
-        <w:hyperlink r:id="rId16" w:history="1">
-          <w:r>
-            <w:rPr>
-              <w:rStyle w:val="Hyperlink"/>
-            </w:rPr>
-            <w:t>ute</w:t>
-          </w:r>
-        </w:hyperlink>
-      </w:r>
-      <w:r>
-        <w:rPr>
-          <w:rFonts w:ascii="Charis SIL Regular" w:hAnsi="Charis SIL Regular" w:eastAsia="Charis SIL Regular"/>
-          <w:b w:val="0"/>
-          <w:i w:val="0"/>
-          <w:color w:val="0000FF"/>
-          <w:sz w:val="24"/>
-          <w:u w:val="single"/>
-        </w:rPr>
-        <w:hyperlink r:id="rId16" w:history="1">
-          <w:r>
-            <w:rPr>
-              <w:rStyle w:val="Hyperlink"/>
-            </w:rPr>
-            <w:t>n</w:t>
-          </w:r>
-        </w:hyperlink>
-      </w:r>
-      <w:r>
-        <w:rPr>
-          <w:u w:val="single" w:color="0000ff"/>
-          <w:rFonts w:ascii="Charis SIL Regular" w:hAnsi="Charis SIL Regular" w:eastAsia="Charis SIL Regular"/>
-          <w:b w:val="0"/>
-          <w:i w:val="0"/>
-          <w:color w:val="000000"/>
-          <w:sz w:val="24"/>
-        </w:rPr>
-        <w:t xml:space="preserve"> en ver</w:t>
-      </w:r>
-      <w:r>
-        <w:rPr>
-          <w:u w:val="single" w:color="0000ff"/>
-          <w:rFonts w:ascii="Charis SIL Regular" w:hAnsi="Charis SIL Regular" w:eastAsia="Charis SIL Regular"/>
-          <w:b w:val="0"/>
-          <w:i w:val="0"/>
-          <w:color w:val="000000"/>
-          <w:sz w:val="24"/>
-        </w:rPr>
-        <w:hyperlink r:id="rId15" w:history="1">
-          <w:r>
-            <w:rPr>
-              <w:rStyle w:val="Hyperlink"/>
-            </w:rPr>
-            <w:t>antwoor</w:t>
-          </w:r>
-        </w:hyperlink>
-      </w:r>
-      <w:r>
-        <w:rPr>
-          <w:u w:val="single" w:color="0000ff"/>
-          <w:rFonts w:ascii="Charis SIL Regular" w:hAnsi="Charis SIL Regular" w:eastAsia="Charis SIL Regular"/>
-          <w:b w:val="0"/>
-          <w:i w:val="0"/>
-          <w:color w:val="000000"/>
-          <w:sz w:val="24"/>
-        </w:rPr>
-        <w:hyperlink r:id="rId15" w:history="1">
-          <w:r>
-            <w:rPr>
-              <w:rStyle w:val="Hyperlink"/>
-            </w:rPr>
-            <w:t>d</w:t>
-          </w:r>
-        </w:hyperlink>
-      </w:r>
-      <w:r>
-        <w:rPr>
-          <w:u w:val="single" w:color="0000ff"/>
-          <w:rFonts w:ascii="Charis SIL Regular" w:hAnsi="Charis SIL Regular" w:eastAsia="Charis SIL Regular"/>
-          <w:b w:val="0"/>
-          <w:i w:val="0"/>
-          <w:color w:val="000000"/>
-          <w:sz w:val="24"/>
-        </w:rPr>
-        <w:hyperlink r:id="rId15" w:history="1">
-          <w:r>
-            <w:rPr>
-              <w:rStyle w:val="Hyperlink"/>
-            </w:rPr>
-            <w:t>elijk voor</w:t>
-          </w:r>
-        </w:hyperlink>
-      </w:r>
-      <w:r>
-        <w:rPr>
-          <w:rFonts w:ascii="Charis SIL Regular" w:hAnsi="Charis SIL Regular" w:eastAsia="Charis SIL Regular"/>
-          <w:b w:val="0"/>
-          <w:i w:val="0"/>
-          <w:color w:val="000000"/>
-          <w:sz w:val="24"/>
-        </w:rPr>
-        <w:t xml:space="preserve"> de schenking </w:t>
-      </w:r>
-      <w:r>
-        <w:rPr>
-          <w:rFonts w:ascii="Charis SIL Regular" w:hAnsi="Charis SIL Regular" w:eastAsia="Charis SIL Regular"/>
-          <w:b w:val="0"/>
-          <w:i w:val="0"/>
-          <w:color w:val="000000"/>
-          <w:sz w:val="24"/>
-        </w:rPr>
-        <w:t>van veel diorama's van Schouten aan het Ka</w:t>
+            <w:t>het Ka</w:t>
+          </w:r>
+        </w:hyperlink>
       </w:r>
       <w:r>
         <w:rPr>
@@ -2417,7 +2368,7 @@
           <w:sz w:val="24"/>
           <w:u w:val="single"/>
         </w:rPr>
-        <w:hyperlink r:id="rId21" w:history="1">
+        <w:hyperlink r:id="rId20" w:history="1">
           <w:r>
             <w:rPr>
               <w:rStyle w:val="Hyperlink"/>
@@ -2613,6 +2564,16 @@
           <w:i w:val="0"/>
           <w:color w:val="0000FF"/>
           <w:sz w:val="24"/>
+        </w:rPr>
+        <w:t xml:space="preserve"> van</w:t>
+      </w:r>
+      <w:r>
+        <w:rPr>
+          <w:rFonts w:ascii="Charis SIL Regular" w:hAnsi="Charis SIL Regular" w:eastAsia="Charis SIL Regular"/>
+          <w:b w:val="0"/>
+          <w:i w:val="0"/>
+          <w:color w:val="0000FF"/>
+          <w:sz w:val="24"/>
           <w:u w:val="single"/>
         </w:rPr>
         <w:t xml:space="preserve"> </w:t>
@@ -2626,12 +2587,79 @@
           <w:sz w:val="24"/>
           <w:u w:val="single"/>
         </w:rPr>
+        <w:hyperlink r:id="rId22" w:history="1">
+          <w:r>
+            <w:rPr>
+              <w:rStyle w:val="Hyperlink"/>
+            </w:rPr>
+            <w:t>Sypest</w:t>
+          </w:r>
+        </w:hyperlink>
+      </w:r>
+      <w:r>
+        <w:rPr>
+          <w:rFonts w:ascii="Charis SIL Regular" w:hAnsi="Charis SIL Regular" w:eastAsia="Charis SIL Regular"/>
+          <w:b w:val="0"/>
+          <w:i w:val="0"/>
+          <w:color w:val="0000FF"/>
+          <w:sz w:val="24"/>
+          <w:u w:val="single"/>
+        </w:rPr>
         <w:hyperlink r:id="rId24" w:history="1">
           <w:r>
             <w:rPr>
               <w:rStyle w:val="Hyperlink"/>
             </w:rPr>
-            <w:t>van</w:t>
+            <w:t>eyn</w:t>
+          </w:r>
+        </w:hyperlink>
+      </w:r>
+      <w:r>
+        <w:rPr>
+          <w:rFonts w:ascii="Charis SIL Regular" w:hAnsi="Charis SIL Regular" w:eastAsia="Charis SIL Regular"/>
+          <w:b w:val="0"/>
+          <w:i w:val="0"/>
+          <w:color w:val="000000"/>
+          <w:sz w:val="24"/>
+        </w:rPr>
+        <w:t xml:space="preserve"> en </w:t>
+      </w:r>
+      <w:r>
+        <w:rPr>
+          <w:rFonts w:ascii="Charis SIL Regular" w:hAnsi="Charis SIL Regular" w:eastAsia="Charis SIL Regular"/>
+          <w:b w:val="0"/>
+          <w:i w:val="0"/>
+          <w:color w:val="000000"/>
+          <w:sz w:val="24"/>
+        </w:rPr>
+        <w:t xml:space="preserve">administrateur der financiën </w:t>
+      </w:r>
+      <w:r>
+        <w:rPr>
+          <w:rFonts w:ascii="Charis SIL Regular" w:hAnsi="Charis SIL Regular" w:eastAsia="Charis SIL Regular"/>
+          <w:b w:val="0"/>
+          <w:i w:val="0"/>
+          <w:color w:val="0000FF"/>
+          <w:sz w:val="24"/>
+          <w:u w:val="single"/>
+        </w:rPr>
+        <w:t>Assueer Jacob Schimmelpen</w:t>
+      </w:r>
+      <w:r>
+        <w:rPr>
+          <w:rFonts w:ascii="Charis SIL Regular" w:hAnsi="Charis SIL Regular" w:eastAsia="Charis SIL Regular"/>
+          <w:b w:val="0"/>
+          <w:i w:val="0"/>
+          <w:color w:val="0000FF"/>
+          <w:sz w:val="24"/>
+          <w:u w:val="single"/>
+        </w:rPr>
+        <w:hyperlink r:id="rId24" w:history="1">
+          <w:r>
+            <w:rPr>
+              <w:rStyle w:val="Hyperlink"/>
+            </w:rPr>
+            <w:t>ninck</w:t>
           </w:r>
         </w:hyperlink>
       </w:r>
@@ -2655,42 +2683,90 @@
           <w:sz w:val="24"/>
           <w:u w:val="single"/>
         </w:rPr>
-        <w:hyperlink r:id="rId22" w:history="1">
-          <w:r>
-            <w:rPr>
-              <w:rStyle w:val="Hyperlink"/>
-            </w:rPr>
-            <w:t>Sypest</w:t>
-          </w:r>
-        </w:hyperlink>
-      </w:r>
-      <w:r>
-        <w:rPr>
-          <w:rFonts w:ascii="Charis SIL Regular" w:hAnsi="Charis SIL Regular" w:eastAsia="Charis SIL Regular"/>
-          <w:b w:val="0"/>
-          <w:i w:val="0"/>
-          <w:color w:val="0000FF"/>
-          <w:sz w:val="24"/>
-          <w:u w:val="single"/>
-        </w:rPr>
         <w:hyperlink r:id="rId24" w:history="1">
           <w:r>
             <w:rPr>
               <w:rStyle w:val="Hyperlink"/>
             </w:rPr>
-            <w:t>eyn</w:t>
-          </w:r>
-        </w:hyperlink>
-      </w:r>
-      <w:r>
-        <w:rPr>
-          <w:rFonts w:ascii="Charis SIL Regular" w:hAnsi="Charis SIL Regular" w:eastAsia="Charis SIL Regular"/>
-          <w:b w:val="0"/>
-          <w:i w:val="0"/>
-          <w:color w:val="000000"/>
-          <w:sz w:val="24"/>
-        </w:rPr>
-        <w:t xml:space="preserve"> en </w:t>
+            <w:t>va</w:t>
+          </w:r>
+        </w:hyperlink>
+      </w:r>
+      <w:r>
+        <w:rPr>
+          <w:rFonts w:ascii="Charis SIL Regular" w:hAnsi="Charis SIL Regular" w:eastAsia="Charis SIL Regular"/>
+          <w:b w:val="0"/>
+          <w:i w:val="0"/>
+          <w:color w:val="0000FF"/>
+          <w:sz w:val="24"/>
+          <w:u w:val="single"/>
+        </w:rPr>
+        <w:hyperlink r:id="rId24" w:history="1">
+          <w:r>
+            <w:rPr>
+              <w:rStyle w:val="Hyperlink"/>
+            </w:rPr>
+            <w:t>n</w:t>
+          </w:r>
+        </w:hyperlink>
+      </w:r>
+      <w:r>
+        <w:rPr>
+          <w:rFonts w:ascii="Charis SIL Regular" w:hAnsi="Charis SIL Regular" w:eastAsia="Charis SIL Regular"/>
+          <w:b w:val="0"/>
+          <w:i w:val="0"/>
+          <w:color w:val="0000FF"/>
+          <w:sz w:val="24"/>
+          <w:u w:val="single"/>
+        </w:rPr>
+        <w:t xml:space="preserve"> </w:t>
+      </w:r>
+      <w:r>
+        <w:rPr>
+          <w:rFonts w:ascii="Charis SIL Regular" w:hAnsi="Charis SIL Regular" w:eastAsia="Charis SIL Regular"/>
+          <w:b w:val="0"/>
+          <w:i w:val="0"/>
+          <w:color w:val="0000FF"/>
+          <w:sz w:val="24"/>
+          <w:u w:val="single"/>
+        </w:rPr>
+        <w:hyperlink r:id="rId24" w:history="1">
+          <w:r>
+            <w:rPr>
+              <w:rStyle w:val="Hyperlink"/>
+            </w:rPr>
+            <w:t>der</w:t>
+          </w:r>
+        </w:hyperlink>
+      </w:r>
+      <w:r>
+        <w:rPr>
+          <w:rFonts w:ascii="Charis SIL Regular" w:hAnsi="Charis SIL Regular" w:eastAsia="Charis SIL Regular"/>
+          <w:b w:val="0"/>
+          <w:i w:val="0"/>
+          <w:color w:val="0000FF"/>
+          <w:sz w:val="24"/>
+          <w:u w:val="single"/>
+        </w:rPr>
+        <w:t xml:space="preserve"> </w:t>
+      </w:r>
+      <w:r>
+        <w:rPr>
+          <w:rFonts w:ascii="Charis SIL Regular" w:hAnsi="Charis SIL Regular" w:eastAsia="Charis SIL Regular"/>
+          <w:b w:val="0"/>
+          <w:i w:val="0"/>
+          <w:color w:val="0000FF"/>
+          <w:sz w:val="24"/>
+          <w:u w:val="single"/>
+        </w:rPr>
+        <w:hyperlink r:id="rId24" w:history="1">
+          <w:r>
+            <w:rPr>
+              <w:rStyle w:val="Hyperlink"/>
+            </w:rPr>
+            <w:t>Oye</w:t>
+          </w:r>
+        </w:hyperlink>
       </w:r>
       <w:r>
         <w:rPr>
@@ -2701,326 +2777,117 @@
           <w:color w:val="000000"/>
           <w:sz w:val="24"/>
         </w:rPr>
-        <w:hyperlink r:id="rId23" w:history="1">
-          <w:r>
-            <w:rPr>
-              <w:rStyle w:val="Hyperlink"/>
-            </w:rPr>
-            <w:t>administ</w:t>
-          </w:r>
-        </w:hyperlink>
-      </w:r>
-      <w:r>
-        <w:rPr>
-          <w:rFonts w:ascii="Charis SIL Regular" w:hAnsi="Charis SIL Regular" w:eastAsia="Charis SIL Regular"/>
-          <w:b w:val="0"/>
-          <w:i w:val="0"/>
-          <w:color w:val="000000"/>
-          <w:sz w:val="24"/>
-        </w:rPr>
-        <w:t xml:space="preserve">rateur der financiën </w:t>
-      </w:r>
-      <w:r>
-        <w:rPr>
-          <w:rFonts w:ascii="Charis SIL Regular" w:hAnsi="Charis SIL Regular" w:eastAsia="Charis SIL Regular"/>
-          <w:b w:val="0"/>
-          <w:i w:val="0"/>
-          <w:color w:val="0000FF"/>
-          <w:sz w:val="24"/>
-          <w:u w:val="single"/>
+        <w:hyperlink r:id="rId24" w:history="1">
+          <w:r>
+            <w:rPr>
+              <w:rStyle w:val="Hyperlink"/>
+            </w:rPr>
+            <w:t>.</w:t>
+          </w:r>
+        </w:hyperlink>
+      </w:r>
+      <w:r>
+        <w:rPr>
+          <w:u w:val="single" w:color="0000ff"/>
+          <w:rFonts w:ascii="Charis SIL Regular" w:hAnsi="Charis SIL Regular" w:eastAsia="Charis SIL Regular"/>
+          <w:b w:val="0"/>
+          <w:i w:val="0"/>
+          <w:color w:val="000000"/>
+          <w:sz w:val="24"/>
+        </w:rPr>
+        <w:hyperlink r:id="rId24" w:history="1">
+          <w:r>
+            <w:rPr>
+              <w:rStyle w:val="Hyperlink"/>
+            </w:rPr>
+            <w:t xml:space="preserve"> De</w:t>
+          </w:r>
+        </w:hyperlink>
+      </w:r>
+      <w:r>
+        <w:rPr>
+          <w:u w:val="single" w:color="0000ff"/>
+          <w:rFonts w:ascii="Charis SIL Regular" w:hAnsi="Charis SIL Regular" w:eastAsia="Charis SIL Regular"/>
+          <w:b w:val="0"/>
+          <w:i w:val="0"/>
+          <w:color w:val="000000"/>
+          <w:sz w:val="24"/>
+        </w:rPr>
+        <w:hyperlink r:id="rId24" w:history="1">
+          <w:r>
+            <w:rPr>
+              <w:rStyle w:val="Hyperlink"/>
+            </w:rPr>
+            <w:t>z</w:t>
+          </w:r>
+        </w:hyperlink>
+      </w:r>
+      <w:r>
+        <w:rPr>
+          <w:u w:val="single" w:color="0000ff"/>
+          <w:rFonts w:ascii="Charis SIL Regular" w:hAnsi="Charis SIL Regular" w:eastAsia="Charis SIL Regular"/>
+          <w:b w:val="0"/>
+          <w:i w:val="0"/>
+          <w:color w:val="000000"/>
+          <w:sz w:val="24"/>
+        </w:rPr>
+        <w:hyperlink r:id="rId24" w:history="1">
+          <w:r>
+            <w:rPr>
+              <w:rStyle w:val="Hyperlink"/>
+            </w:rPr>
+            <w:t xml:space="preserve">e werden </w:t>
+          </w:r>
+        </w:hyperlink>
+      </w:r>
+      <w:r>
+        <w:rPr>
+          <w:rFonts w:ascii="Charis SIL Regular" w:hAnsi="Charis SIL Regular" w:eastAsia="Charis SIL Regular"/>
+          <w:b w:val="0"/>
+          <w:i w:val="0"/>
+          <w:color w:val="000000"/>
+          <w:sz w:val="24"/>
+        </w:rPr>
+        <w:t xml:space="preserve">in </w:t>
+      </w:r>
+      <w:r>
+        <w:rPr>
+          <w:rFonts w:ascii="Charis SIL Regular" w:hAnsi="Charis SIL Regular" w:eastAsia="Charis SIL Regular"/>
+          <w:b w:val="0"/>
+          <w:i w:val="0"/>
+          <w:color w:val="000000"/>
+          <w:sz w:val="24"/>
+        </w:rPr>
+        <w:t>respectievelijk 1883 en 1895</w:t>
+      </w:r>
+      <w:r>
+        <w:rPr>
+          <w:u w:val="single" w:color="0000ff"/>
+          <w:rFonts w:ascii="Charis SIL Regular" w:hAnsi="Charis SIL Regular" w:eastAsia="Charis SIL Regular"/>
+          <w:b w:val="0"/>
+          <w:i w:val="0"/>
+          <w:color w:val="000000"/>
+          <w:sz w:val="24"/>
+        </w:rPr>
+        <w:t xml:space="preserve"> </w:t>
+      </w:r>
+      <w:r>
+        <w:rPr>
+          <w:u w:val="single" w:color="0000ff"/>
+          <w:rFonts w:ascii="Charis SIL Regular" w:hAnsi="Charis SIL Regular" w:eastAsia="Charis SIL Regular"/>
+          <w:b w:val="0"/>
+          <w:i w:val="0"/>
+          <w:color w:val="000000"/>
+          <w:sz w:val="24"/>
         </w:rPr>
         <w:hyperlink r:id="rId25" w:history="1">
           <w:r>
             <w:rPr>
               <w:rStyle w:val="Hyperlink"/>
             </w:rPr>
-            <w:t>Assueer</w:t>
-          </w:r>
-        </w:hyperlink>
-      </w:r>
-      <w:r>
-        <w:rPr>
-          <w:rFonts w:ascii="Charis SIL Regular" w:hAnsi="Charis SIL Regular" w:eastAsia="Charis SIL Regular"/>
-          <w:b w:val="0"/>
-          <w:i w:val="0"/>
-          <w:color w:val="0000FF"/>
-          <w:sz w:val="24"/>
-          <w:u w:val="single"/>
-        </w:rPr>
-        <w:t xml:space="preserve"> </w:t>
-      </w:r>
-      <w:r>
-        <w:rPr>
-          <w:rFonts w:ascii="Charis SIL Regular" w:hAnsi="Charis SIL Regular" w:eastAsia="Charis SIL Regular"/>
-          <w:b w:val="0"/>
-          <w:i w:val="0"/>
-          <w:color w:val="0000FF"/>
-          <w:sz w:val="24"/>
-          <w:u w:val="single"/>
-        </w:rPr>
-        <w:hyperlink r:id="rId25" w:history="1">
-          <w:r>
-            <w:rPr>
-              <w:rStyle w:val="Hyperlink"/>
-            </w:rPr>
-            <w:t>Jacob</w:t>
-          </w:r>
-        </w:hyperlink>
-      </w:r>
-      <w:r>
-        <w:rPr>
-          <w:rFonts w:ascii="Charis SIL Regular" w:hAnsi="Charis SIL Regular" w:eastAsia="Charis SIL Regular"/>
-          <w:b w:val="0"/>
-          <w:i w:val="0"/>
-          <w:color w:val="0000FF"/>
-          <w:sz w:val="24"/>
-          <w:u w:val="single"/>
-        </w:rPr>
-        <w:t xml:space="preserve"> </w:t>
-      </w:r>
-      <w:r>
-        <w:rPr>
-          <w:rFonts w:ascii="Charis SIL Regular" w:hAnsi="Charis SIL Regular" w:eastAsia="Charis SIL Regular"/>
-          <w:b w:val="0"/>
-          <w:i w:val="0"/>
-          <w:color w:val="0000FF"/>
-          <w:sz w:val="24"/>
-          <w:u w:val="single"/>
-        </w:rPr>
-        <w:hyperlink r:id="rId25" w:history="1">
-          <w:r>
-            <w:rPr>
-              <w:rStyle w:val="Hyperlink"/>
-            </w:rPr>
-            <w:t>Schimmelpen</w:t>
-          </w:r>
-        </w:hyperlink>
-      </w:r>
-      <w:r>
-        <w:rPr>
-          <w:rFonts w:ascii="Charis SIL Regular" w:hAnsi="Charis SIL Regular" w:eastAsia="Charis SIL Regular"/>
-          <w:b w:val="0"/>
-          <w:i w:val="0"/>
-          <w:color w:val="0000FF"/>
-          <w:sz w:val="24"/>
-          <w:u w:val="single"/>
-        </w:rPr>
-        <w:hyperlink r:id="rId25" w:history="1">
-          <w:r>
-            <w:rPr>
-              <w:rStyle w:val="Hyperlink"/>
-            </w:rPr>
-            <w:t>ninck</w:t>
-          </w:r>
-        </w:hyperlink>
-      </w:r>
-      <w:r>
-        <w:rPr>
-          <w:rFonts w:ascii="Charis SIL Regular" w:hAnsi="Charis SIL Regular" w:eastAsia="Charis SIL Regular"/>
-          <w:b w:val="0"/>
-          <w:i w:val="0"/>
-          <w:color w:val="0000FF"/>
-          <w:sz w:val="24"/>
-          <w:u w:val="single"/>
-        </w:rPr>
-        <w:t xml:space="preserve"> </w:t>
-      </w:r>
-      <w:r>
-        <w:rPr>
-          <w:rFonts w:ascii="Charis SIL Regular" w:hAnsi="Charis SIL Regular" w:eastAsia="Charis SIL Regular"/>
-          <w:b w:val="0"/>
-          <w:i w:val="0"/>
-          <w:color w:val="0000FF"/>
-          <w:sz w:val="24"/>
-          <w:u w:val="single"/>
-        </w:rPr>
-        <w:hyperlink r:id="rId25" w:history="1">
-          <w:r>
-            <w:rPr>
-              <w:rStyle w:val="Hyperlink"/>
-            </w:rPr>
-            <w:t>va</w:t>
-          </w:r>
-        </w:hyperlink>
-      </w:r>
-      <w:r>
-        <w:rPr>
-          <w:rFonts w:ascii="Charis SIL Regular" w:hAnsi="Charis SIL Regular" w:eastAsia="Charis SIL Regular"/>
-          <w:b w:val="0"/>
-          <w:i w:val="0"/>
-          <w:color w:val="0000FF"/>
-          <w:sz w:val="24"/>
-          <w:u w:val="single"/>
-        </w:rPr>
-        <w:hyperlink r:id="rId24" w:history="1">
-          <w:r>
-            <w:rPr>
-              <w:rStyle w:val="Hyperlink"/>
-            </w:rPr>
-            <w:t>n</w:t>
-          </w:r>
-        </w:hyperlink>
-      </w:r>
-      <w:r>
-        <w:rPr>
-          <w:rFonts w:ascii="Charis SIL Regular" w:hAnsi="Charis SIL Regular" w:eastAsia="Charis SIL Regular"/>
-          <w:b w:val="0"/>
-          <w:i w:val="0"/>
-          <w:color w:val="0000FF"/>
-          <w:sz w:val="24"/>
-          <w:u w:val="single"/>
-        </w:rPr>
-        <w:t xml:space="preserve"> </w:t>
-      </w:r>
-      <w:r>
-        <w:rPr>
-          <w:rFonts w:ascii="Charis SIL Regular" w:hAnsi="Charis SIL Regular" w:eastAsia="Charis SIL Regular"/>
-          <w:b w:val="0"/>
-          <w:i w:val="0"/>
-          <w:color w:val="0000FF"/>
-          <w:sz w:val="24"/>
-          <w:u w:val="single"/>
-        </w:rPr>
-        <w:hyperlink r:id="rId25" w:history="1">
-          <w:r>
-            <w:rPr>
-              <w:rStyle w:val="Hyperlink"/>
-            </w:rPr>
-            <w:t>der</w:t>
-          </w:r>
-        </w:hyperlink>
-      </w:r>
-      <w:r>
-        <w:rPr>
-          <w:rFonts w:ascii="Charis SIL Regular" w:hAnsi="Charis SIL Regular" w:eastAsia="Charis SIL Regular"/>
-          <w:b w:val="0"/>
-          <w:i w:val="0"/>
-          <w:color w:val="0000FF"/>
-          <w:sz w:val="24"/>
-          <w:u w:val="single"/>
-        </w:rPr>
-        <w:t xml:space="preserve"> </w:t>
-      </w:r>
-      <w:r>
-        <w:rPr>
-          <w:rFonts w:ascii="Charis SIL Regular" w:hAnsi="Charis SIL Regular" w:eastAsia="Charis SIL Regular"/>
-          <w:b w:val="0"/>
-          <w:i w:val="0"/>
-          <w:color w:val="0000FF"/>
-          <w:sz w:val="24"/>
-          <w:u w:val="single"/>
-        </w:rPr>
-        <w:hyperlink r:id="rId25" w:history="1">
-          <w:r>
-            <w:rPr>
-              <w:rStyle w:val="Hyperlink"/>
-            </w:rPr>
-            <w:t>Oye</w:t>
-          </w:r>
-        </w:hyperlink>
-      </w:r>
-      <w:r>
-        <w:rPr>
-          <w:u w:val="single" w:color="0000ff"/>
-          <w:rFonts w:ascii="Charis SIL Regular" w:hAnsi="Charis SIL Regular" w:eastAsia="Charis SIL Regular"/>
-          <w:b w:val="0"/>
-          <w:i w:val="0"/>
-          <w:color w:val="000000"/>
-          <w:sz w:val="24"/>
-        </w:rPr>
-        <w:hyperlink r:id="rId24" w:history="1">
-          <w:r>
-            <w:rPr>
-              <w:rStyle w:val="Hyperlink"/>
-            </w:rPr>
-            <w:t>.</w:t>
-          </w:r>
-        </w:hyperlink>
-      </w:r>
-      <w:r>
-        <w:rPr>
-          <w:u w:val="single" w:color="0000ff"/>
-          <w:rFonts w:ascii="Charis SIL Regular" w:hAnsi="Charis SIL Regular" w:eastAsia="Charis SIL Regular"/>
-          <w:b w:val="0"/>
-          <w:i w:val="0"/>
-          <w:color w:val="000000"/>
-          <w:sz w:val="24"/>
-        </w:rPr>
-        <w:hyperlink r:id="rId24" w:history="1">
-          <w:r>
-            <w:rPr>
-              <w:rStyle w:val="Hyperlink"/>
-            </w:rPr>
-            <w:t xml:space="preserve"> De</w:t>
-          </w:r>
-        </w:hyperlink>
-      </w:r>
-      <w:r>
-        <w:rPr>
-          <w:u w:val="single" w:color="0000ff"/>
-          <w:rFonts w:ascii="Charis SIL Regular" w:hAnsi="Charis SIL Regular" w:eastAsia="Charis SIL Regular"/>
-          <w:b w:val="0"/>
-          <w:i w:val="0"/>
-          <w:color w:val="000000"/>
-          <w:sz w:val="24"/>
-        </w:rPr>
-        <w:hyperlink r:id="rId24" w:history="1">
-          <w:r>
-            <w:rPr>
-              <w:rStyle w:val="Hyperlink"/>
-            </w:rPr>
-            <w:t>z</w:t>
-          </w:r>
-        </w:hyperlink>
-      </w:r>
-      <w:r>
-        <w:rPr>
-          <w:u w:val="single" w:color="0000ff"/>
-          <w:rFonts w:ascii="Charis SIL Regular" w:hAnsi="Charis SIL Regular" w:eastAsia="Charis SIL Regular"/>
-          <w:b w:val="0"/>
-          <w:i w:val="0"/>
-          <w:color w:val="000000"/>
-          <w:sz w:val="24"/>
-        </w:rPr>
-        <w:hyperlink r:id="rId24" w:history="1">
-          <w:r>
-            <w:rPr>
-              <w:rStyle w:val="Hyperlink"/>
-            </w:rPr>
-            <w:t xml:space="preserve">e werden </w:t>
-          </w:r>
-        </w:hyperlink>
-      </w:r>
-      <w:r>
-        <w:rPr>
-          <w:rFonts w:ascii="Charis SIL Regular" w:hAnsi="Charis SIL Regular" w:eastAsia="Charis SIL Regular"/>
-          <w:b w:val="0"/>
-          <w:i w:val="0"/>
-          <w:color w:val="000000"/>
-          <w:sz w:val="24"/>
-        </w:rPr>
-        <w:t xml:space="preserve">in </w:t>
-      </w:r>
-      <w:r>
-        <w:rPr>
-          <w:rFonts w:ascii="Charis SIL Regular" w:hAnsi="Charis SIL Regular" w:eastAsia="Charis SIL Regular"/>
-          <w:b w:val="0"/>
-          <w:i w:val="0"/>
-          <w:color w:val="000000"/>
-          <w:sz w:val="24"/>
-        </w:rPr>
-        <w:t>respectievelijk 1883 en 1895</w:t>
-      </w:r>
-      <w:r>
-        <w:rPr>
-          <w:u w:val="single" w:color="0000ff"/>
-          <w:rFonts w:ascii="Charis SIL Regular" w:hAnsi="Charis SIL Regular" w:eastAsia="Charis SIL Regular"/>
-          <w:b w:val="0"/>
-          <w:i w:val="0"/>
-          <w:color w:val="000000"/>
-          <w:sz w:val="24"/>
-        </w:rPr>
-        <w:t xml:space="preserve"> geschon</w:t>
+            <w:t>geschon</w:t>
+          </w:r>
+        </w:hyperlink>
       </w:r>
       <w:r>
         <w:rPr>
@@ -3427,7 +3294,32 @@
           <w:color w:val="000000"/>
           <w:sz w:val="24"/>
         </w:rPr>
-        <w:t>kwakwaba</w:t>
+        <w:hyperlink r:id="rId27" w:history="1">
+          <w:r>
+            <w:rPr>
+              <w:rStyle w:val="Hyperlink"/>
+            </w:rPr>
+            <w:t>k</w:t>
+          </w:r>
+        </w:hyperlink>
+      </w:r>
+      <w:r>
+        <w:rPr>
+          <w:u w:val="single" w:color="0000ff"/>
+          <w:rFonts w:ascii="Charis SIL Italic" w:hAnsi="Charis SIL Italic" w:eastAsia="Charis SIL Italic"/>
+          <w:b w:val="0"/>
+          <w:i/>
+          <w:color w:val="000000"/>
+          <w:sz w:val="24"/>
+        </w:rPr>
+        <w:hyperlink r:id="rId27" w:history="1">
+          <w:r>
+            <w:rPr>
+              <w:rStyle w:val="Hyperlink"/>
+            </w:rPr>
+            <w:t>wakwaba</w:t>
+          </w:r>
+        </w:hyperlink>
       </w:r>
       <w:r>
         <w:rPr>
@@ -4333,25 +4225,18 @@
           <w:color w:val="000000"/>
           <w:sz w:val="24"/>
         </w:rPr>
-        <w:hyperlink r:id="rId36" w:history="1">
-          <w:r>
-            <w:rPr>
-              <w:rStyle w:val="Hyperlink"/>
-            </w:rPr>
-            <w:t xml:space="preserve">g </w:t>
-          </w:r>
-        </w:hyperlink>
-      </w:r>
-      <w:r>
-        <w:rPr>
-          <w:rFonts w:ascii="Charis SIL Regular" w:hAnsi="Charis SIL Regular" w:eastAsia="Charis SIL Regular"/>
-          <w:b w:val="0"/>
-          <w:i w:val="0"/>
-          <w:color w:val="0000FF"/>
-          <w:sz w:val="24"/>
-          <w:u w:val="single"/>
-        </w:rPr>
-        <w:hyperlink r:id="rId36" w:history="1">
+        <w:t xml:space="preserve">g </w:t>
+      </w:r>
+      <w:r>
+        <w:rPr>
+          <w:rFonts w:ascii="Charis SIL Regular" w:hAnsi="Charis SIL Regular" w:eastAsia="Charis SIL Regular"/>
+          <w:b w:val="0"/>
+          <w:i w:val="0"/>
+          <w:color w:val="0000FF"/>
+          <w:sz w:val="24"/>
+          <w:u w:val="single"/>
+        </w:rPr>
+        <w:hyperlink r:id="rId37" w:history="1">
           <w:r>
             <w:rPr>
               <w:rStyle w:val="Hyperlink"/>
@@ -4369,7 +4254,7 @@
           <w:sz w:val="24"/>
           <w:u w:val="single"/>
         </w:rPr>
-        <w:hyperlink r:id="rId36" w:history="1">
+        <w:hyperlink r:id="rId37" w:history="1">
           <w:r>
             <w:rPr>
               <w:rStyle w:val="Hyperlink"/>
@@ -5436,9 +5321,15 @@
           <w:i w:val="0"/>
           <w:color w:val="0000FF"/>
           <w:sz w:val="24"/>
-          <w:u w:val="single"/>
-        </w:rPr>
-        <w:t>o</w:t>
+        </w:rPr>
+        <w:hyperlink r:id="rId43" w:history="1">
+          <w:r>
+            <w:rPr>
+              <w:rStyle w:val="Hyperlink"/>
+            </w:rPr>
+            <w:t>o</w:t>
+          </w:r>
+        </w:hyperlink>
       </w:r>
       <w:r>
         <w:rPr>
@@ -5791,7 +5682,6 @@
           <w:i w:val="0"/>
           <w:color w:val="0000FF"/>
           <w:sz w:val="24"/>
-          <w:u w:val="single"/>
         </w:rPr>
         <w:hyperlink r:id="rId47" w:history="1">
           <w:r>
@@ -6434,6 +6324,7 @@
           <w:i w:val="0"/>
           <w:color w:val="0000FF"/>
           <w:sz w:val="24"/>
+          <w:u w:val="single"/>
         </w:rPr>
         <w:hyperlink r:id="rId55" w:history="1">
           <w:r>
@@ -6603,6 +6494,7 @@
       </w:r>
       <w:r>
         <w:rPr>
+          <w:u w:val="single" w:color="0000ff"/>
           <w:rFonts w:ascii="Charis SIL Regular" w:hAnsi="Charis SIL Regular" w:eastAsia="Charis SIL Regular"/>
           <w:b w:val="0"/>
           <w:i w:val="0"/>
@@ -6736,6 +6628,7 @@
       </w:r>
       <w:r>
         <w:rPr>
+          <w:u w:val="single" w:color="0000ff"/>
           <w:rFonts w:ascii="Charis SIL Regular" w:hAnsi="Charis SIL Regular" w:eastAsia="Charis SIL Regular"/>
           <w:b w:val="0"/>
           <w:i w:val="0"/>
@@ -7352,7 +7245,7 @@
           <w:sz w:val="24"/>
           <w:u w:val="single"/>
         </w:rPr>
-        <w:hyperlink r:id="rId59" w:history="1">
+        <w:hyperlink r:id="rId60" w:history="1">
           <w:r>
             <w:rPr>
               <w:rStyle w:val="Hyperlink"/>
@@ -7381,7 +7274,7 @@
           <w:sz w:val="24"/>
           <w:u w:val="single"/>
         </w:rPr>
-        <w:hyperlink r:id="rId59" w:history="1">
+        <w:hyperlink r:id="rId60" w:history="1">
           <w:r>
             <w:rPr>
               <w:rStyle w:val="Hyperlink"/>
@@ -7399,7 +7292,7 @@
           <w:sz w:val="24"/>
           <w:u w:val="single"/>
         </w:rPr>
-        <w:hyperlink r:id="rId59" w:history="1">
+        <w:hyperlink r:id="rId60" w:history="1">
           <w:r>
             <w:rPr>
               <w:rStyle w:val="Hyperlink"/>
@@ -7417,7 +7310,7 @@
           <w:sz w:val="24"/>
           <w:u w:val="single"/>
         </w:rPr>
-        <w:hyperlink r:id="rId59" w:history="1">
+        <w:hyperlink r:id="rId60" w:history="1">
           <w:r>
             <w:rPr>
               <w:rStyle w:val="Hyperlink"/>
@@ -7446,7 +7339,7 @@
           <w:sz w:val="24"/>
           <w:u w:val="single"/>
         </w:rPr>
-        <w:hyperlink r:id="rId59" w:history="1">
+        <w:hyperlink r:id="rId60" w:history="1">
           <w:r>
             <w:rPr>
               <w:rStyle w:val="Hyperlink"/>
@@ -7848,8 +7741,16 @@
           <w:i w:val="0"/>
           <w:color w:val="0000FF"/>
           <w:sz w:val="24"/>
-        </w:rPr>
-        <w:t>Ame</w:t>
+          <w:u w:val="single"/>
+        </w:rPr>
+        <w:hyperlink r:id="rId62" w:history="1">
+          <w:r>
+            <w:rPr>
+              <w:rStyle w:val="Hyperlink"/>
+            </w:rPr>
+            <w:t>Ame</w:t>
+          </w:r>
+        </w:hyperlink>
       </w:r>
       <w:r>
         <w:rPr>
@@ -8037,12 +7938,24 @@
             <w:rPr>
               <w:rStyle w:val="Hyperlink"/>
             </w:rPr>
-            <w:t>ichard f</w:t>
-          </w:r>
-        </w:hyperlink>
-      </w:r>
-      <w:r>
-        <w:rPr>
+            <w:t>ichard fi</w:t>
+          </w:r>
+        </w:hyperlink>
+      </w:r>
+      <w:r>
+        <w:rPr>
+          <w:u w:val="single" w:color="0000ff"/>
+          <w:rFonts w:ascii="Charis SIL Regular" w:hAnsi="Charis SIL Regular" w:eastAsia="Charis SIL Regular"/>
+          <w:b w:val="0"/>
+          <w:i w:val="0"/>
+          <w:color w:val="000000"/>
+          <w:sz w:val="24"/>
+        </w:rPr>
+        <w:t>n</w:t>
+      </w:r>
+      <w:r>
+        <w:rPr>
+          <w:u w:val="single" w:color="0000ff"/>
           <w:rFonts w:ascii="Charis SIL Regular" w:hAnsi="Charis SIL Regular" w:eastAsia="Charis SIL Regular"/>
           <w:b w:val="0"/>
           <w:i w:val="0"/>
@@ -8054,7 +7967,7 @@
             <w:rPr>
               <w:rStyle w:val="Hyperlink"/>
             </w:rPr>
-            <w:t>i</w:t>
+            <w:t>ancierde</w:t>
           </w:r>
         </w:hyperlink>
       </w:r>
@@ -8067,7 +7980,14 @@
           <w:color w:val="000000"/>
           <w:sz w:val="24"/>
         </w:rPr>
-        <w:t>n</w:t>
+        <w:hyperlink r:id="rId62" w:history="1">
+          <w:r>
+            <w:rPr>
+              <w:rStyle w:val="Hyperlink"/>
+            </w:rPr>
+            <w:t>n</w:t>
+          </w:r>
+        </w:hyperlink>
       </w:r>
       <w:r>
         <w:rPr>
@@ -8083,7 +8003,7 @@
             <w:rPr>
               <w:rStyle w:val="Hyperlink"/>
             </w:rPr>
-            <w:t>ancierde</w:t>
+            <w:t xml:space="preserve"> i</w:t>
           </w:r>
         </w:hyperlink>
       </w:r>
@@ -8119,7 +8039,7 @@
             <w:rPr>
               <w:rStyle w:val="Hyperlink"/>
             </w:rPr>
-            <w:t xml:space="preserve"> i</w:t>
+            <w:t xml:space="preserve"> 1931 </w:t>
           </w:r>
         </w:hyperlink>
       </w:r>
@@ -8137,7 +8057,7 @@
             <w:rPr>
               <w:rStyle w:val="Hyperlink"/>
             </w:rPr>
-            <w:t>n</w:t>
+            <w:t>e</w:t>
           </w:r>
         </w:hyperlink>
       </w:r>
@@ -8155,55 +8075,19 @@
             <w:rPr>
               <w:rStyle w:val="Hyperlink"/>
             </w:rPr>
-            <w:t xml:space="preserve"> 1931 </w:t>
-          </w:r>
-        </w:hyperlink>
-      </w:r>
-      <w:r>
-        <w:rPr>
-          <w:u w:val="single" w:color="0000ff"/>
-          <w:rFonts w:ascii="Charis SIL Regular" w:hAnsi="Charis SIL Regular" w:eastAsia="Charis SIL Regular"/>
-          <w:b w:val="0"/>
-          <w:i w:val="0"/>
-          <w:color w:val="000000"/>
-          <w:sz w:val="24"/>
-        </w:rPr>
-        <w:hyperlink r:id="rId62" w:history="1">
-          <w:r>
-            <w:rPr>
-              <w:rStyle w:val="Hyperlink"/>
-            </w:rPr>
-            <w:t>e</w:t>
-          </w:r>
-        </w:hyperlink>
-      </w:r>
-      <w:r>
-        <w:rPr>
-          <w:u w:val="single" w:color="0000ff"/>
-          <w:rFonts w:ascii="Charis SIL Regular" w:hAnsi="Charis SIL Regular" w:eastAsia="Charis SIL Regular"/>
-          <w:b w:val="0"/>
-          <w:i w:val="0"/>
-          <w:color w:val="000000"/>
-          <w:sz w:val="24"/>
-        </w:rPr>
-        <w:hyperlink r:id="rId62" w:history="1">
-          <w:r>
-            <w:rPr>
-              <w:rStyle w:val="Hyperlink"/>
-            </w:rPr>
-            <w:t>en mult</w:t>
-          </w:r>
-        </w:hyperlink>
-      </w:r>
-      <w:r>
-        <w:rPr>
-          <w:rFonts w:ascii="Charis SIL Regular" w:hAnsi="Charis SIL Regular" w:eastAsia="Charis SIL Regular"/>
-          <w:b w:val="0"/>
-          <w:i w:val="0"/>
-          <w:color w:val="000000"/>
-          <w:sz w:val="24"/>
-        </w:rPr>
-        <w:t xml:space="preserve">idisciplinaire onderzoeksmissie naar </w:t>
+            <w:t>en mul</w:t>
+          </w:r>
+        </w:hyperlink>
+      </w:r>
+      <w:r>
+        <w:rPr>
+          <w:rFonts w:ascii="Charis SIL Regular" w:hAnsi="Charis SIL Regular" w:eastAsia="Charis SIL Regular"/>
+          <w:b w:val="0"/>
+          <w:i w:val="0"/>
+          <w:color w:val="000000"/>
+          <w:sz w:val="24"/>
+        </w:rPr>
+        <w:t xml:space="preserve">tidisciplinaire onderzoeksmissie naar </w:t>
       </w:r>
       <w:r>
         <w:rPr>
@@ -10683,7 +10567,7 @@
         <w:autoSpaceDE w:val="0"/>
         <w:widowControl/>
         <w:spacing w:line="288" w:lineRule="exact" w:before="64" w:after="0"/>
-        <w:ind w:left="10" w:right="1296" w:firstLine="0"/>
+        <w:ind w:left="10" w:right="288" w:firstLine="0"/>
         <w:jc w:val="left"/>
       </w:pPr>
       <w:r>
@@ -10697,6 +10581,9 @@
         <w:t xml:space="preserve">Veel foto's, prenten, schilderijen, weinig tot geen etnografische objecten. Wel een </w:t>
       </w:r>
       <w:r>
+        <w:br/>
+      </w:r>
+      <w:r>
         <w:rPr>
           <w:rFonts w:ascii="Charis SIL Regular" w:hAnsi="Charis SIL Regular" w:eastAsia="Charis SIL Regular"/>
           <w:b w:val="0"/>
@@ -10722,7 +10609,235 @@
           <w:color w:val="000000"/>
           <w:sz w:val="24"/>
         </w:rPr>
-        <w:t xml:space="preserve"> met voorstellingen van de de Gonini-expeditie van 1903.</w:t>
+        <w:t xml:space="preserve"> met voorstellingen van de de Gonini-expeditie van 1903. Ook </w:t>
+      </w:r>
+      <w:r>
+        <w:rPr>
+          <w:rFonts w:ascii="Charis SIL Regular" w:hAnsi="Charis SIL Regular" w:eastAsia="Charis SIL Regular"/>
+          <w:b w:val="0"/>
+          <w:i w:val="0"/>
+          <w:color w:val="0000FF"/>
+          <w:sz w:val="24"/>
+          <w:u w:val="single"/>
+        </w:rPr>
+        <w:hyperlink r:id="rId83" w:history="1">
+          <w:r>
+            <w:rPr>
+              <w:rStyle w:val="Hyperlink"/>
+            </w:rPr>
+            <w:t>slagstempel</w:t>
+          </w:r>
+        </w:hyperlink>
+      </w:r>
+      <w:r>
+        <w:rPr>
+          <w:rFonts w:ascii="Charis SIL Regular" w:hAnsi="Charis SIL Regular" w:eastAsia="Charis SIL Regular"/>
+          <w:b w:val="0"/>
+          <w:i w:val="0"/>
+          <w:color w:val="000000"/>
+          <w:sz w:val="24"/>
+        </w:rPr>
+        <w:t xml:space="preserve"> uit </w:t>
+      </w:r>
+      <w:r>
+        <w:rPr>
+          <w:u w:val="single" w:color="0000ff"/>
+          <w:rFonts w:ascii="Charis SIL Regular" w:hAnsi="Charis SIL Regular" w:eastAsia="Charis SIL Regular"/>
+          <w:b w:val="0"/>
+          <w:i w:val="0"/>
+          <w:color w:val="000000"/>
+          <w:sz w:val="24"/>
+        </w:rPr>
+        <w:hyperlink r:id="rId82" w:history="1">
+          <w:r>
+            <w:rPr>
+              <w:rStyle w:val="Hyperlink"/>
+            </w:rPr>
+            <w:t>achttiende e</w:t>
+          </w:r>
+        </w:hyperlink>
+      </w:r>
+      <w:r>
+        <w:rPr>
+          <w:rFonts w:ascii="Charis SIL Regular" w:hAnsi="Charis SIL Regular" w:eastAsia="Charis SIL Regular"/>
+          <w:b w:val="0"/>
+          <w:i w:val="0"/>
+          <w:color w:val="000000"/>
+          <w:sz w:val="24"/>
+        </w:rPr>
+        <w:t xml:space="preserve">euw, </w:t>
+      </w:r>
+      <w:r>
+        <w:rPr>
+          <w:rFonts w:ascii="Charis SIL Regular" w:hAnsi="Charis SIL Regular" w:eastAsia="Charis SIL Regular"/>
+          <w:b w:val="0"/>
+          <w:i w:val="0"/>
+          <w:color w:val="0000FF"/>
+          <w:sz w:val="24"/>
+          <w:u w:val="single"/>
+        </w:rPr>
+        <w:hyperlink r:id="rId84" w:history="1">
+          <w:r>
+            <w:rPr>
+              <w:rStyle w:val="Hyperlink"/>
+            </w:rPr>
+            <w:t>erepenning</w:t>
+          </w:r>
+        </w:hyperlink>
+      </w:r>
+      <w:r>
+        <w:rPr>
+          <w:rFonts w:ascii="Charis SIL Regular" w:hAnsi="Charis SIL Regular" w:eastAsia="Charis SIL Regular"/>
+          <w:b w:val="0"/>
+          <w:i w:val="0"/>
+          <w:color w:val="0000FF"/>
+          <w:sz w:val="24"/>
+          <w:u w:val="single"/>
+        </w:rPr>
+        <w:t xml:space="preserve"> </w:t>
+      </w:r>
+      <w:r>
+        <w:rPr>
+          <w:rFonts w:ascii="Charis SIL Regular" w:hAnsi="Charis SIL Regular" w:eastAsia="Charis SIL Regular"/>
+          <w:b w:val="0"/>
+          <w:i w:val="0"/>
+          <w:color w:val="0000FF"/>
+          <w:sz w:val="24"/>
+          <w:u w:val="single"/>
+        </w:rPr>
+        <w:hyperlink r:id="rId84" w:history="1">
+          <w:r>
+            <w:rPr>
+              <w:rStyle w:val="Hyperlink"/>
+            </w:rPr>
+            <w:t>voor</w:t>
+          </w:r>
+        </w:hyperlink>
+      </w:r>
+      <w:r>
+        <w:rPr>
+          <w:rFonts w:ascii="Charis SIL Regular" w:hAnsi="Charis SIL Regular" w:eastAsia="Charis SIL Regular"/>
+          <w:b w:val="0"/>
+          <w:i w:val="0"/>
+          <w:color w:val="0000FF"/>
+          <w:sz w:val="24"/>
+          <w:u w:val="single"/>
+        </w:rPr>
+        <w:t xml:space="preserve"> </w:t>
+      </w:r>
+      <w:r>
+        <w:rPr>
+          <w:rFonts w:ascii="Charis SIL Regular" w:hAnsi="Charis SIL Regular" w:eastAsia="Charis SIL Regular"/>
+          <w:b w:val="0"/>
+          <w:i w:val="0"/>
+          <w:color w:val="0000FF"/>
+          <w:sz w:val="24"/>
+          <w:u w:val="single"/>
+        </w:rPr>
+        <w:hyperlink r:id="rId84" w:history="1">
+          <w:r>
+            <w:rPr>
+              <w:rStyle w:val="Hyperlink"/>
+            </w:rPr>
+            <w:t>George</w:t>
+          </w:r>
+        </w:hyperlink>
+      </w:r>
+      <w:r>
+        <w:rPr>
+          <w:rFonts w:ascii="Charis SIL Regular" w:hAnsi="Charis SIL Regular" w:eastAsia="Charis SIL Regular"/>
+          <w:b w:val="0"/>
+          <w:i w:val="0"/>
+          <w:color w:val="000000"/>
+          <w:sz w:val="24"/>
+        </w:rPr>
+        <w:t xml:space="preserve">, </w:t>
+      </w:r>
+      <w:r>
+        <w:rPr>
+          <w:rFonts w:ascii="Charis SIL Regular" w:hAnsi="Charis SIL Regular" w:eastAsia="Charis SIL Regular"/>
+          <w:b w:val="0"/>
+          <w:i w:val="0"/>
+          <w:color w:val="0000FF"/>
+          <w:sz w:val="24"/>
+          <w:u w:val="single"/>
+        </w:rPr>
+        <w:hyperlink r:id="rId85" w:history="1">
+          <w:r>
+            <w:rPr>
+              <w:rStyle w:val="Hyperlink"/>
+            </w:rPr>
+            <w:t>kistje</w:t>
+          </w:r>
+        </w:hyperlink>
+      </w:r>
+      <w:r>
+        <w:rPr>
+          <w:rFonts w:ascii="Charis SIL Regular" w:hAnsi="Charis SIL Regular" w:eastAsia="Charis SIL Regular"/>
+          <w:b w:val="0"/>
+          <w:i w:val="0"/>
+          <w:color w:val="0000FF"/>
+          <w:sz w:val="24"/>
+          <w:u w:val="single"/>
+        </w:rPr>
+        <w:t xml:space="preserve"> </w:t>
+      </w:r>
+      <w:r>
+        <w:rPr>
+          <w:rFonts w:ascii="Charis SIL Regular" w:hAnsi="Charis SIL Regular" w:eastAsia="Charis SIL Regular"/>
+          <w:b w:val="0"/>
+          <w:i w:val="0"/>
+          <w:color w:val="0000FF"/>
+          <w:sz w:val="24"/>
+          <w:u w:val="single"/>
+        </w:rPr>
+        <w:hyperlink r:id="rId85" w:history="1">
+          <w:r>
+            <w:rPr>
+              <w:rStyle w:val="Hyperlink"/>
+            </w:rPr>
+            <w:t>met</w:t>
+          </w:r>
+        </w:hyperlink>
+      </w:r>
+      <w:r>
+        <w:rPr>
+          <w:rFonts w:ascii="Charis SIL Regular" w:hAnsi="Charis SIL Regular" w:eastAsia="Charis SIL Regular"/>
+          <w:b w:val="0"/>
+          <w:i w:val="0"/>
+          <w:color w:val="0000FF"/>
+          <w:sz w:val="24"/>
+          <w:u w:val="single"/>
+        </w:rPr>
+        <w:t xml:space="preserve"> </w:t>
+      </w:r>
+      <w:r>
+        <w:rPr>
+          <w:rFonts w:ascii="Charis SIL Regular" w:hAnsi="Charis SIL Regular" w:eastAsia="Charis SIL Regular"/>
+          <w:b w:val="0"/>
+          <w:i w:val="0"/>
+          <w:color w:val="0000FF"/>
+          <w:sz w:val="24"/>
+          <w:u w:val="single"/>
+        </w:rPr>
+        <w:hyperlink r:id="rId85" w:history="1">
+          <w:r>
+            <w:rPr>
+              <w:rStyle w:val="Hyperlink"/>
+            </w:rPr>
+            <w:t>houtmonsters</w:t>
+          </w:r>
+        </w:hyperlink>
+      </w:r>
+      <w:r>
+        <w:rPr>
+          <w:rFonts w:ascii="Charis SIL Regular" w:hAnsi="Charis SIL Regular" w:eastAsia="Charis SIL Regular"/>
+          <w:b w:val="0"/>
+          <w:i w:val="0"/>
+          <w:color w:val="000000"/>
+          <w:sz w:val="24"/>
+        </w:rPr>
+        <w:t>.</w:t>
       </w:r>
     </w:p>
     <w:p>
@@ -10763,7 +10878,7 @@
           <w:sz w:val="24"/>
           <w:u w:val="single"/>
         </w:rPr>
-        <w:hyperlink r:id="rId83" w:history="1">
+        <w:hyperlink r:id="rId86" w:history="1">
           <w:r>
             <w:rPr>
               <w:rStyle w:val="Hyperlink"/>
@@ -10792,7 +10907,7 @@
           <w:sz w:val="24"/>
           <w:u w:val="single"/>
         </w:rPr>
-        <w:hyperlink r:id="rId83" w:history="1">
+        <w:hyperlink r:id="rId86" w:history="1">
           <w:r>
             <w:rPr>
               <w:rStyle w:val="Hyperlink"/>
@@ -10821,7 +10936,7 @@
           <w:sz w:val="24"/>
           <w:u w:val="single"/>
         </w:rPr>
-        <w:hyperlink r:id="rId83" w:history="1">
+        <w:hyperlink r:id="rId86" w:history="1">
           <w:r>
             <w:rPr>
               <w:rStyle w:val="Hyperlink"/>
@@ -10850,7 +10965,7 @@
           <w:sz w:val="24"/>
           <w:u w:val="single"/>
         </w:rPr>
-        <w:hyperlink r:id="rId83" w:history="1">
+        <w:hyperlink r:id="rId86" w:history="1">
           <w:r>
             <w:rPr>
               <w:rStyle w:val="Hyperlink"/>
@@ -10879,7 +10994,7 @@
           <w:sz w:val="24"/>
           <w:u w:val="single"/>
         </w:rPr>
-        <w:hyperlink r:id="rId83" w:history="1">
+        <w:hyperlink r:id="rId86" w:history="1">
           <w:r>
             <w:rPr>
               <w:rStyle w:val="Hyperlink"/>
@@ -10908,7 +11023,7 @@
           <w:sz w:val="24"/>
           <w:u w:val="single"/>
         </w:rPr>
-        <w:hyperlink r:id="rId83" w:history="1">
+        <w:hyperlink r:id="rId86" w:history="1">
           <w:r>
             <w:rPr>
               <w:rStyle w:val="Hyperlink"/>
@@ -10956,7 +11071,7 @@
           <w:sz w:val="24"/>
           <w:u w:val="single"/>
         </w:rPr>
-        <w:hyperlink r:id="rId84" w:history="1">
+        <w:hyperlink r:id="rId87" w:history="1">
           <w:r>
             <w:rPr>
               <w:rStyle w:val="Hyperlink"/>
@@ -10985,7 +11100,7 @@
           <w:sz w:val="24"/>
           <w:u w:val="single"/>
         </w:rPr>
-        <w:hyperlink r:id="rId84" w:history="1">
+        <w:hyperlink r:id="rId87" w:history="1">
           <w:r>
             <w:rPr>
               <w:rStyle w:val="Hyperlink"/>
@@ -11014,7 +11129,7 @@
           <w:sz w:val="24"/>
           <w:u w:val="single"/>
         </w:rPr>
-        <w:hyperlink r:id="rId84" w:history="1">
+        <w:hyperlink r:id="rId87" w:history="1">
           <w:r>
             <w:rPr>
               <w:rStyle w:val="Hyperlink"/>
@@ -11043,7 +11158,7 @@
           <w:sz w:val="24"/>
           <w:u w:val="single"/>
         </w:rPr>
-        <w:hyperlink r:id="rId84" w:history="1">
+        <w:hyperlink r:id="rId87" w:history="1">
           <w:r>
             <w:rPr>
               <w:rStyle w:val="Hyperlink"/>
@@ -11072,7 +11187,7 @@
           <w:sz w:val="24"/>
           <w:u w:val="single"/>
         </w:rPr>
-        <w:hyperlink r:id="rId84" w:history="1">
+        <w:hyperlink r:id="rId87" w:history="1">
           <w:r>
             <w:rPr>
               <w:rStyle w:val="Hyperlink"/>
@@ -11101,7 +11216,7 @@
           <w:sz w:val="24"/>
           <w:u w:val="single"/>
         </w:rPr>
-        <w:hyperlink r:id="rId84" w:history="1">
+        <w:hyperlink r:id="rId87" w:history="1">
           <w:r>
             <w:rPr>
               <w:rStyle w:val="Hyperlink"/>
@@ -11189,7 +11304,7 @@
           <w:sz w:val="24"/>
           <w:u w:val="single"/>
         </w:rPr>
-        <w:hyperlink r:id="rId85" w:history="1">
+        <w:hyperlink r:id="rId88" w:history="1">
           <w:r>
             <w:rPr>
               <w:rStyle w:val="Hyperlink"/>
@@ -11218,7 +11333,7 @@
           <w:sz w:val="24"/>
           <w:u w:val="single"/>
         </w:rPr>
-        <w:hyperlink r:id="rId85" w:history="1">
+        <w:hyperlink r:id="rId88" w:history="1">
           <w:r>
             <w:rPr>
               <w:rStyle w:val="Hyperlink"/>
@@ -11247,7 +11362,7 @@
           <w:sz w:val="24"/>
           <w:u w:val="single"/>
         </w:rPr>
-        <w:hyperlink r:id="rId85" w:history="1">
+        <w:hyperlink r:id="rId88" w:history="1">
           <w:r>
             <w:rPr>
               <w:rStyle w:val="Hyperlink"/>
@@ -11276,7 +11391,7 @@
           <w:sz w:val="24"/>
           <w:u w:val="single"/>
         </w:rPr>
-        <w:hyperlink r:id="rId85" w:history="1">
+        <w:hyperlink r:id="rId88" w:history="1">
           <w:r>
             <w:rPr>
               <w:rStyle w:val="Hyperlink"/>
@@ -11494,7 +11609,7 @@
           <w:sz w:val="24"/>
           <w:u w:val="single"/>
         </w:rPr>
-        <w:hyperlink r:id="rId86" w:history="1">
+        <w:hyperlink r:id="rId89" w:history="1">
           <w:r>
             <w:rPr>
               <w:rStyle w:val="Hyperlink"/>
@@ -11523,7 +11638,7 @@
           <w:sz w:val="24"/>
           <w:u w:val="single"/>
         </w:rPr>
-        <w:hyperlink r:id="rId86" w:history="1">
+        <w:hyperlink r:id="rId89" w:history="1">
           <w:r>
             <w:rPr>
               <w:rStyle w:val="Hyperlink"/>
@@ -11552,7 +11667,7 @@
           <w:sz w:val="24"/>
           <w:u w:val="single"/>
         </w:rPr>
-        <w:hyperlink r:id="rId86" w:history="1">
+        <w:hyperlink r:id="rId89" w:history="1">
           <w:r>
             <w:rPr>
               <w:rStyle w:val="Hyperlink"/>
@@ -11581,7 +11696,7 @@
           <w:sz w:val="24"/>
           <w:u w:val="single"/>
         </w:rPr>
-        <w:hyperlink r:id="rId86" w:history="1">
+        <w:hyperlink r:id="rId89" w:history="1">
           <w:r>
             <w:rPr>
               <w:rStyle w:val="Hyperlink"/>
@@ -11610,7 +11725,7 @@
           <w:sz w:val="24"/>
           <w:u w:val="single"/>
         </w:rPr>
-        <w:hyperlink r:id="rId86" w:history="1">
+        <w:hyperlink r:id="rId89" w:history="1">
           <w:r>
             <w:rPr>
               <w:rStyle w:val="Hyperlink"/>
@@ -11657,7 +11772,7 @@
           <w:color w:val="000000"/>
           <w:sz w:val="24"/>
         </w:rPr>
-        <w:hyperlink r:id="rId86" w:history="1">
+        <w:hyperlink r:id="rId89" w:history="1">
           <w:r>
             <w:rPr>
               <w:rStyle w:val="Hyperlink"/>
@@ -11684,7 +11799,7 @@
           <w:color w:val="000000"/>
           <w:sz w:val="24"/>
         </w:rPr>
-        <w:hyperlink r:id="rId86" w:history="1">
+        <w:hyperlink r:id="rId89" w:history="1">
           <w:r>
             <w:rPr>
               <w:rStyle w:val="Hyperlink"/>
@@ -11701,7 +11816,7 @@
           <w:color w:val="000000"/>
           <w:sz w:val="24"/>
         </w:rPr>
-        <w:hyperlink r:id="rId86" w:history="1">
+        <w:hyperlink r:id="rId89" w:history="1">
           <w:r>
             <w:rPr>
               <w:rStyle w:val="Hyperlink"/>
@@ -11718,7 +11833,7 @@
           <w:color w:val="000000"/>
           <w:sz w:val="24"/>
         </w:rPr>
-        <w:hyperlink r:id="rId86" w:history="1">
+        <w:hyperlink r:id="rId89" w:history="1">
           <w:r>
             <w:rPr>
               <w:rStyle w:val="Hyperlink"/>
@@ -11735,7 +11850,7 @@
           <w:color w:val="000000"/>
           <w:sz w:val="24"/>
         </w:rPr>
-        <w:hyperlink r:id="rId86" w:history="1">
+        <w:hyperlink r:id="rId89" w:history="1">
           <w:r>
             <w:rPr>
               <w:rStyle w:val="Hyperlink"/>
@@ -11752,7 +11867,7 @@
           <w:color w:val="000000"/>
           <w:sz w:val="24"/>
         </w:rPr>
-        <w:hyperlink r:id="rId86" w:history="1">
+        <w:hyperlink r:id="rId89" w:history="1">
           <w:r>
             <w:rPr>
               <w:rStyle w:val="Hyperlink"/>
@@ -11769,7 +11884,7 @@
           <w:color w:val="000000"/>
           <w:sz w:val="24"/>
         </w:rPr>
-        <w:hyperlink r:id="rId86" w:history="1">
+        <w:hyperlink r:id="rId89" w:history="1">
           <w:r>
             <w:rPr>
               <w:rStyle w:val="Hyperlink"/>
@@ -11786,7 +11901,7 @@
           <w:color w:val="000000"/>
           <w:sz w:val="24"/>
         </w:rPr>
-        <w:hyperlink r:id="rId86" w:history="1">
+        <w:hyperlink r:id="rId89" w:history="1">
           <w:r>
             <w:rPr>
               <w:rStyle w:val="Hyperlink"/>
@@ -11948,29 +12063,9 @@
     </w:p>
     <w:p>
       <w:pPr>
-        <w:autoSpaceDN w:val="0"/>
-        <w:autoSpaceDE w:val="0"/>
-        <w:widowControl/>
-        <w:spacing w:line="352" w:lineRule="exact" w:before="176" w:after="0"/>
-        <w:ind w:left="10" w:right="0" w:firstLine="0"/>
-        <w:jc w:val="left"/>
-      </w:pPr>
-      <w:r>
-        <w:rPr>
-          <w:rFonts w:ascii="Charis SIL Regular" w:hAnsi="Charis SIL Regular" w:eastAsia="Charis SIL Regular"/>
-          <w:b w:val="0"/>
-          <w:i w:val="0"/>
-          <w:color w:val="000000"/>
-          <w:sz w:val="24"/>
-        </w:rPr>
-        <w:t>Nader over Monteux-Richard: Het tweede team onder leiding van Jean-Paul Goreaud</w:t>
-      </w:r>
-    </w:p>
-    <w:p>
-      <w:pPr>
         <w:sectPr>
           <w:pgSz w:w="11900" w:h="16840"/>
-          <w:pgMar w:top="324" w:right="978" w:bottom="364" w:left="950" w:header="720" w:footer="720" w:gutter="0"/>
+          <w:pgMar w:top="324" w:right="978" w:bottom="484" w:left="950" w:header="720" w:footer="720" w:gutter="0"/>
           <w:cols/>
           <w:docGrid w:linePitch="360"/>
         </w:sectPr>
@@ -12002,6 +12097,16 @@
           <w:color w:val="000000"/>
           <w:sz w:val="24"/>
         </w:rPr>
+        <w:t xml:space="preserve">Nader over Monteux-Richard: Het tweede team onder leiding van Jean-Paul Goreaud </w:t>
+      </w:r>
+      <w:r>
+        <w:rPr>
+          <w:rFonts w:ascii="Charis SIL Regular" w:hAnsi="Charis SIL Regular" w:eastAsia="Charis SIL Regular"/>
+          <w:b w:val="0"/>
+          <w:i w:val="0"/>
+          <w:color w:val="000000"/>
+          <w:sz w:val="24"/>
+        </w:rPr>
         <w:t xml:space="preserve">verkende de boven-Marowijne. Gaston Vincke was de eerste leider van de expeditie en </w:t>
       </w:r>
       <w:r>
@@ -12046,7 +12151,7 @@
           <w:sz w:val="24"/>
           <w:u w:val="single"/>
         </w:rPr>
-        <w:hyperlink r:id="rId87" w:history="1">
+        <w:hyperlink r:id="rId90" w:history="1">
           <w:r>
             <w:rPr>
               <w:rStyle w:val="Hyperlink"/>
@@ -12075,7 +12180,7 @@
           <w:sz w:val="24"/>
           <w:u w:val="single"/>
         </w:rPr>
-        <w:hyperlink r:id="rId87" w:history="1">
+        <w:hyperlink r:id="rId90" w:history="1">
           <w:r>
             <w:rPr>
               <w:rStyle w:val="Hyperlink"/>
@@ -12104,7 +12209,7 @@
           <w:sz w:val="24"/>
           <w:u w:val="single"/>
         </w:rPr>
-        <w:hyperlink r:id="rId87" w:history="1">
+        <w:hyperlink r:id="rId90" w:history="1">
           <w:r>
             <w:rPr>
               <w:rStyle w:val="Hyperlink"/>
@@ -12133,7 +12238,7 @@
           <w:sz w:val="24"/>
           <w:u w:val="single"/>
         </w:rPr>
-        <w:hyperlink r:id="rId87" w:history="1">
+        <w:hyperlink r:id="rId90" w:history="1">
           <w:r>
             <w:rPr>
               <w:rStyle w:val="Hyperlink"/>
@@ -12162,7 +12267,7 @@
           <w:sz w:val="24"/>
           <w:u w:val="single"/>
         </w:rPr>
-        <w:hyperlink r:id="rId87" w:history="1">
+        <w:hyperlink r:id="rId90" w:history="1">
           <w:r>
             <w:rPr>
               <w:rStyle w:val="Hyperlink"/>
@@ -12191,7 +12296,7 @@
           <w:sz w:val="24"/>
           <w:u w:val="single"/>
         </w:rPr>
-        <w:hyperlink r:id="rId87" w:history="1">
+        <w:hyperlink r:id="rId90" w:history="1">
           <w:r>
             <w:rPr>
               <w:rStyle w:val="Hyperlink"/>
@@ -12220,7 +12325,7 @@
           <w:sz w:val="24"/>
           <w:u w:val="single"/>
         </w:rPr>
-        <w:hyperlink r:id="rId87" w:history="1">
+        <w:hyperlink r:id="rId90" w:history="1">
           <w:r>
             <w:rPr>
               <w:rStyle w:val="Hyperlink"/>
@@ -12277,7 +12382,7 @@
           <w:sz w:val="24"/>
           <w:u w:val="single"/>
         </w:rPr>
-        <w:hyperlink r:id="rId88" w:history="1">
+        <w:hyperlink r:id="rId91" w:history="1">
           <w:r>
             <w:rPr>
               <w:rStyle w:val="Hyperlink"/>
@@ -12337,7 +12442,7 @@
           <w:sz w:val="24"/>
           <w:u w:val="single"/>
         </w:rPr>
-        <w:hyperlink r:id="rId89" w:history="1">
+        <w:hyperlink r:id="rId92" w:history="1">
           <w:r>
             <w:rPr>
               <w:rStyle w:val="Hyperlink"/>
@@ -12366,7 +12471,7 @@
           <w:sz w:val="24"/>
           <w:u w:val="single"/>
         </w:rPr>
-        <w:hyperlink r:id="rId89" w:history="1">
+        <w:hyperlink r:id="rId92" w:history="1">
           <w:r>
             <w:rPr>
               <w:rStyle w:val="Hyperlink"/>
@@ -12395,7 +12500,7 @@
           <w:sz w:val="24"/>
           <w:u w:val="single"/>
         </w:rPr>
-        <w:hyperlink r:id="rId89" w:history="1">
+        <w:hyperlink r:id="rId92" w:history="1">
           <w:r>
             <w:rPr>
               <w:rStyle w:val="Hyperlink"/>
@@ -12424,7 +12529,7 @@
           <w:sz w:val="24"/>
           <w:u w:val="single"/>
         </w:rPr>
-        <w:hyperlink r:id="rId89" w:history="1">
+        <w:hyperlink r:id="rId92" w:history="1">
           <w:r>
             <w:rPr>
               <w:rStyle w:val="Hyperlink"/>
@@ -12453,7 +12558,7 @@
           <w:sz w:val="24"/>
           <w:u w:val="single"/>
         </w:rPr>
-        <w:hyperlink r:id="rId89" w:history="1">
+        <w:hyperlink r:id="rId92" w:history="1">
           <w:r>
             <w:rPr>
               <w:rStyle w:val="Hyperlink"/>
@@ -12482,7 +12587,7 @@
           <w:sz w:val="24"/>
           <w:u w:val="single"/>
         </w:rPr>
-        <w:hyperlink r:id="rId89" w:history="1">
+        <w:hyperlink r:id="rId92" w:history="1">
           <w:r>
             <w:rPr>
               <w:rStyle w:val="Hyperlink"/>
@@ -12515,25 +12620,18 @@
           <w:color w:val="0000FF"/>
           <w:sz w:val="24"/>
         </w:rPr>
-        <w:hyperlink r:id="rId90" w:history="1">
-          <w:r>
-            <w:rPr>
-              <w:rStyle w:val="Hyperlink"/>
-            </w:rPr>
-            <w:t>G</w:t>
-          </w:r>
-        </w:hyperlink>
-      </w:r>
-      <w:r>
-        <w:rPr>
-          <w:rFonts w:ascii="Charis SIL Regular" w:hAnsi="Charis SIL Regular" w:eastAsia="Charis SIL Regular"/>
-          <w:b w:val="0"/>
-          <w:i w:val="0"/>
-          <w:color w:val="0000FF"/>
-          <w:sz w:val="24"/>
-          <w:u w:val="single"/>
-        </w:rPr>
-        <w:hyperlink r:id="rId90" w:history="1">
+        <w:t>G</w:t>
+      </w:r>
+      <w:r>
+        <w:rPr>
+          <w:rFonts w:ascii="Charis SIL Regular" w:hAnsi="Charis SIL Regular" w:eastAsia="Charis SIL Regular"/>
+          <w:b w:val="0"/>
+          <w:i w:val="0"/>
+          <w:color w:val="0000FF"/>
+          <w:sz w:val="24"/>
+          <w:u w:val="single"/>
+        </w:rPr>
+        <w:hyperlink r:id="rId92" w:history="1">
           <w:r>
             <w:rPr>
               <w:rStyle w:val="Hyperlink"/>
@@ -12562,7 +12660,7 @@
           <w:sz w:val="24"/>
           <w:u w:val="single"/>
         </w:rPr>
-        <w:hyperlink r:id="rId90" w:history="1">
+        <w:hyperlink r:id="rId93" w:history="1">
           <w:r>
             <w:rPr>
               <w:rStyle w:val="Hyperlink"/>
@@ -12580,7 +12678,7 @@
           <w:sz w:val="24"/>
           <w:u w:val="single"/>
         </w:rPr>
-        <w:hyperlink r:id="rId90" w:history="1">
+        <w:hyperlink r:id="rId93" w:history="1">
           <w:r>
             <w:rPr>
               <w:rStyle w:val="Hyperlink"/>
@@ -12608,7 +12706,7 @@
           <w:color w:val="0000FF"/>
           <w:sz w:val="24"/>
         </w:rPr>
-        <w:hyperlink r:id="rId90" w:history="1">
+        <w:hyperlink r:id="rId93" w:history="1">
           <w:r>
             <w:rPr>
               <w:rStyle w:val="Hyperlink"/>
@@ -12626,7 +12724,7 @@
           <w:sz w:val="24"/>
           <w:u w:val="single"/>
         </w:rPr>
-        <w:hyperlink r:id="rId90" w:history="1">
+        <w:hyperlink r:id="rId93" w:history="1">
           <w:r>
             <w:rPr>
               <w:rStyle w:val="Hyperlink"/>
@@ -12644,7 +12742,7 @@
           <w:sz w:val="24"/>
           <w:u w:val="single"/>
         </w:rPr>
-        <w:hyperlink r:id="rId90" w:history="1">
+        <w:hyperlink r:id="rId93" w:history="1">
           <w:r>
             <w:rPr>
               <w:rStyle w:val="Hyperlink"/>
@@ -12673,7 +12771,7 @@
           <w:sz w:val="24"/>
           <w:u w:val="single"/>
         </w:rPr>
-        <w:hyperlink r:id="rId90" w:history="1">
+        <w:hyperlink r:id="rId93" w:history="1">
           <w:r>
             <w:rPr>
               <w:rStyle w:val="Hyperlink"/>
@@ -12691,7 +12789,7 @@
           <w:sz w:val="24"/>
           <w:u w:val="single"/>
         </w:rPr>
-        <w:hyperlink r:id="rId89" w:history="1">
+        <w:hyperlink r:id="rId93" w:history="1">
           <w:r>
             <w:rPr>
               <w:rStyle w:val="Hyperlink"/>
@@ -12720,7 +12818,7 @@
           <w:sz w:val="24"/>
           <w:u w:val="single"/>
         </w:rPr>
-        <w:hyperlink r:id="rId89" w:history="1">
+        <w:hyperlink r:id="rId93" w:history="1">
           <w:r>
             <w:rPr>
               <w:rStyle w:val="Hyperlink"/>
@@ -12738,7 +12836,7 @@
           <w:sz w:val="24"/>
           <w:u w:val="single"/>
         </w:rPr>
-        <w:hyperlink r:id="rId89" w:history="1">
+        <w:hyperlink r:id="rId93" w:history="1">
           <w:r>
             <w:rPr>
               <w:rStyle w:val="Hyperlink"/>
@@ -12767,7 +12865,7 @@
           <w:sz w:val="24"/>
           <w:u w:val="single"/>
         </w:rPr>
-        <w:hyperlink r:id="rId89" w:history="1">
+        <w:hyperlink r:id="rId93" w:history="1">
           <w:r>
             <w:rPr>
               <w:rStyle w:val="Hyperlink"/>
@@ -12785,7 +12883,7 @@
           <w:sz w:val="24"/>
           <w:u w:val="single"/>
         </w:rPr>
-        <w:hyperlink r:id="rId90" w:history="1">
+        <w:hyperlink r:id="rId93" w:history="1">
           <w:r>
             <w:rPr>
               <w:rStyle w:val="Hyperlink"/>
@@ -12814,7 +12912,7 @@
           <w:sz w:val="24"/>
           <w:u w:val="single"/>
         </w:rPr>
-        <w:hyperlink r:id="rId90" w:history="1">
+        <w:hyperlink r:id="rId93" w:history="1">
           <w:r>
             <w:rPr>
               <w:rStyle w:val="Hyperlink"/>
@@ -12848,7 +12946,7 @@
           <w:color w:val="000000"/>
           <w:sz w:val="24"/>
         </w:rPr>
-        <w:hyperlink r:id="rId90" w:history="1">
+        <w:hyperlink r:id="rId93" w:history="1">
           <w:r>
             <w:rPr>
               <w:rStyle w:val="Hyperlink"/>
@@ -12877,7 +12975,7 @@
           <w:color w:val="000000"/>
           <w:sz w:val="24"/>
         </w:rPr>
-        <w:hyperlink r:id="rId90" w:history="1">
+        <w:hyperlink r:id="rId93" w:history="1">
           <w:r>
             <w:rPr>
               <w:rStyle w:val="Hyperlink"/>
@@ -12895,7 +12993,7 @@
           <w:color w:val="000000"/>
           <w:sz w:val="24"/>
         </w:rPr>
-        <w:hyperlink r:id="rId90" w:history="1">
+        <w:hyperlink r:id="rId93" w:history="1">
           <w:r>
             <w:rPr>
               <w:rStyle w:val="Hyperlink"/>
@@ -12913,7 +13011,7 @@
           <w:color w:val="000000"/>
           <w:sz w:val="24"/>
         </w:rPr>
-        <w:hyperlink r:id="rId90" w:history="1">
+        <w:hyperlink r:id="rId93" w:history="1">
           <w:r>
             <w:rPr>
               <w:rStyle w:val="Hyperlink"/>
@@ -12931,7 +13029,7 @@
           <w:color w:val="000000"/>
           <w:sz w:val="24"/>
         </w:rPr>
-        <w:hyperlink r:id="rId90" w:history="1">
+        <w:hyperlink r:id="rId93" w:history="1">
           <w:r>
             <w:rPr>
               <w:rStyle w:val="Hyperlink"/>
@@ -12949,7 +13047,7 @@
           <w:color w:val="000000"/>
           <w:sz w:val="24"/>
         </w:rPr>
-        <w:hyperlink r:id="rId90" w:history="1">
+        <w:hyperlink r:id="rId93" w:history="1">
           <w:r>
             <w:rPr>
               <w:rStyle w:val="Hyperlink"/>
@@ -12967,7 +13065,7 @@
           <w:color w:val="000000"/>
           <w:sz w:val="24"/>
         </w:rPr>
-        <w:hyperlink r:id="rId90" w:history="1">
+        <w:hyperlink r:id="rId93" w:history="1">
           <w:r>
             <w:rPr>
               <w:rStyle w:val="Hyperlink"/>
@@ -12985,7 +13083,7 @@
           <w:color w:val="000000"/>
           <w:sz w:val="24"/>
         </w:rPr>
-        <w:hyperlink r:id="rId90" w:history="1">
+        <w:hyperlink r:id="rId93" w:history="1">
           <w:r>
             <w:rPr>
               <w:rStyle w:val="Hyperlink"/>
@@ -13003,7 +13101,7 @@
           <w:color w:val="000000"/>
           <w:sz w:val="24"/>
         </w:rPr>
-        <w:hyperlink r:id="rId90" w:history="1">
+        <w:hyperlink r:id="rId93" w:history="1">
           <w:r>
             <w:rPr>
               <w:rStyle w:val="Hyperlink"/>
@@ -13056,7 +13154,7 @@
           <w:sz w:val="24"/>
           <w:u w:val="single"/>
         </w:rPr>
-        <w:hyperlink r:id="rId91" w:history="1">
+        <w:hyperlink r:id="rId94" w:history="1">
           <w:r>
             <w:rPr>
               <w:rStyle w:val="Hyperlink"/>
@@ -13087,7 +13185,7 @@
           <w:sz w:val="24"/>
           <w:u w:val="single"/>
         </w:rPr>
-        <w:hyperlink r:id="rId92" w:history="1">
+        <w:hyperlink r:id="rId95" w:history="1">
           <w:r>
             <w:rPr>
               <w:rStyle w:val="Hyperlink"/>
@@ -13116,7 +13214,7 @@
           <w:sz w:val="24"/>
           <w:u w:val="single"/>
         </w:rPr>
-        <w:hyperlink r:id="rId92" w:history="1">
+        <w:hyperlink r:id="rId95" w:history="1">
           <w:r>
             <w:rPr>
               <w:rStyle w:val="Hyperlink"/>
@@ -13145,7 +13243,7 @@
           <w:sz w:val="24"/>
           <w:u w:val="single"/>
         </w:rPr>
-        <w:hyperlink r:id="rId92" w:history="1">
+        <w:hyperlink r:id="rId95" w:history="1">
           <w:r>
             <w:rPr>
               <w:rStyle w:val="Hyperlink"/>
@@ -13196,7 +13294,7 @@
           <w:sz w:val="24"/>
           <w:u w:val="single"/>
         </w:rPr>
-        <w:hyperlink r:id="rId93" w:history="1">
+        <w:hyperlink r:id="rId96" w:history="1">
           <w:r>
             <w:rPr>
               <w:rStyle w:val="Hyperlink"/>
@@ -13225,7 +13323,7 @@
           <w:sz w:val="24"/>
           <w:u w:val="single"/>
         </w:rPr>
-        <w:hyperlink r:id="rId93" w:history="1">
+        <w:hyperlink r:id="rId96" w:history="1">
           <w:r>
             <w:rPr>
               <w:rStyle w:val="Hyperlink"/>
@@ -13265,7 +13363,7 @@
           <w:sz w:val="24"/>
           <w:u w:val="single"/>
         </w:rPr>
-        <w:hyperlink r:id="rId93" w:history="1">
+        <w:hyperlink r:id="rId96" w:history="1">
           <w:r>
             <w:rPr>
               <w:rStyle w:val="Hyperlink"/>
@@ -13296,7 +13394,7 @@
           <w:sz w:val="24"/>
           <w:u w:val="single"/>
         </w:rPr>
-        <w:hyperlink r:id="rId94" w:history="1">
+        <w:hyperlink r:id="rId97" w:history="1">
           <w:r>
             <w:rPr>
               <w:rStyle w:val="Hyperlink"/>
@@ -13325,7 +13423,7 @@
           <w:sz w:val="24"/>
           <w:u w:val="single"/>
         </w:rPr>
-        <w:hyperlink r:id="rId94" w:history="1">
+        <w:hyperlink r:id="rId97" w:history="1">
           <w:r>
             <w:rPr>
               <w:rStyle w:val="Hyperlink"/>
@@ -13354,7 +13452,7 @@
           <w:sz w:val="24"/>
           <w:u w:val="single"/>
         </w:rPr>
-        <w:hyperlink r:id="rId94" w:history="1">
+        <w:hyperlink r:id="rId97" w:history="1">
           <w:r>
             <w:rPr>
               <w:rStyle w:val="Hyperlink"/>
@@ -13383,7 +13481,7 @@
           <w:sz w:val="24"/>
           <w:u w:val="single"/>
         </w:rPr>
-        <w:hyperlink r:id="rId94" w:history="1">
+        <w:hyperlink r:id="rId97" w:history="1">
           <w:r>
             <w:rPr>
               <w:rStyle w:val="Hyperlink"/>
@@ -13417,7 +13515,7 @@
           <w:sz w:val="24"/>
           <w:u w:val="single"/>
         </w:rPr>
-        <w:hyperlink r:id="rId95" w:history="1">
+        <w:hyperlink r:id="rId98" w:history="1">
           <w:r>
             <w:rPr>
               <w:rStyle w:val="Hyperlink"/>
@@ -13445,7 +13543,7 @@
           <w:sz w:val="24"/>
           <w:u w:val="single"/>
         </w:rPr>
-        <w:hyperlink r:id="rId96" w:history="1">
+        <w:hyperlink r:id="rId99" w:history="1">
           <w:r>
             <w:rPr>
               <w:rStyle w:val="Hyperlink"/>
@@ -13479,7 +13577,7 @@
           <w:sz w:val="24"/>
           <w:u w:val="single"/>
         </w:rPr>
-        <w:hyperlink r:id="rId97" w:history="1">
+        <w:hyperlink r:id="rId100" w:history="1">
           <w:r>
             <w:rPr>
               <w:rStyle w:val="Hyperlink"/>
@@ -13513,7 +13611,7 @@
           <w:sz w:val="24"/>
           <w:u w:val="single"/>
         </w:rPr>
-        <w:hyperlink r:id="rId98" w:history="1">
+        <w:hyperlink r:id="rId101" w:history="1">
           <w:r>
             <w:rPr>
               <w:rStyle w:val="Hyperlink"/>
@@ -13547,7 +13645,7 @@
           <w:sz w:val="24"/>
           <w:u w:val="single"/>
         </w:rPr>
-        <w:hyperlink r:id="rId99" w:history="1">
+        <w:hyperlink r:id="rId102" w:history="1">
           <w:r>
             <w:rPr>
               <w:rStyle w:val="Hyperlink"/>
@@ -13575,7 +13673,7 @@
           <w:color w:val="000000"/>
           <w:sz w:val="24"/>
         </w:rPr>
-        <w:hyperlink r:id="rId99" w:history="1">
+        <w:hyperlink r:id="rId102" w:history="1">
           <w:r>
             <w:rPr>
               <w:rStyle w:val="Hyperlink"/>
@@ -13600,8 +13698,8 @@
         <w:autoSpaceDN w:val="0"/>
         <w:autoSpaceDE w:val="0"/>
         <w:widowControl/>
-        <w:spacing w:line="602" w:lineRule="exact" w:before="12" w:after="0"/>
-        <w:ind w:left="10" w:right="432" w:firstLine="0"/>
+        <w:spacing w:line="358" w:lineRule="exact" w:before="256" w:after="0"/>
+        <w:ind w:left="10" w:right="0" w:firstLine="0"/>
         <w:jc w:val="left"/>
       </w:pPr>
       <w:r>
@@ -13612,27 +13710,14 @@
           <w:color w:val="000000"/>
           <w:sz w:val="24"/>
         </w:rPr>
-        <w:t xml:space="preserve">Pitt Rivers Museum, Oxford </w:t>
-      </w:r>
-      <w:r>
-        <w:br/>
-      </w:r>
-      <w:r>
-        <w:rPr>
-          <w:rFonts w:ascii="Charis SIL Regular" w:hAnsi="Charis SIL Regular" w:eastAsia="Charis SIL Regular"/>
-          <w:b w:val="0"/>
-          <w:i w:val="0"/>
-          <w:color w:val="000000"/>
-          <w:sz w:val="24"/>
-        </w:rPr>
-        <w:t>"There are 336 objects from Surinam in the Pitt Rivers Museum of which some 77 are of</w:t>
+        <w:t>Pitt Rivers Museum, Oxford</w:t>
       </w:r>
     </w:p>
     <w:p>
       <w:pPr>
         <w:sectPr>
           <w:pgSz w:w="11900" w:h="16840"/>
-          <w:pgMar w:top="324" w:right="1040" w:bottom="404" w:left="950" w:header="720" w:footer="720" w:gutter="0"/>
+          <w:pgMar w:top="324" w:right="1040" w:bottom="562" w:left="950" w:header="720" w:footer="720" w:gutter="0"/>
           <w:cols/>
           <w:docGrid w:linePitch="360"/>
         </w:sectPr>
@@ -13664,6 +13749,16 @@
           <w:color w:val="000000"/>
           <w:sz w:val="24"/>
         </w:rPr>
+        <w:t xml:space="preserve">"There are 336 objects from Surinam in the Pitt Rivers Museum of which some 77 are of </w:t>
+      </w:r>
+      <w:r>
+        <w:rPr>
+          <w:rFonts w:ascii="Charis SIL Regular" w:hAnsi="Charis SIL Regular" w:eastAsia="Charis SIL Regular"/>
+          <w:b w:val="0"/>
+          <w:i w:val="0"/>
+          <w:color w:val="000000"/>
+          <w:sz w:val="24"/>
+        </w:rPr>
         <w:t xml:space="preserve">Maroon rather than Amerindian origin. The Amerindian material is dominated by two </w:t>
       </w:r>
       <w:r>
@@ -13775,7 +13870,7 @@
           <w:sz w:val="24"/>
           <w:u w:val="single"/>
         </w:rPr>
-        <w:hyperlink r:id="rId100" w:history="1">
+        <w:hyperlink r:id="rId103" w:history="1">
           <w:r>
             <w:rPr>
               <w:rStyle w:val="Hyperlink"/>
@@ -13833,7 +13928,7 @@
           <w:sz w:val="24"/>
           <w:u w:val="single"/>
         </w:rPr>
-        <w:hyperlink r:id="rId101" w:history="1">
+        <w:hyperlink r:id="rId104" w:history="1">
           <w:r>
             <w:rPr>
               <w:rStyle w:val="Hyperlink"/>
@@ -13864,7 +13959,7 @@
           <w:sz w:val="24"/>
           <w:u w:val="single"/>
         </w:rPr>
-        <w:hyperlink r:id="rId101" w:history="1">
+        <w:hyperlink r:id="rId105" w:history="1">
           <w:r>
             <w:rPr>
               <w:rStyle w:val="Hyperlink"/>
@@ -13882,7 +13977,7 @@
           <w:sz w:val="24"/>
           <w:u w:val="single"/>
         </w:rPr>
-        <w:hyperlink r:id="rId102" w:history="1">
+        <w:hyperlink r:id="rId105" w:history="1">
           <w:r>
             <w:rPr>
               <w:rStyle w:val="Hyperlink"/>
@@ -13913,7 +14008,7 @@
           <w:sz w:val="24"/>
           <w:u w:val="single"/>
         </w:rPr>
-        <w:hyperlink r:id="rId103" w:history="1">
+        <w:hyperlink r:id="rId105" w:history="1">
           <w:r>
             <w:rPr>
               <w:rStyle w:val="Hyperlink"/>
@@ -13981,7 +14076,7 @@
           <w:sz w:val="24"/>
           <w:u w:val="single"/>
         </w:rPr>
-        <w:hyperlink r:id="rId104" w:history="1">
+        <w:hyperlink r:id="rId106" w:history="1">
           <w:r>
             <w:rPr>
               <w:rStyle w:val="Hyperlink"/>
@@ -14010,7 +14105,7 @@
           <w:sz w:val="24"/>
           <w:u w:val="single"/>
         </w:rPr>
-        <w:hyperlink r:id="rId104" w:history="1">
+        <w:hyperlink r:id="rId106" w:history="1">
           <w:r>
             <w:rPr>
               <w:rStyle w:val="Hyperlink"/>
@@ -14039,7 +14134,7 @@
           <w:sz w:val="24"/>
           <w:u w:val="single"/>
         </w:rPr>
-        <w:hyperlink r:id="rId104" w:history="1">
+        <w:hyperlink r:id="rId106" w:history="1">
           <w:r>
             <w:rPr>
               <w:rStyle w:val="Hyperlink"/>
@@ -14386,7 +14481,7 @@
       <w:pPr>
         <w:sectPr>
           <w:pgSz w:w="11900" w:h="16840"/>
-          <w:pgMar w:top="324" w:right="1020" w:bottom="550" w:left="960" w:header="720" w:footer="720" w:gutter="0"/>
+          <w:pgMar w:top="324" w:right="1020" w:bottom="406" w:left="960" w:header="720" w:footer="720" w:gutter="0"/>
           <w:cols/>
           <w:docGrid w:linePitch="360"/>
         </w:sectPr>
@@ -14419,7 +14514,7 @@
           <w:sz w:val="24"/>
           <w:u w:val="single"/>
         </w:rPr>
-        <w:hyperlink r:id="rId105" w:history="1">
+        <w:hyperlink r:id="rId107" w:history="1">
           <w:r>
             <w:rPr>
               <w:rStyle w:val="Hyperlink"/>
@@ -14487,7 +14582,7 @@
           <w:sz w:val="24"/>
           <w:u w:val="single"/>
         </w:rPr>
-        <w:hyperlink r:id="rId106" w:history="1">
+        <w:hyperlink r:id="rId108" w:history="1">
           <w:r>
             <w:rPr>
               <w:rStyle w:val="Hyperlink"/>
@@ -14515,7 +14610,7 @@
           <w:color w:val="000000"/>
           <w:sz w:val="24"/>
         </w:rPr>
-        <w:hyperlink r:id="rId106" w:history="1">
+        <w:hyperlink r:id="rId108" w:history="1">
           <w:r>
             <w:rPr>
               <w:rStyle w:val="Hyperlink"/>
@@ -14970,7 +15065,7 @@
           <w:color w:val="0000FF"/>
           <w:sz w:val="24"/>
         </w:rPr>
-        <w:hyperlink r:id="rId107" w:history="1">
+        <w:hyperlink r:id="rId109" w:history="1">
           <w:r>
             <w:rPr>
               <w:rStyle w:val="Hyperlink"/>
@@ -14987,7 +15082,7 @@
           <w:color w:val="0000FF"/>
           <w:sz w:val="24"/>
         </w:rPr>
-        <w:hyperlink r:id="rId107" w:history="1">
+        <w:hyperlink r:id="rId109" w:history="1">
           <w:r>
             <w:rPr>
               <w:rStyle w:val="Hyperlink"/>
@@ -15004,7 +15099,7 @@
           <w:color w:val="0000FF"/>
           <w:sz w:val="24"/>
         </w:rPr>
-        <w:hyperlink r:id="rId107" w:history="1">
+        <w:hyperlink r:id="rId109" w:history="1">
           <w:r>
             <w:rPr>
               <w:rStyle w:val="Hyperlink"/>
@@ -15115,7 +15210,7 @@
           <w:sz w:val="24"/>
           <w:u w:val="single"/>
         </w:rPr>
-        <w:hyperlink r:id="rId108" w:history="1">
+        <w:hyperlink r:id="rId110" w:history="1">
           <w:r>
             <w:rPr>
               <w:rStyle w:val="Hyperlink"/>
@@ -15133,7 +15228,7 @@
           <w:sz w:val="24"/>
           <w:u w:val="single"/>
         </w:rPr>
-        <w:hyperlink r:id="rId108" w:history="1">
+        <w:hyperlink r:id="rId110" w:history="1">
           <w:r>
             <w:rPr>
               <w:rStyle w:val="Hyperlink"/>
@@ -15243,7 +15338,7 @@
           <w:color w:val="0000FF"/>
           <w:sz w:val="24"/>
         </w:rPr>
-        <w:hyperlink r:id="rId109" w:history="1">
+        <w:hyperlink r:id="rId111" w:history="1">
           <w:r>
             <w:rPr>
               <w:rStyle w:val="Hyperlink"/>
@@ -15260,7 +15355,7 @@
           <w:color w:val="0000FF"/>
           <w:sz w:val="24"/>
         </w:rPr>
-        <w:hyperlink r:id="rId109" w:history="1">
+        <w:hyperlink r:id="rId111" w:history="1">
           <w:r>
             <w:rPr>
               <w:rStyle w:val="Hyperlink"/>
@@ -15407,7 +15502,7 @@
           <w:sz w:val="24"/>
           <w:u w:val="single"/>
         </w:rPr>
-        <w:hyperlink r:id="rId110" w:history="1">
+        <w:hyperlink r:id="rId112" w:history="1">
           <w:r>
             <w:rPr>
               <w:rStyle w:val="Hyperlink"/>
@@ -15425,7 +15520,7 @@
           <w:sz w:val="24"/>
           <w:u w:val="single"/>
         </w:rPr>
-        <w:hyperlink r:id="rId110" w:history="1">
+        <w:hyperlink r:id="rId112" w:history="1">
           <w:r>
             <w:rPr>
               <w:rStyle w:val="Hyperlink"/>
@@ -15443,7 +15538,7 @@
           <w:sz w:val="24"/>
           <w:u w:val="single"/>
         </w:rPr>
-        <w:hyperlink r:id="rId110" w:history="1">
+        <w:hyperlink r:id="rId112" w:history="1">
           <w:r>
             <w:rPr>
               <w:rStyle w:val="Hyperlink"/>
@@ -15461,7 +15556,7 @@
           <w:sz w:val="24"/>
           <w:u w:val="single"/>
         </w:rPr>
-        <w:hyperlink r:id="rId110" w:history="1">
+        <w:hyperlink r:id="rId112" w:history="1">
           <w:r>
             <w:rPr>
               <w:rStyle w:val="Hyperlink"/>
@@ -15479,7 +15574,7 @@
           <w:sz w:val="24"/>
           <w:u w:val="single"/>
         </w:rPr>
-        <w:hyperlink r:id="rId110" w:history="1">
+        <w:hyperlink r:id="rId112" w:history="1">
           <w:r>
             <w:rPr>
               <w:rStyle w:val="Hyperlink"/>
@@ -15497,7 +15592,7 @@
           <w:sz w:val="24"/>
           <w:u w:val="single"/>
         </w:rPr>
-        <w:hyperlink r:id="rId110" w:history="1">
+        <w:hyperlink r:id="rId112" w:history="1">
           <w:r>
             <w:rPr>
               <w:rStyle w:val="Hyperlink"/>
@@ -15515,7 +15610,7 @@
           <w:sz w:val="24"/>
           <w:u w:val="single"/>
         </w:rPr>
-        <w:hyperlink r:id="rId110" w:history="1">
+        <w:hyperlink r:id="rId112" w:history="1">
           <w:r>
             <w:rPr>
               <w:rStyle w:val="Hyperlink"/>
@@ -15533,29 +15628,12 @@
           <w:sz w:val="24"/>
           <w:u w:val="single"/>
         </w:rPr>
-        <w:hyperlink r:id="rId110" w:history="1">
-          <w:r>
-            <w:rPr>
-              <w:rStyle w:val="Hyperlink"/>
-            </w:rPr>
-            <w:t>profie</w:t>
-          </w:r>
-        </w:hyperlink>
-      </w:r>
-      <w:r>
-        <w:rPr>
-          <w:rFonts w:ascii="Charis SIL Regular" w:hAnsi="Charis SIL Regular" w:eastAsia="Charis SIL Regular"/>
-          <w:b w:val="0"/>
-          <w:i w:val="0"/>
-          <w:color w:val="0000FF"/>
-          <w:sz w:val="24"/>
-        </w:rPr>
-        <w:hyperlink r:id="rId110" w:history="1">
-          <w:r>
-            <w:rPr>
-              <w:rStyle w:val="Hyperlink"/>
-            </w:rPr>
-            <w:t>l</w:t>
+        <w:hyperlink r:id="rId112" w:history="1">
+          <w:r>
+            <w:rPr>
+              <w:rStyle w:val="Hyperlink"/>
+            </w:rPr>
+            <w:t>profiel</w:t>
           </w:r>
         </w:hyperlink>
       </w:r>
@@ -15579,25 +15657,35 @@
           <w:sz w:val="24"/>
           <w:u w:val="single"/>
         </w:rPr>
-        <w:hyperlink r:id="rId110" w:history="1">
-          <w:r>
-            <w:rPr>
-              <w:rStyle w:val="Hyperlink"/>
-            </w:rPr>
-            <w:t>als-</w:t>
-          </w:r>
-        </w:hyperlink>
-      </w:r>
-      <w:r>
-        <w:rPr>
-          <w:rFonts w:ascii="Charis SIL Regular" w:hAnsi="Charis SIL Regular" w:eastAsia="Charis SIL Regular"/>
-          <w:b w:val="0"/>
-          <w:i w:val="0"/>
-          <w:color w:val="0000FF"/>
-          <w:sz w:val="24"/>
-          <w:u w:val="single"/>
-        </w:rPr>
-        <w:hyperlink r:id="rId110" w:history="1">
+        <w:hyperlink r:id="rId112" w:history="1">
+          <w:r>
+            <w:rPr>
+              <w:rStyle w:val="Hyperlink"/>
+            </w:rPr>
+            <w:t>als</w:t>
+          </w:r>
+        </w:hyperlink>
+      </w:r>
+      <w:r>
+        <w:rPr>
+          <w:rFonts w:ascii="Charis SIL Regular" w:hAnsi="Charis SIL Regular" w:eastAsia="Charis SIL Regular"/>
+          <w:b w:val="0"/>
+          <w:i w:val="0"/>
+          <w:color w:val="0000FF"/>
+          <w:sz w:val="24"/>
+        </w:rPr>
+        <w:t>-</w:t>
+      </w:r>
+      <w:r>
+        <w:rPr>
+          <w:rFonts w:ascii="Charis SIL Regular" w:hAnsi="Charis SIL Regular" w:eastAsia="Charis SIL Regular"/>
+          <w:b w:val="0"/>
+          <w:i w:val="0"/>
+          <w:color w:val="0000FF"/>
+          <w:sz w:val="24"/>
+          <w:u w:val="single"/>
+        </w:rPr>
+        <w:hyperlink r:id="rId112" w:history="1">
           <w:r>
             <w:rPr>
               <w:rStyle w:val="Hyperlink"/>
@@ -15615,7 +15703,7 @@
           <w:sz w:val="24"/>
           <w:u w:val="single"/>
         </w:rPr>
-        <w:hyperlink r:id="rId110" w:history="1">
+        <w:hyperlink r:id="rId112" w:history="1">
           <w:r>
             <w:rPr>
               <w:rStyle w:val="Hyperlink"/>
@@ -15633,7 +15721,7 @@
           <w:sz w:val="24"/>
           <w:u w:val="single"/>
         </w:rPr>
-        <w:hyperlink r:id="rId110" w:history="1">
+        <w:hyperlink r:id="rId112" w:history="1">
           <w:r>
             <w:rPr>
               <w:rStyle w:val="Hyperlink"/>
@@ -15651,7 +15739,7 @@
           <w:sz w:val="24"/>
           <w:u w:val="single"/>
         </w:rPr>
-        <w:hyperlink r:id="rId110" w:history="1">
+        <w:hyperlink r:id="rId112" w:history="1">
           <w:r>
             <w:rPr>
               <w:rStyle w:val="Hyperlink"/>
@@ -15759,7 +15847,7 @@
           <w:sz w:val="24"/>
           <w:u w:val="single"/>
         </w:rPr>
-        <w:hyperlink r:id="rId111" w:history="1">
+        <w:hyperlink r:id="rId113" w:history="1">
           <w:r>
             <w:rPr>
               <w:rStyle w:val="Hyperlink"/>
@@ -15777,7 +15865,7 @@
           <w:sz w:val="24"/>
           <w:u w:val="single"/>
         </w:rPr>
-        <w:hyperlink r:id="rId111" w:history="1">
+        <w:hyperlink r:id="rId113" w:history="1">
           <w:r>
             <w:rPr>
               <w:rStyle w:val="Hyperlink"/>
@@ -15795,7 +15883,7 @@
           <w:sz w:val="24"/>
           <w:u w:val="single"/>
         </w:rPr>
-        <w:hyperlink r:id="rId111" w:history="1">
+        <w:hyperlink r:id="rId113" w:history="1">
           <w:r>
             <w:rPr>
               <w:rStyle w:val="Hyperlink"/>
@@ -15813,7 +15901,7 @@
           <w:sz w:val="24"/>
           <w:u w:val="single"/>
         </w:rPr>
-        <w:hyperlink r:id="rId111" w:history="1">
+        <w:hyperlink r:id="rId113" w:history="1">
           <w:r>
             <w:rPr>
               <w:rStyle w:val="Hyperlink"/>
@@ -15831,7 +15919,7 @@
           <w:sz w:val="24"/>
           <w:u w:val="single"/>
         </w:rPr>
-        <w:hyperlink r:id="rId111" w:history="1">
+        <w:hyperlink r:id="rId113" w:history="1">
           <w:r>
             <w:rPr>
               <w:rStyle w:val="Hyperlink"/>
@@ -15849,7 +15937,7 @@
           <w:sz w:val="24"/>
           <w:u w:val="single"/>
         </w:rPr>
-        <w:hyperlink r:id="rId111" w:history="1">
+        <w:hyperlink r:id="rId113" w:history="1">
           <w:r>
             <w:rPr>
               <w:rStyle w:val="Hyperlink"/>
@@ -15867,7 +15955,7 @@
           <w:sz w:val="24"/>
           <w:u w:val="single"/>
         </w:rPr>
-        <w:hyperlink r:id="rId111" w:history="1">
+        <w:hyperlink r:id="rId113" w:history="1">
           <w:r>
             <w:rPr>
               <w:rStyle w:val="Hyperlink"/>
@@ -15885,7 +15973,7 @@
           <w:sz w:val="24"/>
           <w:u w:val="single"/>
         </w:rPr>
-        <w:hyperlink r:id="rId111" w:history="1">
+        <w:hyperlink r:id="rId113" w:history="1">
           <w:r>
             <w:rPr>
               <w:rStyle w:val="Hyperlink"/>
@@ -15913,7 +16001,7 @@
           <w:sz w:val="24"/>
           <w:u w:val="single"/>
         </w:rPr>
-        <w:hyperlink r:id="rId111" w:history="1">
+        <w:hyperlink r:id="rId113" w:history="1">
           <w:r>
             <w:rPr>
               <w:rStyle w:val="Hyperlink"/>
@@ -15942,7 +16030,7 @@
           <w:sz w:val="24"/>
           <w:u w:val="single"/>
         </w:rPr>
-        <w:hyperlink r:id="rId111" w:history="1">
+        <w:hyperlink r:id="rId114" w:history="1">
           <w:r>
             <w:rPr>
               <w:rStyle w:val="Hyperlink"/>
@@ -15960,7 +16048,7 @@
           <w:sz w:val="24"/>
           <w:u w:val="single"/>
         </w:rPr>
-        <w:hyperlink r:id="rId111" w:history="1">
+        <w:hyperlink r:id="rId114" w:history="1">
           <w:r>
             <w:rPr>
               <w:rStyle w:val="Hyperlink"/>
@@ -16058,7 +16146,7 @@
           <w:sz w:val="24"/>
           <w:u w:val="single"/>
         </w:rPr>
-        <w:hyperlink r:id="rId112" w:history="1">
+        <w:hyperlink r:id="rId115" w:history="1">
           <w:r>
             <w:rPr>
               <w:rStyle w:val="Hyperlink"/>
@@ -16076,7 +16164,7 @@
           <w:sz w:val="24"/>
           <w:u w:val="single"/>
         </w:rPr>
-        <w:hyperlink r:id="rId112" w:history="1">
+        <w:hyperlink r:id="rId115" w:history="1">
           <w:r>
             <w:rPr>
               <w:rStyle w:val="Hyperlink"/>
@@ -16094,7 +16182,7 @@
           <w:sz w:val="24"/>
           <w:u w:val="single"/>
         </w:rPr>
-        <w:hyperlink r:id="rId112" w:history="1">
+        <w:hyperlink r:id="rId115" w:history="1">
           <w:r>
             <w:rPr>
               <w:rStyle w:val="Hyperlink"/>
@@ -16122,7 +16210,7 @@
           <w:sz w:val="24"/>
           <w:u w:val="single"/>
         </w:rPr>
-        <w:hyperlink r:id="rId113" w:history="1">
+        <w:hyperlink r:id="rId116" w:history="1">
           <w:r>
             <w:rPr>
               <w:rStyle w:val="Hyperlink"/>
@@ -16151,7 +16239,7 @@
           <w:sz w:val="24"/>
           <w:u w:val="single"/>
         </w:rPr>
-        <w:hyperlink r:id="rId113" w:history="1">
+        <w:hyperlink r:id="rId116" w:history="1">
           <w:r>
             <w:rPr>
               <w:rStyle w:val="Hyperlink"/>
@@ -16272,7 +16360,7 @@
           <w:sz w:val="24"/>
           <w:u w:val="single"/>
         </w:rPr>
-        <w:hyperlink r:id="rId114" w:history="1">
+        <w:hyperlink r:id="rId117" w:history="1">
           <w:r>
             <w:rPr>
               <w:rStyle w:val="Hyperlink"/>
@@ -16290,7 +16378,7 @@
           <w:sz w:val="24"/>
           <w:u w:val="single"/>
         </w:rPr>
-        <w:hyperlink r:id="rId114" w:history="1">
+        <w:hyperlink r:id="rId117" w:history="1">
           <w:r>
             <w:rPr>
               <w:rStyle w:val="Hyperlink"/>
@@ -16308,7 +16396,7 @@
           <w:sz w:val="24"/>
           <w:u w:val="single"/>
         </w:rPr>
-        <w:hyperlink r:id="rId114" w:history="1">
+        <w:hyperlink r:id="rId117" w:history="1">
           <w:r>
             <w:rPr>
               <w:rStyle w:val="Hyperlink"/>
@@ -16326,7 +16414,7 @@
           <w:sz w:val="24"/>
           <w:u w:val="single"/>
         </w:rPr>
-        <w:hyperlink r:id="rId114" w:history="1">
+        <w:hyperlink r:id="rId117" w:history="1">
           <w:r>
             <w:rPr>
               <w:rStyle w:val="Hyperlink"/>
@@ -16354,7 +16442,7 @@
           <w:sz w:val="24"/>
           <w:u w:val="single"/>
         </w:rPr>
-        <w:hyperlink r:id="rId115" w:history="1">
+        <w:hyperlink r:id="rId118" w:history="1">
           <w:r>
             <w:rPr>
               <w:rStyle w:val="Hyperlink"/>
@@ -16372,7 +16460,7 @@
           <w:sz w:val="24"/>
           <w:u w:val="single"/>
         </w:rPr>
-        <w:hyperlink r:id="rId115" w:history="1">
+        <w:hyperlink r:id="rId118" w:history="1">
           <w:r>
             <w:rPr>
               <w:rStyle w:val="Hyperlink"/>
@@ -16401,7 +16489,7 @@
           <w:sz w:val="24"/>
           <w:u w:val="single"/>
         </w:rPr>
-        <w:hyperlink r:id="rId115" w:history="1">
+        <w:hyperlink r:id="rId118" w:history="1">
           <w:r>
             <w:rPr>
               <w:rStyle w:val="Hyperlink"/>
@@ -16519,7 +16607,7 @@
           <w:sz w:val="24"/>
           <w:u w:val="single"/>
         </w:rPr>
-        <w:hyperlink r:id="rId116" w:history="1">
+        <w:hyperlink r:id="rId119" w:history="1">
           <w:r>
             <w:rPr>
               <w:rStyle w:val="Hyperlink"/>
@@ -16537,7 +16625,7 @@
           <w:sz w:val="24"/>
           <w:u w:val="single"/>
         </w:rPr>
-        <w:hyperlink r:id="rId116" w:history="1">
+        <w:hyperlink r:id="rId119" w:history="1">
           <w:r>
             <w:rPr>
               <w:rStyle w:val="Hyperlink"/>
@@ -16635,7 +16723,7 @@
           <w:sz w:val="24"/>
           <w:u w:val="single"/>
         </w:rPr>
-        <w:hyperlink r:id="rId117" w:history="1">
+        <w:hyperlink r:id="rId120" w:history="1">
           <w:r>
             <w:rPr>
               <w:rStyle w:val="Hyperlink"/>
@@ -16664,7 +16752,7 @@
           <w:sz w:val="24"/>
           <w:u w:val="single"/>
         </w:rPr>
-        <w:hyperlink r:id="rId117" w:history="1">
+        <w:hyperlink r:id="rId120" w:history="1">
           <w:r>
             <w:rPr>
               <w:rStyle w:val="Hyperlink"/>
@@ -16811,7 +16899,7 @@
           <w:sz w:val="24"/>
           <w:u w:val="single"/>
         </w:rPr>
-        <w:hyperlink r:id="rId118" w:history="1">
+        <w:hyperlink r:id="rId121" w:history="1">
           <w:r>
             <w:rPr>
               <w:rStyle w:val="Hyperlink"/>
@@ -16829,7 +16917,7 @@
           <w:sz w:val="24"/>
           <w:u w:val="single"/>
         </w:rPr>
-        <w:hyperlink r:id="rId118" w:history="1">
+        <w:hyperlink r:id="rId121" w:history="1">
           <w:r>
             <w:rPr>
               <w:rStyle w:val="Hyperlink"/>
@@ -16847,7 +16935,7 @@
           <w:sz w:val="24"/>
           <w:u w:val="single"/>
         </w:rPr>
-        <w:hyperlink r:id="rId118" w:history="1">
+        <w:hyperlink r:id="rId121" w:history="1">
           <w:r>
             <w:rPr>
               <w:rStyle w:val="Hyperlink"/>
@@ -16944,7 +17032,7 @@
           <w:color w:val="0000FF"/>
           <w:sz w:val="24"/>
         </w:rPr>
-        <w:hyperlink r:id="rId119" w:history="1">
+        <w:hyperlink r:id="rId122" w:history="1">
           <w:r>
             <w:rPr>
               <w:rStyle w:val="Hyperlink"/>
@@ -16961,7 +17049,7 @@
           <w:color w:val="0000FF"/>
           <w:sz w:val="24"/>
         </w:rPr>
-        <w:hyperlink r:id="rId119" w:history="1">
+        <w:hyperlink r:id="rId122" w:history="1">
           <w:r>
             <w:rPr>
               <w:rStyle w:val="Hyperlink"/>
@@ -16978,7 +17066,7 @@
           <w:color w:val="0000FF"/>
           <w:sz w:val="24"/>
         </w:rPr>
-        <w:hyperlink r:id="rId119" w:history="1">
+        <w:hyperlink r:id="rId122" w:history="1">
           <w:r>
             <w:rPr>
               <w:rStyle w:val="Hyperlink"/>
@@ -16995,7 +17083,7 @@
           <w:color w:val="0000FF"/>
           <w:sz w:val="24"/>
         </w:rPr>
-        <w:hyperlink r:id="rId119" w:history="1">
+        <w:hyperlink r:id="rId122" w:history="1">
           <w:r>
             <w:rPr>
               <w:rStyle w:val="Hyperlink"/>
@@ -17012,7 +17100,7 @@
           <w:color w:val="0000FF"/>
           <w:sz w:val="24"/>
         </w:rPr>
-        <w:hyperlink r:id="rId119" w:history="1">
+        <w:hyperlink r:id="rId122" w:history="1">
           <w:r>
             <w:rPr>
               <w:rStyle w:val="Hyperlink"/>
@@ -17160,7 +17248,7 @@
           <w:sz w:val="24"/>
           <w:u w:val="single"/>
         </w:rPr>
-        <w:hyperlink r:id="rId120" w:history="1">
+        <w:hyperlink r:id="rId123" w:history="1">
           <w:r>
             <w:rPr>
               <w:rStyle w:val="Hyperlink"/>
@@ -17178,7 +17266,7 @@
           <w:sz w:val="24"/>
           <w:u w:val="single"/>
         </w:rPr>
-        <w:hyperlink r:id="rId120" w:history="1">
+        <w:hyperlink r:id="rId123" w:history="1">
           <w:r>
             <w:rPr>
               <w:rStyle w:val="Hyperlink"/>
@@ -17196,7 +17284,7 @@
           <w:sz w:val="24"/>
           <w:u w:val="single"/>
         </w:rPr>
-        <w:hyperlink r:id="rId120" w:history="1">
+        <w:hyperlink r:id="rId123" w:history="1">
           <w:r>
             <w:rPr>
               <w:rStyle w:val="Hyperlink"/>
@@ -17224,7 +17312,7 @@
           <w:sz w:val="24"/>
           <w:u w:val="single"/>
         </w:rPr>
-        <w:hyperlink r:id="rId121" w:history="1">
+        <w:hyperlink r:id="rId124" w:history="1">
           <w:r>
             <w:rPr>
               <w:rStyle w:val="Hyperlink"/>
@@ -17253,7 +17341,7 @@
           <w:sz w:val="24"/>
           <w:u w:val="single"/>
         </w:rPr>
-        <w:hyperlink r:id="rId121" w:history="1">
+        <w:hyperlink r:id="rId124" w:history="1">
           <w:r>
             <w:rPr>
               <w:rStyle w:val="Hyperlink"/>
@@ -17340,7 +17428,7 @@
           <w:color w:val="0000FF"/>
           <w:sz w:val="24"/>
         </w:rPr>
-        <w:hyperlink r:id="rId122" w:history="1">
+        <w:hyperlink r:id="rId125" w:history="1">
           <w:r>
             <w:rPr>
               <w:rStyle w:val="Hyperlink"/>
@@ -17357,7 +17445,7 @@
           <w:color w:val="0000FF"/>
           <w:sz w:val="24"/>
         </w:rPr>
-        <w:hyperlink r:id="rId122" w:history="1">
+        <w:hyperlink r:id="rId125" w:history="1">
           <w:r>
             <w:rPr>
               <w:rStyle w:val="Hyperlink"/>
@@ -17374,7 +17462,7 @@
           <w:color w:val="0000FF"/>
           <w:sz w:val="24"/>
         </w:rPr>
-        <w:hyperlink r:id="rId122" w:history="1">
+        <w:hyperlink r:id="rId125" w:history="1">
           <w:r>
             <w:rPr>
               <w:rStyle w:val="Hyperlink"/>
@@ -17391,7 +17479,7 @@
           <w:color w:val="0000FF"/>
           <w:sz w:val="24"/>
         </w:rPr>
-        <w:hyperlink r:id="rId122" w:history="1">
+        <w:hyperlink r:id="rId125" w:history="1">
           <w:r>
             <w:rPr>
               <w:rStyle w:val="Hyperlink"/>
@@ -17408,7 +17496,7 @@
           <w:color w:val="0000FF"/>
           <w:sz w:val="24"/>
         </w:rPr>
-        <w:hyperlink r:id="rId122" w:history="1">
+        <w:hyperlink r:id="rId125" w:history="1">
           <w:r>
             <w:rPr>
               <w:rStyle w:val="Hyperlink"/>
@@ -17495,7 +17583,7 @@
           <w:color w:val="0000FF"/>
           <w:sz w:val="24"/>
         </w:rPr>
-        <w:hyperlink r:id="rId123" w:history="1">
+        <w:hyperlink r:id="rId126" w:history="1">
           <w:r>
             <w:rPr>
               <w:rStyle w:val="Hyperlink"/>
@@ -17512,7 +17600,7 @@
           <w:color w:val="0000FF"/>
           <w:sz w:val="24"/>
         </w:rPr>
-        <w:hyperlink r:id="rId123" w:history="1">
+        <w:hyperlink r:id="rId126" w:history="1">
           <w:r>
             <w:rPr>
               <w:rStyle w:val="Hyperlink"/>
@@ -17529,7 +17617,7 @@
           <w:color w:val="0000FF"/>
           <w:sz w:val="24"/>
         </w:rPr>
-        <w:hyperlink r:id="rId123" w:history="1">
+        <w:hyperlink r:id="rId126" w:history="1">
           <w:r>
             <w:rPr>
               <w:rStyle w:val="Hyperlink"/>
@@ -17546,7 +17634,7 @@
           <w:color w:val="0000FF"/>
           <w:sz w:val="24"/>
         </w:rPr>
-        <w:hyperlink r:id="rId123" w:history="1">
+        <w:hyperlink r:id="rId126" w:history="1">
           <w:r>
             <w:rPr>
               <w:rStyle w:val="Hyperlink"/>
@@ -17563,7 +17651,7 @@
           <w:color w:val="0000FF"/>
           <w:sz w:val="24"/>
         </w:rPr>
-        <w:hyperlink r:id="rId123" w:history="1">
+        <w:hyperlink r:id="rId126" w:history="1">
           <w:r>
             <w:rPr>
               <w:rStyle w:val="Hyperlink"/>
@@ -17670,7 +17758,7 @@
           <w:color w:val="0000FF"/>
           <w:sz w:val="24"/>
         </w:rPr>
-        <w:hyperlink r:id="rId124" w:history="1">
+        <w:hyperlink r:id="rId127" w:history="1">
           <w:r>
             <w:rPr>
               <w:rStyle w:val="Hyperlink"/>
@@ -17687,7 +17775,7 @@
           <w:color w:val="0000FF"/>
           <w:sz w:val="24"/>
         </w:rPr>
-        <w:hyperlink r:id="rId124" w:history="1">
+        <w:hyperlink r:id="rId127" w:history="1">
           <w:r>
             <w:rPr>
               <w:rStyle w:val="Hyperlink"/>
@@ -17704,7 +17792,7 @@
           <w:color w:val="0000FF"/>
           <w:sz w:val="24"/>
         </w:rPr>
-        <w:hyperlink r:id="rId124" w:history="1">
+        <w:hyperlink r:id="rId127" w:history="1">
           <w:r>
             <w:rPr>
               <w:rStyle w:val="Hyperlink"/>
@@ -17721,7 +17809,7 @@
           <w:color w:val="0000FF"/>
           <w:sz w:val="24"/>
         </w:rPr>
-        <w:hyperlink r:id="rId124" w:history="1">
+        <w:hyperlink r:id="rId127" w:history="1">
           <w:r>
             <w:rPr>
               <w:rStyle w:val="Hyperlink"/>
@@ -17738,7 +17826,7 @@
           <w:color w:val="0000FF"/>
           <w:sz w:val="24"/>
         </w:rPr>
-        <w:hyperlink r:id="rId124" w:history="1">
+        <w:hyperlink r:id="rId127" w:history="1">
           <w:r>
             <w:rPr>
               <w:rStyle w:val="Hyperlink"/>
@@ -17854,7 +17942,7 @@
           <w:sz w:val="24"/>
           <w:u w:val="single"/>
         </w:rPr>
-        <w:hyperlink r:id="rId125" w:history="1">
+        <w:hyperlink r:id="rId128" w:history="1">
           <w:r>
             <w:rPr>
               <w:rStyle w:val="Hyperlink"/>
@@ -17883,7 +17971,7 @@
           <w:sz w:val="24"/>
           <w:u w:val="single"/>
         </w:rPr>
-        <w:hyperlink r:id="rId125" w:history="1">
+        <w:hyperlink r:id="rId128" w:history="1">
           <w:r>
             <w:rPr>
               <w:rStyle w:val="Hyperlink"/>
@@ -17969,7 +18057,7 @@
           <w:sz w:val="24"/>
           <w:u w:val="single"/>
         </w:rPr>
-        <w:hyperlink r:id="rId126" w:history="1">
+        <w:hyperlink r:id="rId129" w:history="1">
           <w:r>
             <w:rPr>
               <w:rStyle w:val="Hyperlink"/>
@@ -17987,7 +18075,7 @@
           <w:sz w:val="24"/>
           <w:u w:val="single"/>
         </w:rPr>
-        <w:hyperlink r:id="rId126" w:history="1">
+        <w:hyperlink r:id="rId129" w:history="1">
           <w:r>
             <w:rPr>
               <w:rStyle w:val="Hyperlink"/>
@@ -18005,7 +18093,7 @@
           <w:sz w:val="24"/>
           <w:u w:val="single"/>
         </w:rPr>
-        <w:hyperlink r:id="rId126" w:history="1">
+        <w:hyperlink r:id="rId129" w:history="1">
           <w:r>
             <w:rPr>
               <w:rStyle w:val="Hyperlink"/>
@@ -18023,7 +18111,7 @@
           <w:sz w:val="24"/>
           <w:u w:val="single"/>
         </w:rPr>
-        <w:hyperlink r:id="rId126" w:history="1">
+        <w:hyperlink r:id="rId129" w:history="1">
           <w:r>
             <w:rPr>
               <w:rStyle w:val="Hyperlink"/>
@@ -18099,7 +18187,7 @@
           <w:sz w:val="24"/>
           <w:u w:val="single"/>
         </w:rPr>
-        <w:hyperlink r:id="rId127" w:history="1">
+        <w:hyperlink r:id="rId130" w:history="1">
           <w:r>
             <w:rPr>
               <w:rStyle w:val="Hyperlink"/>
@@ -18117,7 +18205,7 @@
           <w:sz w:val="24"/>
           <w:u w:val="single"/>
         </w:rPr>
-        <w:hyperlink r:id="rId127" w:history="1">
+        <w:hyperlink r:id="rId130" w:history="1">
           <w:r>
             <w:rPr>
               <w:rStyle w:val="Hyperlink"/>
@@ -18135,7 +18223,7 @@
           <w:sz w:val="24"/>
           <w:u w:val="single"/>
         </w:rPr>
-        <w:hyperlink r:id="rId127" w:history="1">
+        <w:hyperlink r:id="rId130" w:history="1">
           <w:r>
             <w:rPr>
               <w:rStyle w:val="Hyperlink"/>
@@ -18153,7 +18241,7 @@
           <w:sz w:val="24"/>
           <w:u w:val="single"/>
         </w:rPr>
-        <w:hyperlink r:id="rId127" w:history="1">
+        <w:hyperlink r:id="rId130" w:history="1">
           <w:r>
             <w:rPr>
               <w:rStyle w:val="Hyperlink"/>
@@ -18229,7 +18317,7 @@
           <w:sz w:val="24"/>
           <w:u w:val="single"/>
         </w:rPr>
-        <w:hyperlink r:id="rId128" w:history="1">
+        <w:hyperlink r:id="rId131" w:history="1">
           <w:r>
             <w:rPr>
               <w:rStyle w:val="Hyperlink"/>
@@ -18247,7 +18335,7 @@
           <w:sz w:val="24"/>
           <w:u w:val="single"/>
         </w:rPr>
-        <w:hyperlink r:id="rId128" w:history="1">
+        <w:hyperlink r:id="rId131" w:history="1">
           <w:r>
             <w:rPr>
               <w:rStyle w:val="Hyperlink"/>
@@ -18265,7 +18353,7 @@
           <w:sz w:val="24"/>
           <w:u w:val="single"/>
         </w:rPr>
-        <w:hyperlink r:id="rId128" w:history="1">
+        <w:hyperlink r:id="rId131" w:history="1">
           <w:r>
             <w:rPr>
               <w:rStyle w:val="Hyperlink"/>
@@ -18283,7 +18371,7 @@
           <w:sz w:val="24"/>
           <w:u w:val="single"/>
         </w:rPr>
-        <w:hyperlink r:id="rId128" w:history="1">
+        <w:hyperlink r:id="rId131" w:history="1">
           <w:r>
             <w:rPr>
               <w:rStyle w:val="Hyperlink"/>
@@ -18382,7 +18470,7 @@
           <w:sz w:val="24"/>
           <w:u w:val="single"/>
         </w:rPr>
-        <w:hyperlink r:id="rId129" w:history="1">
+        <w:hyperlink r:id="rId132" w:history="1">
           <w:r>
             <w:rPr>
               <w:rStyle w:val="Hyperlink"/>
@@ -18400,7 +18488,7 @@
           <w:sz w:val="24"/>
           <w:u w:val="single"/>
         </w:rPr>
-        <w:hyperlink r:id="rId129" w:history="1">
+        <w:hyperlink r:id="rId132" w:history="1">
           <w:r>
             <w:rPr>
               <w:rStyle w:val="Hyperlink"/>
@@ -18418,7 +18506,7 @@
           <w:sz w:val="24"/>
           <w:u w:val="single"/>
         </w:rPr>
-        <w:hyperlink r:id="rId129" w:history="1">
+        <w:hyperlink r:id="rId132" w:history="1">
           <w:r>
             <w:rPr>
               <w:rStyle w:val="Hyperlink"/>
@@ -18436,7 +18524,7 @@
           <w:sz w:val="24"/>
           <w:u w:val="single"/>
         </w:rPr>
-        <w:hyperlink r:id="rId129" w:history="1">
+        <w:hyperlink r:id="rId132" w:history="1">
           <w:r>
             <w:rPr>
               <w:rStyle w:val="Hyperlink"/>
@@ -18454,7 +18542,7 @@
           <w:sz w:val="24"/>
           <w:u w:val="single"/>
         </w:rPr>
-        <w:hyperlink r:id="rId129" w:history="1">
+        <w:hyperlink r:id="rId132" w:history="1">
           <w:r>
             <w:rPr>
               <w:rStyle w:val="Hyperlink"/>
@@ -18540,7 +18628,7 @@
           <w:sz w:val="24"/>
           <w:u w:val="single"/>
         </w:rPr>
-        <w:hyperlink r:id="rId130" w:history="1">
+        <w:hyperlink r:id="rId133" w:history="1">
           <w:r>
             <w:rPr>
               <w:rStyle w:val="Hyperlink"/>
@@ -18558,7 +18646,7 @@
           <w:sz w:val="24"/>
           <w:u w:val="single"/>
         </w:rPr>
-        <w:hyperlink r:id="rId130" w:history="1">
+        <w:hyperlink r:id="rId133" w:history="1">
           <w:r>
             <w:rPr>
               <w:rStyle w:val="Hyperlink"/>
@@ -18576,7 +18664,7 @@
           <w:sz w:val="24"/>
           <w:u w:val="single"/>
         </w:rPr>
-        <w:hyperlink r:id="rId130" w:history="1">
+        <w:hyperlink r:id="rId133" w:history="1">
           <w:r>
             <w:rPr>
               <w:rStyle w:val="Hyperlink"/>
@@ -18594,7 +18682,7 @@
           <w:sz w:val="24"/>
           <w:u w:val="single"/>
         </w:rPr>
-        <w:hyperlink r:id="rId130" w:history="1">
+        <w:hyperlink r:id="rId133" w:history="1">
           <w:r>
             <w:rPr>
               <w:rStyle w:val="Hyperlink"/>
@@ -18903,7 +18991,7 @@
           <w:sz w:val="24"/>
           <w:u w:val="single"/>
         </w:rPr>
-        <w:hyperlink r:id="rId131" w:history="1">
+        <w:hyperlink r:id="rId134" w:history="1">
           <w:r>
             <w:rPr>
               <w:rStyle w:val="Hyperlink"/>
@@ -18921,7 +19009,7 @@
           <w:sz w:val="24"/>
           <w:u w:val="single"/>
         </w:rPr>
-        <w:hyperlink r:id="rId131" w:history="1">
+        <w:hyperlink r:id="rId134" w:history="1">
           <w:r>
             <w:rPr>
               <w:rStyle w:val="Hyperlink"/>
@@ -18939,7 +19027,7 @@
           <w:sz w:val="24"/>
           <w:u w:val="single"/>
         </w:rPr>
-        <w:hyperlink r:id="rId131" w:history="1">
+        <w:hyperlink r:id="rId134" w:history="1">
           <w:r>
             <w:rPr>
               <w:rStyle w:val="Hyperlink"/>
@@ -18957,7 +19045,7 @@
           <w:sz w:val="24"/>
           <w:u w:val="single"/>
         </w:rPr>
-        <w:hyperlink r:id="rId131" w:history="1">
+        <w:hyperlink r:id="rId134" w:history="1">
           <w:r>
             <w:rPr>
               <w:rStyle w:val="Hyperlink"/>
@@ -19069,7 +19157,7 @@
           <w:sz w:val="24"/>
           <w:u w:val="single"/>
         </w:rPr>
-        <w:hyperlink r:id="rId132" w:history="1">
+        <w:hyperlink r:id="rId135" w:history="1">
           <w:r>
             <w:rPr>
               <w:rStyle w:val="Hyperlink"/>
@@ -19087,7 +19175,7 @@
           <w:sz w:val="24"/>
           <w:u w:val="single"/>
         </w:rPr>
-        <w:hyperlink r:id="rId132" w:history="1">
+        <w:hyperlink r:id="rId135" w:history="1">
           <w:r>
             <w:rPr>
               <w:rStyle w:val="Hyperlink"/>
@@ -19105,7 +19193,7 @@
           <w:sz w:val="24"/>
           <w:u w:val="single"/>
         </w:rPr>
-        <w:hyperlink r:id="rId132" w:history="1">
+        <w:hyperlink r:id="rId135" w:history="1">
           <w:r>
             <w:rPr>
               <w:rStyle w:val="Hyperlink"/>
@@ -19129,7 +19217,7 @@
           <w:sz w:val="24"/>
           <w:u w:val="single"/>
         </w:rPr>
-        <w:hyperlink r:id="rId132" w:history="1">
+        <w:hyperlink r:id="rId135" w:history="1">
           <w:r>
             <w:rPr>
               <w:rStyle w:val="Hyperlink"/>
@@ -19147,7 +19235,7 @@
           <w:sz w:val="24"/>
           <w:u w:val="single"/>
         </w:rPr>
-        <w:hyperlink r:id="rId132" w:history="1">
+        <w:hyperlink r:id="rId135" w:history="1">
           <w:r>
             <w:rPr>
               <w:rStyle w:val="Hyperlink"/>
@@ -19165,7 +19253,7 @@
           <w:sz w:val="24"/>
           <w:u w:val="single"/>
         </w:rPr>
-        <w:hyperlink r:id="rId132" w:history="1">
+        <w:hyperlink r:id="rId135" w:history="1">
           <w:r>
             <w:rPr>
               <w:rStyle w:val="Hyperlink"/>
@@ -19182,7 +19270,7 @@
           <w:color w:val="0000FF"/>
           <w:sz w:val="24"/>
         </w:rPr>
-        <w:hyperlink r:id="rId132" w:history="1">
+        <w:hyperlink r:id="rId135" w:history="1">
           <w:r>
             <w:rPr>
               <w:rStyle w:val="Hyperlink"/>
@@ -19203,7 +19291,7 @@
           <w:sz w:val="24"/>
           <w:u w:val="single"/>
         </w:rPr>
-        <w:hyperlink r:id="rId132" w:history="1">
+        <w:hyperlink r:id="rId135" w:history="1">
           <w:r>
             <w:rPr>
               <w:rStyle w:val="Hyperlink"/>
@@ -19232,7 +19320,7 @@
           <w:sz w:val="24"/>
           <w:u w:val="single"/>
         </w:rPr>
-        <w:hyperlink r:id="rId132" w:history="1">
+        <w:hyperlink r:id="rId135" w:history="1">
           <w:r>
             <w:rPr>
               <w:rStyle w:val="Hyperlink"/>
@@ -19335,7 +19423,7 @@
           <w:sz w:val="24"/>
           <w:u w:val="single"/>
         </w:rPr>
-        <w:hyperlink r:id="rId133" w:history="1">
+        <w:hyperlink r:id="rId136" w:history="1">
           <w:r>
             <w:rPr>
               <w:rStyle w:val="Hyperlink"/>
@@ -19364,7 +19452,7 @@
           <w:sz w:val="24"/>
           <w:u w:val="single"/>
         </w:rPr>
-        <w:hyperlink r:id="rId133" w:history="1">
+        <w:hyperlink r:id="rId136" w:history="1">
           <w:r>
             <w:rPr>
               <w:rStyle w:val="Hyperlink"/>
@@ -19392,7 +19480,7 @@
           <w:sz w:val="24"/>
           <w:u w:val="single"/>
         </w:rPr>
-        <w:hyperlink r:id="rId134" w:history="1">
+        <w:hyperlink r:id="rId137" w:history="1">
           <w:r>
             <w:rPr>
               <w:rStyle w:val="Hyperlink"/>
@@ -19421,7 +19509,7 @@
           <w:sz w:val="24"/>
           <w:u w:val="single"/>
         </w:rPr>
-        <w:hyperlink r:id="rId134" w:history="1">
+        <w:hyperlink r:id="rId137" w:history="1">
           <w:r>
             <w:rPr>
               <w:rStyle w:val="Hyperlink"/>
@@ -19500,7 +19588,7 @@
           <w:color w:val="0000FF"/>
           <w:sz w:val="24"/>
         </w:rPr>
-        <w:hyperlink r:id="rId135" w:history="1">
+        <w:hyperlink r:id="rId138" w:history="1">
           <w:r>
             <w:rPr>
               <w:rStyle w:val="Hyperlink"/>
@@ -19517,7 +19605,7 @@
           <w:color w:val="0000FF"/>
           <w:sz w:val="24"/>
         </w:rPr>
-        <w:hyperlink r:id="rId135" w:history="1">
+        <w:hyperlink r:id="rId138" w:history="1">
           <w:r>
             <w:rPr>
               <w:rStyle w:val="Hyperlink"/>
@@ -19534,7 +19622,7 @@
           <w:color w:val="0000FF"/>
           <w:sz w:val="24"/>
         </w:rPr>
-        <w:hyperlink r:id="rId135" w:history="1">
+        <w:hyperlink r:id="rId138" w:history="1">
           <w:r>
             <w:rPr>
               <w:rStyle w:val="Hyperlink"/>
@@ -19551,7 +19639,7 @@
           <w:color w:val="0000FF"/>
           <w:sz w:val="24"/>
         </w:rPr>
-        <w:hyperlink r:id="rId135" w:history="1">
+        <w:hyperlink r:id="rId138" w:history="1">
           <w:r>
             <w:rPr>
               <w:rStyle w:val="Hyperlink"/>
@@ -19568,7 +19656,7 @@
           <w:color w:val="0000FF"/>
           <w:sz w:val="24"/>
         </w:rPr>
-        <w:hyperlink r:id="rId135" w:history="1">
+        <w:hyperlink r:id="rId138" w:history="1">
           <w:r>
             <w:rPr>
               <w:rStyle w:val="Hyperlink"/>
@@ -19585,7 +19673,7 @@
           <w:color w:val="0000FF"/>
           <w:sz w:val="24"/>
         </w:rPr>
-        <w:hyperlink r:id="rId135" w:history="1">
+        <w:hyperlink r:id="rId138" w:history="1">
           <w:r>
             <w:rPr>
               <w:rStyle w:val="Hyperlink"/>
@@ -19602,7 +19690,7 @@
           <w:color w:val="0000FF"/>
           <w:sz w:val="24"/>
         </w:rPr>
-        <w:hyperlink r:id="rId135" w:history="1">
+        <w:hyperlink r:id="rId138" w:history="1">
           <w:r>
             <w:rPr>
               <w:rStyle w:val="Hyperlink"/>
@@ -19618,8 +19706,178 @@
           <w:i w:val="0"/>
           <w:color w:val="0000FF"/>
           <w:sz w:val="24"/>
-        </w:rPr>
-        <w:t>inventaristie-objecten-Suriname_Consortium-Koloniale-Collecties-2.pdf</w:t>
+          <w:u w:val="single"/>
+        </w:rPr>
+        <w:hyperlink r:id="rId138" w:history="1">
+          <w:r>
+            <w:rPr>
+              <w:rStyle w:val="Hyperlink"/>
+            </w:rPr>
+            <w:t>inventa</w:t>
+          </w:r>
+        </w:hyperlink>
+      </w:r>
+      <w:r>
+        <w:rPr>
+          <w:rFonts w:ascii="Charis SIL Regular" w:hAnsi="Charis SIL Regular" w:eastAsia="Charis SIL Regular"/>
+          <w:b w:val="0"/>
+          <w:i w:val="0"/>
+          <w:color w:val="0000FF"/>
+          <w:sz w:val="24"/>
+          <w:u w:val="single"/>
+        </w:rPr>
+        <w:hyperlink r:id="rId138" w:history="1">
+          <w:r>
+            <w:rPr>
+              <w:rStyle w:val="Hyperlink"/>
+            </w:rPr>
+            <w:t>risti</w:t>
+          </w:r>
+        </w:hyperlink>
+      </w:r>
+      <w:r>
+        <w:rPr>
+          <w:rFonts w:ascii="Charis SIL Regular" w:hAnsi="Charis SIL Regular" w:eastAsia="Charis SIL Regular"/>
+          <w:b w:val="0"/>
+          <w:i w:val="0"/>
+          <w:color w:val="0000FF"/>
+          <w:sz w:val="24"/>
+          <w:u w:val="single"/>
+        </w:rPr>
+        <w:hyperlink r:id="rId138" w:history="1">
+          <w:r>
+            <w:rPr>
+              <w:rStyle w:val="Hyperlink"/>
+            </w:rPr>
+            <w:t>e-</w:t>
+          </w:r>
+        </w:hyperlink>
+      </w:r>
+      <w:r>
+        <w:rPr>
+          <w:rFonts w:ascii="Charis SIL Regular" w:hAnsi="Charis SIL Regular" w:eastAsia="Charis SIL Regular"/>
+          <w:b w:val="0"/>
+          <w:i w:val="0"/>
+          <w:color w:val="0000FF"/>
+          <w:sz w:val="24"/>
+          <w:u w:val="single"/>
+        </w:rPr>
+        <w:hyperlink r:id="rId138" w:history="1">
+          <w:r>
+            <w:rPr>
+              <w:rStyle w:val="Hyperlink"/>
+            </w:rPr>
+            <w:t>objecten-</w:t>
+          </w:r>
+        </w:hyperlink>
+      </w:r>
+      <w:r>
+        <w:rPr>
+          <w:rFonts w:ascii="Charis SIL Regular" w:hAnsi="Charis SIL Regular" w:eastAsia="Charis SIL Regular"/>
+          <w:b w:val="0"/>
+          <w:i w:val="0"/>
+          <w:color w:val="0000FF"/>
+          <w:sz w:val="24"/>
+          <w:u w:val="single"/>
+        </w:rPr>
+        <w:hyperlink r:id="rId138" w:history="1">
+          <w:r>
+            <w:rPr>
+              <w:rStyle w:val="Hyperlink"/>
+            </w:rPr>
+            <w:t>Suriname_Consor</w:t>
+          </w:r>
+        </w:hyperlink>
+      </w:r>
+      <w:r>
+        <w:rPr>
+          <w:rFonts w:ascii="Charis SIL Regular" w:hAnsi="Charis SIL Regular" w:eastAsia="Charis SIL Regular"/>
+          <w:b w:val="0"/>
+          <w:i w:val="0"/>
+          <w:color w:val="0000FF"/>
+          <w:sz w:val="24"/>
+          <w:u w:val="single"/>
+        </w:rPr>
+        <w:hyperlink r:id="rId138" w:history="1">
+          <w:r>
+            <w:rPr>
+              <w:rStyle w:val="Hyperlink"/>
+            </w:rPr>
+            <w:t>tiu</w:t>
+          </w:r>
+        </w:hyperlink>
+      </w:r>
+      <w:r>
+        <w:rPr>
+          <w:rFonts w:ascii="Charis SIL Regular" w:hAnsi="Charis SIL Regular" w:eastAsia="Charis SIL Regular"/>
+          <w:b w:val="0"/>
+          <w:i w:val="0"/>
+          <w:color w:val="0000FF"/>
+          <w:sz w:val="24"/>
+          <w:u w:val="single"/>
+        </w:rPr>
+        <w:hyperlink r:id="rId138" w:history="1">
+          <w:r>
+            <w:rPr>
+              <w:rStyle w:val="Hyperlink"/>
+            </w:rPr>
+            <w:t>m-</w:t>
+          </w:r>
+        </w:hyperlink>
+      </w:r>
+      <w:r>
+        <w:rPr>
+          <w:rFonts w:ascii="Charis SIL Regular" w:hAnsi="Charis SIL Regular" w:eastAsia="Charis SIL Regular"/>
+          <w:b w:val="0"/>
+          <w:i w:val="0"/>
+          <w:color w:val="0000FF"/>
+          <w:sz w:val="24"/>
+          <w:u w:val="single"/>
+        </w:rPr>
+        <w:hyperlink r:id="rId138" w:history="1">
+          <w:r>
+            <w:rPr>
+              <w:rStyle w:val="Hyperlink"/>
+            </w:rPr>
+            <w:t>Koloni</w:t>
+          </w:r>
+        </w:hyperlink>
+      </w:r>
+      <w:r>
+        <w:rPr>
+          <w:rFonts w:ascii="Charis SIL Regular" w:hAnsi="Charis SIL Regular" w:eastAsia="Charis SIL Regular"/>
+          <w:b w:val="0"/>
+          <w:i w:val="0"/>
+          <w:color w:val="0000FF"/>
+          <w:sz w:val="24"/>
+          <w:u w:val="single"/>
+        </w:rPr>
+        <w:hyperlink r:id="rId138" w:history="1">
+          <w:r>
+            <w:rPr>
+              <w:rStyle w:val="Hyperlink"/>
+            </w:rPr>
+            <w:t>ale-</w:t>
+          </w:r>
+        </w:hyperlink>
+      </w:r>
+      <w:r>
+        <w:rPr>
+          <w:rFonts w:ascii="Charis SIL Regular" w:hAnsi="Charis SIL Regular" w:eastAsia="Charis SIL Regular"/>
+          <w:b w:val="0"/>
+          <w:i w:val="0"/>
+          <w:color w:val="0000FF"/>
+          <w:sz w:val="24"/>
+          <w:u w:val="single"/>
+        </w:rPr>
+        <w:hyperlink r:id="rId138" w:history="1">
+          <w:r>
+            <w:rPr>
+              <w:rStyle w:val="Hyperlink"/>
+            </w:rPr>
+            <w:t>Collecties-2.pdf</w:t>
+          </w:r>
+        </w:hyperlink>
       </w:r>
     </w:p>
     <w:p>

--- a/EXPORTS/DOCX/review/niveau2/Dutch/Suriname.docx
+++ b/EXPORTS/DOCX/review/niveau2/Dutch/Suriname.docx
@@ -1615,21 +1615,130 @@
       </w:r>
       <w:r>
         <w:rPr>
-          <w:rFonts w:ascii="Charis SIL Regular" w:hAnsi="Charis SIL Regular" w:eastAsia="Charis SIL Regular"/>
-          <w:b w:val="0"/>
-          <w:i w:val="0"/>
-          <w:color w:val="000000"/>
-          <w:sz w:val="24"/>
-        </w:rPr>
-        <w:t xml:space="preserve">was schoonzoon en bewonderaar van </w:t>
-      </w:r>
-      <w:r>
-        <w:rPr>
-          <w:rFonts w:ascii="Charis SIL Regular" w:hAnsi="Charis SIL Regular" w:eastAsia="Charis SIL Regular"/>
-          <w:b w:val="0"/>
-          <w:i w:val="0"/>
-          <w:color w:val="0000FF"/>
-          <w:sz w:val="24"/>
+          <w:u w:val="single" w:color="0000ff"/>
+          <w:rFonts w:ascii="Charis SIL Regular" w:hAnsi="Charis SIL Regular" w:eastAsia="Charis SIL Regular"/>
+          <w:b w:val="0"/>
+          <w:i w:val="0"/>
+          <w:color w:val="000000"/>
+          <w:sz w:val="24"/>
+        </w:rPr>
+        <w:hyperlink r:id="rId13" w:history="1">
+          <w:r>
+            <w:rPr>
+              <w:rStyle w:val="Hyperlink"/>
+            </w:rPr>
+            <w:t>was sch</w:t>
+          </w:r>
+        </w:hyperlink>
+      </w:r>
+      <w:r>
+        <w:rPr>
+          <w:u w:val="single" w:color="0000ff"/>
+          <w:rFonts w:ascii="Charis SIL Regular" w:hAnsi="Charis SIL Regular" w:eastAsia="Charis SIL Regular"/>
+          <w:b w:val="0"/>
+          <w:i w:val="0"/>
+          <w:color w:val="000000"/>
+          <w:sz w:val="24"/>
+        </w:rPr>
+        <w:hyperlink r:id="rId13" w:history="1">
+          <w:r>
+            <w:rPr>
+              <w:rStyle w:val="Hyperlink"/>
+            </w:rPr>
+            <w:t>o</w:t>
+          </w:r>
+        </w:hyperlink>
+      </w:r>
+      <w:r>
+        <w:rPr>
+          <w:u w:val="single" w:color="0000ff"/>
+          <w:rFonts w:ascii="Charis SIL Regular" w:hAnsi="Charis SIL Regular" w:eastAsia="Charis SIL Regular"/>
+          <w:b w:val="0"/>
+          <w:i w:val="0"/>
+          <w:color w:val="000000"/>
+          <w:sz w:val="24"/>
+        </w:rPr>
+        <w:hyperlink r:id="rId13" w:history="1">
+          <w:r>
+            <w:rPr>
+              <w:rStyle w:val="Hyperlink"/>
+            </w:rPr>
+            <w:t>onzoon en b</w:t>
+          </w:r>
+        </w:hyperlink>
+      </w:r>
+      <w:r>
+        <w:rPr>
+          <w:rFonts w:ascii="Charis SIL Regular" w:hAnsi="Charis SIL Regular" w:eastAsia="Charis SIL Regular"/>
+          <w:b w:val="0"/>
+          <w:i w:val="0"/>
+          <w:color w:val="000000"/>
+          <w:sz w:val="24"/>
+        </w:rPr>
+        <w:t>e</w:t>
+      </w:r>
+      <w:r>
+        <w:rPr>
+          <w:u w:val="single" w:color="0000ff"/>
+          <w:rFonts w:ascii="Charis SIL Regular" w:hAnsi="Charis SIL Regular" w:eastAsia="Charis SIL Regular"/>
+          <w:b w:val="0"/>
+          <w:i w:val="0"/>
+          <w:color w:val="000000"/>
+          <w:sz w:val="24"/>
+        </w:rPr>
+        <w:hyperlink r:id="rId14" w:history="1">
+          <w:r>
+            <w:rPr>
+              <w:rStyle w:val="Hyperlink"/>
+            </w:rPr>
+            <w:t>wonder</w:t>
+          </w:r>
+        </w:hyperlink>
+      </w:r>
+      <w:r>
+        <w:rPr>
+          <w:u w:val="single" w:color="0000ff"/>
+          <w:rFonts w:ascii="Charis SIL Regular" w:hAnsi="Charis SIL Regular" w:eastAsia="Charis SIL Regular"/>
+          <w:b w:val="0"/>
+          <w:i w:val="0"/>
+          <w:color w:val="000000"/>
+          <w:sz w:val="24"/>
+        </w:rPr>
+        <w:hyperlink r:id="rId14" w:history="1">
+          <w:r>
+            <w:rPr>
+              <w:rStyle w:val="Hyperlink"/>
+            </w:rPr>
+            <w:t>a</w:t>
+          </w:r>
+        </w:hyperlink>
+      </w:r>
+      <w:r>
+        <w:rPr>
+          <w:u w:val="single" w:color="0000ff"/>
+          <w:rFonts w:ascii="Charis SIL Regular" w:hAnsi="Charis SIL Regular" w:eastAsia="Charis SIL Regular"/>
+          <w:b w:val="0"/>
+          <w:i w:val="0"/>
+          <w:color w:val="000000"/>
+          <w:sz w:val="24"/>
+        </w:rPr>
+        <w:hyperlink r:id="rId14" w:history="1">
+          <w:r>
+            <w:rPr>
+              <w:rStyle w:val="Hyperlink"/>
+            </w:rPr>
+            <w:t xml:space="preserve">ar van </w:t>
+          </w:r>
+        </w:hyperlink>
+      </w:r>
+      <w:r>
+        <w:rPr>
+          <w:rFonts w:ascii="Charis SIL Regular" w:hAnsi="Charis SIL Regular" w:eastAsia="Charis SIL Regular"/>
+          <w:b w:val="0"/>
+          <w:i w:val="0"/>
+          <w:color w:val="0000FF"/>
+          <w:sz w:val="24"/>
+          <w:u w:val="single"/>
         </w:rPr>
         <w:t>G</w:t>
       </w:r>
@@ -2368,7 +2477,7 @@
           <w:sz w:val="24"/>
           <w:u w:val="single"/>
         </w:rPr>
-        <w:hyperlink r:id="rId20" w:history="1">
+        <w:hyperlink r:id="rId21" w:history="1">
           <w:r>
             <w:rPr>
               <w:rStyle w:val="Hyperlink"/>
@@ -2626,22 +2735,39 @@
       </w:r>
       <w:r>
         <w:rPr>
-          <w:rFonts w:ascii="Charis SIL Regular" w:hAnsi="Charis SIL Regular" w:eastAsia="Charis SIL Regular"/>
-          <w:b w:val="0"/>
-          <w:i w:val="0"/>
-          <w:color w:val="000000"/>
-          <w:sz w:val="24"/>
-        </w:rPr>
-        <w:t xml:space="preserve">administrateur der financiën </w:t>
-      </w:r>
-      <w:r>
-        <w:rPr>
-          <w:rFonts w:ascii="Charis SIL Regular" w:hAnsi="Charis SIL Regular" w:eastAsia="Charis SIL Regular"/>
-          <w:b w:val="0"/>
-          <w:i w:val="0"/>
-          <w:color w:val="0000FF"/>
-          <w:sz w:val="24"/>
-          <w:u w:val="single"/>
+          <w:u w:val="single" w:color="0000ff"/>
+          <w:rFonts w:ascii="Charis SIL Regular" w:hAnsi="Charis SIL Regular" w:eastAsia="Charis SIL Regular"/>
+          <w:b w:val="0"/>
+          <w:i w:val="0"/>
+          <w:color w:val="000000"/>
+          <w:sz w:val="24"/>
+        </w:rPr>
+        <w:hyperlink r:id="rId23" w:history="1">
+          <w:r>
+            <w:rPr>
+              <w:rStyle w:val="Hyperlink"/>
+            </w:rPr>
+            <w:t>administ</w:t>
+          </w:r>
+        </w:hyperlink>
+      </w:r>
+      <w:r>
+        <w:rPr>
+          <w:rFonts w:ascii="Charis SIL Regular" w:hAnsi="Charis SIL Regular" w:eastAsia="Charis SIL Regular"/>
+          <w:b w:val="0"/>
+          <w:i w:val="0"/>
+          <w:color w:val="000000"/>
+          <w:sz w:val="24"/>
+        </w:rPr>
+        <w:t xml:space="preserve">rateur der financiën </w:t>
+      </w:r>
+      <w:r>
+        <w:rPr>
+          <w:rFonts w:ascii="Charis SIL Regular" w:hAnsi="Charis SIL Regular" w:eastAsia="Charis SIL Regular"/>
+          <w:b w:val="0"/>
+          <w:i w:val="0"/>
+          <w:color w:val="0000FF"/>
+          <w:sz w:val="24"/>
         </w:rPr>
         <w:t>Assueer Jacob Schimmelpen</w:t>
       </w:r>
@@ -3107,18 +3233,34 @@
             <w:rPr>
               <w:rStyle w:val="Hyperlink"/>
             </w:rPr>
-            <w:t>Etnografisc</w:t>
-          </w:r>
-        </w:hyperlink>
-      </w:r>
-      <w:r>
-        <w:rPr>
-          <w:rFonts w:ascii="Charis SIL Regular" w:hAnsi="Charis SIL Regular" w:eastAsia="Charis SIL Regular"/>
-          <w:b w:val="0"/>
-          <w:i w:val="0"/>
-          <w:color w:val="0000FF"/>
-          <w:sz w:val="24"/>
-          <w:u w:val="single"/>
+            <w:t>Etnografis</w:t>
+          </w:r>
+        </w:hyperlink>
+      </w:r>
+      <w:r>
+        <w:rPr>
+          <w:rFonts w:ascii="Charis SIL Regular" w:hAnsi="Charis SIL Regular" w:eastAsia="Charis SIL Regular"/>
+          <w:b w:val="0"/>
+          <w:i w:val="0"/>
+          <w:color w:val="0000FF"/>
+          <w:sz w:val="24"/>
+        </w:rPr>
+        <w:hyperlink r:id="rId27" w:history="1">
+          <w:r>
+            <w:rPr>
+              <w:rStyle w:val="Hyperlink"/>
+            </w:rPr>
+            <w:t>c</w:t>
+          </w:r>
+        </w:hyperlink>
+      </w:r>
+      <w:r>
+        <w:rPr>
+          <w:rFonts w:ascii="Charis SIL Regular" w:hAnsi="Charis SIL Regular" w:eastAsia="Charis SIL Regular"/>
+          <w:b w:val="0"/>
+          <w:i w:val="0"/>
+          <w:color w:val="0000FF"/>
+          <w:sz w:val="24"/>
         </w:rPr>
         <w:t>h</w:t>
       </w:r>
@@ -3176,19 +3318,9 @@
             <w:rPr>
               <w:rStyle w:val="Hyperlink"/>
             </w:rPr>
-            <w:t>Arti</w:t>
-          </w:r>
-        </w:hyperlink>
-      </w:r>
-      <w:r>
-        <w:rPr>
-          <w:rFonts w:ascii="Charis SIL Regular" w:hAnsi="Charis SIL Regular" w:eastAsia="Charis SIL Regular"/>
-          <w:b w:val="0"/>
-          <w:i w:val="0"/>
-          <w:color w:val="0000FF"/>
-          <w:sz w:val="24"/>
-        </w:rPr>
-        <w:t>s</w:t>
+            <w:t>Artis</w:t>
+          </w:r>
+        </w:hyperlink>
       </w:r>
       <w:r>
         <w:rPr>
@@ -4225,18 +4357,25 @@
           <w:color w:val="000000"/>
           <w:sz w:val="24"/>
         </w:rPr>
-        <w:t xml:space="preserve">g </w:t>
-      </w:r>
-      <w:r>
-        <w:rPr>
-          <w:rFonts w:ascii="Charis SIL Regular" w:hAnsi="Charis SIL Regular" w:eastAsia="Charis SIL Regular"/>
-          <w:b w:val="0"/>
-          <w:i w:val="0"/>
-          <w:color w:val="0000FF"/>
-          <w:sz w:val="24"/>
-          <w:u w:val="single"/>
-        </w:rPr>
-        <w:hyperlink r:id="rId37" w:history="1">
+        <w:hyperlink r:id="rId36" w:history="1">
+          <w:r>
+            <w:rPr>
+              <w:rStyle w:val="Hyperlink"/>
+            </w:rPr>
+            <w:t xml:space="preserve">g </w:t>
+          </w:r>
+        </w:hyperlink>
+      </w:r>
+      <w:r>
+        <w:rPr>
+          <w:rFonts w:ascii="Charis SIL Regular" w:hAnsi="Charis SIL Regular" w:eastAsia="Charis SIL Regular"/>
+          <w:b w:val="0"/>
+          <w:i w:val="0"/>
+          <w:color w:val="0000FF"/>
+          <w:sz w:val="24"/>
+          <w:u w:val="single"/>
+        </w:rPr>
+        <w:hyperlink r:id="rId36" w:history="1">
           <w:r>
             <w:rPr>
               <w:rStyle w:val="Hyperlink"/>
@@ -4254,7 +4393,7 @@
           <w:sz w:val="24"/>
           <w:u w:val="single"/>
         </w:rPr>
-        <w:hyperlink r:id="rId37" w:history="1">
+        <w:hyperlink r:id="rId36" w:history="1">
           <w:r>
             <w:rPr>
               <w:rStyle w:val="Hyperlink"/>
@@ -4813,7 +4952,82 @@
           <w:color w:val="000000"/>
           <w:sz w:val="24"/>
         </w:rPr>
-        <w:t xml:space="preserve">De onderzoeksreizen in 1890 van de Duitse Wilhelm Joest en de Zweedse Axel </w:t>
+        <w:t xml:space="preserve">De onderzoeksreizen in 1890 van de Duitse </w:t>
+      </w:r>
+      <w:r>
+        <w:rPr>
+          <w:rFonts w:ascii="Charis SIL Regular" w:hAnsi="Charis SIL Regular" w:eastAsia="Charis SIL Regular"/>
+          <w:b w:val="0"/>
+          <w:i w:val="0"/>
+          <w:color w:val="0000FF"/>
+          <w:sz w:val="24"/>
+          <w:u w:val="single"/>
+        </w:rPr>
+        <w:hyperlink r:id="rId41" w:history="1">
+          <w:r>
+            <w:rPr>
+              <w:rStyle w:val="Hyperlink"/>
+            </w:rPr>
+            <w:t>Wilhelm</w:t>
+          </w:r>
+        </w:hyperlink>
+      </w:r>
+      <w:r>
+        <w:rPr>
+          <w:rFonts w:ascii="Charis SIL Regular" w:hAnsi="Charis SIL Regular" w:eastAsia="Charis SIL Regular"/>
+          <w:b w:val="0"/>
+          <w:i w:val="0"/>
+          <w:color w:val="0000FF"/>
+          <w:sz w:val="24"/>
+          <w:u w:val="single"/>
+        </w:rPr>
+        <w:t xml:space="preserve"> </w:t>
+      </w:r>
+      <w:r>
+        <w:rPr>
+          <w:rFonts w:ascii="Charis SIL Regular" w:hAnsi="Charis SIL Regular" w:eastAsia="Charis SIL Regular"/>
+          <w:b w:val="0"/>
+          <w:i w:val="0"/>
+          <w:color w:val="0000FF"/>
+          <w:sz w:val="24"/>
+          <w:u w:val="single"/>
+        </w:rPr>
+        <w:hyperlink r:id="rId41" w:history="1">
+          <w:r>
+            <w:rPr>
+              <w:rStyle w:val="Hyperlink"/>
+            </w:rPr>
+            <w:t>Joest</w:t>
+          </w:r>
+        </w:hyperlink>
+      </w:r>
+      <w:r>
+        <w:rPr>
+          <w:rFonts w:ascii="Charis SIL Regular" w:hAnsi="Charis SIL Regular" w:eastAsia="Charis SIL Regular"/>
+          <w:b w:val="0"/>
+          <w:i w:val="0"/>
+          <w:color w:val="000000"/>
+          <w:sz w:val="24"/>
+        </w:rPr>
+        <w:t xml:space="preserve"> en de Zweedse </w:t>
+      </w:r>
+      <w:r>
+        <w:rPr>
+          <w:rFonts w:ascii="Charis SIL Regular" w:hAnsi="Charis SIL Regular" w:eastAsia="Charis SIL Regular"/>
+          <w:b w:val="0"/>
+          <w:i w:val="0"/>
+          <w:color w:val="0000FF"/>
+          <w:sz w:val="24"/>
+          <w:u w:val="single"/>
+        </w:rPr>
+        <w:hyperlink r:id="rId42" w:history="1">
+          <w:r>
+            <w:rPr>
+              <w:rStyle w:val="Hyperlink"/>
+            </w:rPr>
+            <w:t xml:space="preserve">Axel </w:t>
+          </w:r>
+        </w:hyperlink>
       </w:r>
       <w:r>
         <w:br/>
@@ -4823,10 +5037,85 @@
           <w:rFonts w:ascii="Charis SIL Regular" w:hAnsi="Charis SIL Regular" w:eastAsia="Charis SIL Regular"/>
           <w:b w:val="0"/>
           <w:i w:val="0"/>
-          <w:color w:val="000000"/>
-          <w:sz w:val="24"/>
-        </w:rPr>
-        <w:t xml:space="preserve">Klinckowström resulteerden in schenkingen aan respectievelijk het </w:t>
+          <w:color w:val="0000FF"/>
+          <w:sz w:val="24"/>
+          <w:u w:val="single"/>
+        </w:rPr>
+        <w:hyperlink r:id="rId42" w:history="1">
+          <w:r>
+            <w:rPr>
+              <w:rStyle w:val="Hyperlink"/>
+            </w:rPr>
+            <w:t>Klinckowström</w:t>
+          </w:r>
+        </w:hyperlink>
+      </w:r>
+      <w:r>
+        <w:rPr>
+          <w:rFonts w:ascii="Charis SIL Regular" w:hAnsi="Charis SIL Regular" w:eastAsia="Charis SIL Regular"/>
+          <w:b w:val="0"/>
+          <w:i w:val="0"/>
+          <w:color w:val="000000"/>
+          <w:sz w:val="24"/>
+        </w:rPr>
+        <w:t xml:space="preserve"> resulteerden in schenkingen</w:t>
+      </w:r>
+      <w:r>
+        <w:rPr>
+          <w:u w:val="single" w:color="0000ff"/>
+          <w:rFonts w:ascii="Charis SIL Regular" w:hAnsi="Charis SIL Regular" w:eastAsia="Charis SIL Regular"/>
+          <w:b w:val="0"/>
+          <w:i w:val="0"/>
+          <w:color w:val="000000"/>
+          <w:sz w:val="24"/>
+        </w:rPr>
+        <w:t xml:space="preserve"> </w:t>
+      </w:r>
+      <w:r>
+        <w:rPr>
+          <w:u w:val="single" w:color="0000ff"/>
+          <w:rFonts w:ascii="Charis SIL Regular" w:hAnsi="Charis SIL Regular" w:eastAsia="Charis SIL Regular"/>
+          <w:b w:val="0"/>
+          <w:i w:val="0"/>
+          <w:color w:val="000000"/>
+          <w:sz w:val="24"/>
+        </w:rPr>
+        <w:hyperlink r:id="rId41" w:history="1">
+          <w:r>
+            <w:rPr>
+              <w:rStyle w:val="Hyperlink"/>
+            </w:rPr>
+            <w:t>aan resp</w:t>
+          </w:r>
+        </w:hyperlink>
+      </w:r>
+      <w:r>
+        <w:rPr>
+          <w:u w:val="single" w:color="0000ff"/>
+          <w:rFonts w:ascii="Charis SIL Regular" w:hAnsi="Charis SIL Regular" w:eastAsia="Charis SIL Regular"/>
+          <w:b w:val="0"/>
+          <w:i w:val="0"/>
+          <w:color w:val="000000"/>
+          <w:sz w:val="24"/>
+        </w:rPr>
+        <w:hyperlink r:id="rId41" w:history="1">
+          <w:r>
+            <w:rPr>
+              <w:rStyle w:val="Hyperlink"/>
+            </w:rPr>
+            <w:t>ectiev</w:t>
+          </w:r>
+        </w:hyperlink>
+      </w:r>
+      <w:r>
+        <w:rPr>
+          <w:rFonts w:ascii="Charis SIL Regular" w:hAnsi="Charis SIL Regular" w:eastAsia="Charis SIL Regular"/>
+          <w:b w:val="0"/>
+          <w:i w:val="0"/>
+          <w:color w:val="000000"/>
+          <w:sz w:val="24"/>
+        </w:rPr>
+        <w:t xml:space="preserve">elijk het </w:t>
       </w:r>
       <w:r>
         <w:rPr>
@@ -4836,7 +5125,64 @@
           <w:color w:val="000000"/>
           <w:sz w:val="24"/>
         </w:rPr>
-        <w:t>Ethnologisches Museum</w:t>
+        <w:t>Ethnol</w:t>
+      </w:r>
+      <w:r>
+        <w:rPr>
+          <w:u w:val="single" w:color="0000ff"/>
+          <w:rFonts w:ascii="Charis SIL Italic" w:hAnsi="Charis SIL Italic" w:eastAsia="Charis SIL Italic"/>
+          <w:b w:val="0"/>
+          <w:i/>
+          <w:color w:val="000000"/>
+          <w:sz w:val="24"/>
+        </w:rPr>
+        <w:t>o</w:t>
+      </w:r>
+      <w:r>
+        <w:rPr>
+          <w:u w:val="single" w:color="0000ff"/>
+          <w:rFonts w:ascii="Charis SIL Italic" w:hAnsi="Charis SIL Italic" w:eastAsia="Charis SIL Italic"/>
+          <w:b w:val="0"/>
+          <w:i/>
+          <w:color w:val="000000"/>
+          <w:sz w:val="24"/>
+        </w:rPr>
+        <w:hyperlink r:id="rId42" w:history="1">
+          <w:r>
+            <w:rPr>
+              <w:rStyle w:val="Hyperlink"/>
+            </w:rPr>
+            <w:t>gisc</w:t>
+          </w:r>
+        </w:hyperlink>
+      </w:r>
+      <w:r>
+        <w:rPr>
+          <w:u w:val="single" w:color="0000ff"/>
+          <w:rFonts w:ascii="Charis SIL Italic" w:hAnsi="Charis SIL Italic" w:eastAsia="Charis SIL Italic"/>
+          <w:b w:val="0"/>
+          <w:i/>
+          <w:color w:val="000000"/>
+          <w:sz w:val="24"/>
+        </w:rPr>
+        <w:hyperlink r:id="rId42" w:history="1">
+          <w:r>
+            <w:rPr>
+              <w:rStyle w:val="Hyperlink"/>
+            </w:rPr>
+            <w:t>h</w:t>
+          </w:r>
+        </w:hyperlink>
+      </w:r>
+      <w:r>
+        <w:rPr>
+          <w:rFonts w:ascii="Charis SIL Italic" w:hAnsi="Charis SIL Italic" w:eastAsia="Charis SIL Italic"/>
+          <w:b w:val="0"/>
+          <w:i/>
+          <w:color w:val="000000"/>
+          <w:sz w:val="24"/>
+        </w:rPr>
+        <w:t>es Museum</w:t>
       </w:r>
       <w:r>
         <w:rPr>
@@ -4850,23 +5196,49 @@
       </w:r>
       <w:r>
         <w:rPr>
-          <w:rFonts w:ascii="Charis SIL Regular" w:hAnsi="Charis SIL Regular" w:eastAsia="Charis SIL Regular"/>
-          <w:b w:val="0"/>
-          <w:i w:val="0"/>
-          <w:color w:val="000000"/>
-          <w:sz w:val="24"/>
-        </w:rPr>
-        <w:t xml:space="preserve">Berlijn en het </w:t>
-      </w:r>
-      <w:r>
-        <w:rPr>
+          <w:u w:val="single" w:color="0000ff"/>
+          <w:rFonts w:ascii="Charis SIL Regular" w:hAnsi="Charis SIL Regular" w:eastAsia="Charis SIL Regular"/>
+          <w:b w:val="0"/>
+          <w:i w:val="0"/>
+          <w:color w:val="000000"/>
+          <w:sz w:val="24"/>
+        </w:rPr>
+        <w:hyperlink r:id="rId42" w:history="1">
+          <w:r>
+            <w:rPr>
+              <w:rStyle w:val="Hyperlink"/>
+            </w:rPr>
+            <w:t xml:space="preserve">Berlijn en het </w:t>
+          </w:r>
+        </w:hyperlink>
+      </w:r>
+      <w:r>
+        <w:rPr>
+          <w:u w:val="single" w:color="0000ff"/>
           <w:rFonts w:ascii="Charis SIL Italic" w:hAnsi="Charis SIL Italic" w:eastAsia="Charis SIL Italic"/>
           <w:b w:val="0"/>
           <w:i/>
           <w:color w:val="000000"/>
           <w:sz w:val="24"/>
         </w:rPr>
-        <w:t>Etnografiska museet</w:t>
+        <w:hyperlink r:id="rId42" w:history="1">
+          <w:r>
+            <w:rPr>
+              <w:rStyle w:val="Hyperlink"/>
+            </w:rPr>
+            <w:t>E</w:t>
+          </w:r>
+        </w:hyperlink>
+      </w:r>
+      <w:r>
+        <w:rPr>
+          <w:rFonts w:ascii="Charis SIL Italic" w:hAnsi="Charis SIL Italic" w:eastAsia="Charis SIL Italic"/>
+          <w:b w:val="0"/>
+          <w:i/>
+          <w:color w:val="000000"/>
+          <w:sz w:val="24"/>
+        </w:rPr>
+        <w:t>tnografiska museet</w:t>
       </w:r>
       <w:r>
         <w:rPr>
@@ -4957,7 +5329,7 @@
           <w:sz w:val="24"/>
           <w:u w:val="single"/>
         </w:rPr>
-        <w:hyperlink r:id="rId41" w:history="1">
+        <w:hyperlink r:id="rId43" w:history="1">
           <w:r>
             <w:rPr>
               <w:rStyle w:val="Hyperlink"/>
@@ -4986,7 +5358,7 @@
           <w:sz w:val="24"/>
           <w:u w:val="single"/>
         </w:rPr>
-        <w:hyperlink r:id="rId41" w:history="1">
+        <w:hyperlink r:id="rId43" w:history="1">
           <w:r>
             <w:rPr>
               <w:rStyle w:val="Hyperlink"/>
@@ -5015,7 +5387,7 @@
           <w:sz w:val="24"/>
           <w:u w:val="single"/>
         </w:rPr>
-        <w:hyperlink r:id="rId41" w:history="1">
+        <w:hyperlink r:id="rId43" w:history="1">
           <w:r>
             <w:rPr>
               <w:rStyle w:val="Hyperlink"/>
@@ -5033,7 +5405,7 @@
           <w:sz w:val="24"/>
           <w:u w:val="single"/>
         </w:rPr>
-        <w:hyperlink r:id="rId41" w:history="1">
+        <w:hyperlink r:id="rId43" w:history="1">
           <w:r>
             <w:rPr>
               <w:rStyle w:val="Hyperlink"/>
@@ -5061,7 +5433,7 @@
           <w:color w:val="000000"/>
           <w:sz w:val="24"/>
         </w:rPr>
-        <w:hyperlink r:id="rId41" w:history="1">
+        <w:hyperlink r:id="rId43" w:history="1">
           <w:r>
             <w:rPr>
               <w:rStyle w:val="Hyperlink"/>
@@ -5079,7 +5451,7 @@
           <w:color w:val="000000"/>
           <w:sz w:val="24"/>
         </w:rPr>
-        <w:hyperlink r:id="rId41" w:history="1">
+        <w:hyperlink r:id="rId43" w:history="1">
           <w:r>
             <w:rPr>
               <w:rStyle w:val="Hyperlink"/>
@@ -5097,7 +5469,7 @@
           <w:color w:val="000000"/>
           <w:sz w:val="24"/>
         </w:rPr>
-        <w:hyperlink r:id="rId41" w:history="1">
+        <w:hyperlink r:id="rId43" w:history="1">
           <w:r>
             <w:rPr>
               <w:rStyle w:val="Hyperlink"/>
@@ -5115,7 +5487,7 @@
           <w:color w:val="000000"/>
           <w:sz w:val="24"/>
         </w:rPr>
-        <w:hyperlink r:id="rId41" w:history="1">
+        <w:hyperlink r:id="rId43" w:history="1">
           <w:r>
             <w:rPr>
               <w:rStyle w:val="Hyperlink"/>
@@ -5133,7 +5505,7 @@
           <w:color w:val="000000"/>
           <w:sz w:val="24"/>
         </w:rPr>
-        <w:hyperlink r:id="rId41" w:history="1">
+        <w:hyperlink r:id="rId43" w:history="1">
           <w:r>
             <w:rPr>
               <w:rStyle w:val="Hyperlink"/>
@@ -5161,7 +5533,7 @@
           <w:color w:val="000000"/>
           <w:sz w:val="24"/>
         </w:rPr>
-        <w:hyperlink r:id="rId41" w:history="1">
+        <w:hyperlink r:id="rId43" w:history="1">
           <w:r>
             <w:rPr>
               <w:rStyle w:val="Hyperlink"/>
@@ -5200,7 +5572,7 @@
           <w:sz w:val="24"/>
           <w:u w:val="single"/>
         </w:rPr>
-        <w:hyperlink r:id="rId42" w:history="1">
+        <w:hyperlink r:id="rId44" w:history="1">
           <w:r>
             <w:rPr>
               <w:rStyle w:val="Hyperlink"/>
@@ -5218,7 +5590,7 @@
           <w:sz w:val="24"/>
           <w:u w:val="single"/>
         </w:rPr>
-        <w:hyperlink r:id="rId42" w:history="1">
+        <w:hyperlink r:id="rId44" w:history="1">
           <w:r>
             <w:rPr>
               <w:rStyle w:val="Hyperlink"/>
@@ -5276,7 +5648,7 @@
           <w:sz w:val="24"/>
           <w:u w:val="single"/>
         </w:rPr>
-        <w:hyperlink r:id="rId43" w:history="1">
+        <w:hyperlink r:id="rId45" w:history="1">
           <w:r>
             <w:rPr>
               <w:rStyle w:val="Hyperlink"/>
@@ -5305,7 +5677,7 @@
           <w:sz w:val="24"/>
           <w:u w:val="single"/>
         </w:rPr>
-        <w:hyperlink r:id="rId43" w:history="1">
+        <w:hyperlink r:id="rId45" w:history="1">
           <w:r>
             <w:rPr>
               <w:rStyle w:val="Hyperlink"/>
@@ -5321,15 +5693,9 @@
           <w:i w:val="0"/>
           <w:color w:val="0000FF"/>
           <w:sz w:val="24"/>
-        </w:rPr>
-        <w:hyperlink r:id="rId43" w:history="1">
-          <w:r>
-            <w:rPr>
-              <w:rStyle w:val="Hyperlink"/>
-            </w:rPr>
-            <w:t>o</w:t>
-          </w:r>
-        </w:hyperlink>
+          <w:u w:val="single"/>
+        </w:rPr>
+        <w:t>o</w:t>
       </w:r>
       <w:r>
         <w:rPr>
@@ -5370,24 +5736,34 @@
           <w:sz w:val="24"/>
           <w:u w:val="single"/>
         </w:rPr>
-        <w:hyperlink r:id="rId44" w:history="1">
-          <w:r>
-            <w:rPr>
-              <w:rStyle w:val="Hyperlink"/>
-            </w:rPr>
-            <w:t xml:space="preserve">doneerde </w:t>
-          </w:r>
-        </w:hyperlink>
-      </w:r>
-      <w:r>
-        <w:rPr>
-          <w:rFonts w:ascii="Charis SIL Regular" w:hAnsi="Charis SIL Regular" w:eastAsia="Charis SIL Regular"/>
-          <w:b w:val="0"/>
-          <w:i w:val="0"/>
-          <w:color w:val="000000"/>
-          <w:sz w:val="24"/>
-        </w:rPr>
-        <w:t>in 1901 e</w:t>
+        <w:hyperlink r:id="rId46" w:history="1">
+          <w:r>
+            <w:rPr>
+              <w:rStyle w:val="Hyperlink"/>
+            </w:rPr>
+            <w:t>schonk</w:t>
+          </w:r>
+        </w:hyperlink>
+      </w:r>
+      <w:r>
+        <w:rPr>
+          <w:rFonts w:ascii="Charis SIL Regular" w:hAnsi="Charis SIL Regular" w:eastAsia="Charis SIL Regular"/>
+          <w:b w:val="0"/>
+          <w:i w:val="0"/>
+          <w:color w:val="000000"/>
+          <w:sz w:val="24"/>
+        </w:rPr>
+        <w:t xml:space="preserve"> in </w:t>
+      </w:r>
+      <w:r>
+        <w:rPr>
+          <w:rFonts w:ascii="Charis SIL Regular" w:hAnsi="Charis SIL Regular" w:eastAsia="Charis SIL Regular"/>
+          <w:b w:val="0"/>
+          <w:i w:val="0"/>
+          <w:color w:val="000000"/>
+          <w:sz w:val="24"/>
+        </w:rPr>
+        <w:t xml:space="preserve">1901 een </w:t>
       </w:r>
       <w:r>
         <w:rPr>
@@ -5398,12 +5774,12 @@
           <w:color w:val="000000"/>
           <w:sz w:val="24"/>
         </w:rPr>
-        <w:hyperlink r:id="rId43" w:history="1">
-          <w:r>
-            <w:rPr>
-              <w:rStyle w:val="Hyperlink"/>
-            </w:rPr>
-            <w:t>en omva</w:t>
+        <w:hyperlink r:id="rId45" w:history="1">
+          <w:r>
+            <w:rPr>
+              <w:rStyle w:val="Hyperlink"/>
+            </w:rPr>
+            <w:t>omvang</w:t>
           </w:r>
         </w:hyperlink>
       </w:r>
@@ -5416,12 +5792,12 @@
           <w:color w:val="000000"/>
           <w:sz w:val="24"/>
         </w:rPr>
-        <w:hyperlink r:id="rId43" w:history="1">
-          <w:r>
-            <w:rPr>
-              <w:rStyle w:val="Hyperlink"/>
-            </w:rPr>
-            <w:t>n</w:t>
+        <w:hyperlink r:id="rId45" w:history="1">
+          <w:r>
+            <w:rPr>
+              <w:rStyle w:val="Hyperlink"/>
+            </w:rPr>
+            <w:t>r</w:t>
           </w:r>
         </w:hyperlink>
       </w:r>
@@ -5434,24 +5810,24 @@
           <w:color w:val="000000"/>
           <w:sz w:val="24"/>
         </w:rPr>
-        <w:hyperlink r:id="rId43" w:history="1">
-          <w:r>
-            <w:rPr>
-              <w:rStyle w:val="Hyperlink"/>
-            </w:rPr>
-            <w:t>grijke c</w:t>
-          </w:r>
-        </w:hyperlink>
-      </w:r>
-      <w:r>
-        <w:rPr>
-          <w:rFonts w:ascii="Charis SIL Regular" w:hAnsi="Charis SIL Regular" w:eastAsia="Charis SIL Regular"/>
-          <w:b w:val="0"/>
-          <w:i w:val="0"/>
-          <w:color w:val="000000"/>
-          <w:sz w:val="24"/>
-        </w:rPr>
-        <w:t xml:space="preserve">ollectie objecten van Wayana en Aluku aan het </w:t>
+        <w:hyperlink r:id="rId45" w:history="1">
+          <w:r>
+            <w:rPr>
+              <w:rStyle w:val="Hyperlink"/>
+            </w:rPr>
+            <w:t>ijke coll</w:t>
+          </w:r>
+        </w:hyperlink>
+      </w:r>
+      <w:r>
+        <w:rPr>
+          <w:rFonts w:ascii="Charis SIL Regular" w:hAnsi="Charis SIL Regular" w:eastAsia="Charis SIL Regular"/>
+          <w:b w:val="0"/>
+          <w:i w:val="0"/>
+          <w:color w:val="000000"/>
+          <w:sz w:val="24"/>
+        </w:rPr>
+        <w:t xml:space="preserve">ectie objecten van Wayana en Aluku aan het </w:t>
       </w:r>
       <w:r>
         <w:rPr>
@@ -5461,71 +5837,86 @@
           <w:color w:val="000000"/>
           <w:sz w:val="24"/>
         </w:rPr>
-        <w:t xml:space="preserve">Musée du </w:t>
-      </w:r>
-      <w:r>
-        <w:br/>
-      </w:r>
-      <w:r>
-        <w:rPr>
+        <w:t>Musée du Tr</w:t>
+      </w:r>
+      <w:r>
+        <w:rPr>
+          <w:u w:val="single" w:color="0000ff"/>
           <w:rFonts w:ascii="Charis SIL Italic" w:hAnsi="Charis SIL Italic" w:eastAsia="Charis SIL Italic"/>
           <w:b w:val="0"/>
           <w:i/>
           <w:color w:val="000000"/>
           <w:sz w:val="24"/>
         </w:rPr>
-        <w:t>Trocadéro</w:t>
-      </w:r>
-      <w:r>
-        <w:rPr>
-          <w:rFonts w:ascii="Charis SIL Regular" w:hAnsi="Charis SIL Regular" w:eastAsia="Charis SIL Regular"/>
-          <w:b w:val="0"/>
-          <w:i w:val="0"/>
-          <w:color w:val="000000"/>
-          <w:sz w:val="24"/>
-        </w:rPr>
-        <w:t xml:space="preserve">. Drie van de acht expedities naar Suriname die vlak na de eeuwwisseling onder </w:t>
-      </w:r>
-      <w:r>
-        <w:rPr>
-          <w:rFonts w:ascii="Charis SIL Regular" w:hAnsi="Charis SIL Regular" w:eastAsia="Charis SIL Regular"/>
-          <w:b w:val="0"/>
-          <w:i w:val="0"/>
-          <w:color w:val="000000"/>
-          <w:sz w:val="24"/>
-        </w:rPr>
-        <w:t xml:space="preserve">auspiciën van het Koninklijk Nederlands Aardrijkskundig Genootschap werden georganiseerd </w:t>
-      </w:r>
-      <w:r>
-        <w:rPr>
-          <w:rFonts w:ascii="Charis SIL Regular" w:hAnsi="Charis SIL Regular" w:eastAsia="Charis SIL Regular"/>
-          <w:b w:val="0"/>
-          <w:i w:val="0"/>
-          <w:color w:val="000000"/>
-          <w:sz w:val="24"/>
-        </w:rPr>
-        <w:t xml:space="preserve">leverden omvangrijke etnografische collecties op, die zich vandaag de dag bevinden in de </w:t>
-      </w:r>
-      <w:r>
-        <w:rPr>
-          <w:rFonts w:ascii="Charis SIL Regular" w:hAnsi="Charis SIL Regular" w:eastAsia="Charis SIL Regular"/>
-          <w:b w:val="0"/>
-          <w:i w:val="0"/>
-          <w:color w:val="000000"/>
-          <w:sz w:val="24"/>
-        </w:rPr>
-        <w:t xml:space="preserve">collectie van het </w:t>
-      </w:r>
-      <w:r>
-        <w:rPr>
-          <w:rFonts w:ascii="Charis SIL Regular" w:hAnsi="Charis SIL Regular" w:eastAsia="Charis SIL Regular"/>
-          <w:b w:val="0"/>
-          <w:i w:val="0"/>
-          <w:color w:val="0000FF"/>
-          <w:sz w:val="24"/>
-          <w:u w:val="single"/>
-        </w:rPr>
-        <w:hyperlink r:id="rId45" w:history="1">
+        <w:hyperlink r:id="rId46" w:history="1">
+          <w:r>
+            <w:rPr>
+              <w:rStyle w:val="Hyperlink"/>
+            </w:rPr>
+            <w:t>ocadéro</w:t>
+          </w:r>
+        </w:hyperlink>
+      </w:r>
+      <w:r>
+        <w:rPr>
+          <w:rFonts w:ascii="Charis SIL Regular" w:hAnsi="Charis SIL Regular" w:eastAsia="Charis SIL Regular"/>
+          <w:b w:val="0"/>
+          <w:i w:val="0"/>
+          <w:color w:val="000000"/>
+          <w:sz w:val="24"/>
+        </w:rPr>
+        <w:t xml:space="preserve">. </w:t>
+      </w:r>
+      <w:r>
+        <w:rPr>
+          <w:rFonts w:ascii="Charis SIL Regular" w:hAnsi="Charis SIL Regular" w:eastAsia="Charis SIL Regular"/>
+          <w:b w:val="0"/>
+          <w:i w:val="0"/>
+          <w:color w:val="000000"/>
+          <w:sz w:val="24"/>
+        </w:rPr>
+        <w:t xml:space="preserve">Drie van de acht expedities naar Suriname die vlak na de eeuwwisseling onder auspiciën van </w:t>
+      </w:r>
+      <w:r>
+        <w:rPr>
+          <w:rFonts w:ascii="Charis SIL Regular" w:hAnsi="Charis SIL Regular" w:eastAsia="Charis SIL Regular"/>
+          <w:b w:val="0"/>
+          <w:i w:val="0"/>
+          <w:color w:val="000000"/>
+          <w:sz w:val="24"/>
+        </w:rPr>
+        <w:t xml:space="preserve">het Koninklijk Nederlands Aardrijkskundig Genootschap werden georganiseerd leverden </w:t>
+      </w:r>
+      <w:r>
+        <w:rPr>
+          <w:rFonts w:ascii="Charis SIL Regular" w:hAnsi="Charis SIL Regular" w:eastAsia="Charis SIL Regular"/>
+          <w:b w:val="0"/>
+          <w:i w:val="0"/>
+          <w:color w:val="000000"/>
+          <w:sz w:val="24"/>
+        </w:rPr>
+        <w:t xml:space="preserve">omvangrijke etnografische collecties op, die zich vandaag de dag bevinden in de collectie van </w:t>
+      </w:r>
+      <w:r>
+        <w:rPr>
+          <w:rFonts w:ascii="Charis SIL Regular" w:hAnsi="Charis SIL Regular" w:eastAsia="Charis SIL Regular"/>
+          <w:b w:val="0"/>
+          <w:i w:val="0"/>
+          <w:color w:val="000000"/>
+          <w:sz w:val="24"/>
+        </w:rPr>
+        <w:t xml:space="preserve">het </w:t>
+      </w:r>
+      <w:r>
+        <w:rPr>
+          <w:rFonts w:ascii="Charis SIL Regular" w:hAnsi="Charis SIL Regular" w:eastAsia="Charis SIL Regular"/>
+          <w:b w:val="0"/>
+          <w:i w:val="0"/>
+          <w:color w:val="0000FF"/>
+          <w:sz w:val="24"/>
+          <w:u w:val="single"/>
+        </w:rPr>
+        <w:hyperlink r:id="rId47" w:history="1">
           <w:r>
             <w:rPr>
               <w:rStyle w:val="Hyperlink"/>
@@ -5554,7 +5945,7 @@
           <w:sz w:val="24"/>
           <w:u w:val="single"/>
         </w:rPr>
-        <w:hyperlink r:id="rId45" w:history="1">
+        <w:hyperlink r:id="rId47" w:history="1">
           <w:r>
             <w:rPr>
               <w:rStyle w:val="Hyperlink"/>
@@ -5571,33 +5962,108 @@
           <w:color w:val="000000"/>
           <w:sz w:val="24"/>
         </w:rPr>
-        <w:t xml:space="preserve">. De expeditie naar de Gonini uit 1903 leverde </w:t>
-      </w:r>
-      <w:r>
-        <w:rPr>
-          <w:rFonts w:ascii="Charis SIL Regular" w:hAnsi="Charis SIL Regular" w:eastAsia="Charis SIL Regular"/>
-          <w:b w:val="0"/>
-          <w:i w:val="0"/>
-          <w:color w:val="000000"/>
-          <w:sz w:val="24"/>
-        </w:rPr>
-        <w:t xml:space="preserve">serie </w:t>
-      </w:r>
-      <w:r>
-        <w:rPr>
-          <w:rFonts w:ascii="Charis SIL Regular" w:hAnsi="Charis SIL Regular" w:eastAsia="Charis SIL Regular"/>
-          <w:b w:val="0"/>
-          <w:i w:val="0"/>
-          <w:color w:val="0000FF"/>
-          <w:sz w:val="24"/>
-          <w:u w:val="single"/>
-        </w:rPr>
-        <w:hyperlink r:id="rId46" w:history="1">
-          <w:r>
-            <w:rPr>
-              <w:rStyle w:val="Hyperlink"/>
-            </w:rPr>
-            <w:t>TM-401</w:t>
+        <w:t xml:space="preserve">. De expeditie naar de Gonini uit 1903 leverde serie </w:t>
+      </w:r>
+      <w:r>
+        <w:rPr>
+          <w:rFonts w:ascii="Charis SIL Regular" w:hAnsi="Charis SIL Regular" w:eastAsia="Charis SIL Regular"/>
+          <w:b w:val="0"/>
+          <w:i w:val="0"/>
+          <w:color w:val="0000FF"/>
+          <w:sz w:val="24"/>
+          <w:u w:val="single"/>
+        </w:rPr>
+        <w:hyperlink r:id="rId48" w:history="1">
+          <w:r>
+            <w:rPr>
+              <w:rStyle w:val="Hyperlink"/>
+            </w:rPr>
+            <w:t xml:space="preserve">TM-401 </w:t>
+          </w:r>
+        </w:hyperlink>
+      </w:r>
+      <w:r>
+        <w:rPr>
+          <w:rFonts w:ascii="Charis SIL Regular" w:hAnsi="Charis SIL Regular" w:eastAsia="Charis SIL Regular"/>
+          <w:b w:val="0"/>
+          <w:i w:val="0"/>
+          <w:color w:val="000000"/>
+          <w:sz w:val="24"/>
+        </w:rPr>
+        <w:t>met</w:t>
+      </w:r>
+      <w:r>
+        <w:rPr>
+          <w:u w:val="single" w:color="0000ff"/>
+          <w:rFonts w:ascii="Charis SIL Regular" w:hAnsi="Charis SIL Regular" w:eastAsia="Charis SIL Regular"/>
+          <w:b w:val="0"/>
+          <w:i w:val="0"/>
+          <w:color w:val="000000"/>
+          <w:sz w:val="24"/>
+        </w:rPr>
+        <w:hyperlink r:id="rId47" w:history="1">
+          <w:r>
+            <w:rPr>
+              <w:rStyle w:val="Hyperlink"/>
+            </w:rPr>
+            <w:t xml:space="preserve"> 86 voorwerpen</w:t>
+          </w:r>
+        </w:hyperlink>
+      </w:r>
+      <w:r>
+        <w:rPr>
+          <w:u w:val="single" w:color="0000ff"/>
+          <w:rFonts w:ascii="Charis SIL Regular" w:hAnsi="Charis SIL Regular" w:eastAsia="Charis SIL Regular"/>
+          <w:b w:val="0"/>
+          <w:i w:val="0"/>
+          <w:color w:val="000000"/>
+          <w:sz w:val="24"/>
+        </w:rPr>
+        <w:t xml:space="preserve"> </w:t>
+      </w:r>
+      <w:r>
+        <w:rPr>
+          <w:u w:val="single" w:color="0000ff"/>
+          <w:rFonts w:ascii="Charis SIL Regular" w:hAnsi="Charis SIL Regular" w:eastAsia="Charis SIL Regular"/>
+          <w:b w:val="0"/>
+          <w:i w:val="0"/>
+          <w:color w:val="000000"/>
+          <w:sz w:val="24"/>
+        </w:rPr>
+        <w:hyperlink r:id="rId47" w:history="1">
+          <w:r>
+            <w:rPr>
+              <w:rStyle w:val="Hyperlink"/>
+            </w:rPr>
+            <w:t>op, de expe</w:t>
+          </w:r>
+        </w:hyperlink>
+      </w:r>
+      <w:r>
+        <w:rPr>
+          <w:rFonts w:ascii="Charis SIL Regular" w:hAnsi="Charis SIL Regular" w:eastAsia="Charis SIL Regular"/>
+          <w:b w:val="0"/>
+          <w:i w:val="0"/>
+          <w:color w:val="000000"/>
+          <w:sz w:val="24"/>
+        </w:rPr>
+        <w:t xml:space="preserve">ditie naar de Tapanahony uit 1904 serie </w:t>
+      </w:r>
+      <w:r>
+        <w:rPr>
+          <w:rFonts w:ascii="Charis SIL Regular" w:hAnsi="Charis SIL Regular" w:eastAsia="Charis SIL Regular"/>
+          <w:b w:val="0"/>
+          <w:i w:val="0"/>
+          <w:color w:val="0000FF"/>
+          <w:sz w:val="24"/>
+          <w:u w:val="single"/>
+        </w:rPr>
+        <w:hyperlink r:id="rId49" w:history="1">
+          <w:r>
+            <w:rPr>
+              <w:rStyle w:val="Hyperlink"/>
+            </w:rPr>
+            <w:t>TM-402</w:t>
           </w:r>
         </w:hyperlink>
       </w:r>
@@ -5620,12 +6086,76 @@
           <w:color w:val="000000"/>
           <w:sz w:val="24"/>
         </w:rPr>
-        <w:hyperlink r:id="rId45" w:history="1">
-          <w:r>
-            <w:rPr>
-              <w:rStyle w:val="Hyperlink"/>
-            </w:rPr>
-            <w:t>t 86 voorwerpe</w:t>
+        <w:hyperlink r:id="rId48" w:history="1">
+          <w:r>
+            <w:rPr>
+              <w:rStyle w:val="Hyperlink"/>
+            </w:rPr>
+            <w:t xml:space="preserve">t 493 </w:t>
+          </w:r>
+        </w:hyperlink>
+      </w:r>
+      <w:r>
+        <w:rPr>
+          <w:rFonts w:ascii="Charis SIL Regular" w:hAnsi="Charis SIL Regular" w:eastAsia="Charis SIL Regular"/>
+          <w:b w:val="0"/>
+          <w:i w:val="0"/>
+          <w:color w:val="000000"/>
+          <w:sz w:val="24"/>
+        </w:rPr>
+        <w:t xml:space="preserve">voorwerpen en de expeditie naar het Toemoek-Hoemakgebergte serie </w:t>
+      </w:r>
+      <w:r>
+        <w:rPr>
+          <w:rFonts w:ascii="Charis SIL Regular" w:hAnsi="Charis SIL Regular" w:eastAsia="Charis SIL Regular"/>
+          <w:b w:val="0"/>
+          <w:i w:val="0"/>
+          <w:color w:val="0000FF"/>
+          <w:sz w:val="24"/>
+          <w:u w:val="single"/>
+        </w:rPr>
+        <w:hyperlink r:id="rId50" w:history="1">
+          <w:r>
+            <w:rPr>
+              <w:rStyle w:val="Hyperlink"/>
+            </w:rPr>
+            <w:t>T</w:t>
+          </w:r>
+        </w:hyperlink>
+      </w:r>
+      <w:r>
+        <w:rPr>
+          <w:rFonts w:ascii="Charis SIL Regular" w:hAnsi="Charis SIL Regular" w:eastAsia="Charis SIL Regular"/>
+          <w:b w:val="0"/>
+          <w:i w:val="0"/>
+          <w:color w:val="0000FF"/>
+          <w:sz w:val="24"/>
+          <w:u w:val="single"/>
+        </w:rPr>
+        <w:hyperlink r:id="rId50" w:history="1">
+          <w:r>
+            <w:rPr>
+              <w:rStyle w:val="Hyperlink"/>
+            </w:rPr>
+            <w:t>M</w:t>
+          </w:r>
+        </w:hyperlink>
+      </w:r>
+      <w:r>
+        <w:rPr>
+          <w:rFonts w:ascii="Charis SIL Regular" w:hAnsi="Charis SIL Regular" w:eastAsia="Charis SIL Regular"/>
+          <w:b w:val="0"/>
+          <w:i w:val="0"/>
+          <w:color w:val="0000FF"/>
+          <w:sz w:val="24"/>
+          <w:u w:val="single"/>
+        </w:rPr>
+        <w:hyperlink r:id="rId49" w:history="1">
+          <w:r>
+            <w:rPr>
+              <w:rStyle w:val="Hyperlink"/>
+            </w:rPr>
+            <w:t>-403</w:t>
           </w:r>
         </w:hyperlink>
       </w:r>
@@ -5638,14 +6168,120 @@
           <w:color w:val="000000"/>
           <w:sz w:val="24"/>
         </w:rPr>
-        <w:hyperlink r:id="rId45" w:history="1">
-          <w:r>
-            <w:rPr>
-              <w:rStyle w:val="Hyperlink"/>
-            </w:rPr>
-            <w:t>n</w:t>
-          </w:r>
-        </w:hyperlink>
+        <w:hyperlink r:id="rId49" w:history="1">
+          <w:r>
+            <w:rPr>
+              <w:rStyle w:val="Hyperlink"/>
+            </w:rPr>
+            <w:t xml:space="preserve"> m</w:t>
+          </w:r>
+        </w:hyperlink>
+      </w:r>
+      <w:r>
+        <w:rPr>
+          <w:rFonts w:ascii="Charis SIL Regular" w:hAnsi="Charis SIL Regular" w:eastAsia="Charis SIL Regular"/>
+          <w:b w:val="0"/>
+          <w:i w:val="0"/>
+          <w:color w:val="000000"/>
+          <w:sz w:val="24"/>
+        </w:rPr>
+        <w:t xml:space="preserve">et 186 </w:t>
+      </w:r>
+      <w:r>
+        <w:rPr>
+          <w:rFonts w:ascii="Charis SIL Regular" w:hAnsi="Charis SIL Regular" w:eastAsia="Charis SIL Regular"/>
+          <w:b w:val="0"/>
+          <w:i w:val="0"/>
+          <w:color w:val="000000"/>
+          <w:sz w:val="24"/>
+        </w:rPr>
+        <w:t xml:space="preserve">voorwerpen. Expeditielid </w:t>
+      </w:r>
+      <w:r>
+        <w:rPr>
+          <w:rFonts w:ascii="Charis SIL Regular" w:hAnsi="Charis SIL Regular" w:eastAsia="Charis SIL Regular"/>
+          <w:b w:val="0"/>
+          <w:i w:val="0"/>
+          <w:color w:val="0000FF"/>
+          <w:sz w:val="24"/>
+          <w:u w:val="single"/>
+        </w:rPr>
+        <w:hyperlink r:id="rId51" w:history="1">
+          <w:r>
+            <w:rPr>
+              <w:rStyle w:val="Hyperlink"/>
+            </w:rPr>
+            <w:t>Claudius</w:t>
+          </w:r>
+        </w:hyperlink>
+      </w:r>
+      <w:r>
+        <w:rPr>
+          <w:rFonts w:ascii="Charis SIL Regular" w:hAnsi="Charis SIL Regular" w:eastAsia="Charis SIL Regular"/>
+          <w:b w:val="0"/>
+          <w:i w:val="0"/>
+          <w:color w:val="0000FF"/>
+          <w:sz w:val="24"/>
+          <w:u w:val="single"/>
+        </w:rPr>
+        <w:t xml:space="preserve"> </w:t>
+      </w:r>
+      <w:r>
+        <w:rPr>
+          <w:rFonts w:ascii="Charis SIL Regular" w:hAnsi="Charis SIL Regular" w:eastAsia="Charis SIL Regular"/>
+          <w:b w:val="0"/>
+          <w:i w:val="0"/>
+          <w:color w:val="0000FF"/>
+          <w:sz w:val="24"/>
+          <w:u w:val="single"/>
+        </w:rPr>
+        <w:hyperlink r:id="rId51" w:history="1">
+          <w:r>
+            <w:rPr>
+              <w:rStyle w:val="Hyperlink"/>
+            </w:rPr>
+            <w:t>de</w:t>
+          </w:r>
+        </w:hyperlink>
+      </w:r>
+      <w:r>
+        <w:rPr>
+          <w:rFonts w:ascii="Charis SIL Regular" w:hAnsi="Charis SIL Regular" w:eastAsia="Charis SIL Regular"/>
+          <w:b w:val="0"/>
+          <w:i w:val="0"/>
+          <w:color w:val="0000FF"/>
+          <w:sz w:val="24"/>
+          <w:u w:val="single"/>
+        </w:rPr>
+        <w:t xml:space="preserve"> </w:t>
+      </w:r>
+      <w:r>
+        <w:rPr>
+          <w:rFonts w:ascii="Charis SIL Regular" w:hAnsi="Charis SIL Regular" w:eastAsia="Charis SIL Regular"/>
+          <w:b w:val="0"/>
+          <w:i w:val="0"/>
+          <w:color w:val="0000FF"/>
+          <w:sz w:val="24"/>
+          <w:u w:val="single"/>
+        </w:rPr>
+        <w:hyperlink r:id="rId51" w:history="1">
+          <w:r>
+            <w:rPr>
+              <w:rStyle w:val="Hyperlink"/>
+            </w:rPr>
+            <w:t>Goeje</w:t>
+          </w:r>
+        </w:hyperlink>
+      </w:r>
+      <w:r>
+        <w:rPr>
+          <w:rFonts w:ascii="Charis SIL Regular" w:hAnsi="Charis SIL Regular" w:eastAsia="Charis SIL Regular"/>
+          <w:b w:val="0"/>
+          <w:i w:val="0"/>
+          <w:color w:val="000000"/>
+          <w:sz w:val="24"/>
+        </w:rPr>
+        <w:t xml:space="preserve"> droeg in 1904 een persoo</w:t>
       </w:r>
       <w:r>
         <w:rPr>
@@ -5656,59 +6292,34 @@
           <w:color w:val="000000"/>
           <w:sz w:val="24"/>
         </w:rPr>
-        <w:hyperlink r:id="rId45" w:history="1">
-          <w:r>
-            <w:rPr>
-              <w:rStyle w:val="Hyperlink"/>
-            </w:rPr>
-            <w:t xml:space="preserve"> op, de exp</w:t>
-          </w:r>
-        </w:hyperlink>
-      </w:r>
-      <w:r>
-        <w:rPr>
-          <w:rFonts w:ascii="Charis SIL Regular" w:hAnsi="Charis SIL Regular" w:eastAsia="Charis SIL Regular"/>
-          <w:b w:val="0"/>
-          <w:i w:val="0"/>
-          <w:color w:val="000000"/>
-          <w:sz w:val="24"/>
-        </w:rPr>
-        <w:t xml:space="preserve">editie naar de Tapanahony uit 1904 serie </w:t>
-      </w:r>
-      <w:r>
-        <w:rPr>
-          <w:rFonts w:ascii="Charis SIL Regular" w:hAnsi="Charis SIL Regular" w:eastAsia="Charis SIL Regular"/>
-          <w:b w:val="0"/>
-          <w:i w:val="0"/>
-          <w:color w:val="0000FF"/>
-          <w:sz w:val="24"/>
-        </w:rPr>
-        <w:hyperlink r:id="rId47" w:history="1">
-          <w:r>
-            <w:rPr>
-              <w:rStyle w:val="Hyperlink"/>
-            </w:rPr>
-            <w:t>TM-4</w:t>
-          </w:r>
-        </w:hyperlink>
-      </w:r>
-      <w:r>
-        <w:rPr>
-          <w:rFonts w:ascii="Charis SIL Regular" w:hAnsi="Charis SIL Regular" w:eastAsia="Charis SIL Regular"/>
-          <w:b w:val="0"/>
-          <w:i w:val="0"/>
-          <w:color w:val="0000FF"/>
-          <w:sz w:val="24"/>
-          <w:u w:val="single"/>
-        </w:rPr>
-        <w:hyperlink r:id="rId46" w:history="1">
-          <w:r>
-            <w:rPr>
-              <w:rStyle w:val="Hyperlink"/>
-            </w:rPr>
-            <w:t>02</w:t>
-          </w:r>
-        </w:hyperlink>
+        <w:hyperlink r:id="rId50" w:history="1">
+          <w:r>
+            <w:rPr>
+              <w:rStyle w:val="Hyperlink"/>
+            </w:rPr>
+            <w:t>nlijke ve</w:t>
+          </w:r>
+        </w:hyperlink>
+      </w:r>
+      <w:r>
+        <w:rPr>
+          <w:rFonts w:ascii="Charis SIL Regular" w:hAnsi="Charis SIL Regular" w:eastAsia="Charis SIL Regular"/>
+          <w:b w:val="0"/>
+          <w:i w:val="0"/>
+          <w:color w:val="000000"/>
+          <w:sz w:val="24"/>
+        </w:rPr>
+        <w:t xml:space="preserve">rzameling over </w:t>
+      </w:r>
+      <w:r>
+        <w:rPr>
+          <w:rFonts w:ascii="Charis SIL Regular" w:hAnsi="Charis SIL Regular" w:eastAsia="Charis SIL Regular"/>
+          <w:b w:val="0"/>
+          <w:i w:val="0"/>
+          <w:color w:val="000000"/>
+          <w:sz w:val="24"/>
+        </w:rPr>
+        <w:t>aan het museum in Leiden</w:t>
       </w:r>
       <w:r>
         <w:rPr>
@@ -5719,138 +6330,14 @@
           <w:color w:val="000000"/>
           <w:sz w:val="24"/>
         </w:rPr>
-        <w:hyperlink r:id="rId46" w:history="1">
-          <w:r>
-            <w:rPr>
-              <w:rStyle w:val="Hyperlink"/>
-            </w:rPr>
-            <w:t xml:space="preserve"> met </w:t>
-          </w:r>
-        </w:hyperlink>
-      </w:r>
-      <w:r>
-        <w:rPr>
-          <w:rFonts w:ascii="Charis SIL Regular" w:hAnsi="Charis SIL Regular" w:eastAsia="Charis SIL Regular"/>
-          <w:b w:val="0"/>
-          <w:i w:val="0"/>
-          <w:color w:val="000000"/>
-          <w:sz w:val="24"/>
-        </w:rPr>
-        <w:t xml:space="preserve">493 voorwerpen en de expeditie naar het Toemoek-Hoemakgebergte serie </w:t>
-      </w:r>
-      <w:r>
-        <w:rPr>
-          <w:rFonts w:ascii="Charis SIL Regular" w:hAnsi="Charis SIL Regular" w:eastAsia="Charis SIL Regular"/>
-          <w:b w:val="0"/>
-          <w:i w:val="0"/>
-          <w:color w:val="0000FF"/>
-          <w:sz w:val="24"/>
-          <w:u w:val="single"/>
-        </w:rPr>
-        <w:hyperlink r:id="rId47" w:history="1">
-          <w:r>
-            <w:rPr>
-              <w:rStyle w:val="Hyperlink"/>
-            </w:rPr>
-            <w:t>TM-403</w:t>
-          </w:r>
-        </w:hyperlink>
-      </w:r>
-      <w:r>
-        <w:rPr>
-          <w:rFonts w:ascii="Charis SIL Regular" w:hAnsi="Charis SIL Regular" w:eastAsia="Charis SIL Regular"/>
-          <w:b w:val="0"/>
-          <w:i w:val="0"/>
-          <w:color w:val="000000"/>
-          <w:sz w:val="24"/>
-        </w:rPr>
-        <w:t xml:space="preserve"> met 186 voorwerpen. Expeditielid </w:t>
-      </w:r>
-      <w:r>
-        <w:rPr>
-          <w:rFonts w:ascii="Charis SIL Regular" w:hAnsi="Charis SIL Regular" w:eastAsia="Charis SIL Regular"/>
-          <w:b w:val="0"/>
-          <w:i w:val="0"/>
-          <w:color w:val="0000FF"/>
-          <w:sz w:val="24"/>
-          <w:u w:val="single"/>
-        </w:rPr>
-        <w:hyperlink r:id="rId48" w:history="1">
-          <w:r>
-            <w:rPr>
-              <w:rStyle w:val="Hyperlink"/>
-            </w:rPr>
-            <w:t>Claudius</w:t>
-          </w:r>
-        </w:hyperlink>
-      </w:r>
-      <w:r>
-        <w:rPr>
-          <w:rFonts w:ascii="Charis SIL Regular" w:hAnsi="Charis SIL Regular" w:eastAsia="Charis SIL Regular"/>
-          <w:b w:val="0"/>
-          <w:i w:val="0"/>
-          <w:color w:val="0000FF"/>
-          <w:sz w:val="24"/>
-          <w:u w:val="single"/>
-        </w:rPr>
-        <w:t xml:space="preserve"> </w:t>
-      </w:r>
-      <w:r>
-        <w:rPr>
-          <w:rFonts w:ascii="Charis SIL Regular" w:hAnsi="Charis SIL Regular" w:eastAsia="Charis SIL Regular"/>
-          <w:b w:val="0"/>
-          <w:i w:val="0"/>
-          <w:color w:val="0000FF"/>
-          <w:sz w:val="24"/>
-          <w:u w:val="single"/>
-        </w:rPr>
-        <w:hyperlink r:id="rId48" w:history="1">
-          <w:r>
-            <w:rPr>
-              <w:rStyle w:val="Hyperlink"/>
-            </w:rPr>
-            <w:t>de</w:t>
-          </w:r>
-        </w:hyperlink>
-      </w:r>
-      <w:r>
-        <w:rPr>
-          <w:rFonts w:ascii="Charis SIL Regular" w:hAnsi="Charis SIL Regular" w:eastAsia="Charis SIL Regular"/>
-          <w:b w:val="0"/>
-          <w:i w:val="0"/>
-          <w:color w:val="0000FF"/>
-          <w:sz w:val="24"/>
-          <w:u w:val="single"/>
-        </w:rPr>
-        <w:t xml:space="preserve"> </w:t>
-      </w:r>
-      <w:r>
-        <w:rPr>
-          <w:rFonts w:ascii="Charis SIL Regular" w:hAnsi="Charis SIL Regular" w:eastAsia="Charis SIL Regular"/>
-          <w:b w:val="0"/>
-          <w:i w:val="0"/>
-          <w:color w:val="0000FF"/>
-          <w:sz w:val="24"/>
-          <w:u w:val="single"/>
-        </w:rPr>
-        <w:hyperlink r:id="rId48" w:history="1">
-          <w:r>
-            <w:rPr>
-              <w:rStyle w:val="Hyperlink"/>
-            </w:rPr>
-            <w:t>Goeje</w:t>
-          </w:r>
-        </w:hyperlink>
-      </w:r>
-      <w:r>
-        <w:rPr>
-          <w:rFonts w:ascii="Charis SIL Regular" w:hAnsi="Charis SIL Regular" w:eastAsia="Charis SIL Regular"/>
-          <w:b w:val="0"/>
-          <w:i w:val="0"/>
-          <w:color w:val="000000"/>
-          <w:sz w:val="24"/>
-        </w:rPr>
-        <w:t xml:space="preserve"> droeg in 1904 een persoonlijke </w:t>
+        <w:hyperlink r:id="rId51" w:history="1">
+          <w:r>
+            <w:rPr>
+              <w:rStyle w:val="Hyperlink"/>
+            </w:rPr>
+            <w:t>, waar d</w:t>
+          </w:r>
+        </w:hyperlink>
       </w:r>
       <w:r>
         <w:rPr>
@@ -5861,24 +6348,14 @@
           <w:color w:val="000000"/>
           <w:sz w:val="24"/>
         </w:rPr>
-        <w:hyperlink r:id="rId49" w:history="1">
-          <w:r>
-            <w:rPr>
-              <w:rStyle w:val="Hyperlink"/>
-            </w:rPr>
-            <w:t>verzame</w:t>
-          </w:r>
-        </w:hyperlink>
-      </w:r>
-      <w:r>
-        <w:rPr>
-          <w:rFonts w:ascii="Charis SIL Regular" w:hAnsi="Charis SIL Regular" w:eastAsia="Charis SIL Regular"/>
-          <w:b w:val="0"/>
-          <w:i w:val="0"/>
-          <w:color w:val="000000"/>
-          <w:sz w:val="24"/>
-        </w:rPr>
-        <w:t>ling over aan het museum in Leide</w:t>
+        <w:hyperlink r:id="rId51" w:history="1">
+          <w:r>
+            <w:rPr>
+              <w:rStyle w:val="Hyperlink"/>
+            </w:rPr>
+            <w:t>i</w:t>
+          </w:r>
+        </w:hyperlink>
       </w:r>
       <w:r>
         <w:rPr>
@@ -5889,12 +6366,12 @@
           <w:color w:val="000000"/>
           <w:sz w:val="24"/>
         </w:rPr>
-        <w:hyperlink r:id="rId48" w:history="1">
-          <w:r>
-            <w:rPr>
-              <w:rStyle w:val="Hyperlink"/>
-            </w:rPr>
-            <w:t>n, waar d</w:t>
+        <w:hyperlink r:id="rId51" w:history="1">
+          <w:r>
+            <w:rPr>
+              <w:rStyle w:val="Hyperlink"/>
+            </w:rPr>
+            <w:t>e i</w:t>
           </w:r>
         </w:hyperlink>
       </w:r>
@@ -5907,12 +6384,12 @@
           <w:color w:val="000000"/>
           <w:sz w:val="24"/>
         </w:rPr>
-        <w:hyperlink r:id="rId48" w:history="1">
-          <w:r>
-            <w:rPr>
-              <w:rStyle w:val="Hyperlink"/>
-            </w:rPr>
-            <w:t xml:space="preserve">ie </w:t>
+        <w:hyperlink r:id="rId51" w:history="1">
+          <w:r>
+            <w:rPr>
+              <w:rStyle w:val="Hyperlink"/>
+            </w:rPr>
+            <w:t>s</w:t>
           </w:r>
         </w:hyperlink>
       </w:r>
@@ -5925,43 +6402,14 @@
           <w:color w:val="000000"/>
           <w:sz w:val="24"/>
         </w:rPr>
-        <w:hyperlink r:id="rId48" w:history="1">
-          <w:r>
-            <w:rPr>
-              <w:rStyle w:val="Hyperlink"/>
-            </w:rPr>
-            <w:t>i</w:t>
-          </w:r>
-        </w:hyperlink>
-      </w:r>
-      <w:r>
-        <w:rPr>
-          <w:u w:val="single" w:color="0000ff"/>
-          <w:rFonts w:ascii="Charis SIL Regular" w:hAnsi="Charis SIL Regular" w:eastAsia="Charis SIL Regular"/>
-          <w:b w:val="0"/>
-          <w:i w:val="0"/>
-          <w:color w:val="000000"/>
-          <w:sz w:val="24"/>
-        </w:rPr>
-        <w:hyperlink r:id="rId48" w:history="1">
-          <w:r>
-            <w:rPr>
-              <w:rStyle w:val="Hyperlink"/>
-            </w:rPr>
-            <w:t>s opg</w:t>
-          </w:r>
-        </w:hyperlink>
-      </w:r>
-      <w:r>
-        <w:rPr>
-          <w:u w:val="single" w:color="0000ff"/>
-          <w:rFonts w:ascii="Charis SIL Regular" w:hAnsi="Charis SIL Regular" w:eastAsia="Charis SIL Regular"/>
-          <w:b w:val="0"/>
-          <w:i w:val="0"/>
-          <w:color w:val="000000"/>
-          <w:sz w:val="24"/>
-        </w:rPr>
-        <w:t>e</w:t>
+        <w:hyperlink r:id="rId51" w:history="1">
+          <w:r>
+            <w:rPr>
+              <w:rStyle w:val="Hyperlink"/>
+            </w:rPr>
+            <w:t xml:space="preserve"> opge</w:t>
+          </w:r>
+        </w:hyperlink>
       </w:r>
       <w:r>
         <w:rPr>
@@ -5982,7 +6430,7 @@
           <w:sz w:val="24"/>
           <w:u w:val="single"/>
         </w:rPr>
-        <w:hyperlink r:id="rId50" w:history="1">
+        <w:hyperlink r:id="rId52" w:history="1">
           <w:r>
             <w:rPr>
               <w:rStyle w:val="Hyperlink"/>
@@ -6010,7 +6458,7 @@
           <w:sz w:val="24"/>
           <w:u w:val="single"/>
         </w:rPr>
-        <w:hyperlink r:id="rId51" w:history="1">
+        <w:hyperlink r:id="rId53" w:history="1">
           <w:r>
             <w:rPr>
               <w:rStyle w:val="Hyperlink"/>
@@ -6068,7 +6516,7 @@
           <w:sz w:val="24"/>
           <w:u w:val="single"/>
         </w:rPr>
-        <w:hyperlink r:id="rId52" w:history="1">
+        <w:hyperlink r:id="rId54" w:history="1">
           <w:r>
             <w:rPr>
               <w:rStyle w:val="Hyperlink"/>
@@ -6096,7 +6544,7 @@
           <w:sz w:val="24"/>
           <w:u w:val="single"/>
         </w:rPr>
-        <w:hyperlink r:id="rId53" w:history="1">
+        <w:hyperlink r:id="rId55" w:history="1">
           <w:r>
             <w:rPr>
               <w:rStyle w:val="Hyperlink"/>
@@ -6134,7 +6582,7 @@
           <w:color w:val="000000"/>
           <w:sz w:val="24"/>
         </w:rPr>
-        <w:hyperlink r:id="rId52" w:history="1">
+        <w:hyperlink r:id="rId54" w:history="1">
           <w:r>
             <w:rPr>
               <w:rStyle w:val="Hyperlink"/>
@@ -6162,7 +6610,7 @@
           <w:color w:val="000000"/>
           <w:sz w:val="24"/>
         </w:rPr>
-        <w:hyperlink r:id="rId53" w:history="1">
+        <w:hyperlink r:id="rId55" w:history="1">
           <w:r>
             <w:rPr>
               <w:rStyle w:val="Hyperlink"/>
@@ -6203,7 +6651,7 @@
           <w:sz w:val="24"/>
           <w:u w:val="single"/>
         </w:rPr>
-        <w:hyperlink r:id="rId54" w:history="1">
+        <w:hyperlink r:id="rId56" w:history="1">
           <w:r>
             <w:rPr>
               <w:rStyle w:val="Hyperlink"/>
@@ -6297,7 +6745,7 @@
           <w:sz w:val="24"/>
           <w:u w:val="single"/>
         </w:rPr>
-        <w:hyperlink r:id="rId55" w:history="1">
+        <w:hyperlink r:id="rId57" w:history="1">
           <w:r>
             <w:rPr>
               <w:rStyle w:val="Hyperlink"/>
@@ -6324,9 +6772,8 @@
           <w:i w:val="0"/>
           <w:color w:val="0000FF"/>
           <w:sz w:val="24"/>
-          <w:u w:val="single"/>
-        </w:rPr>
-        <w:hyperlink r:id="rId55" w:history="1">
+        </w:rPr>
+        <w:hyperlink r:id="rId57" w:history="1">
           <w:r>
             <w:rPr>
               <w:rStyle w:val="Hyperlink"/>
@@ -6391,7 +6838,7 @@
           <w:sz w:val="24"/>
           <w:u w:val="single"/>
         </w:rPr>
-        <w:hyperlink r:id="rId55" w:history="1">
+        <w:hyperlink r:id="rId57" w:history="1">
           <w:r>
             <w:rPr>
               <w:rStyle w:val="Hyperlink"/>
@@ -6447,7 +6894,7 @@
           <w:color w:val="000000"/>
           <w:sz w:val="24"/>
         </w:rPr>
-        <w:hyperlink r:id="rId55" w:history="1">
+        <w:hyperlink r:id="rId57" w:history="1">
           <w:r>
             <w:rPr>
               <w:rStyle w:val="Hyperlink"/>
@@ -6465,7 +6912,7 @@
           <w:color w:val="000000"/>
           <w:sz w:val="24"/>
         </w:rPr>
-        <w:hyperlink r:id="rId55" w:history="1">
+        <w:hyperlink r:id="rId57" w:history="1">
           <w:r>
             <w:rPr>
               <w:rStyle w:val="Hyperlink"/>
@@ -6483,7 +6930,7 @@
           <w:color w:val="000000"/>
           <w:sz w:val="24"/>
         </w:rPr>
-        <w:hyperlink r:id="rId55" w:history="1">
+        <w:hyperlink r:id="rId57" w:history="1">
           <w:r>
             <w:rPr>
               <w:rStyle w:val="Hyperlink"/>
@@ -6494,6 +6941,16 @@
       </w:r>
       <w:r>
         <w:rPr>
+          <w:rFonts w:ascii="Charis SIL Regular" w:hAnsi="Charis SIL Regular" w:eastAsia="Charis SIL Regular"/>
+          <w:b w:val="0"/>
+          <w:i w:val="0"/>
+          <w:color w:val="000000"/>
+          <w:sz w:val="24"/>
+        </w:rPr>
+        <w:t>m</w:t>
+      </w:r>
+      <w:r>
+        <w:rPr>
           <w:u w:val="single" w:color="0000ff"/>
           <w:rFonts w:ascii="Charis SIL Regular" w:hAnsi="Charis SIL Regular" w:eastAsia="Charis SIL Regular"/>
           <w:b w:val="0"/>
@@ -6501,7 +6958,101 @@
           <w:color w:val="000000"/>
           <w:sz w:val="24"/>
         </w:rPr>
-        <w:t>m</w:t>
+        <w:hyperlink r:id="rId57" w:history="1">
+          <w:r>
+            <w:rPr>
+              <w:rStyle w:val="Hyperlink"/>
+            </w:rPr>
+            <w:t>e vormd</w:t>
+          </w:r>
+        </w:hyperlink>
+      </w:r>
+      <w:r>
+        <w:rPr>
+          <w:rFonts w:ascii="Charis SIL Regular" w:hAnsi="Charis SIL Regular" w:eastAsia="Charis SIL Regular"/>
+          <w:b w:val="0"/>
+          <w:i w:val="0"/>
+          <w:color w:val="000000"/>
+          <w:sz w:val="24"/>
+        </w:rPr>
+        <w:t xml:space="preserve">e </w:t>
+      </w:r>
+      <w:r>
+        <w:rPr>
+          <w:rFonts w:ascii="Charis SIL Regular" w:hAnsi="Charis SIL Regular" w:eastAsia="Charis SIL Regular"/>
+          <w:b w:val="0"/>
+          <w:i w:val="0"/>
+          <w:color w:val="000000"/>
+          <w:sz w:val="24"/>
+        </w:rPr>
+        <w:t xml:space="preserve">hiervoor de basis. Hieronder bevond zich een </w:t>
+      </w:r>
+      <w:r>
+        <w:rPr>
+          <w:rFonts w:ascii="Charis SIL Regular" w:hAnsi="Charis SIL Regular" w:eastAsia="Charis SIL Regular"/>
+          <w:b w:val="0"/>
+          <w:i w:val="0"/>
+          <w:color w:val="0000FF"/>
+          <w:sz w:val="24"/>
+          <w:u w:val="single"/>
+        </w:rPr>
+        <w:hyperlink r:id="rId58" w:history="1">
+          <w:r>
+            <w:rPr>
+              <w:rStyle w:val="Hyperlink"/>
+            </w:rPr>
+            <w:t>tweede</w:t>
+          </w:r>
+        </w:hyperlink>
+      </w:r>
+      <w:r>
+        <w:rPr>
+          <w:rFonts w:ascii="Charis SIL Regular" w:hAnsi="Charis SIL Regular" w:eastAsia="Charis SIL Regular"/>
+          <w:b w:val="0"/>
+          <w:i w:val="0"/>
+          <w:color w:val="0000FF"/>
+          <w:sz w:val="24"/>
+          <w:u w:val="single"/>
+        </w:rPr>
+        <w:t xml:space="preserve"> </w:t>
+      </w:r>
+      <w:r>
+        <w:rPr>
+          <w:rFonts w:ascii="Charis SIL Italic" w:hAnsi="Charis SIL Italic" w:eastAsia="Charis SIL Italic"/>
+          <w:b w:val="0"/>
+          <w:i/>
+          <w:color w:val="0000FF"/>
+          <w:sz w:val="24"/>
+          <w:u w:val="single"/>
+        </w:rPr>
+        <w:hyperlink r:id="rId58" w:history="1">
+          <w:r>
+            <w:rPr>
+              <w:rStyle w:val="Hyperlink"/>
+            </w:rPr>
+            <w:t>kwakwabangi</w:t>
+          </w:r>
+        </w:hyperlink>
+      </w:r>
+      <w:r>
+        <w:rPr>
+          <w:rFonts w:ascii="Charis SIL Regular" w:hAnsi="Charis SIL Regular" w:eastAsia="Charis SIL Regular"/>
+          <w:b w:val="0"/>
+          <w:i w:val="0"/>
+          <w:color w:val="000000"/>
+          <w:sz w:val="24"/>
+        </w:rPr>
+        <w:t xml:space="preserve">, die nog steeds deel </w:t>
+      </w:r>
+      <w:r>
+        <w:rPr>
+          <w:rFonts w:ascii="Charis SIL Regular" w:hAnsi="Charis SIL Regular" w:eastAsia="Charis SIL Regular"/>
+          <w:b w:val="0"/>
+          <w:i w:val="0"/>
+          <w:color w:val="000000"/>
+          <w:sz w:val="24"/>
+        </w:rPr>
+        <w:t>uitmaakt van de collectie van Museon-Omnive</w:t>
       </w:r>
       <w:r>
         <w:rPr>
@@ -6512,50 +7063,86 @@
           <w:color w:val="000000"/>
           <w:sz w:val="24"/>
         </w:rPr>
-        <w:hyperlink r:id="rId55" w:history="1">
-          <w:r>
-            <w:rPr>
-              <w:rStyle w:val="Hyperlink"/>
-            </w:rPr>
-            <w:t>e vormd</w:t>
-          </w:r>
-        </w:hyperlink>
-      </w:r>
-      <w:r>
-        <w:rPr>
-          <w:rFonts w:ascii="Charis SIL Regular" w:hAnsi="Charis SIL Regular" w:eastAsia="Charis SIL Regular"/>
-          <w:b w:val="0"/>
-          <w:i w:val="0"/>
-          <w:color w:val="000000"/>
-          <w:sz w:val="24"/>
-        </w:rPr>
-        <w:t xml:space="preserve">e </w:t>
-      </w:r>
-      <w:r>
-        <w:rPr>
-          <w:rFonts w:ascii="Charis SIL Regular" w:hAnsi="Charis SIL Regular" w:eastAsia="Charis SIL Regular"/>
-          <w:b w:val="0"/>
-          <w:i w:val="0"/>
-          <w:color w:val="000000"/>
-          <w:sz w:val="24"/>
-        </w:rPr>
-        <w:t xml:space="preserve">hiervoor de basis. Hieronder bevond zich een </w:t>
-      </w:r>
-      <w:r>
-        <w:rPr>
-          <w:rFonts w:ascii="Charis SIL Regular" w:hAnsi="Charis SIL Regular" w:eastAsia="Charis SIL Regular"/>
-          <w:b w:val="0"/>
-          <w:i w:val="0"/>
-          <w:color w:val="0000FF"/>
-          <w:sz w:val="24"/>
-          <w:u w:val="single"/>
-        </w:rPr>
-        <w:hyperlink r:id="rId56" w:history="1">
-          <w:r>
-            <w:rPr>
-              <w:rStyle w:val="Hyperlink"/>
-            </w:rPr>
-            <w:t>tweede</w:t>
+        <w:hyperlink r:id="rId58" w:history="1">
+          <w:r>
+            <w:rPr>
+              <w:rStyle w:val="Hyperlink"/>
+            </w:rPr>
+            <w:t xml:space="preserve">rsum. </w:t>
+          </w:r>
+        </w:hyperlink>
+      </w:r>
+      <w:r>
+        <w:rPr>
+          <w:rFonts w:ascii="Charis SIL Regular" w:hAnsi="Charis SIL Regular" w:eastAsia="Charis SIL Regular"/>
+          <w:b w:val="0"/>
+          <w:i w:val="0"/>
+          <w:color w:val="000000"/>
+          <w:sz w:val="24"/>
+        </w:rPr>
+        <w:t>O</w:t>
+      </w:r>
+      <w:r>
+        <w:rPr>
+          <w:u w:val="single" w:color="0000ff"/>
+          <w:rFonts w:ascii="Charis SIL Regular" w:hAnsi="Charis SIL Regular" w:eastAsia="Charis SIL Regular"/>
+          <w:b w:val="0"/>
+          <w:i w:val="0"/>
+          <w:color w:val="000000"/>
+          <w:sz w:val="24"/>
+        </w:rPr>
+        <w:hyperlink r:id="rId58" w:history="1">
+          <w:r>
+            <w:rPr>
+              <w:rStyle w:val="Hyperlink"/>
+            </w:rPr>
+            <w:t>ok het in 19</w:t>
+          </w:r>
+        </w:hyperlink>
+      </w:r>
+      <w:r>
+        <w:rPr>
+          <w:rFonts w:ascii="Charis SIL Regular" w:hAnsi="Charis SIL Regular" w:eastAsia="Charis SIL Regular"/>
+          <w:b w:val="0"/>
+          <w:i w:val="0"/>
+          <w:color w:val="000000"/>
+          <w:sz w:val="24"/>
+        </w:rPr>
+        <w:t xml:space="preserve">15 geopende </w:t>
+      </w:r>
+      <w:r>
+        <w:rPr>
+          <w:rFonts w:ascii="Charis SIL Regular" w:hAnsi="Charis SIL Regular" w:eastAsia="Charis SIL Regular"/>
+          <w:b w:val="0"/>
+          <w:i w:val="0"/>
+          <w:color w:val="0000FF"/>
+          <w:sz w:val="24"/>
+          <w:u w:val="single"/>
+        </w:rPr>
+        <w:hyperlink r:id="rId59" w:history="1">
+          <w:r>
+            <w:rPr>
+              <w:rStyle w:val="Hyperlink"/>
+            </w:rPr>
+            <w:t xml:space="preserve">Tropisch </w:t>
+          </w:r>
+        </w:hyperlink>
+      </w:r>
+      <w:r>
+        <w:rPr>
+          <w:rFonts w:ascii="Charis SIL Regular" w:hAnsi="Charis SIL Regular" w:eastAsia="Charis SIL Regular"/>
+          <w:b w:val="0"/>
+          <w:i w:val="0"/>
+          <w:color w:val="0000FF"/>
+          <w:sz w:val="24"/>
+          <w:u w:val="single"/>
+        </w:rPr>
+        <w:hyperlink r:id="rId59" w:history="1">
+          <w:r>
+            <w:rPr>
+              <w:rStyle w:val="Hyperlink"/>
+            </w:rPr>
+            <w:t>Landbouwmuseum</w:t>
           </w:r>
         </w:hyperlink>
       </w:r>
@@ -6572,132 +7159,19 @@
       </w:r>
       <w:r>
         <w:rPr>
-          <w:rFonts w:ascii="Charis SIL Italic" w:hAnsi="Charis SIL Italic" w:eastAsia="Charis SIL Italic"/>
-          <w:b w:val="0"/>
-          <w:i/>
-          <w:color w:val="0000FF"/>
-          <w:sz w:val="24"/>
-          <w:u w:val="single"/>
-        </w:rPr>
-        <w:hyperlink r:id="rId56" w:history="1">
-          <w:r>
-            <w:rPr>
-              <w:rStyle w:val="Hyperlink"/>
-            </w:rPr>
-            <w:t>kwakwabangi</w:t>
-          </w:r>
-        </w:hyperlink>
-      </w:r>
-      <w:r>
-        <w:rPr>
-          <w:rFonts w:ascii="Charis SIL Regular" w:hAnsi="Charis SIL Regular" w:eastAsia="Charis SIL Regular"/>
-          <w:b w:val="0"/>
-          <w:i w:val="0"/>
-          <w:color w:val="000000"/>
-          <w:sz w:val="24"/>
-        </w:rPr>
-        <w:t xml:space="preserve">, die nog steeds deel </w:t>
-      </w:r>
-      <w:r>
-        <w:rPr>
-          <w:rFonts w:ascii="Charis SIL Regular" w:hAnsi="Charis SIL Regular" w:eastAsia="Charis SIL Regular"/>
-          <w:b w:val="0"/>
-          <w:i w:val="0"/>
-          <w:color w:val="000000"/>
-          <w:sz w:val="24"/>
-        </w:rPr>
-        <w:t>uitmaakt van de collectie van Museon-Omnive</w:t>
-      </w:r>
-      <w:r>
-        <w:rPr>
-          <w:u w:val="single" w:color="0000ff"/>
-          <w:rFonts w:ascii="Charis SIL Regular" w:hAnsi="Charis SIL Regular" w:eastAsia="Charis SIL Regular"/>
-          <w:b w:val="0"/>
-          <w:i w:val="0"/>
-          <w:color w:val="000000"/>
-          <w:sz w:val="24"/>
-        </w:rPr>
-        <w:hyperlink r:id="rId56" w:history="1">
-          <w:r>
-            <w:rPr>
-              <w:rStyle w:val="Hyperlink"/>
-            </w:rPr>
-            <w:t xml:space="preserve">rsum. </w:t>
-          </w:r>
-        </w:hyperlink>
-      </w:r>
-      <w:r>
-        <w:rPr>
-          <w:u w:val="single" w:color="0000ff"/>
-          <w:rFonts w:ascii="Charis SIL Regular" w:hAnsi="Charis SIL Regular" w:eastAsia="Charis SIL Regular"/>
-          <w:b w:val="0"/>
-          <w:i w:val="0"/>
-          <w:color w:val="000000"/>
-          <w:sz w:val="24"/>
-        </w:rPr>
-        <w:t>O</w:t>
-      </w:r>
-      <w:r>
-        <w:rPr>
-          <w:u w:val="single" w:color="0000ff"/>
-          <w:rFonts w:ascii="Charis SIL Regular" w:hAnsi="Charis SIL Regular" w:eastAsia="Charis SIL Regular"/>
-          <w:b w:val="0"/>
-          <w:i w:val="0"/>
-          <w:color w:val="000000"/>
-          <w:sz w:val="24"/>
-        </w:rPr>
-        <w:hyperlink r:id="rId56" w:history="1">
-          <w:r>
-            <w:rPr>
-              <w:rStyle w:val="Hyperlink"/>
-            </w:rPr>
-            <w:t>ok het in 19</w:t>
-          </w:r>
-        </w:hyperlink>
-      </w:r>
-      <w:r>
-        <w:rPr>
-          <w:rFonts w:ascii="Charis SIL Regular" w:hAnsi="Charis SIL Regular" w:eastAsia="Charis SIL Regular"/>
-          <w:b w:val="0"/>
-          <w:i w:val="0"/>
-          <w:color w:val="000000"/>
-          <w:sz w:val="24"/>
-        </w:rPr>
-        <w:t xml:space="preserve">15 geopende </w:t>
-      </w:r>
-      <w:r>
-        <w:rPr>
-          <w:rFonts w:ascii="Charis SIL Regular" w:hAnsi="Charis SIL Regular" w:eastAsia="Charis SIL Regular"/>
-          <w:b w:val="0"/>
-          <w:i w:val="0"/>
-          <w:color w:val="0000FF"/>
-          <w:sz w:val="24"/>
-          <w:u w:val="single"/>
-        </w:rPr>
-        <w:hyperlink r:id="rId57" w:history="1">
-          <w:r>
-            <w:rPr>
-              <w:rStyle w:val="Hyperlink"/>
-            </w:rPr>
-            <w:t xml:space="preserve">Tropisch </w:t>
-          </w:r>
-        </w:hyperlink>
-      </w:r>
-      <w:r>
-        <w:rPr>
-          <w:rFonts w:ascii="Charis SIL Regular" w:hAnsi="Charis SIL Regular" w:eastAsia="Charis SIL Regular"/>
-          <w:b w:val="0"/>
-          <w:i w:val="0"/>
-          <w:color w:val="0000FF"/>
-          <w:sz w:val="24"/>
-          <w:u w:val="single"/>
-        </w:rPr>
-        <w:hyperlink r:id="rId57" w:history="1">
-          <w:r>
-            <w:rPr>
-              <w:rStyle w:val="Hyperlink"/>
-            </w:rPr>
-            <w:t>Landbouwmuseum</w:t>
+          <w:rFonts w:ascii="Charis SIL Regular" w:hAnsi="Charis SIL Regular" w:eastAsia="Charis SIL Regular"/>
+          <w:b w:val="0"/>
+          <w:i w:val="0"/>
+          <w:color w:val="0000FF"/>
+          <w:sz w:val="24"/>
+          <w:u w:val="single"/>
+        </w:rPr>
+        <w:hyperlink r:id="rId59" w:history="1">
+          <w:r>
+            <w:rPr>
+              <w:rStyle w:val="Hyperlink"/>
+            </w:rPr>
+            <w:t>in</w:t>
           </w:r>
         </w:hyperlink>
       </w:r>
@@ -6721,36 +7195,7 @@
           <w:sz w:val="24"/>
           <w:u w:val="single"/>
         </w:rPr>
-        <w:hyperlink r:id="rId57" w:history="1">
-          <w:r>
-            <w:rPr>
-              <w:rStyle w:val="Hyperlink"/>
-            </w:rPr>
-            <w:t>in</w:t>
-          </w:r>
-        </w:hyperlink>
-      </w:r>
-      <w:r>
-        <w:rPr>
-          <w:rFonts w:ascii="Charis SIL Regular" w:hAnsi="Charis SIL Regular" w:eastAsia="Charis SIL Regular"/>
-          <w:b w:val="0"/>
-          <w:i w:val="0"/>
-          <w:color w:val="0000FF"/>
-          <w:sz w:val="24"/>
-          <w:u w:val="single"/>
-        </w:rPr>
-        <w:t xml:space="preserve"> </w:t>
-      </w:r>
-      <w:r>
-        <w:rPr>
-          <w:rFonts w:ascii="Charis SIL Regular" w:hAnsi="Charis SIL Regular" w:eastAsia="Charis SIL Regular"/>
-          <w:b w:val="0"/>
-          <w:i w:val="0"/>
-          <w:color w:val="0000FF"/>
-          <w:sz w:val="24"/>
-          <w:u w:val="single"/>
-        </w:rPr>
-        <w:hyperlink r:id="rId57" w:history="1">
+        <w:hyperlink r:id="rId59" w:history="1">
           <w:r>
             <w:rPr>
               <w:rStyle w:val="Hyperlink"/>
@@ -6927,7 +7372,7 @@
           <w:sz w:val="24"/>
           <w:u w:val="single"/>
         </w:rPr>
-        <w:hyperlink r:id="rId58" w:history="1">
+        <w:hyperlink r:id="rId60" w:history="1">
           <w:r>
             <w:rPr>
               <w:rStyle w:val="Hyperlink"/>
@@ -6956,7 +7401,7 @@
           <w:sz w:val="24"/>
           <w:u w:val="single"/>
         </w:rPr>
-        <w:hyperlink r:id="rId58" w:history="1">
+        <w:hyperlink r:id="rId60" w:history="1">
           <w:r>
             <w:rPr>
               <w:rStyle w:val="Hyperlink"/>
@@ -6994,7 +7439,7 @@
           <w:color w:val="000000"/>
           <w:sz w:val="24"/>
         </w:rPr>
-        <w:hyperlink r:id="rId58" w:history="1">
+        <w:hyperlink r:id="rId60" w:history="1">
           <w:r>
             <w:rPr>
               <w:rStyle w:val="Hyperlink"/>
@@ -7012,7 +7457,7 @@
           <w:color w:val="000000"/>
           <w:sz w:val="24"/>
         </w:rPr>
-        <w:hyperlink r:id="rId58" w:history="1">
+        <w:hyperlink r:id="rId60" w:history="1">
           <w:r>
             <w:rPr>
               <w:rStyle w:val="Hyperlink"/>
@@ -7043,7 +7488,7 @@
           <w:sz w:val="24"/>
           <w:u w:val="single"/>
         </w:rPr>
-        <w:hyperlink r:id="rId59" w:history="1">
+        <w:hyperlink r:id="rId61" w:history="1">
           <w:r>
             <w:rPr>
               <w:rStyle w:val="Hyperlink"/>
@@ -7072,7 +7517,7 @@
           <w:sz w:val="24"/>
           <w:u w:val="single"/>
         </w:rPr>
-        <w:hyperlink r:id="rId59" w:history="1">
+        <w:hyperlink r:id="rId61" w:history="1">
           <w:r>
             <w:rPr>
               <w:rStyle w:val="Hyperlink"/>
@@ -7101,7 +7546,7 @@
           <w:sz w:val="24"/>
           <w:u w:val="single"/>
         </w:rPr>
-        <w:hyperlink r:id="rId59" w:history="1">
+        <w:hyperlink r:id="rId61" w:history="1">
           <w:r>
             <w:rPr>
               <w:rStyle w:val="Hyperlink"/>
@@ -7130,7 +7575,7 @@
           <w:sz w:val="24"/>
           <w:u w:val="single"/>
         </w:rPr>
-        <w:hyperlink r:id="rId59" w:history="1">
+        <w:hyperlink r:id="rId61" w:history="1">
           <w:r>
             <w:rPr>
               <w:rStyle w:val="Hyperlink"/>
@@ -7159,7 +7604,7 @@
           <w:sz w:val="24"/>
           <w:u w:val="single"/>
         </w:rPr>
-        <w:hyperlink r:id="rId59" w:history="1">
+        <w:hyperlink r:id="rId61" w:history="1">
           <w:r>
             <w:rPr>
               <w:rStyle w:val="Hyperlink"/>
@@ -7188,7 +7633,7 @@
           <w:sz w:val="24"/>
           <w:u w:val="single"/>
         </w:rPr>
-        <w:hyperlink r:id="rId59" w:history="1">
+        <w:hyperlink r:id="rId61" w:history="1">
           <w:r>
             <w:rPr>
               <w:rStyle w:val="Hyperlink"/>
@@ -7217,7 +7662,7 @@
           <w:sz w:val="24"/>
           <w:u w:val="single"/>
         </w:rPr>
-        <w:hyperlink r:id="rId59" w:history="1">
+        <w:hyperlink r:id="rId61" w:history="1">
           <w:r>
             <w:rPr>
               <w:rStyle w:val="Hyperlink"/>
@@ -7245,7 +7690,7 @@
           <w:sz w:val="24"/>
           <w:u w:val="single"/>
         </w:rPr>
-        <w:hyperlink r:id="rId60" w:history="1">
+        <w:hyperlink r:id="rId61" w:history="1">
           <w:r>
             <w:rPr>
               <w:rStyle w:val="Hyperlink"/>
@@ -7274,7 +7719,7 @@
           <w:sz w:val="24"/>
           <w:u w:val="single"/>
         </w:rPr>
-        <w:hyperlink r:id="rId60" w:history="1">
+        <w:hyperlink r:id="rId61" w:history="1">
           <w:r>
             <w:rPr>
               <w:rStyle w:val="Hyperlink"/>
@@ -7292,7 +7737,7 @@
           <w:sz w:val="24"/>
           <w:u w:val="single"/>
         </w:rPr>
-        <w:hyperlink r:id="rId60" w:history="1">
+        <w:hyperlink r:id="rId61" w:history="1">
           <w:r>
             <w:rPr>
               <w:rStyle w:val="Hyperlink"/>
@@ -7310,7 +7755,7 @@
           <w:sz w:val="24"/>
           <w:u w:val="single"/>
         </w:rPr>
-        <w:hyperlink r:id="rId60" w:history="1">
+        <w:hyperlink r:id="rId61" w:history="1">
           <w:r>
             <w:rPr>
               <w:rStyle w:val="Hyperlink"/>
@@ -7339,7 +7784,7 @@
           <w:sz w:val="24"/>
           <w:u w:val="single"/>
         </w:rPr>
-        <w:hyperlink r:id="rId60" w:history="1">
+        <w:hyperlink r:id="rId61" w:history="1">
           <w:r>
             <w:rPr>
               <w:rStyle w:val="Hyperlink"/>
@@ -7357,7 +7802,7 @@
           <w:sz w:val="24"/>
           <w:u w:val="single"/>
         </w:rPr>
-        <w:hyperlink r:id="rId59" w:history="1">
+        <w:hyperlink r:id="rId61" w:history="1">
           <w:r>
             <w:rPr>
               <w:rStyle w:val="Hyperlink"/>
@@ -7375,7 +7820,7 @@
           <w:sz w:val="24"/>
           <w:u w:val="single"/>
         </w:rPr>
-        <w:hyperlink r:id="rId59" w:history="1">
+        <w:hyperlink r:id="rId61" w:history="1">
           <w:r>
             <w:rPr>
               <w:rStyle w:val="Hyperlink"/>
@@ -7393,7 +7838,7 @@
           <w:sz w:val="24"/>
           <w:u w:val="single"/>
         </w:rPr>
-        <w:hyperlink r:id="rId59" w:history="1">
+        <w:hyperlink r:id="rId61" w:history="1">
           <w:r>
             <w:rPr>
               <w:rStyle w:val="Hyperlink"/>
@@ -7422,7 +7867,7 @@
           <w:sz w:val="24"/>
           <w:u w:val="single"/>
         </w:rPr>
-        <w:hyperlink r:id="rId59" w:history="1">
+        <w:hyperlink r:id="rId61" w:history="1">
           <w:r>
             <w:rPr>
               <w:rStyle w:val="Hyperlink"/>
@@ -7440,7 +7885,7 @@
           <w:sz w:val="24"/>
           <w:u w:val="single"/>
         </w:rPr>
-        <w:hyperlink r:id="rId59" w:history="1">
+        <w:hyperlink r:id="rId61" w:history="1">
           <w:r>
             <w:rPr>
               <w:rStyle w:val="Hyperlink"/>
@@ -7458,7 +7903,7 @@
           <w:sz w:val="24"/>
           <w:u w:val="single"/>
         </w:rPr>
-        <w:hyperlink r:id="rId59" w:history="1">
+        <w:hyperlink r:id="rId61" w:history="1">
           <w:r>
             <w:rPr>
               <w:rStyle w:val="Hyperlink"/>
@@ -7476,7 +7921,7 @@
           <w:sz w:val="24"/>
           <w:u w:val="single"/>
         </w:rPr>
-        <w:hyperlink r:id="rId59" w:history="1">
+        <w:hyperlink r:id="rId61" w:history="1">
           <w:r>
             <w:rPr>
               <w:rStyle w:val="Hyperlink"/>
@@ -7505,7 +7950,7 @@
           <w:sz w:val="24"/>
           <w:u w:val="single"/>
         </w:rPr>
-        <w:hyperlink r:id="rId59" w:history="1">
+        <w:hyperlink r:id="rId61" w:history="1">
           <w:r>
             <w:rPr>
               <w:rStyle w:val="Hyperlink"/>
@@ -7523,7 +7968,7 @@
           <w:sz w:val="24"/>
           <w:u w:val="single"/>
         </w:rPr>
-        <w:hyperlink r:id="rId59" w:history="1">
+        <w:hyperlink r:id="rId61" w:history="1">
           <w:r>
             <w:rPr>
               <w:rStyle w:val="Hyperlink"/>
@@ -7552,7 +7997,7 @@
           <w:sz w:val="24"/>
           <w:u w:val="single"/>
         </w:rPr>
-        <w:hyperlink r:id="rId59" w:history="1">
+        <w:hyperlink r:id="rId61" w:history="1">
           <w:r>
             <w:rPr>
               <w:rStyle w:val="Hyperlink"/>
@@ -7570,7 +8015,7 @@
           <w:sz w:val="24"/>
           <w:u w:val="single"/>
         </w:rPr>
-        <w:hyperlink r:id="rId60" w:history="1">
+        <w:hyperlink r:id="rId62" w:history="1">
           <w:r>
             <w:rPr>
               <w:rStyle w:val="Hyperlink"/>
@@ -7599,7 +8044,7 @@
           <w:sz w:val="24"/>
           <w:u w:val="single"/>
         </w:rPr>
-        <w:hyperlink r:id="rId60" w:history="1">
+        <w:hyperlink r:id="rId62" w:history="1">
           <w:r>
             <w:rPr>
               <w:rStyle w:val="Hyperlink"/>
@@ -7628,7 +8073,7 @@
           <w:sz w:val="24"/>
           <w:u w:val="single"/>
         </w:rPr>
-        <w:hyperlink r:id="rId60" w:history="1">
+        <w:hyperlink r:id="rId62" w:history="1">
           <w:r>
             <w:rPr>
               <w:rStyle w:val="Hyperlink"/>
@@ -7657,7 +8102,7 @@
           <w:sz w:val="24"/>
           <w:u w:val="single"/>
         </w:rPr>
-        <w:hyperlink r:id="rId60" w:history="1">
+        <w:hyperlink r:id="rId62" w:history="1">
           <w:r>
             <w:rPr>
               <w:rStyle w:val="Hyperlink"/>
@@ -7705,7 +8150,7 @@
           <w:sz w:val="24"/>
           <w:u w:val="single"/>
         </w:rPr>
-        <w:hyperlink r:id="rId61" w:history="1">
+        <w:hyperlink r:id="rId63" w:history="1">
           <w:r>
             <w:rPr>
               <w:rStyle w:val="Hyperlink"/>
@@ -7741,9 +8186,8 @@
           <w:i w:val="0"/>
           <w:color w:val="0000FF"/>
           <w:sz w:val="24"/>
-          <w:u w:val="single"/>
-        </w:rPr>
-        <w:hyperlink r:id="rId62" w:history="1">
+        </w:rPr>
+        <w:hyperlink r:id="rId64" w:history="1">
           <w:r>
             <w:rPr>
               <w:rStyle w:val="Hyperlink"/>
@@ -7761,7 +8205,7 @@
           <w:sz w:val="24"/>
           <w:u w:val="single"/>
         </w:rPr>
-        <w:hyperlink r:id="rId61" w:history="1">
+        <w:hyperlink r:id="rId63" w:history="1">
           <w:r>
             <w:rPr>
               <w:rStyle w:val="Hyperlink"/>
@@ -7790,7 +8234,7 @@
           <w:sz w:val="24"/>
           <w:u w:val="single"/>
         </w:rPr>
-        <w:hyperlink r:id="rId61" w:history="1">
+        <w:hyperlink r:id="rId63" w:history="1">
           <w:r>
             <w:rPr>
               <w:rStyle w:val="Hyperlink"/>
@@ -7808,7 +8252,7 @@
           <w:sz w:val="24"/>
           <w:u w:val="single"/>
         </w:rPr>
-        <w:hyperlink r:id="rId62" w:history="1">
+        <w:hyperlink r:id="rId64" w:history="1">
           <w:r>
             <w:rPr>
               <w:rStyle w:val="Hyperlink"/>
@@ -7837,7 +8281,7 @@
           <w:sz w:val="24"/>
           <w:u w:val="single"/>
         </w:rPr>
-        <w:hyperlink r:id="rId62" w:history="1">
+        <w:hyperlink r:id="rId64" w:history="1">
           <w:r>
             <w:rPr>
               <w:rStyle w:val="Hyperlink"/>
@@ -7866,7 +8310,7 @@
           <w:sz w:val="24"/>
           <w:u w:val="single"/>
         </w:rPr>
-        <w:hyperlink r:id="rId62" w:history="1">
+        <w:hyperlink r:id="rId64" w:history="1">
           <w:r>
             <w:rPr>
               <w:rStyle w:val="Hyperlink"/>
@@ -7895,7 +8339,7 @@
           <w:sz w:val="24"/>
           <w:u w:val="single"/>
         </w:rPr>
-        <w:hyperlink r:id="rId62" w:history="1">
+        <w:hyperlink r:id="rId64" w:history="1">
           <w:r>
             <w:rPr>
               <w:rStyle w:val="Hyperlink"/>
@@ -7933,14 +8377,41 @@
           <w:color w:val="000000"/>
           <w:sz w:val="24"/>
         </w:rPr>
-        <w:hyperlink r:id="rId62" w:history="1">
-          <w:r>
-            <w:rPr>
-              <w:rStyle w:val="Hyperlink"/>
-            </w:rPr>
-            <w:t>ichard fi</w:t>
-          </w:r>
-        </w:hyperlink>
+        <w:hyperlink r:id="rId64" w:history="1">
+          <w:r>
+            <w:rPr>
+              <w:rStyle w:val="Hyperlink"/>
+            </w:rPr>
+            <w:t>ichard f</w:t>
+          </w:r>
+        </w:hyperlink>
+      </w:r>
+      <w:r>
+        <w:rPr>
+          <w:rFonts w:ascii="Charis SIL Regular" w:hAnsi="Charis SIL Regular" w:eastAsia="Charis SIL Regular"/>
+          <w:b w:val="0"/>
+          <w:i w:val="0"/>
+          <w:color w:val="000000"/>
+          <w:sz w:val="24"/>
+        </w:rPr>
+        <w:hyperlink r:id="rId64" w:history="1">
+          <w:r>
+            <w:rPr>
+              <w:rStyle w:val="Hyperlink"/>
+            </w:rPr>
+            <w:t>i</w:t>
+          </w:r>
+        </w:hyperlink>
+      </w:r>
+      <w:r>
+        <w:rPr>
+          <w:rFonts w:ascii="Charis SIL Regular" w:hAnsi="Charis SIL Regular" w:eastAsia="Charis SIL Regular"/>
+          <w:b w:val="0"/>
+          <w:i w:val="0"/>
+          <w:color w:val="000000"/>
+          <w:sz w:val="24"/>
+        </w:rPr>
+        <w:t>n</w:t>
       </w:r>
       <w:r>
         <w:rPr>
@@ -7951,7 +8422,14 @@
           <w:color w:val="000000"/>
           <w:sz w:val="24"/>
         </w:rPr>
-        <w:t>n</w:t>
+        <w:hyperlink r:id="rId64" w:history="1">
+          <w:r>
+            <w:rPr>
+              <w:rStyle w:val="Hyperlink"/>
+            </w:rPr>
+            <w:t>ancierde</w:t>
+          </w:r>
+        </w:hyperlink>
       </w:r>
       <w:r>
         <w:rPr>
@@ -7962,12 +8440,12 @@
           <w:color w:val="000000"/>
           <w:sz w:val="24"/>
         </w:rPr>
-        <w:hyperlink r:id="rId62" w:history="1">
-          <w:r>
-            <w:rPr>
-              <w:rStyle w:val="Hyperlink"/>
-            </w:rPr>
-            <w:t>ancierde</w:t>
+        <w:hyperlink r:id="rId64" w:history="1">
+          <w:r>
+            <w:rPr>
+              <w:rStyle w:val="Hyperlink"/>
+            </w:rPr>
+            <w:t>n</w:t>
           </w:r>
         </w:hyperlink>
       </w:r>
@@ -7980,7 +8458,25 @@
           <w:color w:val="000000"/>
           <w:sz w:val="24"/>
         </w:rPr>
-        <w:hyperlink r:id="rId62" w:history="1">
+        <w:hyperlink r:id="rId64" w:history="1">
+          <w:r>
+            <w:rPr>
+              <w:rStyle w:val="Hyperlink"/>
+            </w:rPr>
+            <w:t xml:space="preserve"> i</w:t>
+          </w:r>
+        </w:hyperlink>
+      </w:r>
+      <w:r>
+        <w:rPr>
+          <w:u w:val="single" w:color="0000ff"/>
+          <w:rFonts w:ascii="Charis SIL Regular" w:hAnsi="Charis SIL Regular" w:eastAsia="Charis SIL Regular"/>
+          <w:b w:val="0"/>
+          <w:i w:val="0"/>
+          <w:color w:val="000000"/>
+          <w:sz w:val="24"/>
+        </w:rPr>
+        <w:hyperlink r:id="rId64" w:history="1">
           <w:r>
             <w:rPr>
               <w:rStyle w:val="Hyperlink"/>
@@ -7998,12 +8494,12 @@
           <w:color w:val="000000"/>
           <w:sz w:val="24"/>
         </w:rPr>
-        <w:hyperlink r:id="rId62" w:history="1">
-          <w:r>
-            <w:rPr>
-              <w:rStyle w:val="Hyperlink"/>
-            </w:rPr>
-            <w:t xml:space="preserve"> i</w:t>
+        <w:hyperlink r:id="rId64" w:history="1">
+          <w:r>
+            <w:rPr>
+              <w:rStyle w:val="Hyperlink"/>
+            </w:rPr>
+            <w:t xml:space="preserve"> 1931 </w:t>
           </w:r>
         </w:hyperlink>
       </w:r>
@@ -8016,12 +8512,12 @@
           <w:color w:val="000000"/>
           <w:sz w:val="24"/>
         </w:rPr>
-        <w:hyperlink r:id="rId62" w:history="1">
-          <w:r>
-            <w:rPr>
-              <w:rStyle w:val="Hyperlink"/>
-            </w:rPr>
-            <w:t>n</w:t>
+        <w:hyperlink r:id="rId64" w:history="1">
+          <w:r>
+            <w:rPr>
+              <w:rStyle w:val="Hyperlink"/>
+            </w:rPr>
+            <w:t>e</w:t>
           </w:r>
         </w:hyperlink>
       </w:r>
@@ -8034,14 +8530,82 @@
           <w:color w:val="000000"/>
           <w:sz w:val="24"/>
         </w:rPr>
-        <w:hyperlink r:id="rId62" w:history="1">
-          <w:r>
-            <w:rPr>
-              <w:rStyle w:val="Hyperlink"/>
-            </w:rPr>
-            <w:t xml:space="preserve"> 1931 </w:t>
-          </w:r>
-        </w:hyperlink>
+        <w:hyperlink r:id="rId64" w:history="1">
+          <w:r>
+            <w:rPr>
+              <w:rStyle w:val="Hyperlink"/>
+            </w:rPr>
+            <w:t>en mult</w:t>
+          </w:r>
+        </w:hyperlink>
+      </w:r>
+      <w:r>
+        <w:rPr>
+          <w:rFonts w:ascii="Charis SIL Regular" w:hAnsi="Charis SIL Regular" w:eastAsia="Charis SIL Regular"/>
+          <w:b w:val="0"/>
+          <w:i w:val="0"/>
+          <w:color w:val="000000"/>
+          <w:sz w:val="24"/>
+        </w:rPr>
+        <w:t xml:space="preserve">idisciplinaire onderzoeksmissie naar </w:t>
+      </w:r>
+      <w:r>
+        <w:rPr>
+          <w:rFonts w:ascii="Charis SIL Regular" w:hAnsi="Charis SIL Regular" w:eastAsia="Charis SIL Regular"/>
+          <w:b w:val="0"/>
+          <w:i w:val="0"/>
+          <w:color w:val="000000"/>
+          <w:sz w:val="24"/>
+        </w:rPr>
+        <w:t xml:space="preserve">Frans-Guyana, die een </w:t>
+      </w:r>
+      <w:r>
+        <w:rPr>
+          <w:rFonts w:ascii="Charis SIL Regular" w:hAnsi="Charis SIL Regular" w:eastAsia="Charis SIL Regular"/>
+          <w:b w:val="0"/>
+          <w:i w:val="0"/>
+          <w:color w:val="0000FF"/>
+          <w:sz w:val="24"/>
+          <w:u w:val="single"/>
+        </w:rPr>
+        <w:hyperlink r:id="rId65" w:history="1">
+          <w:r>
+            <w:rPr>
+              <w:rStyle w:val="Hyperlink"/>
+            </w:rPr>
+            <w:t>verzameling</w:t>
+          </w:r>
+        </w:hyperlink>
+      </w:r>
+      <w:r>
+        <w:rPr>
+          <w:rFonts w:ascii="Charis SIL Regular" w:hAnsi="Charis SIL Regular" w:eastAsia="Charis SIL Regular"/>
+          <w:b w:val="0"/>
+          <w:i w:val="0"/>
+          <w:color w:val="000000"/>
+          <w:sz w:val="24"/>
+        </w:rPr>
+        <w:t xml:space="preserve"> voorwerpen opleverde die werd geschonken aan het </w:t>
+      </w:r>
+      <w:r>
+        <w:rPr>
+          <w:rFonts w:ascii="Charis SIL Italic" w:hAnsi="Charis SIL Italic" w:eastAsia="Charis SIL Italic"/>
+          <w:b w:val="0"/>
+          <w:i/>
+          <w:color w:val="000000"/>
+          <w:sz w:val="24"/>
+        </w:rPr>
+        <w:t>Musée du Trocadéro</w:t>
+      </w:r>
+      <w:r>
+        <w:rPr>
+          <w:rFonts w:ascii="Charis SIL Regular" w:hAnsi="Charis SIL Regular" w:eastAsia="Charis SIL Regular"/>
+          <w:b w:val="0"/>
+          <w:i w:val="0"/>
+          <w:color w:val="000000"/>
+          <w:sz w:val="24"/>
+        </w:rPr>
+        <w:t>. In</w:t>
       </w:r>
       <w:r>
         <w:rPr>
@@ -8052,14 +8616,63 @@
           <w:color w:val="000000"/>
           <w:sz w:val="24"/>
         </w:rPr>
-        <w:hyperlink r:id="rId62" w:history="1">
-          <w:r>
-            <w:rPr>
-              <w:rStyle w:val="Hyperlink"/>
-            </w:rPr>
-            <w:t>e</w:t>
-          </w:r>
-        </w:hyperlink>
+        <w:t xml:space="preserve"> 1934 </w:t>
+      </w:r>
+      <w:r>
+        <w:rPr>
+          <w:rFonts w:ascii="Charis SIL Regular" w:hAnsi="Charis SIL Regular" w:eastAsia="Charis SIL Regular"/>
+          <w:b w:val="0"/>
+          <w:i w:val="0"/>
+          <w:color w:val="0000FF"/>
+          <w:sz w:val="24"/>
+          <w:u w:val="single"/>
+        </w:rPr>
+        <w:hyperlink r:id="rId65" w:history="1">
+          <w:r>
+            <w:rPr>
+              <w:rStyle w:val="Hyperlink"/>
+            </w:rPr>
+            <w:t>verza</w:t>
+          </w:r>
+        </w:hyperlink>
+      </w:r>
+      <w:r>
+        <w:rPr>
+          <w:rFonts w:ascii="Charis SIL Regular" w:hAnsi="Charis SIL Regular" w:eastAsia="Charis SIL Regular"/>
+          <w:b w:val="0"/>
+          <w:i w:val="0"/>
+          <w:color w:val="0000FF"/>
+          <w:sz w:val="24"/>
+          <w:u w:val="single"/>
+        </w:rPr>
+        <w:hyperlink r:id="rId66" w:history="1">
+          <w:r>
+            <w:rPr>
+              <w:rStyle w:val="Hyperlink"/>
+            </w:rPr>
+            <w:t>melde</w:t>
+          </w:r>
+        </w:hyperlink>
+      </w:r>
+      <w:r>
+        <w:rPr>
+          <w:rFonts w:ascii="Charis SIL Regular" w:hAnsi="Charis SIL Regular" w:eastAsia="Charis SIL Regular"/>
+          <w:b w:val="0"/>
+          <w:i w:val="0"/>
+          <w:color w:val="000000"/>
+          <w:sz w:val="24"/>
+        </w:rPr>
+        <w:t xml:space="preserve"> Leon-Gontran Damas, een student aan het Instituut </w:t>
+      </w:r>
+      <w:r>
+        <w:rPr>
+          <w:rFonts w:ascii="Charis SIL Regular" w:hAnsi="Charis SIL Regular" w:eastAsia="Charis SIL Regular"/>
+          <w:b w:val="0"/>
+          <w:i w:val="0"/>
+          <w:color w:val="000000"/>
+          <w:sz w:val="24"/>
+        </w:rPr>
+        <w:t>voor Etnologie in Parijs die e</w:t>
       </w:r>
       <w:r>
         <w:rPr>
@@ -8070,62 +8683,34 @@
           <w:color w:val="000000"/>
           <w:sz w:val="24"/>
         </w:rPr>
-        <w:hyperlink r:id="rId62" w:history="1">
-          <w:r>
-            <w:rPr>
-              <w:rStyle w:val="Hyperlink"/>
-            </w:rPr>
-            <w:t>en mul</w:t>
-          </w:r>
-        </w:hyperlink>
-      </w:r>
-      <w:r>
-        <w:rPr>
-          <w:rFonts w:ascii="Charis SIL Regular" w:hAnsi="Charis SIL Regular" w:eastAsia="Charis SIL Regular"/>
-          <w:b w:val="0"/>
-          <w:i w:val="0"/>
-          <w:color w:val="000000"/>
-          <w:sz w:val="24"/>
-        </w:rPr>
-        <w:t xml:space="preserve">tidisciplinaire onderzoeksmissie naar </w:t>
-      </w:r>
-      <w:r>
-        <w:rPr>
-          <w:rFonts w:ascii="Charis SIL Regular" w:hAnsi="Charis SIL Regular" w:eastAsia="Charis SIL Regular"/>
-          <w:b w:val="0"/>
-          <w:i w:val="0"/>
-          <w:color w:val="000000"/>
-          <w:sz w:val="24"/>
-        </w:rPr>
-        <w:t xml:space="preserve">Frans-Guyana, die een </w:t>
-      </w:r>
-      <w:r>
-        <w:rPr>
-          <w:rFonts w:ascii="Charis SIL Regular" w:hAnsi="Charis SIL Regular" w:eastAsia="Charis SIL Regular"/>
-          <w:b w:val="0"/>
-          <w:i w:val="0"/>
-          <w:color w:val="0000FF"/>
-          <w:sz w:val="24"/>
-          <w:u w:val="single"/>
-        </w:rPr>
-        <w:hyperlink r:id="rId63" w:history="1">
-          <w:r>
-            <w:rPr>
-              <w:rStyle w:val="Hyperlink"/>
-            </w:rPr>
-            <w:t>verzameling</w:t>
-          </w:r>
-        </w:hyperlink>
-      </w:r>
-      <w:r>
-        <w:rPr>
-          <w:rFonts w:ascii="Charis SIL Regular" w:hAnsi="Charis SIL Regular" w:eastAsia="Charis SIL Regular"/>
-          <w:b w:val="0"/>
-          <w:i w:val="0"/>
-          <w:color w:val="000000"/>
-          <w:sz w:val="24"/>
-        </w:rPr>
-        <w:t xml:space="preserve"> voorwerpen opleverde die werd gedoneerd aan het </w:t>
+        <w:hyperlink r:id="rId66" w:history="1">
+          <w:r>
+            <w:rPr>
+              <w:rStyle w:val="Hyperlink"/>
+            </w:rPr>
+            <w:t>en jaar late</w:t>
+          </w:r>
+        </w:hyperlink>
+      </w:r>
+      <w:r>
+        <w:rPr>
+          <w:rFonts w:ascii="Charis SIL Regular" w:hAnsi="Charis SIL Regular" w:eastAsia="Charis SIL Regular"/>
+          <w:b w:val="0"/>
+          <w:i w:val="0"/>
+          <w:color w:val="000000"/>
+          <w:sz w:val="24"/>
+        </w:rPr>
+        <w:t xml:space="preserve">r met Aimé Césaire en Léopold Senghor de kiem zou </w:t>
+      </w:r>
+      <w:r>
+        <w:rPr>
+          <w:rFonts w:ascii="Charis SIL Regular" w:hAnsi="Charis SIL Regular" w:eastAsia="Charis SIL Regular"/>
+          <w:b w:val="0"/>
+          <w:i w:val="0"/>
+          <w:color w:val="000000"/>
+          <w:sz w:val="24"/>
+        </w:rPr>
+        <w:t xml:space="preserve">leggen voor de </w:t>
       </w:r>
       <w:r>
         <w:rPr>
@@ -8135,7 +8720,30 @@
           <w:color w:val="000000"/>
           <w:sz w:val="24"/>
         </w:rPr>
-        <w:t xml:space="preserve">Musée </w:t>
+        <w:t>Négritude</w:t>
+      </w:r>
+      <w:r>
+        <w:rPr>
+          <w:rFonts w:ascii="Charis SIL Regular" w:hAnsi="Charis SIL Regular" w:eastAsia="Charis SIL Regular"/>
+          <w:b w:val="0"/>
+          <w:i w:val="0"/>
+          <w:color w:val="000000"/>
+          <w:sz w:val="24"/>
+        </w:rPr>
+        <w:t xml:space="preserve">-beweging, een omvangrijke collectie objecten langs de </w:t>
+      </w:r>
+      <w:r>
+        <w:br/>
+      </w:r>
+      <w:r>
+        <w:rPr>
+          <w:rFonts w:ascii="Charis SIL Regular" w:hAnsi="Charis SIL Regular" w:eastAsia="Charis SIL Regular"/>
+          <w:b w:val="0"/>
+          <w:i w:val="0"/>
+          <w:color w:val="000000"/>
+          <w:sz w:val="24"/>
+        </w:rPr>
+        <w:t xml:space="preserve">Marowijnerivier voor het </w:t>
       </w:r>
       <w:r>
         <w:rPr>
@@ -8145,35 +8753,182 @@
           <w:color w:val="000000"/>
           <w:sz w:val="24"/>
         </w:rPr>
-        <w:t>du Trocadéro</w:t>
-      </w:r>
-      <w:r>
-        <w:rPr>
-          <w:rFonts w:ascii="Charis SIL Regular" w:hAnsi="Charis SIL Regular" w:eastAsia="Charis SIL Regular"/>
-          <w:b w:val="0"/>
-          <w:i w:val="0"/>
-          <w:color w:val="000000"/>
-          <w:sz w:val="24"/>
-        </w:rPr>
-        <w:t xml:space="preserve">. In 1934 </w:t>
-      </w:r>
-      <w:r>
-        <w:rPr>
-          <w:rFonts w:ascii="Charis SIL Regular" w:hAnsi="Charis SIL Regular" w:eastAsia="Charis SIL Regular"/>
-          <w:b w:val="0"/>
-          <w:i w:val="0"/>
-          <w:color w:val="0000FF"/>
-          <w:sz w:val="24"/>
-          <w:u w:val="single"/>
-        </w:rPr>
-        <w:hyperlink r:id="rId63" w:history="1">
-          <w:r>
-            <w:rPr>
-              <w:rStyle w:val="Hyperlink"/>
-            </w:rPr>
-            <w:t>verzamelde</w:t>
-          </w:r>
-        </w:hyperlink>
+        <w:t>Musée du Trocadéro</w:t>
+      </w:r>
+      <w:r>
+        <w:rPr>
+          <w:rFonts w:ascii="Charis SIL Regular" w:hAnsi="Charis SIL Regular" w:eastAsia="Charis SIL Regular"/>
+          <w:b w:val="0"/>
+          <w:i w:val="0"/>
+          <w:color w:val="000000"/>
+          <w:sz w:val="24"/>
+        </w:rPr>
+        <w:t xml:space="preserve">. In 1937 werd Claudius de Goeje als </w:t>
+      </w:r>
+      <w:r>
+        <w:br/>
+      </w:r>
+      <w:r>
+        <w:rPr>
+          <w:rFonts w:ascii="Charis SIL Regular" w:hAnsi="Charis SIL Regular" w:eastAsia="Charis SIL Regular"/>
+          <w:b w:val="0"/>
+          <w:i w:val="0"/>
+          <w:color w:val="000000"/>
+          <w:sz w:val="24"/>
+        </w:rPr>
+        <w:t xml:space="preserve">onbezoldigd etnograaf en taalkundige toegevoegd aan de derde expeditie naar de zuidgrens </w:t>
+      </w:r>
+      <w:r>
+        <w:rPr>
+          <w:rFonts w:ascii="Charis SIL Regular" w:hAnsi="Charis SIL Regular" w:eastAsia="Charis SIL Regular"/>
+          <w:b w:val="0"/>
+          <w:i w:val="0"/>
+          <w:color w:val="000000"/>
+          <w:sz w:val="24"/>
+        </w:rPr>
+        <w:t xml:space="preserve">van Suriname onder leiding van Conrad Carel Käyser. De verzameling die hij hierbij op </w:t>
+      </w:r>
+      <w:r>
+        <w:rPr>
+          <w:rFonts w:ascii="Charis SIL Regular" w:hAnsi="Charis SIL Regular" w:eastAsia="Charis SIL Regular"/>
+          <w:b w:val="0"/>
+          <w:i w:val="0"/>
+          <w:color w:val="000000"/>
+          <w:sz w:val="24"/>
+        </w:rPr>
+        <w:t xml:space="preserve">kosten van de Nederlandse overheid aanlegde werd in 1938 en 1939 geschonken aan het </w:t>
+      </w:r>
+      <w:r>
+        <w:rPr>
+          <w:rFonts w:ascii="Charis SIL Regular" w:hAnsi="Charis SIL Regular" w:eastAsia="Charis SIL Regular"/>
+          <w:b w:val="0"/>
+          <w:i w:val="0"/>
+          <w:color w:val="000000"/>
+          <w:sz w:val="24"/>
+        </w:rPr>
+        <w:t xml:space="preserve">Rijks Etnografisch Museum en bevindt zich nog steeds in het Wereldmuseum Leiden onder </w:t>
+      </w:r>
+      <w:r>
+        <w:rPr>
+          <w:rFonts w:ascii="Charis SIL Regular" w:hAnsi="Charis SIL Regular" w:eastAsia="Charis SIL Regular"/>
+          <w:b w:val="0"/>
+          <w:i w:val="0"/>
+          <w:color w:val="000000"/>
+          <w:sz w:val="24"/>
+        </w:rPr>
+        <w:t xml:space="preserve">serienummers </w:t>
+      </w:r>
+      <w:r>
+        <w:rPr>
+          <w:rFonts w:ascii="Charis SIL Regular" w:hAnsi="Charis SIL Regular" w:eastAsia="Charis SIL Regular"/>
+          <w:b w:val="0"/>
+          <w:i w:val="0"/>
+          <w:color w:val="0000FF"/>
+          <w:sz w:val="24"/>
+          <w:u w:val="single"/>
+        </w:rPr>
+        <w:hyperlink r:id="rId67" w:history="1">
+          <w:r>
+            <w:rPr>
+              <w:rStyle w:val="Hyperlink"/>
+            </w:rPr>
+            <w:t>RV-2352</w:t>
+          </w:r>
+        </w:hyperlink>
+      </w:r>
+      <w:r>
+        <w:rPr>
+          <w:rFonts w:ascii="Charis SIL Regular" w:hAnsi="Charis SIL Regular" w:eastAsia="Charis SIL Regular"/>
+          <w:b w:val="0"/>
+          <w:i w:val="0"/>
+          <w:color w:val="000000"/>
+          <w:sz w:val="24"/>
+        </w:rPr>
+        <w:t xml:space="preserve">, </w:t>
+      </w:r>
+      <w:r>
+        <w:rPr>
+          <w:rFonts w:ascii="Charis SIL Regular" w:hAnsi="Charis SIL Regular" w:eastAsia="Charis SIL Regular"/>
+          <w:b w:val="0"/>
+          <w:i w:val="0"/>
+          <w:color w:val="0000FF"/>
+          <w:sz w:val="24"/>
+          <w:u w:val="single"/>
+        </w:rPr>
+        <w:hyperlink r:id="rId68" w:history="1">
+          <w:r>
+            <w:rPr>
+              <w:rStyle w:val="Hyperlink"/>
+            </w:rPr>
+            <w:t>RV-2363</w:t>
+          </w:r>
+        </w:hyperlink>
+      </w:r>
+      <w:r>
+        <w:rPr>
+          <w:rFonts w:ascii="Charis SIL Regular" w:hAnsi="Charis SIL Regular" w:eastAsia="Charis SIL Regular"/>
+          <w:b w:val="0"/>
+          <w:i w:val="0"/>
+          <w:color w:val="000000"/>
+          <w:sz w:val="24"/>
+        </w:rPr>
+        <w:t xml:space="preserve"> en </w:t>
+      </w:r>
+      <w:r>
+        <w:rPr>
+          <w:rFonts w:ascii="Charis SIL Regular" w:hAnsi="Charis SIL Regular" w:eastAsia="Charis SIL Regular"/>
+          <w:b w:val="0"/>
+          <w:i w:val="0"/>
+          <w:color w:val="0000FF"/>
+          <w:sz w:val="24"/>
+          <w:u w:val="single"/>
+        </w:rPr>
+        <w:hyperlink r:id="rId69" w:history="1">
+          <w:r>
+            <w:rPr>
+              <w:rStyle w:val="Hyperlink"/>
+            </w:rPr>
+            <w:t>RV-2404</w:t>
+          </w:r>
+        </w:hyperlink>
+      </w:r>
+      <w:r>
+        <w:rPr>
+          <w:rFonts w:ascii="Charis SIL Regular" w:hAnsi="Charis SIL Regular" w:eastAsia="Charis SIL Regular"/>
+          <w:b w:val="0"/>
+          <w:i w:val="0"/>
+          <w:color w:val="000000"/>
+          <w:sz w:val="24"/>
+        </w:rPr>
+        <w:t xml:space="preserve">. De Franse etnoloog Paul Sangnier </w:t>
+      </w:r>
+      <w:r>
+        <w:rPr>
+          <w:rFonts w:ascii="Charis SIL Regular" w:hAnsi="Charis SIL Regular" w:eastAsia="Charis SIL Regular"/>
+          <w:b w:val="0"/>
+          <w:i w:val="0"/>
+          <w:color w:val="0000FF"/>
+          <w:sz w:val="24"/>
+          <w:u w:val="single"/>
+        </w:rPr>
+        <w:hyperlink r:id="rId70" w:history="1">
+          <w:r>
+            <w:rPr>
+              <w:rStyle w:val="Hyperlink"/>
+            </w:rPr>
+            <w:t xml:space="preserve">verzamelde </w:t>
+          </w:r>
+        </w:hyperlink>
+      </w:r>
+      <w:r>
+        <w:rPr>
+          <w:rFonts w:ascii="Charis SIL Regular" w:hAnsi="Charis SIL Regular" w:eastAsia="Charis SIL Regular"/>
+          <w:b w:val="0"/>
+          <w:i w:val="0"/>
+          <w:color w:val="000000"/>
+          <w:sz w:val="24"/>
+        </w:rPr>
+        <w:t>eveneens in 19</w:t>
       </w:r>
       <w:r>
         <w:rPr>
@@ -8184,34 +8939,24 @@
           <w:color w:val="000000"/>
           <w:sz w:val="24"/>
         </w:rPr>
-        <w:hyperlink r:id="rId63" w:history="1">
-          <w:r>
-            <w:rPr>
-              <w:rStyle w:val="Hyperlink"/>
-            </w:rPr>
-            <w:t xml:space="preserve"> L</w:t>
-          </w:r>
-        </w:hyperlink>
-      </w:r>
-      <w:r>
-        <w:rPr>
-          <w:rFonts w:ascii="Charis SIL Regular" w:hAnsi="Charis SIL Regular" w:eastAsia="Charis SIL Regular"/>
-          <w:b w:val="0"/>
-          <w:i w:val="0"/>
-          <w:color w:val="000000"/>
-          <w:sz w:val="24"/>
-        </w:rPr>
-        <w:t xml:space="preserve">eon-Gontran Damas, een student aan het Instituut voor </w:t>
-      </w:r>
-      <w:r>
-        <w:rPr>
-          <w:rFonts w:ascii="Charis SIL Regular" w:hAnsi="Charis SIL Regular" w:eastAsia="Charis SIL Regular"/>
-          <w:b w:val="0"/>
-          <w:i w:val="0"/>
-          <w:color w:val="000000"/>
-          <w:sz w:val="24"/>
-        </w:rPr>
-        <w:t>Etnologie in Parijs die</w:t>
+        <w:hyperlink r:id="rId67" w:history="1">
+          <w:r>
+            <w:rPr>
+              <w:rStyle w:val="Hyperlink"/>
+            </w:rPr>
+            <w:t>38 bij de</w:t>
+          </w:r>
+        </w:hyperlink>
+      </w:r>
+      <w:r>
+        <w:rPr>
+          <w:rFonts w:ascii="Charis SIL Regular" w:hAnsi="Charis SIL Regular" w:eastAsia="Charis SIL Regular"/>
+          <w:b w:val="0"/>
+          <w:i w:val="0"/>
+          <w:color w:val="000000"/>
+          <w:sz w:val="24"/>
+        </w:rPr>
+        <w:t xml:space="preserve"> </w:t>
       </w:r>
       <w:r>
         <w:rPr>
@@ -8222,7 +8967,24 @@
           <w:color w:val="000000"/>
           <w:sz w:val="24"/>
         </w:rPr>
-        <w:t xml:space="preserve"> </w:t>
+        <w:hyperlink r:id="rId68" w:history="1">
+          <w:r>
+            <w:rPr>
+              <w:rStyle w:val="Hyperlink"/>
+            </w:rPr>
+            <w:t xml:space="preserve">Wayana </w:t>
+          </w:r>
+        </w:hyperlink>
+      </w:r>
+      <w:r>
+        <w:rPr>
+          <w:rFonts w:ascii="Charis SIL Regular" w:hAnsi="Charis SIL Regular" w:eastAsia="Charis SIL Regular"/>
+          <w:b w:val="0"/>
+          <w:i w:val="0"/>
+          <w:color w:val="000000"/>
+          <w:sz w:val="24"/>
+        </w:rPr>
+        <w:t>en A</w:t>
       </w:r>
       <w:r>
         <w:rPr>
@@ -8233,319 +8995,7 @@
           <w:color w:val="000000"/>
           <w:sz w:val="24"/>
         </w:rPr>
-        <w:hyperlink r:id="rId64" w:history="1">
-          <w:r>
-            <w:rPr>
-              <w:rStyle w:val="Hyperlink"/>
-            </w:rPr>
-            <w:t>een jaar lat</w:t>
-          </w:r>
-        </w:hyperlink>
-      </w:r>
-      <w:r>
-        <w:rPr>
-          <w:rFonts w:ascii="Charis SIL Regular" w:hAnsi="Charis SIL Regular" w:eastAsia="Charis SIL Regular"/>
-          <w:b w:val="0"/>
-          <w:i w:val="0"/>
-          <w:color w:val="000000"/>
-          <w:sz w:val="24"/>
-        </w:rPr>
-        <w:t xml:space="preserve">er met Aimé Césaire en Léopold Senghor de kiem zou </w:t>
-      </w:r>
-      <w:r>
-        <w:rPr>
-          <w:rFonts w:ascii="Charis SIL Regular" w:hAnsi="Charis SIL Regular" w:eastAsia="Charis SIL Regular"/>
-          <w:b w:val="0"/>
-          <w:i w:val="0"/>
-          <w:color w:val="000000"/>
-          <w:sz w:val="24"/>
-        </w:rPr>
-        <w:t xml:space="preserve">leggen voor de </w:t>
-      </w:r>
-      <w:r>
-        <w:rPr>
-          <w:rFonts w:ascii="Charis SIL Italic" w:hAnsi="Charis SIL Italic" w:eastAsia="Charis SIL Italic"/>
-          <w:b w:val="0"/>
-          <w:i/>
-          <w:color w:val="000000"/>
-          <w:sz w:val="24"/>
-        </w:rPr>
-        <w:t>Négritude</w:t>
-      </w:r>
-      <w:r>
-        <w:rPr>
-          <w:rFonts w:ascii="Charis SIL Regular" w:hAnsi="Charis SIL Regular" w:eastAsia="Charis SIL Regular"/>
-          <w:b w:val="0"/>
-          <w:i w:val="0"/>
-          <w:color w:val="000000"/>
-          <w:sz w:val="24"/>
-        </w:rPr>
-        <w:t xml:space="preserve">-beweging, een omvangrijke collectie objecten langs de </w:t>
-      </w:r>
-      <w:r>
-        <w:br/>
-      </w:r>
-      <w:r>
-        <w:rPr>
-          <w:rFonts w:ascii="Charis SIL Regular" w:hAnsi="Charis SIL Regular" w:eastAsia="Charis SIL Regular"/>
-          <w:b w:val="0"/>
-          <w:i w:val="0"/>
-          <w:color w:val="000000"/>
-          <w:sz w:val="24"/>
-        </w:rPr>
-        <w:t xml:space="preserve">Marowijnerivier voor het </w:t>
-      </w:r>
-      <w:r>
-        <w:rPr>
-          <w:rFonts w:ascii="Charis SIL Italic" w:hAnsi="Charis SIL Italic" w:eastAsia="Charis SIL Italic"/>
-          <w:b w:val="0"/>
-          <w:i/>
-          <w:color w:val="000000"/>
-          <w:sz w:val="24"/>
-        </w:rPr>
-        <w:t>Musée du Trocadéro</w:t>
-      </w:r>
-      <w:r>
-        <w:rPr>
-          <w:rFonts w:ascii="Charis SIL Regular" w:hAnsi="Charis SIL Regular" w:eastAsia="Charis SIL Regular"/>
-          <w:b w:val="0"/>
-          <w:i w:val="0"/>
-          <w:color w:val="000000"/>
-          <w:sz w:val="24"/>
-        </w:rPr>
-        <w:t xml:space="preserve">. In 1937 werd Claudius de Goeje als </w:t>
-      </w:r>
-      <w:r>
-        <w:br/>
-      </w:r>
-      <w:r>
-        <w:rPr>
-          <w:rFonts w:ascii="Charis SIL Regular" w:hAnsi="Charis SIL Regular" w:eastAsia="Charis SIL Regular"/>
-          <w:b w:val="0"/>
-          <w:i w:val="0"/>
-          <w:color w:val="000000"/>
-          <w:sz w:val="24"/>
-        </w:rPr>
-        <w:t xml:space="preserve">onbezoldigd etnograaf en taalkundige toegevoegd aan de derde expeditie naar de zuidgrens </w:t>
-      </w:r>
-      <w:r>
-        <w:rPr>
-          <w:rFonts w:ascii="Charis SIL Regular" w:hAnsi="Charis SIL Regular" w:eastAsia="Charis SIL Regular"/>
-          <w:b w:val="0"/>
-          <w:i w:val="0"/>
-          <w:color w:val="000000"/>
-          <w:sz w:val="24"/>
-        </w:rPr>
-        <w:t xml:space="preserve">van Suriname onder leiding van Conrad Carel Käyser. De verzameling die hij hierbij op </w:t>
-      </w:r>
-      <w:r>
-        <w:rPr>
-          <w:rFonts w:ascii="Charis SIL Regular" w:hAnsi="Charis SIL Regular" w:eastAsia="Charis SIL Regular"/>
-          <w:b w:val="0"/>
-          <w:i w:val="0"/>
-          <w:color w:val="000000"/>
-          <w:sz w:val="24"/>
-        </w:rPr>
-        <w:t xml:space="preserve">kosten van de Nederlandse overheid aanlegde werd in 1938 en 1939 geschonken aan het </w:t>
-      </w:r>
-      <w:r>
-        <w:rPr>
-          <w:rFonts w:ascii="Charis SIL Regular" w:hAnsi="Charis SIL Regular" w:eastAsia="Charis SIL Regular"/>
-          <w:b w:val="0"/>
-          <w:i w:val="0"/>
-          <w:color w:val="000000"/>
-          <w:sz w:val="24"/>
-        </w:rPr>
-        <w:t xml:space="preserve">Rijks Etnografisch Museum en bevindt zich nog steeds in het Wereldmuseum Leiden onder </w:t>
-      </w:r>
-      <w:r>
-        <w:rPr>
-          <w:rFonts w:ascii="Charis SIL Regular" w:hAnsi="Charis SIL Regular" w:eastAsia="Charis SIL Regular"/>
-          <w:b w:val="0"/>
-          <w:i w:val="0"/>
-          <w:color w:val="000000"/>
-          <w:sz w:val="24"/>
-        </w:rPr>
-        <w:t xml:space="preserve">serienummers </w:t>
-      </w:r>
-      <w:r>
-        <w:rPr>
-          <w:rFonts w:ascii="Charis SIL Regular" w:hAnsi="Charis SIL Regular" w:eastAsia="Charis SIL Regular"/>
-          <w:b w:val="0"/>
-          <w:i w:val="0"/>
-          <w:color w:val="0000FF"/>
-          <w:sz w:val="24"/>
-          <w:u w:val="single"/>
-        </w:rPr>
-        <w:hyperlink r:id="rId65" w:history="1">
-          <w:r>
-            <w:rPr>
-              <w:rStyle w:val="Hyperlink"/>
-            </w:rPr>
-            <w:t>RV-2352</w:t>
-          </w:r>
-        </w:hyperlink>
-      </w:r>
-      <w:r>
-        <w:rPr>
-          <w:rFonts w:ascii="Charis SIL Regular" w:hAnsi="Charis SIL Regular" w:eastAsia="Charis SIL Regular"/>
-          <w:b w:val="0"/>
-          <w:i w:val="0"/>
-          <w:color w:val="000000"/>
-          <w:sz w:val="24"/>
-        </w:rPr>
-        <w:t xml:space="preserve">, </w:t>
-      </w:r>
-      <w:r>
-        <w:rPr>
-          <w:rFonts w:ascii="Charis SIL Regular" w:hAnsi="Charis SIL Regular" w:eastAsia="Charis SIL Regular"/>
-          <w:b w:val="0"/>
-          <w:i w:val="0"/>
-          <w:color w:val="0000FF"/>
-          <w:sz w:val="24"/>
-          <w:u w:val="single"/>
-        </w:rPr>
-        <w:hyperlink r:id="rId66" w:history="1">
-          <w:r>
-            <w:rPr>
-              <w:rStyle w:val="Hyperlink"/>
-            </w:rPr>
-            <w:t>RV-2363</w:t>
-          </w:r>
-        </w:hyperlink>
-      </w:r>
-      <w:r>
-        <w:rPr>
-          <w:rFonts w:ascii="Charis SIL Regular" w:hAnsi="Charis SIL Regular" w:eastAsia="Charis SIL Regular"/>
-          <w:b w:val="0"/>
-          <w:i w:val="0"/>
-          <w:color w:val="000000"/>
-          <w:sz w:val="24"/>
-        </w:rPr>
-        <w:t xml:space="preserve"> en </w:t>
-      </w:r>
-      <w:r>
-        <w:rPr>
-          <w:rFonts w:ascii="Charis SIL Regular" w:hAnsi="Charis SIL Regular" w:eastAsia="Charis SIL Regular"/>
-          <w:b w:val="0"/>
-          <w:i w:val="0"/>
-          <w:color w:val="0000FF"/>
-          <w:sz w:val="24"/>
-          <w:u w:val="single"/>
-        </w:rPr>
-        <w:hyperlink r:id="rId67" w:history="1">
-          <w:r>
-            <w:rPr>
-              <w:rStyle w:val="Hyperlink"/>
-            </w:rPr>
-            <w:t>RV-2404</w:t>
-          </w:r>
-        </w:hyperlink>
-      </w:r>
-      <w:r>
-        <w:rPr>
-          <w:rFonts w:ascii="Charis SIL Regular" w:hAnsi="Charis SIL Regular" w:eastAsia="Charis SIL Regular"/>
-          <w:b w:val="0"/>
-          <w:i w:val="0"/>
-          <w:color w:val="000000"/>
-          <w:sz w:val="24"/>
-        </w:rPr>
-        <w:t xml:space="preserve">. De Franse etnoloog Paul Sangnier </w:t>
-      </w:r>
-      <w:r>
-        <w:rPr>
-          <w:rFonts w:ascii="Charis SIL Regular" w:hAnsi="Charis SIL Regular" w:eastAsia="Charis SIL Regular"/>
-          <w:b w:val="0"/>
-          <w:i w:val="0"/>
-          <w:color w:val="0000FF"/>
-          <w:sz w:val="24"/>
-          <w:u w:val="single"/>
-        </w:rPr>
-        <w:hyperlink r:id="rId68" w:history="1">
-          <w:r>
-            <w:rPr>
-              <w:rStyle w:val="Hyperlink"/>
-            </w:rPr>
-            <w:t xml:space="preserve">verzamelde </w:t>
-          </w:r>
-        </w:hyperlink>
-      </w:r>
-      <w:r>
-        <w:rPr>
-          <w:rFonts w:ascii="Charis SIL Regular" w:hAnsi="Charis SIL Regular" w:eastAsia="Charis SIL Regular"/>
-          <w:b w:val="0"/>
-          <w:i w:val="0"/>
-          <w:color w:val="000000"/>
-          <w:sz w:val="24"/>
-        </w:rPr>
-        <w:t>eveneens in 19</w:t>
-      </w:r>
-      <w:r>
-        <w:rPr>
-          <w:u w:val="single" w:color="0000ff"/>
-          <w:rFonts w:ascii="Charis SIL Regular" w:hAnsi="Charis SIL Regular" w:eastAsia="Charis SIL Regular"/>
-          <w:b w:val="0"/>
-          <w:i w:val="0"/>
-          <w:color w:val="000000"/>
-          <w:sz w:val="24"/>
-        </w:rPr>
-        <w:hyperlink r:id="rId65" w:history="1">
-          <w:r>
-            <w:rPr>
-              <w:rStyle w:val="Hyperlink"/>
-            </w:rPr>
-            <w:t>38 bij de</w:t>
-          </w:r>
-        </w:hyperlink>
-      </w:r>
-      <w:r>
-        <w:rPr>
-          <w:rFonts w:ascii="Charis SIL Regular" w:hAnsi="Charis SIL Regular" w:eastAsia="Charis SIL Regular"/>
-          <w:b w:val="0"/>
-          <w:i w:val="0"/>
-          <w:color w:val="000000"/>
-          <w:sz w:val="24"/>
-        </w:rPr>
-        <w:t xml:space="preserve"> </w:t>
-      </w:r>
-      <w:r>
-        <w:rPr>
-          <w:u w:val="single" w:color="0000ff"/>
-          <w:rFonts w:ascii="Charis SIL Regular" w:hAnsi="Charis SIL Regular" w:eastAsia="Charis SIL Regular"/>
-          <w:b w:val="0"/>
-          <w:i w:val="0"/>
-          <w:color w:val="000000"/>
-          <w:sz w:val="24"/>
-        </w:rPr>
-        <w:hyperlink r:id="rId66" w:history="1">
-          <w:r>
-            <w:rPr>
-              <w:rStyle w:val="Hyperlink"/>
-            </w:rPr>
-            <w:t xml:space="preserve">Wayana </w:t>
-          </w:r>
-        </w:hyperlink>
-      </w:r>
-      <w:r>
-        <w:rPr>
-          <w:rFonts w:ascii="Charis SIL Regular" w:hAnsi="Charis SIL Regular" w:eastAsia="Charis SIL Regular"/>
-          <w:b w:val="0"/>
-          <w:i w:val="0"/>
-          <w:color w:val="000000"/>
-          <w:sz w:val="24"/>
-        </w:rPr>
-        <w:t>en A</w:t>
-      </w:r>
-      <w:r>
-        <w:rPr>
-          <w:u w:val="single" w:color="0000ff"/>
-          <w:rFonts w:ascii="Charis SIL Regular" w:hAnsi="Charis SIL Regular" w:eastAsia="Charis SIL Regular"/>
-          <w:b w:val="0"/>
-          <w:i w:val="0"/>
-          <w:color w:val="000000"/>
-          <w:sz w:val="24"/>
-        </w:rPr>
-        <w:hyperlink r:id="rId67" w:history="1">
+        <w:hyperlink r:id="rId69" w:history="1">
           <w:r>
             <w:rPr>
               <w:rStyle w:val="Hyperlink"/>
@@ -8596,7 +9046,7 @@
           <w:sz w:val="24"/>
           <w:u w:val="single"/>
         </w:rPr>
-        <w:hyperlink r:id="rId69" w:history="1">
+        <w:hyperlink r:id="rId71" w:history="1">
           <w:r>
             <w:rPr>
               <w:rStyle w:val="Hyperlink"/>
@@ -8625,7 +9075,7 @@
           <w:sz w:val="24"/>
           <w:u w:val="single"/>
         </w:rPr>
-        <w:hyperlink r:id="rId69" w:history="1">
+        <w:hyperlink r:id="rId71" w:history="1">
           <w:r>
             <w:rPr>
               <w:rStyle w:val="Hyperlink"/>
@@ -8654,7 +9104,7 @@
           <w:sz w:val="24"/>
           <w:u w:val="single"/>
         </w:rPr>
-        <w:hyperlink r:id="rId69" w:history="1">
+        <w:hyperlink r:id="rId71" w:history="1">
           <w:r>
             <w:rPr>
               <w:rStyle w:val="Hyperlink"/>
@@ -8692,7 +9142,7 @@
           <w:color w:val="000000"/>
           <w:sz w:val="24"/>
         </w:rPr>
-        <w:hyperlink r:id="rId69" w:history="1">
+        <w:hyperlink r:id="rId71" w:history="1">
           <w:r>
             <w:rPr>
               <w:rStyle w:val="Hyperlink"/>
@@ -8710,7 +9160,7 @@
           <w:color w:val="000000"/>
           <w:sz w:val="24"/>
         </w:rPr>
-        <w:hyperlink r:id="rId69" w:history="1">
+        <w:hyperlink r:id="rId71" w:history="1">
           <w:r>
             <w:rPr>
               <w:rStyle w:val="Hyperlink"/>
@@ -8728,7 +9178,7 @@
           <w:color w:val="000000"/>
           <w:sz w:val="24"/>
         </w:rPr>
-        <w:hyperlink r:id="rId69" w:history="1">
+        <w:hyperlink r:id="rId71" w:history="1">
           <w:r>
             <w:rPr>
               <w:rStyle w:val="Hyperlink"/>
@@ -8769,7 +9219,7 @@
           <w:sz w:val="24"/>
           <w:u w:val="single"/>
         </w:rPr>
-        <w:hyperlink r:id="rId70" w:history="1">
+        <w:hyperlink r:id="rId72" w:history="1">
           <w:r>
             <w:rPr>
               <w:rStyle w:val="Hyperlink"/>
@@ -8877,7 +9327,7 @@
           <w:sz w:val="24"/>
           <w:u w:val="single"/>
         </w:rPr>
-        <w:hyperlink r:id="rId71" w:history="1">
+        <w:hyperlink r:id="rId73" w:history="1">
           <w:r>
             <w:rPr>
               <w:rStyle w:val="Hyperlink"/>
@@ -8945,7 +9395,7 @@
           <w:sz w:val="24"/>
           <w:u w:val="single"/>
         </w:rPr>
-        <w:hyperlink r:id="rId72" w:history="1">
+        <w:hyperlink r:id="rId74" w:history="1">
           <w:r>
             <w:rPr>
               <w:rStyle w:val="Hyperlink"/>
@@ -8974,7 +9424,7 @@
           <w:sz w:val="24"/>
           <w:u w:val="single"/>
         </w:rPr>
-        <w:hyperlink r:id="rId72" w:history="1">
+        <w:hyperlink r:id="rId74" w:history="1">
           <w:r>
             <w:rPr>
               <w:rStyle w:val="Hyperlink"/>
@@ -9003,7 +9453,7 @@
           <w:sz w:val="24"/>
           <w:u w:val="single"/>
         </w:rPr>
-        <w:hyperlink r:id="rId72" w:history="1">
+        <w:hyperlink r:id="rId74" w:history="1">
           <w:r>
             <w:rPr>
               <w:rStyle w:val="Hyperlink"/>
@@ -9031,7 +9481,7 @@
           <w:sz w:val="24"/>
           <w:u w:val="single"/>
         </w:rPr>
-        <w:hyperlink r:id="rId72" w:history="1">
+        <w:hyperlink r:id="rId74" w:history="1">
           <w:r>
             <w:rPr>
               <w:rStyle w:val="Hyperlink"/>
@@ -9058,7 +9508,7 @@
           <w:color w:val="000000"/>
           <w:sz w:val="24"/>
         </w:rPr>
-        <w:hyperlink r:id="rId72" w:history="1">
+        <w:hyperlink r:id="rId74" w:history="1">
           <w:r>
             <w:rPr>
               <w:rStyle w:val="Hyperlink"/>
@@ -9075,7 +9525,7 @@
           <w:color w:val="000000"/>
           <w:sz w:val="24"/>
         </w:rPr>
-        <w:hyperlink r:id="rId72" w:history="1">
+        <w:hyperlink r:id="rId74" w:history="1">
           <w:r>
             <w:rPr>
               <w:rStyle w:val="Hyperlink"/>
@@ -9092,7 +9542,7 @@
           <w:color w:val="000000"/>
           <w:sz w:val="24"/>
         </w:rPr>
-        <w:hyperlink r:id="rId72" w:history="1">
+        <w:hyperlink r:id="rId74" w:history="1">
           <w:r>
             <w:rPr>
               <w:rStyle w:val="Hyperlink"/>
@@ -9119,7 +9569,7 @@
           <w:color w:val="000000"/>
           <w:sz w:val="24"/>
         </w:rPr>
-        <w:hyperlink r:id="rId72" w:history="1">
+        <w:hyperlink r:id="rId74" w:history="1">
           <w:r>
             <w:rPr>
               <w:rStyle w:val="Hyperlink"/>
@@ -9136,7 +9586,7 @@
           <w:color w:val="000000"/>
           <w:sz w:val="24"/>
         </w:rPr>
-        <w:hyperlink r:id="rId72" w:history="1">
+        <w:hyperlink r:id="rId74" w:history="1">
           <w:r>
             <w:rPr>
               <w:rStyle w:val="Hyperlink"/>
@@ -9164,7 +9614,7 @@
           <w:color w:val="000000"/>
           <w:sz w:val="24"/>
         </w:rPr>
-        <w:hyperlink r:id="rId72" w:history="1">
+        <w:hyperlink r:id="rId74" w:history="1">
           <w:r>
             <w:rPr>
               <w:rStyle w:val="Hyperlink"/>
@@ -9212,7 +9662,7 @@
           <w:sz w:val="24"/>
           <w:u w:val="single"/>
         </w:rPr>
-        <w:hyperlink r:id="rId73" w:history="1">
+        <w:hyperlink r:id="rId75" w:history="1">
           <w:r>
             <w:rPr>
               <w:rStyle w:val="Hyperlink"/>
@@ -9250,7 +9700,7 @@
           <w:color w:val="000000"/>
           <w:sz w:val="24"/>
         </w:rPr>
-        <w:hyperlink r:id="rId73" w:history="1">
+        <w:hyperlink r:id="rId75" w:history="1">
           <w:r>
             <w:rPr>
               <w:rStyle w:val="Hyperlink"/>
@@ -9398,7 +9848,7 @@
           <w:sz w:val="24"/>
           <w:u w:val="single"/>
         </w:rPr>
-        <w:hyperlink r:id="rId74" w:history="1">
+        <w:hyperlink r:id="rId76" w:history="1">
           <w:r>
             <w:rPr>
               <w:rStyle w:val="Hyperlink"/>
@@ -9427,7 +9877,7 @@
           <w:sz w:val="24"/>
           <w:u w:val="single"/>
         </w:rPr>
-        <w:hyperlink r:id="rId74" w:history="1">
+        <w:hyperlink r:id="rId76" w:history="1">
           <w:r>
             <w:rPr>
               <w:rStyle w:val="Hyperlink"/>
@@ -9456,7 +9906,7 @@
           <w:sz w:val="24"/>
           <w:u w:val="single"/>
         </w:rPr>
-        <w:hyperlink r:id="rId74" w:history="1">
+        <w:hyperlink r:id="rId76" w:history="1">
           <w:r>
             <w:rPr>
               <w:rStyle w:val="Hyperlink"/>
@@ -9485,7 +9935,7 @@
           <w:sz w:val="24"/>
           <w:u w:val="single"/>
         </w:rPr>
-        <w:hyperlink r:id="rId74" w:history="1">
+        <w:hyperlink r:id="rId76" w:history="1">
           <w:r>
             <w:rPr>
               <w:rStyle w:val="Hyperlink"/>
@@ -9514,7 +9964,7 @@
           <w:sz w:val="24"/>
           <w:u w:val="single"/>
         </w:rPr>
-        <w:hyperlink r:id="rId74" w:history="1">
+        <w:hyperlink r:id="rId76" w:history="1">
           <w:r>
             <w:rPr>
               <w:rStyle w:val="Hyperlink"/>
@@ -9543,7 +9993,7 @@
           <w:sz w:val="24"/>
           <w:u w:val="single"/>
         </w:rPr>
-        <w:hyperlink r:id="rId74" w:history="1">
+        <w:hyperlink r:id="rId76" w:history="1">
           <w:r>
             <w:rPr>
               <w:rStyle w:val="Hyperlink"/>
@@ -9572,7 +10022,7 @@
           <w:sz w:val="24"/>
           <w:u w:val="single"/>
         </w:rPr>
-        <w:hyperlink r:id="rId74" w:history="1">
+        <w:hyperlink r:id="rId76" w:history="1">
           <w:r>
             <w:rPr>
               <w:rStyle w:val="Hyperlink"/>
@@ -9773,7 +10223,7 @@
           <w:sz w:val="24"/>
           <w:u w:val="single"/>
         </w:rPr>
-        <w:hyperlink r:id="rId75" w:history="1">
+        <w:hyperlink r:id="rId77" w:history="1">
           <w:r>
             <w:rPr>
               <w:rStyle w:val="Hyperlink"/>
@@ -9802,7 +10252,7 @@
           <w:sz w:val="24"/>
           <w:u w:val="single"/>
         </w:rPr>
-        <w:hyperlink r:id="rId75" w:history="1">
+        <w:hyperlink r:id="rId77" w:history="1">
           <w:r>
             <w:rPr>
               <w:rStyle w:val="Hyperlink"/>
@@ -9843,7 +10293,7 @@
           <w:color w:val="000000"/>
           <w:sz w:val="24"/>
         </w:rPr>
-        <w:hyperlink r:id="rId75" w:history="1">
+        <w:hyperlink r:id="rId77" w:history="1">
           <w:r>
             <w:rPr>
               <w:rStyle w:val="Hyperlink"/>
@@ -9861,7 +10311,7 @@
           <w:color w:val="000000"/>
           <w:sz w:val="24"/>
         </w:rPr>
-        <w:hyperlink r:id="rId75" w:history="1">
+        <w:hyperlink r:id="rId77" w:history="1">
           <w:r>
             <w:rPr>
               <w:rStyle w:val="Hyperlink"/>
@@ -9879,7 +10329,7 @@
           <w:color w:val="000000"/>
           <w:sz w:val="24"/>
         </w:rPr>
-        <w:hyperlink r:id="rId75" w:history="1">
+        <w:hyperlink r:id="rId77" w:history="1">
           <w:r>
             <w:rPr>
               <w:rStyle w:val="Hyperlink"/>
@@ -9970,7 +10420,7 @@
           <w:sz w:val="24"/>
           <w:u w:val="single"/>
         </w:rPr>
-        <w:hyperlink r:id="rId76" w:history="1">
+        <w:hyperlink r:id="rId78" w:history="1">
           <w:r>
             <w:rPr>
               <w:rStyle w:val="Hyperlink"/>
@@ -9988,7 +10438,7 @@
           <w:sz w:val="24"/>
           <w:u w:val="single"/>
         </w:rPr>
-        <w:hyperlink r:id="rId76" w:history="1">
+        <w:hyperlink r:id="rId78" w:history="1">
           <w:r>
             <w:rPr>
               <w:rStyle w:val="Hyperlink"/>
@@ -10038,7 +10488,7 @@
           <w:color w:val="000000"/>
           <w:sz w:val="24"/>
         </w:rPr>
-        <w:hyperlink r:id="rId76" w:history="1">
+        <w:hyperlink r:id="rId78" w:history="1">
           <w:r>
             <w:rPr>
               <w:rStyle w:val="Hyperlink"/>
@@ -10055,7 +10505,7 @@
           <w:color w:val="000000"/>
           <w:sz w:val="24"/>
         </w:rPr>
-        <w:hyperlink r:id="rId76" w:history="1">
+        <w:hyperlink r:id="rId78" w:history="1">
           <w:r>
             <w:rPr>
               <w:rStyle w:val="Hyperlink"/>
@@ -10093,7 +10543,7 @@
           <w:sz w:val="24"/>
           <w:u w:val="single"/>
         </w:rPr>
-        <w:hyperlink r:id="rId77" w:history="1">
+        <w:hyperlink r:id="rId79" w:history="1">
           <w:r>
             <w:rPr>
               <w:rStyle w:val="Hyperlink"/>
@@ -10140,7 +10590,7 @@
           <w:color w:val="000000"/>
           <w:sz w:val="24"/>
         </w:rPr>
-        <w:hyperlink r:id="rId77" w:history="1">
+        <w:hyperlink r:id="rId79" w:history="1">
           <w:r>
             <w:rPr>
               <w:rStyle w:val="Hyperlink"/>
@@ -10168,7 +10618,7 @@
           <w:sz w:val="24"/>
           <w:u w:val="single"/>
         </w:rPr>
-        <w:hyperlink r:id="rId78" w:history="1">
+        <w:hyperlink r:id="rId80" w:history="1">
           <w:r>
             <w:rPr>
               <w:rStyle w:val="Hyperlink"/>
@@ -10199,7 +10649,7 @@
           <w:color w:val="000000"/>
           <w:sz w:val="24"/>
         </w:rPr>
-        <w:hyperlink r:id="rId78" w:history="1">
+        <w:hyperlink r:id="rId80" w:history="1">
           <w:r>
             <w:rPr>
               <w:rStyle w:val="Hyperlink"/>
@@ -10406,7 +10856,7 @@
           <w:sz w:val="24"/>
           <w:u w:val="single"/>
         </w:rPr>
-        <w:hyperlink r:id="rId79" w:history="1">
+        <w:hyperlink r:id="rId81" w:history="1">
           <w:r>
             <w:rPr>
               <w:rStyle w:val="Hyperlink"/>
@@ -10474,7 +10924,7 @@
           <w:sz w:val="24"/>
           <w:u w:val="single"/>
         </w:rPr>
-        <w:hyperlink r:id="rId80" w:history="1">
+        <w:hyperlink r:id="rId82" w:history="1">
           <w:r>
             <w:rPr>
               <w:rStyle w:val="Hyperlink"/>
@@ -10522,7 +10972,7 @@
           <w:sz w:val="24"/>
           <w:u w:val="single"/>
         </w:rPr>
-        <w:hyperlink r:id="rId81" w:history="1">
+        <w:hyperlink r:id="rId83" w:history="1">
           <w:r>
             <w:rPr>
               <w:rStyle w:val="Hyperlink"/>
@@ -10592,7 +11042,7 @@
           <w:sz w:val="24"/>
           <w:u w:val="single"/>
         </w:rPr>
-        <w:hyperlink r:id="rId82" w:history="1">
+        <w:hyperlink r:id="rId84" w:history="1">
           <w:r>
             <w:rPr>
               <w:rStyle w:val="Hyperlink"/>
@@ -10620,7 +11070,7 @@
           <w:sz w:val="24"/>
           <w:u w:val="single"/>
         </w:rPr>
-        <w:hyperlink r:id="rId83" w:history="1">
+        <w:hyperlink r:id="rId85" w:history="1">
           <w:r>
             <w:rPr>
               <w:rStyle w:val="Hyperlink"/>
@@ -10641,42 +11091,24 @@
       </w:r>
       <w:r>
         <w:rPr>
-          <w:u w:val="single" w:color="0000ff"/>
-          <w:rFonts w:ascii="Charis SIL Regular" w:hAnsi="Charis SIL Regular" w:eastAsia="Charis SIL Regular"/>
-          <w:b w:val="0"/>
-          <w:i w:val="0"/>
-          <w:color w:val="000000"/>
-          <w:sz w:val="24"/>
-        </w:rPr>
-        <w:hyperlink r:id="rId82" w:history="1">
-          <w:r>
-            <w:rPr>
-              <w:rStyle w:val="Hyperlink"/>
-            </w:rPr>
-            <w:t>achttiende e</w:t>
-          </w:r>
-        </w:hyperlink>
-      </w:r>
-      <w:r>
-        <w:rPr>
-          <w:rFonts w:ascii="Charis SIL Regular" w:hAnsi="Charis SIL Regular" w:eastAsia="Charis SIL Regular"/>
-          <w:b w:val="0"/>
-          <w:i w:val="0"/>
-          <w:color w:val="000000"/>
-          <w:sz w:val="24"/>
-        </w:rPr>
-        <w:t xml:space="preserve">euw, </w:t>
-      </w:r>
-      <w:r>
-        <w:rPr>
-          <w:rFonts w:ascii="Charis SIL Regular" w:hAnsi="Charis SIL Regular" w:eastAsia="Charis SIL Regular"/>
-          <w:b w:val="0"/>
-          <w:i w:val="0"/>
-          <w:color w:val="0000FF"/>
-          <w:sz w:val="24"/>
-          <w:u w:val="single"/>
-        </w:rPr>
-        <w:hyperlink r:id="rId84" w:history="1">
+          <w:rFonts w:ascii="Charis SIL Regular" w:hAnsi="Charis SIL Regular" w:eastAsia="Charis SIL Regular"/>
+          <w:b w:val="0"/>
+          <w:i w:val="0"/>
+          <w:color w:val="000000"/>
+          <w:sz w:val="24"/>
+        </w:rPr>
+        <w:t xml:space="preserve">achttiende eeuw, </w:t>
+      </w:r>
+      <w:r>
+        <w:rPr>
+          <w:rFonts w:ascii="Charis SIL Regular" w:hAnsi="Charis SIL Regular" w:eastAsia="Charis SIL Regular"/>
+          <w:b w:val="0"/>
+          <w:i w:val="0"/>
+          <w:color w:val="0000FF"/>
+          <w:sz w:val="24"/>
+          <w:u w:val="single"/>
+        </w:rPr>
+        <w:hyperlink r:id="rId86" w:history="1">
           <w:r>
             <w:rPr>
               <w:rStyle w:val="Hyperlink"/>
@@ -10705,7 +11137,7 @@
           <w:sz w:val="24"/>
           <w:u w:val="single"/>
         </w:rPr>
-        <w:hyperlink r:id="rId84" w:history="1">
+        <w:hyperlink r:id="rId86" w:history="1">
           <w:r>
             <w:rPr>
               <w:rStyle w:val="Hyperlink"/>
@@ -10734,7 +11166,7 @@
           <w:sz w:val="24"/>
           <w:u w:val="single"/>
         </w:rPr>
-        <w:hyperlink r:id="rId84" w:history="1">
+        <w:hyperlink r:id="rId86" w:history="1">
           <w:r>
             <w:rPr>
               <w:rStyle w:val="Hyperlink"/>
@@ -10762,7 +11194,7 @@
           <w:sz w:val="24"/>
           <w:u w:val="single"/>
         </w:rPr>
-        <w:hyperlink r:id="rId85" w:history="1">
+        <w:hyperlink r:id="rId87" w:history="1">
           <w:r>
             <w:rPr>
               <w:rStyle w:val="Hyperlink"/>
@@ -10791,7 +11223,7 @@
           <w:sz w:val="24"/>
           <w:u w:val="single"/>
         </w:rPr>
-        <w:hyperlink r:id="rId85" w:history="1">
+        <w:hyperlink r:id="rId87" w:history="1">
           <w:r>
             <w:rPr>
               <w:rStyle w:val="Hyperlink"/>
@@ -10820,7 +11252,7 @@
           <w:sz w:val="24"/>
           <w:u w:val="single"/>
         </w:rPr>
-        <w:hyperlink r:id="rId85" w:history="1">
+        <w:hyperlink r:id="rId87" w:history="1">
           <w:r>
             <w:rPr>
               <w:rStyle w:val="Hyperlink"/>
@@ -10878,7 +11310,7 @@
           <w:sz w:val="24"/>
           <w:u w:val="single"/>
         </w:rPr>
-        <w:hyperlink r:id="rId86" w:history="1">
+        <w:hyperlink r:id="rId88" w:history="1">
           <w:r>
             <w:rPr>
               <w:rStyle w:val="Hyperlink"/>
@@ -10907,7 +11339,7 @@
           <w:sz w:val="24"/>
           <w:u w:val="single"/>
         </w:rPr>
-        <w:hyperlink r:id="rId86" w:history="1">
+        <w:hyperlink r:id="rId88" w:history="1">
           <w:r>
             <w:rPr>
               <w:rStyle w:val="Hyperlink"/>
@@ -10936,7 +11368,7 @@
           <w:sz w:val="24"/>
           <w:u w:val="single"/>
         </w:rPr>
-        <w:hyperlink r:id="rId86" w:history="1">
+        <w:hyperlink r:id="rId88" w:history="1">
           <w:r>
             <w:rPr>
               <w:rStyle w:val="Hyperlink"/>
@@ -10965,7 +11397,7 @@
           <w:sz w:val="24"/>
           <w:u w:val="single"/>
         </w:rPr>
-        <w:hyperlink r:id="rId86" w:history="1">
+        <w:hyperlink r:id="rId88" w:history="1">
           <w:r>
             <w:rPr>
               <w:rStyle w:val="Hyperlink"/>
@@ -10994,7 +11426,7 @@
           <w:sz w:val="24"/>
           <w:u w:val="single"/>
         </w:rPr>
-        <w:hyperlink r:id="rId86" w:history="1">
+        <w:hyperlink r:id="rId88" w:history="1">
           <w:r>
             <w:rPr>
               <w:rStyle w:val="Hyperlink"/>
@@ -11023,7 +11455,7 @@
           <w:sz w:val="24"/>
           <w:u w:val="single"/>
         </w:rPr>
-        <w:hyperlink r:id="rId86" w:history="1">
+        <w:hyperlink r:id="rId88" w:history="1">
           <w:r>
             <w:rPr>
               <w:rStyle w:val="Hyperlink"/>
@@ -11071,7 +11503,7 @@
           <w:sz w:val="24"/>
           <w:u w:val="single"/>
         </w:rPr>
-        <w:hyperlink r:id="rId87" w:history="1">
+        <w:hyperlink r:id="rId89" w:history="1">
           <w:r>
             <w:rPr>
               <w:rStyle w:val="Hyperlink"/>
@@ -11100,7 +11532,7 @@
           <w:sz w:val="24"/>
           <w:u w:val="single"/>
         </w:rPr>
-        <w:hyperlink r:id="rId87" w:history="1">
+        <w:hyperlink r:id="rId89" w:history="1">
           <w:r>
             <w:rPr>
               <w:rStyle w:val="Hyperlink"/>
@@ -11129,7 +11561,7 @@
           <w:sz w:val="24"/>
           <w:u w:val="single"/>
         </w:rPr>
-        <w:hyperlink r:id="rId87" w:history="1">
+        <w:hyperlink r:id="rId89" w:history="1">
           <w:r>
             <w:rPr>
               <w:rStyle w:val="Hyperlink"/>
@@ -11158,7 +11590,7 @@
           <w:sz w:val="24"/>
           <w:u w:val="single"/>
         </w:rPr>
-        <w:hyperlink r:id="rId87" w:history="1">
+        <w:hyperlink r:id="rId89" w:history="1">
           <w:r>
             <w:rPr>
               <w:rStyle w:val="Hyperlink"/>
@@ -11187,7 +11619,7 @@
           <w:sz w:val="24"/>
           <w:u w:val="single"/>
         </w:rPr>
-        <w:hyperlink r:id="rId87" w:history="1">
+        <w:hyperlink r:id="rId89" w:history="1">
           <w:r>
             <w:rPr>
               <w:rStyle w:val="Hyperlink"/>
@@ -11216,7 +11648,7 @@
           <w:sz w:val="24"/>
           <w:u w:val="single"/>
         </w:rPr>
-        <w:hyperlink r:id="rId87" w:history="1">
+        <w:hyperlink r:id="rId89" w:history="1">
           <w:r>
             <w:rPr>
               <w:rStyle w:val="Hyperlink"/>
@@ -11304,7 +11736,7 @@
           <w:sz w:val="24"/>
           <w:u w:val="single"/>
         </w:rPr>
-        <w:hyperlink r:id="rId88" w:history="1">
+        <w:hyperlink r:id="rId90" w:history="1">
           <w:r>
             <w:rPr>
               <w:rStyle w:val="Hyperlink"/>
@@ -11333,7 +11765,7 @@
           <w:sz w:val="24"/>
           <w:u w:val="single"/>
         </w:rPr>
-        <w:hyperlink r:id="rId88" w:history="1">
+        <w:hyperlink r:id="rId90" w:history="1">
           <w:r>
             <w:rPr>
               <w:rStyle w:val="Hyperlink"/>
@@ -11362,7 +11794,7 @@
           <w:sz w:val="24"/>
           <w:u w:val="single"/>
         </w:rPr>
-        <w:hyperlink r:id="rId88" w:history="1">
+        <w:hyperlink r:id="rId90" w:history="1">
           <w:r>
             <w:rPr>
               <w:rStyle w:val="Hyperlink"/>
@@ -11391,7 +11823,7 @@
           <w:sz w:val="24"/>
           <w:u w:val="single"/>
         </w:rPr>
-        <w:hyperlink r:id="rId88" w:history="1">
+        <w:hyperlink r:id="rId90" w:history="1">
           <w:r>
             <w:rPr>
               <w:rStyle w:val="Hyperlink"/>
@@ -11609,7 +12041,7 @@
           <w:sz w:val="24"/>
           <w:u w:val="single"/>
         </w:rPr>
-        <w:hyperlink r:id="rId89" w:history="1">
+        <w:hyperlink r:id="rId91" w:history="1">
           <w:r>
             <w:rPr>
               <w:rStyle w:val="Hyperlink"/>
@@ -11638,7 +12070,7 @@
           <w:sz w:val="24"/>
           <w:u w:val="single"/>
         </w:rPr>
-        <w:hyperlink r:id="rId89" w:history="1">
+        <w:hyperlink r:id="rId91" w:history="1">
           <w:r>
             <w:rPr>
               <w:rStyle w:val="Hyperlink"/>
@@ -11667,7 +12099,7 @@
           <w:sz w:val="24"/>
           <w:u w:val="single"/>
         </w:rPr>
-        <w:hyperlink r:id="rId89" w:history="1">
+        <w:hyperlink r:id="rId91" w:history="1">
           <w:r>
             <w:rPr>
               <w:rStyle w:val="Hyperlink"/>
@@ -11696,7 +12128,7 @@
           <w:sz w:val="24"/>
           <w:u w:val="single"/>
         </w:rPr>
-        <w:hyperlink r:id="rId89" w:history="1">
+        <w:hyperlink r:id="rId91" w:history="1">
           <w:r>
             <w:rPr>
               <w:rStyle w:val="Hyperlink"/>
@@ -11725,7 +12157,7 @@
           <w:sz w:val="24"/>
           <w:u w:val="single"/>
         </w:rPr>
-        <w:hyperlink r:id="rId89" w:history="1">
+        <w:hyperlink r:id="rId91" w:history="1">
           <w:r>
             <w:rPr>
               <w:rStyle w:val="Hyperlink"/>
@@ -11772,7 +12204,7 @@
           <w:color w:val="000000"/>
           <w:sz w:val="24"/>
         </w:rPr>
-        <w:hyperlink r:id="rId89" w:history="1">
+        <w:hyperlink r:id="rId91" w:history="1">
           <w:r>
             <w:rPr>
               <w:rStyle w:val="Hyperlink"/>
@@ -11799,7 +12231,7 @@
           <w:color w:val="000000"/>
           <w:sz w:val="24"/>
         </w:rPr>
-        <w:hyperlink r:id="rId89" w:history="1">
+        <w:hyperlink r:id="rId91" w:history="1">
           <w:r>
             <w:rPr>
               <w:rStyle w:val="Hyperlink"/>
@@ -11816,7 +12248,7 @@
           <w:color w:val="000000"/>
           <w:sz w:val="24"/>
         </w:rPr>
-        <w:hyperlink r:id="rId89" w:history="1">
+        <w:hyperlink r:id="rId91" w:history="1">
           <w:r>
             <w:rPr>
               <w:rStyle w:val="Hyperlink"/>
@@ -11833,7 +12265,7 @@
           <w:color w:val="000000"/>
           <w:sz w:val="24"/>
         </w:rPr>
-        <w:hyperlink r:id="rId89" w:history="1">
+        <w:hyperlink r:id="rId91" w:history="1">
           <w:r>
             <w:rPr>
               <w:rStyle w:val="Hyperlink"/>
@@ -11850,7 +12282,7 @@
           <w:color w:val="000000"/>
           <w:sz w:val="24"/>
         </w:rPr>
-        <w:hyperlink r:id="rId89" w:history="1">
+        <w:hyperlink r:id="rId91" w:history="1">
           <w:r>
             <w:rPr>
               <w:rStyle w:val="Hyperlink"/>
@@ -11867,7 +12299,7 @@
           <w:color w:val="000000"/>
           <w:sz w:val="24"/>
         </w:rPr>
-        <w:hyperlink r:id="rId89" w:history="1">
+        <w:hyperlink r:id="rId91" w:history="1">
           <w:r>
             <w:rPr>
               <w:rStyle w:val="Hyperlink"/>
@@ -11884,7 +12316,7 @@
           <w:color w:val="000000"/>
           <w:sz w:val="24"/>
         </w:rPr>
-        <w:hyperlink r:id="rId89" w:history="1">
+        <w:hyperlink r:id="rId91" w:history="1">
           <w:r>
             <w:rPr>
               <w:rStyle w:val="Hyperlink"/>
@@ -11901,7 +12333,7 @@
           <w:color w:val="000000"/>
           <w:sz w:val="24"/>
         </w:rPr>
-        <w:hyperlink r:id="rId89" w:history="1">
+        <w:hyperlink r:id="rId91" w:history="1">
           <w:r>
             <w:rPr>
               <w:rStyle w:val="Hyperlink"/>
@@ -12151,7 +12583,7 @@
           <w:sz w:val="24"/>
           <w:u w:val="single"/>
         </w:rPr>
-        <w:hyperlink r:id="rId90" w:history="1">
+        <w:hyperlink r:id="rId92" w:history="1">
           <w:r>
             <w:rPr>
               <w:rStyle w:val="Hyperlink"/>
@@ -12180,7 +12612,7 @@
           <w:sz w:val="24"/>
           <w:u w:val="single"/>
         </w:rPr>
-        <w:hyperlink r:id="rId90" w:history="1">
+        <w:hyperlink r:id="rId92" w:history="1">
           <w:r>
             <w:rPr>
               <w:rStyle w:val="Hyperlink"/>
@@ -12209,7 +12641,7 @@
           <w:sz w:val="24"/>
           <w:u w:val="single"/>
         </w:rPr>
-        <w:hyperlink r:id="rId90" w:history="1">
+        <w:hyperlink r:id="rId92" w:history="1">
           <w:r>
             <w:rPr>
               <w:rStyle w:val="Hyperlink"/>
@@ -12238,7 +12670,7 @@
           <w:sz w:val="24"/>
           <w:u w:val="single"/>
         </w:rPr>
-        <w:hyperlink r:id="rId90" w:history="1">
+        <w:hyperlink r:id="rId92" w:history="1">
           <w:r>
             <w:rPr>
               <w:rStyle w:val="Hyperlink"/>
@@ -12267,7 +12699,7 @@
           <w:sz w:val="24"/>
           <w:u w:val="single"/>
         </w:rPr>
-        <w:hyperlink r:id="rId90" w:history="1">
+        <w:hyperlink r:id="rId92" w:history="1">
           <w:r>
             <w:rPr>
               <w:rStyle w:val="Hyperlink"/>
@@ -12296,7 +12728,7 @@
           <w:sz w:val="24"/>
           <w:u w:val="single"/>
         </w:rPr>
-        <w:hyperlink r:id="rId90" w:history="1">
+        <w:hyperlink r:id="rId92" w:history="1">
           <w:r>
             <w:rPr>
               <w:rStyle w:val="Hyperlink"/>
@@ -12325,7 +12757,7 @@
           <w:sz w:val="24"/>
           <w:u w:val="single"/>
         </w:rPr>
-        <w:hyperlink r:id="rId90" w:history="1">
+        <w:hyperlink r:id="rId92" w:history="1">
           <w:r>
             <w:rPr>
               <w:rStyle w:val="Hyperlink"/>
@@ -12382,7 +12814,7 @@
           <w:sz w:val="24"/>
           <w:u w:val="single"/>
         </w:rPr>
-        <w:hyperlink r:id="rId91" w:history="1">
+        <w:hyperlink r:id="rId93" w:history="1">
           <w:r>
             <w:rPr>
               <w:rStyle w:val="Hyperlink"/>
@@ -12442,7 +12874,7 @@
           <w:sz w:val="24"/>
           <w:u w:val="single"/>
         </w:rPr>
-        <w:hyperlink r:id="rId92" w:history="1">
+        <w:hyperlink r:id="rId94" w:history="1">
           <w:r>
             <w:rPr>
               <w:rStyle w:val="Hyperlink"/>
@@ -12471,7 +12903,7 @@
           <w:sz w:val="24"/>
           <w:u w:val="single"/>
         </w:rPr>
-        <w:hyperlink r:id="rId92" w:history="1">
+        <w:hyperlink r:id="rId94" w:history="1">
           <w:r>
             <w:rPr>
               <w:rStyle w:val="Hyperlink"/>
@@ -12500,7 +12932,7 @@
           <w:sz w:val="24"/>
           <w:u w:val="single"/>
         </w:rPr>
-        <w:hyperlink r:id="rId92" w:history="1">
+        <w:hyperlink r:id="rId94" w:history="1">
           <w:r>
             <w:rPr>
               <w:rStyle w:val="Hyperlink"/>
@@ -12529,7 +12961,7 @@
           <w:sz w:val="24"/>
           <w:u w:val="single"/>
         </w:rPr>
-        <w:hyperlink r:id="rId92" w:history="1">
+        <w:hyperlink r:id="rId94" w:history="1">
           <w:r>
             <w:rPr>
               <w:rStyle w:val="Hyperlink"/>
@@ -12558,7 +12990,7 @@
           <w:sz w:val="24"/>
           <w:u w:val="single"/>
         </w:rPr>
-        <w:hyperlink r:id="rId92" w:history="1">
+        <w:hyperlink r:id="rId94" w:history="1">
           <w:r>
             <w:rPr>
               <w:rStyle w:val="Hyperlink"/>
@@ -12587,7 +13019,7 @@
           <w:sz w:val="24"/>
           <w:u w:val="single"/>
         </w:rPr>
-        <w:hyperlink r:id="rId92" w:history="1">
+        <w:hyperlink r:id="rId94" w:history="1">
           <w:r>
             <w:rPr>
               <w:rStyle w:val="Hyperlink"/>
@@ -12620,23 +13052,23 @@
           <w:color w:val="0000FF"/>
           <w:sz w:val="24"/>
         </w:rPr>
-        <w:t>G</w:t>
-      </w:r>
-      <w:r>
-        <w:rPr>
-          <w:rFonts w:ascii="Charis SIL Regular" w:hAnsi="Charis SIL Regular" w:eastAsia="Charis SIL Regular"/>
-          <w:b w:val="0"/>
-          <w:i w:val="0"/>
-          <w:color w:val="0000FF"/>
-          <w:sz w:val="24"/>
-          <w:u w:val="single"/>
-        </w:rPr>
-        <w:hyperlink r:id="rId92" w:history="1">
-          <w:r>
-            <w:rPr>
-              <w:rStyle w:val="Hyperlink"/>
-            </w:rPr>
-            <w:t>ift</w:t>
+        <w:t>Gift o</w:t>
+      </w:r>
+      <w:r>
+        <w:rPr>
+          <w:rFonts w:ascii="Charis SIL Regular" w:hAnsi="Charis SIL Regular" w:eastAsia="Charis SIL Regular"/>
+          <w:b w:val="0"/>
+          <w:i w:val="0"/>
+          <w:color w:val="0000FF"/>
+          <w:sz w:val="24"/>
+          <w:u w:val="single"/>
+        </w:rPr>
+        <w:hyperlink r:id="rId94" w:history="1">
+          <w:r>
+            <w:rPr>
+              <w:rStyle w:val="Hyperlink"/>
+            </w:rPr>
+            <w:t>f</w:t>
           </w:r>
         </w:hyperlink>
       </w:r>
@@ -12658,32 +13090,49 @@
           <w:i w:val="0"/>
           <w:color w:val="0000FF"/>
           <w:sz w:val="24"/>
-          <w:u w:val="single"/>
-        </w:rPr>
-        <w:hyperlink r:id="rId93" w:history="1">
-          <w:r>
-            <w:rPr>
-              <w:rStyle w:val="Hyperlink"/>
-            </w:rPr>
-            <w:t>o</w:t>
-          </w:r>
-        </w:hyperlink>
-      </w:r>
-      <w:r>
-        <w:rPr>
-          <w:rFonts w:ascii="Charis SIL Regular" w:hAnsi="Charis SIL Regular" w:eastAsia="Charis SIL Regular"/>
-          <w:b w:val="0"/>
-          <w:i w:val="0"/>
-          <w:color w:val="0000FF"/>
-          <w:sz w:val="24"/>
-          <w:u w:val="single"/>
-        </w:rPr>
-        <w:hyperlink r:id="rId93" w:history="1">
-          <w:r>
-            <w:rPr>
-              <w:rStyle w:val="Hyperlink"/>
-            </w:rPr>
-            <w:t>f</w:t>
+        </w:rPr>
+        <w:hyperlink r:id="rId95" w:history="1">
+          <w:r>
+            <w:rPr>
+              <w:rStyle w:val="Hyperlink"/>
+            </w:rPr>
+            <w:t>M</w:t>
+          </w:r>
+        </w:hyperlink>
+      </w:r>
+      <w:r>
+        <w:rPr>
+          <w:rFonts w:ascii="Charis SIL Regular" w:hAnsi="Charis SIL Regular" w:eastAsia="Charis SIL Regular"/>
+          <w:b w:val="0"/>
+          <w:i w:val="0"/>
+          <w:color w:val="0000FF"/>
+          <w:sz w:val="24"/>
+          <w:u w:val="single"/>
+        </w:rPr>
+        <w:hyperlink r:id="rId95" w:history="1">
+          <w:r>
+            <w:rPr>
+              <w:rStyle w:val="Hyperlink"/>
+            </w:rPr>
+            <w:t>is</w:t>
+          </w:r>
+        </w:hyperlink>
+      </w:r>
+      <w:r>
+        <w:rPr>
+          <w:rFonts w:ascii="Charis SIL Regular" w:hAnsi="Charis SIL Regular" w:eastAsia="Charis SIL Regular"/>
+          <w:b w:val="0"/>
+          <w:i w:val="0"/>
+          <w:color w:val="0000FF"/>
+          <w:sz w:val="24"/>
+          <w:u w:val="single"/>
+        </w:rPr>
+        <w:hyperlink r:id="rId95" w:history="1">
+          <w:r>
+            <w:rPr>
+              <w:rStyle w:val="Hyperlink"/>
+            </w:rPr>
+            <w:t>s</w:t>
           </w:r>
         </w:hyperlink>
       </w:r>
@@ -12705,49 +13154,32 @@
           <w:i w:val="0"/>
           <w:color w:val="0000FF"/>
           <w:sz w:val="24"/>
-        </w:rPr>
-        <w:hyperlink r:id="rId93" w:history="1">
-          <w:r>
-            <w:rPr>
-              <w:rStyle w:val="Hyperlink"/>
-            </w:rPr>
-            <w:t>M</w:t>
-          </w:r>
-        </w:hyperlink>
-      </w:r>
-      <w:r>
-        <w:rPr>
-          <w:rFonts w:ascii="Charis SIL Regular" w:hAnsi="Charis SIL Regular" w:eastAsia="Charis SIL Regular"/>
-          <w:b w:val="0"/>
-          <w:i w:val="0"/>
-          <w:color w:val="0000FF"/>
-          <w:sz w:val="24"/>
-          <w:u w:val="single"/>
-        </w:rPr>
-        <w:hyperlink r:id="rId93" w:history="1">
-          <w:r>
-            <w:rPr>
-              <w:rStyle w:val="Hyperlink"/>
-            </w:rPr>
-            <w:t>is</w:t>
-          </w:r>
-        </w:hyperlink>
-      </w:r>
-      <w:r>
-        <w:rPr>
-          <w:rFonts w:ascii="Charis SIL Regular" w:hAnsi="Charis SIL Regular" w:eastAsia="Charis SIL Regular"/>
-          <w:b w:val="0"/>
-          <w:i w:val="0"/>
-          <w:color w:val="0000FF"/>
-          <w:sz w:val="24"/>
-          <w:u w:val="single"/>
-        </w:rPr>
-        <w:hyperlink r:id="rId93" w:history="1">
-          <w:r>
-            <w:rPr>
-              <w:rStyle w:val="Hyperlink"/>
-            </w:rPr>
-            <w:t>s</w:t>
+          <w:u w:val="single"/>
+        </w:rPr>
+        <w:hyperlink r:id="rId95" w:history="1">
+          <w:r>
+            <w:rPr>
+              <w:rStyle w:val="Hyperlink"/>
+            </w:rPr>
+            <w:t>A</w:t>
+          </w:r>
+        </w:hyperlink>
+      </w:r>
+      <w:r>
+        <w:rPr>
+          <w:rFonts w:ascii="Charis SIL Regular" w:hAnsi="Charis SIL Regular" w:eastAsia="Charis SIL Regular"/>
+          <w:b w:val="0"/>
+          <w:i w:val="0"/>
+          <w:color w:val="0000FF"/>
+          <w:sz w:val="24"/>
+          <w:u w:val="single"/>
+        </w:rPr>
+        <w:hyperlink r:id="rId95" w:history="1">
+          <w:r>
+            <w:rPr>
+              <w:rStyle w:val="Hyperlink"/>
+            </w:rPr>
+            <w:t>nna</w:t>
           </w:r>
         </w:hyperlink>
       </w:r>
@@ -12771,30 +13203,30 @@
           <w:sz w:val="24"/>
           <w:u w:val="single"/>
         </w:rPr>
-        <w:hyperlink r:id="rId93" w:history="1">
-          <w:r>
-            <w:rPr>
-              <w:rStyle w:val="Hyperlink"/>
-            </w:rPr>
-            <w:t>A</w:t>
-          </w:r>
-        </w:hyperlink>
-      </w:r>
-      <w:r>
-        <w:rPr>
-          <w:rFonts w:ascii="Charis SIL Regular" w:hAnsi="Charis SIL Regular" w:eastAsia="Charis SIL Regular"/>
-          <w:b w:val="0"/>
-          <w:i w:val="0"/>
-          <w:color w:val="0000FF"/>
-          <w:sz w:val="24"/>
-          <w:u w:val="single"/>
-        </w:rPr>
-        <w:hyperlink r:id="rId93" w:history="1">
-          <w:r>
-            <w:rPr>
-              <w:rStyle w:val="Hyperlink"/>
-            </w:rPr>
-            <w:t>nna</w:t>
+        <w:hyperlink r:id="rId95" w:history="1">
+          <w:r>
+            <w:rPr>
+              <w:rStyle w:val="Hyperlink"/>
+            </w:rPr>
+            <w:t>Wa</w:t>
+          </w:r>
+        </w:hyperlink>
+      </w:r>
+      <w:r>
+        <w:rPr>
+          <w:rFonts w:ascii="Charis SIL Regular" w:hAnsi="Charis SIL Regular" w:eastAsia="Charis SIL Regular"/>
+          <w:b w:val="0"/>
+          <w:i w:val="0"/>
+          <w:color w:val="0000FF"/>
+          <w:sz w:val="24"/>
+          <w:u w:val="single"/>
+        </w:rPr>
+        <w:hyperlink r:id="rId95" w:history="1">
+          <w:r>
+            <w:rPr>
+              <w:rStyle w:val="Hyperlink"/>
+            </w:rPr>
+            <w:t>rren</w:t>
           </w:r>
         </w:hyperlink>
       </w:r>
@@ -12818,30 +13250,30 @@
           <w:sz w:val="24"/>
           <w:u w:val="single"/>
         </w:rPr>
-        <w:hyperlink r:id="rId93" w:history="1">
-          <w:r>
-            <w:rPr>
-              <w:rStyle w:val="Hyperlink"/>
-            </w:rPr>
-            <w:t>Wa</w:t>
-          </w:r>
-        </w:hyperlink>
-      </w:r>
-      <w:r>
-        <w:rPr>
-          <w:rFonts w:ascii="Charis SIL Regular" w:hAnsi="Charis SIL Regular" w:eastAsia="Charis SIL Regular"/>
-          <w:b w:val="0"/>
-          <w:i w:val="0"/>
-          <w:color w:val="0000FF"/>
-          <w:sz w:val="24"/>
-          <w:u w:val="single"/>
-        </w:rPr>
-        <w:hyperlink r:id="rId93" w:history="1">
-          <w:r>
-            <w:rPr>
-              <w:rStyle w:val="Hyperlink"/>
-            </w:rPr>
-            <w:t>rren</w:t>
+        <w:hyperlink r:id="rId95" w:history="1">
+          <w:r>
+            <w:rPr>
+              <w:rStyle w:val="Hyperlink"/>
+            </w:rPr>
+            <w:t>I</w:t>
+          </w:r>
+        </w:hyperlink>
+      </w:r>
+      <w:r>
+        <w:rPr>
+          <w:rFonts w:ascii="Charis SIL Regular" w:hAnsi="Charis SIL Regular" w:eastAsia="Charis SIL Regular"/>
+          <w:b w:val="0"/>
+          <w:i w:val="0"/>
+          <w:color w:val="0000FF"/>
+          <w:sz w:val="24"/>
+          <w:u w:val="single"/>
+        </w:rPr>
+        <w:hyperlink r:id="rId95" w:history="1">
+          <w:r>
+            <w:rPr>
+              <w:rStyle w:val="Hyperlink"/>
+            </w:rPr>
+            <w:t>ngersoll,</w:t>
           </w:r>
         </w:hyperlink>
       </w:r>
@@ -12865,59 +13297,201 @@
           <w:sz w:val="24"/>
           <w:u w:val="single"/>
         </w:rPr>
-        <w:hyperlink r:id="rId93" w:history="1">
-          <w:r>
-            <w:rPr>
-              <w:rStyle w:val="Hyperlink"/>
-            </w:rPr>
-            <w:t>I</w:t>
-          </w:r>
-        </w:hyperlink>
-      </w:r>
-      <w:r>
-        <w:rPr>
-          <w:rFonts w:ascii="Charis SIL Regular" w:hAnsi="Charis SIL Regular" w:eastAsia="Charis SIL Regular"/>
-          <w:b w:val="0"/>
-          <w:i w:val="0"/>
-          <w:color w:val="0000FF"/>
-          <w:sz w:val="24"/>
-          <w:u w:val="single"/>
-        </w:rPr>
-        <w:hyperlink r:id="rId93" w:history="1">
-          <w:r>
-            <w:rPr>
-              <w:rStyle w:val="Hyperlink"/>
-            </w:rPr>
-            <w:t>ngersoll,</w:t>
-          </w:r>
-        </w:hyperlink>
-      </w:r>
-      <w:r>
-        <w:rPr>
-          <w:rFonts w:ascii="Charis SIL Regular" w:hAnsi="Charis SIL Regular" w:eastAsia="Charis SIL Regular"/>
-          <w:b w:val="0"/>
-          <w:i w:val="0"/>
-          <w:color w:val="0000FF"/>
-          <w:sz w:val="24"/>
-          <w:u w:val="single"/>
+        <w:hyperlink r:id="rId95" w:history="1">
+          <w:r>
+            <w:rPr>
+              <w:rStyle w:val="Hyperlink"/>
+            </w:rPr>
+            <w:t>1916</w:t>
+          </w:r>
+        </w:hyperlink>
+      </w:r>
+      <w:r>
+        <w:br/>
+      </w:r>
+      <w:r>
+        <w:tab/>
+      </w:r>
+      <w:r>
+        <w:rPr>
+          <w:rFonts w:ascii="Charis SIL Regular" w:hAnsi="Charis SIL Regular" w:eastAsia="Charis SIL Regular"/>
+          <w:b w:val="0"/>
+          <w:i w:val="0"/>
+          <w:color w:val="000000"/>
+          <w:sz w:val="24"/>
+        </w:rPr>
+        <w:t>•  Purchased f</w:t>
+      </w:r>
+      <w:r>
+        <w:rPr>
+          <w:u w:val="single" w:color="0000ff"/>
+          <w:rFonts w:ascii="Charis SIL Regular" w:hAnsi="Charis SIL Regular" w:eastAsia="Charis SIL Regular"/>
+          <w:b w:val="0"/>
+          <w:i w:val="0"/>
+          <w:color w:val="000000"/>
+          <w:sz w:val="24"/>
+        </w:rPr>
+        <w:hyperlink r:id="rId95" w:history="1">
+          <w:r>
+            <w:rPr>
+              <w:rStyle w:val="Hyperlink"/>
+            </w:rPr>
+            <w:t>rom</w:t>
+          </w:r>
+        </w:hyperlink>
+      </w:r>
+      <w:r>
+        <w:rPr>
+          <w:u w:val="single" w:color="0000ff"/>
+          <w:rFonts w:ascii="Charis SIL Regular" w:hAnsi="Charis SIL Regular" w:eastAsia="Charis SIL Regular"/>
+          <w:b w:val="0"/>
+          <w:i w:val="0"/>
+          <w:color w:val="000000"/>
+          <w:sz w:val="24"/>
         </w:rPr>
         <w:t xml:space="preserve"> </w:t>
       </w:r>
       <w:r>
         <w:rPr>
-          <w:rFonts w:ascii="Charis SIL Regular" w:hAnsi="Charis SIL Regular" w:eastAsia="Charis SIL Regular"/>
-          <w:b w:val="0"/>
-          <w:i w:val="0"/>
-          <w:color w:val="0000FF"/>
-          <w:sz w:val="24"/>
-          <w:u w:val="single"/>
-        </w:rPr>
-        <w:hyperlink r:id="rId93" w:history="1">
-          <w:r>
-            <w:rPr>
-              <w:rStyle w:val="Hyperlink"/>
-            </w:rPr>
-            <w:t>1916</w:t>
+          <w:u w:val="single" w:color="0000ff"/>
+          <w:rFonts w:ascii="Charis SIL Regular" w:hAnsi="Charis SIL Regular" w:eastAsia="Charis SIL Regular"/>
+          <w:b w:val="0"/>
+          <w:i w:val="0"/>
+          <w:color w:val="000000"/>
+          <w:sz w:val="24"/>
+        </w:rPr>
+        <w:hyperlink r:id="rId95" w:history="1">
+          <w:r>
+            <w:rPr>
+              <w:rStyle w:val="Hyperlink"/>
+            </w:rPr>
+            <w:t>th</w:t>
+          </w:r>
+        </w:hyperlink>
+      </w:r>
+      <w:r>
+        <w:rPr>
+          <w:u w:val="single" w:color="0000ff"/>
+          <w:rFonts w:ascii="Charis SIL Regular" w:hAnsi="Charis SIL Regular" w:eastAsia="Charis SIL Regular"/>
+          <w:b w:val="0"/>
+          <w:i w:val="0"/>
+          <w:color w:val="000000"/>
+          <w:sz w:val="24"/>
+        </w:rPr>
+        <w:hyperlink r:id="rId95" w:history="1">
+          <w:r>
+            <w:rPr>
+              <w:rStyle w:val="Hyperlink"/>
+            </w:rPr>
+            <w:t>e Qu</w:t>
+          </w:r>
+        </w:hyperlink>
+      </w:r>
+      <w:r>
+        <w:rPr>
+          <w:u w:val="single" w:color="0000ff"/>
+          <w:rFonts w:ascii="Charis SIL Regular" w:hAnsi="Charis SIL Regular" w:eastAsia="Charis SIL Regular"/>
+          <w:b w:val="0"/>
+          <w:i w:val="0"/>
+          <w:color w:val="000000"/>
+          <w:sz w:val="24"/>
+        </w:rPr>
+        <w:hyperlink r:id="rId95" w:history="1">
+          <w:r>
+            <w:rPr>
+              <w:rStyle w:val="Hyperlink"/>
+            </w:rPr>
+            <w:t>i</w:t>
+          </w:r>
+        </w:hyperlink>
+      </w:r>
+      <w:r>
+        <w:rPr>
+          <w:u w:val="single" w:color="0000ff"/>
+          <w:rFonts w:ascii="Charis SIL Regular" w:hAnsi="Charis SIL Regular" w:eastAsia="Charis SIL Regular"/>
+          <w:b w:val="0"/>
+          <w:i w:val="0"/>
+          <w:color w:val="000000"/>
+          <w:sz w:val="24"/>
+        </w:rPr>
+        <w:hyperlink r:id="rId95" w:history="1">
+          <w:r>
+            <w:rPr>
+              <w:rStyle w:val="Hyperlink"/>
+            </w:rPr>
+            <w:t>nn Es</w:t>
+          </w:r>
+        </w:hyperlink>
+      </w:r>
+      <w:r>
+        <w:rPr>
+          <w:u w:val="single" w:color="0000ff"/>
+          <w:rFonts w:ascii="Charis SIL Regular" w:hAnsi="Charis SIL Regular" w:eastAsia="Charis SIL Regular"/>
+          <w:b w:val="0"/>
+          <w:i w:val="0"/>
+          <w:color w:val="000000"/>
+          <w:sz w:val="24"/>
+        </w:rPr>
+        <w:hyperlink r:id="rId95" w:history="1">
+          <w:r>
+            <w:rPr>
+              <w:rStyle w:val="Hyperlink"/>
+            </w:rPr>
+            <w:t>t</w:t>
+          </w:r>
+        </w:hyperlink>
+      </w:r>
+      <w:r>
+        <w:rPr>
+          <w:u w:val="single" w:color="0000ff"/>
+          <w:rFonts w:ascii="Charis SIL Regular" w:hAnsi="Charis SIL Regular" w:eastAsia="Charis SIL Regular"/>
+          <w:b w:val="0"/>
+          <w:i w:val="0"/>
+          <w:color w:val="000000"/>
+          <w:sz w:val="24"/>
+        </w:rPr>
+        <w:hyperlink r:id="rId95" w:history="1">
+          <w:r>
+            <w:rPr>
+              <w:rStyle w:val="Hyperlink"/>
+            </w:rPr>
+            <w:t>ate, 19</w:t>
+          </w:r>
+        </w:hyperlink>
+      </w:r>
+      <w:r>
+        <w:rPr>
+          <w:u w:val="single" w:color="0000ff"/>
+          <w:rFonts w:ascii="Charis SIL Regular" w:hAnsi="Charis SIL Regular" w:eastAsia="Charis SIL Regular"/>
+          <w:b w:val="0"/>
+          <w:i w:val="0"/>
+          <w:color w:val="000000"/>
+          <w:sz w:val="24"/>
+        </w:rPr>
+        <w:hyperlink r:id="rId95" w:history="1">
+          <w:r>
+            <w:rPr>
+              <w:rStyle w:val="Hyperlink"/>
+            </w:rPr>
+            <w:t>2</w:t>
+          </w:r>
+        </w:hyperlink>
+      </w:r>
+      <w:r>
+        <w:rPr>
+          <w:u w:val="single" w:color="0000ff"/>
+          <w:rFonts w:ascii="Charis SIL Regular" w:hAnsi="Charis SIL Regular" w:eastAsia="Charis SIL Regular"/>
+          <w:b w:val="0"/>
+          <w:i w:val="0"/>
+          <w:color w:val="000000"/>
+          <w:sz w:val="24"/>
+        </w:rPr>
+        <w:hyperlink r:id="rId95" w:history="1">
+          <w:r>
+            <w:rPr>
+              <w:rStyle w:val="Hyperlink"/>
+            </w:rPr>
+            <w:t>6</w:t>
           </w:r>
         </w:hyperlink>
       </w:r>
@@ -12935,178 +13509,131 @@
           <w:color w:val="000000"/>
           <w:sz w:val="24"/>
         </w:rPr>
-        <w:t>•  Purchased f</w:t>
-      </w:r>
-      <w:r>
-        <w:rPr>
-          <w:u w:val="single" w:color="0000ff"/>
-          <w:rFonts w:ascii="Charis SIL Regular" w:hAnsi="Charis SIL Regular" w:eastAsia="Charis SIL Regular"/>
-          <w:b w:val="0"/>
-          <w:i w:val="0"/>
-          <w:color w:val="000000"/>
-          <w:sz w:val="24"/>
-        </w:rPr>
-        <w:hyperlink r:id="rId93" w:history="1">
-          <w:r>
-            <w:rPr>
-              <w:rStyle w:val="Hyperlink"/>
-            </w:rPr>
-            <w:t>rom</w:t>
-          </w:r>
-        </w:hyperlink>
-      </w:r>
-      <w:r>
-        <w:rPr>
-          <w:u w:val="single" w:color="0000ff"/>
-          <w:rFonts w:ascii="Charis SIL Regular" w:hAnsi="Charis SIL Regular" w:eastAsia="Charis SIL Regular"/>
-          <w:b w:val="0"/>
-          <w:i w:val="0"/>
-          <w:color w:val="000000"/>
-          <w:sz w:val="24"/>
+        <w:t>•  Gift of Louis C. Whiton, 1966</w:t>
+      </w:r>
+      <w:r>
+        <w:br/>
+      </w:r>
+      <w:r>
+        <w:tab/>
+      </w:r>
+      <w:r>
+        <w:rPr>
+          <w:rFonts w:ascii="Charis SIL Regular" w:hAnsi="Charis SIL Regular" w:eastAsia="Charis SIL Regular"/>
+          <w:b w:val="0"/>
+          <w:i w:val="0"/>
+          <w:color w:val="000000"/>
+          <w:sz w:val="24"/>
+        </w:rPr>
+        <w:t xml:space="preserve">•  Gift of Charles A. Robinson, 2002 </w:t>
+      </w:r>
+      <w:r>
+        <w:br/>
+      </w:r>
+      <w:r>
+        <w:rPr>
+          <w:rFonts w:ascii="Charis SIL Regular" w:hAnsi="Charis SIL Regular" w:eastAsia="Charis SIL Regular"/>
+          <w:b w:val="0"/>
+          <w:i w:val="0"/>
+          <w:color w:val="0000FF"/>
+          <w:sz w:val="24"/>
+          <w:u w:val="single"/>
+        </w:rPr>
+        <w:hyperlink r:id="rId96" w:history="1">
+          <w:r>
+            <w:rPr>
+              <w:rStyle w:val="Hyperlink"/>
+            </w:rPr>
+            <w:t xml:space="preserve">Collectiewebsite </w:t>
+          </w:r>
+        </w:hyperlink>
+      </w:r>
+      <w:r>
+        <w:br/>
+      </w:r>
+      <w:r>
+        <w:rPr>
+          <w:rFonts w:ascii="Charis SIL Regular" w:hAnsi="Charis SIL Regular" w:eastAsia="Charis SIL Regular"/>
+          <w:b w:val="0"/>
+          <w:i w:val="0"/>
+          <w:color w:val="000000"/>
+          <w:sz w:val="24"/>
+        </w:rPr>
+        <w:t xml:space="preserve">Artikel </w:t>
+      </w:r>
+      <w:r>
+        <w:rPr>
+          <w:rFonts w:ascii="Charis SIL Regular" w:hAnsi="Charis SIL Regular" w:eastAsia="Charis SIL Regular"/>
+          <w:b w:val="0"/>
+          <w:i w:val="0"/>
+          <w:color w:val="0000FF"/>
+          <w:sz w:val="24"/>
+          <w:u w:val="single"/>
+        </w:rPr>
+        <w:hyperlink r:id="rId97" w:history="1">
+          <w:r>
+            <w:rPr>
+              <w:rStyle w:val="Hyperlink"/>
+            </w:rPr>
+            <w:t>Dutch</w:t>
+          </w:r>
+        </w:hyperlink>
+      </w:r>
+      <w:r>
+        <w:rPr>
+          <w:rFonts w:ascii="Charis SIL Regular" w:hAnsi="Charis SIL Regular" w:eastAsia="Charis SIL Regular"/>
+          <w:b w:val="0"/>
+          <w:i w:val="0"/>
+          <w:color w:val="0000FF"/>
+          <w:sz w:val="24"/>
+          <w:u w:val="single"/>
         </w:rPr>
         <w:t xml:space="preserve"> </w:t>
       </w:r>
       <w:r>
         <w:rPr>
-          <w:u w:val="single" w:color="0000ff"/>
-          <w:rFonts w:ascii="Charis SIL Regular" w:hAnsi="Charis SIL Regular" w:eastAsia="Charis SIL Regular"/>
-          <w:b w:val="0"/>
-          <w:i w:val="0"/>
-          <w:color w:val="000000"/>
-          <w:sz w:val="24"/>
-        </w:rPr>
-        <w:hyperlink r:id="rId93" w:history="1">
-          <w:r>
-            <w:rPr>
-              <w:rStyle w:val="Hyperlink"/>
-            </w:rPr>
-            <w:t>th</w:t>
-          </w:r>
-        </w:hyperlink>
-      </w:r>
-      <w:r>
-        <w:rPr>
-          <w:u w:val="single" w:color="0000ff"/>
-          <w:rFonts w:ascii="Charis SIL Regular" w:hAnsi="Charis SIL Regular" w:eastAsia="Charis SIL Regular"/>
-          <w:b w:val="0"/>
-          <w:i w:val="0"/>
-          <w:color w:val="000000"/>
-          <w:sz w:val="24"/>
-        </w:rPr>
-        <w:hyperlink r:id="rId93" w:history="1">
-          <w:r>
-            <w:rPr>
-              <w:rStyle w:val="Hyperlink"/>
-            </w:rPr>
-            <w:t>e Qu</w:t>
-          </w:r>
-        </w:hyperlink>
-      </w:r>
-      <w:r>
-        <w:rPr>
-          <w:u w:val="single" w:color="0000ff"/>
-          <w:rFonts w:ascii="Charis SIL Regular" w:hAnsi="Charis SIL Regular" w:eastAsia="Charis SIL Regular"/>
-          <w:b w:val="0"/>
-          <w:i w:val="0"/>
-          <w:color w:val="000000"/>
-          <w:sz w:val="24"/>
-        </w:rPr>
-        <w:hyperlink r:id="rId93" w:history="1">
-          <w:r>
-            <w:rPr>
-              <w:rStyle w:val="Hyperlink"/>
-            </w:rPr>
-            <w:t>i</w:t>
-          </w:r>
-        </w:hyperlink>
-      </w:r>
-      <w:r>
-        <w:rPr>
-          <w:u w:val="single" w:color="0000ff"/>
-          <w:rFonts w:ascii="Charis SIL Regular" w:hAnsi="Charis SIL Regular" w:eastAsia="Charis SIL Regular"/>
-          <w:b w:val="0"/>
-          <w:i w:val="0"/>
-          <w:color w:val="000000"/>
-          <w:sz w:val="24"/>
-        </w:rPr>
-        <w:hyperlink r:id="rId93" w:history="1">
-          <w:r>
-            <w:rPr>
-              <w:rStyle w:val="Hyperlink"/>
-            </w:rPr>
-            <w:t>nn Es</w:t>
-          </w:r>
-        </w:hyperlink>
-      </w:r>
-      <w:r>
-        <w:rPr>
-          <w:u w:val="single" w:color="0000ff"/>
-          <w:rFonts w:ascii="Charis SIL Regular" w:hAnsi="Charis SIL Regular" w:eastAsia="Charis SIL Regular"/>
-          <w:b w:val="0"/>
-          <w:i w:val="0"/>
-          <w:color w:val="000000"/>
-          <w:sz w:val="24"/>
-        </w:rPr>
-        <w:hyperlink r:id="rId93" w:history="1">
-          <w:r>
-            <w:rPr>
-              <w:rStyle w:val="Hyperlink"/>
-            </w:rPr>
-            <w:t>t</w:t>
-          </w:r>
-        </w:hyperlink>
-      </w:r>
-      <w:r>
-        <w:rPr>
-          <w:u w:val="single" w:color="0000ff"/>
-          <w:rFonts w:ascii="Charis SIL Regular" w:hAnsi="Charis SIL Regular" w:eastAsia="Charis SIL Regular"/>
-          <w:b w:val="0"/>
-          <w:i w:val="0"/>
-          <w:color w:val="000000"/>
-          <w:sz w:val="24"/>
-        </w:rPr>
-        <w:hyperlink r:id="rId93" w:history="1">
-          <w:r>
-            <w:rPr>
-              <w:rStyle w:val="Hyperlink"/>
-            </w:rPr>
-            <w:t>ate, 19</w:t>
-          </w:r>
-        </w:hyperlink>
-      </w:r>
-      <w:r>
-        <w:rPr>
-          <w:u w:val="single" w:color="0000ff"/>
-          <w:rFonts w:ascii="Charis SIL Regular" w:hAnsi="Charis SIL Regular" w:eastAsia="Charis SIL Regular"/>
-          <w:b w:val="0"/>
-          <w:i w:val="0"/>
-          <w:color w:val="000000"/>
-          <w:sz w:val="24"/>
-        </w:rPr>
-        <w:hyperlink r:id="rId93" w:history="1">
-          <w:r>
-            <w:rPr>
-              <w:rStyle w:val="Hyperlink"/>
-            </w:rPr>
-            <w:t>2</w:t>
-          </w:r>
-        </w:hyperlink>
-      </w:r>
-      <w:r>
-        <w:rPr>
-          <w:u w:val="single" w:color="0000ff"/>
-          <w:rFonts w:ascii="Charis SIL Regular" w:hAnsi="Charis SIL Regular" w:eastAsia="Charis SIL Regular"/>
-          <w:b w:val="0"/>
-          <w:i w:val="0"/>
-          <w:color w:val="000000"/>
-          <w:sz w:val="24"/>
-        </w:rPr>
-        <w:hyperlink r:id="rId93" w:history="1">
-          <w:r>
-            <w:rPr>
-              <w:rStyle w:val="Hyperlink"/>
-            </w:rPr>
-            <w:t>6</w:t>
+          <w:rFonts w:ascii="Charis SIL Regular" w:hAnsi="Charis SIL Regular" w:eastAsia="Charis SIL Regular"/>
+          <w:b w:val="0"/>
+          <w:i w:val="0"/>
+          <w:color w:val="0000FF"/>
+          <w:sz w:val="24"/>
+          <w:u w:val="single"/>
+        </w:rPr>
+        <w:hyperlink r:id="rId97" w:history="1">
+          <w:r>
+            <w:rPr>
+              <w:rStyle w:val="Hyperlink"/>
+            </w:rPr>
+            <w:t>Guiana</w:t>
+          </w:r>
+        </w:hyperlink>
+      </w:r>
+      <w:r>
+        <w:rPr>
+          <w:rFonts w:ascii="Charis SIL Regular" w:hAnsi="Charis SIL Regular" w:eastAsia="Charis SIL Regular"/>
+          <w:b w:val="0"/>
+          <w:i w:val="0"/>
+          <w:color w:val="0000FF"/>
+          <w:sz w:val="24"/>
+          <w:u w:val="single"/>
+        </w:rPr>
+        <w:t xml:space="preserve"> </w:t>
+      </w:r>
+      <w:r>
+        <w:rPr>
+          <w:rFonts w:ascii="Charis SIL Regular" w:hAnsi="Charis SIL Regular" w:eastAsia="Charis SIL Regular"/>
+          <w:b w:val="0"/>
+          <w:i w:val="0"/>
+          <w:color w:val="0000FF"/>
+          <w:sz w:val="24"/>
+          <w:u w:val="single"/>
+        </w:rPr>
+        <w:hyperlink r:id="rId97" w:history="1">
+          <w:r>
+            <w:rPr>
+              <w:rStyle w:val="Hyperlink"/>
+            </w:rPr>
+            <w:t xml:space="preserve">pottery </w:t>
           </w:r>
         </w:hyperlink>
       </w:r>
@@ -13114,83 +13641,150 @@
         <w:br/>
       </w:r>
       <w:r>
-        <w:tab/>
-      </w:r>
-      <w:r>
-        <w:rPr>
-          <w:rFonts w:ascii="Charis SIL Regular" w:hAnsi="Charis SIL Regular" w:eastAsia="Charis SIL Regular"/>
-          <w:b w:val="0"/>
-          <w:i w:val="0"/>
-          <w:color w:val="000000"/>
-          <w:sz w:val="24"/>
-        </w:rPr>
-        <w:t>•  Gift of Louis C. Whiton, 1966</w:t>
+        <w:rPr>
+          <w:rFonts w:ascii="Charis SIL Regular" w:hAnsi="Charis SIL Regular" w:eastAsia="Charis SIL Regular"/>
+          <w:b w:val="0"/>
+          <w:i w:val="0"/>
+          <w:color w:val="000000"/>
+          <w:sz w:val="24"/>
+        </w:rPr>
+        <w:t xml:space="preserve">"A very valuable collection containing an assortment of this ware was collected by Mr. T. J. </w:t>
+      </w:r>
+      <w:r>
+        <w:rPr>
+          <w:rFonts w:ascii="Charis SIL Regular" w:hAnsi="Charis SIL Regular" w:eastAsia="Charis SIL Regular"/>
+          <w:b w:val="0"/>
+          <w:i w:val="0"/>
+          <w:color w:val="000000"/>
+          <w:sz w:val="24"/>
+        </w:rPr>
+        <w:t xml:space="preserve">Collins of Haddonfield, New Jersey, and presented to the University Museum some time ago" </w:t>
+      </w:r>
+      <w:r>
+        <w:rPr>
+          <w:rFonts w:ascii="Charis SIL Regular" w:hAnsi="Charis SIL Regular" w:eastAsia="Charis SIL Regular"/>
+          <w:b w:val="0"/>
+          <w:i w:val="0"/>
+          <w:color w:val="000000"/>
+          <w:sz w:val="24"/>
+        </w:rPr>
+        <w:t xml:space="preserve">Is hoogstwaarschijnlijk </w:t>
+      </w:r>
+      <w:r>
+        <w:rPr>
+          <w:rFonts w:ascii="Charis SIL Regular" w:hAnsi="Charis SIL Regular" w:eastAsia="Charis SIL Regular"/>
+          <w:b w:val="0"/>
+          <w:i w:val="0"/>
+          <w:color w:val="0000FF"/>
+          <w:sz w:val="24"/>
+          <w:u w:val="single"/>
+        </w:rPr>
+        <w:hyperlink r:id="rId98" w:history="1">
+          <w:r>
+            <w:rPr>
+              <w:rStyle w:val="Hyperlink"/>
+            </w:rPr>
+            <w:t>Thomas</w:t>
+          </w:r>
+        </w:hyperlink>
+      </w:r>
+      <w:r>
+        <w:rPr>
+          <w:rFonts w:ascii="Charis SIL Regular" w:hAnsi="Charis SIL Regular" w:eastAsia="Charis SIL Regular"/>
+          <w:b w:val="0"/>
+          <w:i w:val="0"/>
+          <w:color w:val="0000FF"/>
+          <w:sz w:val="24"/>
+          <w:u w:val="single"/>
+        </w:rPr>
+        <w:t xml:space="preserve"> </w:t>
+      </w:r>
+      <w:r>
+        <w:rPr>
+          <w:rFonts w:ascii="Charis SIL Regular" w:hAnsi="Charis SIL Regular" w:eastAsia="Charis SIL Regular"/>
+          <w:b w:val="0"/>
+          <w:i w:val="0"/>
+          <w:color w:val="0000FF"/>
+          <w:sz w:val="24"/>
+          <w:u w:val="single"/>
+        </w:rPr>
+        <w:hyperlink r:id="rId98" w:history="1">
+          <w:r>
+            <w:rPr>
+              <w:rStyle w:val="Hyperlink"/>
+            </w:rPr>
+            <w:t>Jefferso</w:t>
+          </w:r>
+        </w:hyperlink>
+      </w:r>
+      <w:r>
+        <w:rPr>
+          <w:rFonts w:ascii="Charis SIL Regular" w:hAnsi="Charis SIL Regular" w:eastAsia="Charis SIL Regular"/>
+          <w:b w:val="0"/>
+          <w:i w:val="0"/>
+          <w:color w:val="0000FF"/>
+          <w:sz w:val="24"/>
+          <w:u w:val="single"/>
+        </w:rPr>
+        <w:t>n</w:t>
+      </w:r>
+      <w:r>
+        <w:rPr>
+          <w:rFonts w:ascii="Charis SIL Regular" w:hAnsi="Charis SIL Regular" w:eastAsia="Charis SIL Regular"/>
+          <w:b w:val="0"/>
+          <w:i w:val="0"/>
+          <w:color w:val="0000FF"/>
+          <w:sz w:val="24"/>
+          <w:u w:val="single"/>
+        </w:rPr>
+        <w:t xml:space="preserve"> </w:t>
+      </w:r>
+      <w:r>
+        <w:rPr>
+          <w:rFonts w:ascii="Charis SIL Regular" w:hAnsi="Charis SIL Regular" w:eastAsia="Charis SIL Regular"/>
+          <w:b w:val="0"/>
+          <w:i w:val="0"/>
+          <w:color w:val="0000FF"/>
+          <w:sz w:val="24"/>
+          <w:u w:val="single"/>
+        </w:rPr>
+        <w:hyperlink r:id="rId98" w:history="1">
+          <w:r>
+            <w:rPr>
+              <w:rStyle w:val="Hyperlink"/>
+            </w:rPr>
+            <w:t>Collin</w:t>
+          </w:r>
+        </w:hyperlink>
+      </w:r>
+      <w:r>
+        <w:rPr>
+          <w:rFonts w:ascii="Charis SIL Regular" w:hAnsi="Charis SIL Regular" w:eastAsia="Charis SIL Regular"/>
+          <w:b w:val="0"/>
+          <w:i w:val="0"/>
+          <w:color w:val="0000FF"/>
+          <w:sz w:val="24"/>
+        </w:rPr>
+        <w:t xml:space="preserve">s </w:t>
       </w:r>
       <w:r>
         <w:br/>
       </w:r>
       <w:r>
-        <w:tab/>
-      </w:r>
-      <w:r>
-        <w:rPr>
-          <w:rFonts w:ascii="Charis SIL Regular" w:hAnsi="Charis SIL Regular" w:eastAsia="Charis SIL Regular"/>
-          <w:b w:val="0"/>
-          <w:i w:val="0"/>
-          <w:color w:val="000000"/>
-          <w:sz w:val="24"/>
-        </w:rPr>
-        <w:t xml:space="preserve">•  Gift of Charles A. Robinson, 2002 </w:t>
-      </w:r>
-      <w:r>
-        <w:br/>
-      </w:r>
-      <w:r>
-        <w:rPr>
-          <w:rFonts w:ascii="Charis SIL Regular" w:hAnsi="Charis SIL Regular" w:eastAsia="Charis SIL Regular"/>
-          <w:b w:val="0"/>
-          <w:i w:val="0"/>
-          <w:color w:val="0000FF"/>
-          <w:sz w:val="24"/>
-          <w:u w:val="single"/>
-        </w:rPr>
-        <w:hyperlink r:id="rId94" w:history="1">
-          <w:r>
-            <w:rPr>
-              <w:rStyle w:val="Hyperlink"/>
-            </w:rPr>
-            <w:t xml:space="preserve">Collectiewebsite </w:t>
-          </w:r>
-        </w:hyperlink>
-      </w:r>
-      <w:r>
-        <w:br/>
-      </w:r>
-      <w:r>
-        <w:rPr>
-          <w:rFonts w:ascii="Charis SIL Regular" w:hAnsi="Charis SIL Regular" w:eastAsia="Charis SIL Regular"/>
-          <w:b w:val="0"/>
-          <w:i w:val="0"/>
-          <w:color w:val="000000"/>
-          <w:sz w:val="24"/>
-        </w:rPr>
-        <w:t xml:space="preserve">Artikel </w:t>
-      </w:r>
-      <w:r>
-        <w:rPr>
-          <w:rFonts w:ascii="Charis SIL Regular" w:hAnsi="Charis SIL Regular" w:eastAsia="Charis SIL Regular"/>
-          <w:b w:val="0"/>
-          <w:i w:val="0"/>
-          <w:color w:val="0000FF"/>
-          <w:sz w:val="24"/>
-          <w:u w:val="single"/>
-        </w:rPr>
-        <w:hyperlink r:id="rId95" w:history="1">
-          <w:r>
-            <w:rPr>
-              <w:rStyle w:val="Hyperlink"/>
-            </w:rPr>
-            <w:t>Dutch</w:t>
+        <w:rPr>
+          <w:rFonts w:ascii="Charis SIL Regular" w:hAnsi="Charis SIL Regular" w:eastAsia="Charis SIL Regular"/>
+          <w:b w:val="0"/>
+          <w:i w:val="0"/>
+          <w:color w:val="0000FF"/>
+          <w:sz w:val="24"/>
+          <w:u w:val="single"/>
+        </w:rPr>
+        <w:hyperlink r:id="rId99" w:history="1">
+          <w:r>
+            <w:rPr>
+              <w:rStyle w:val="Hyperlink"/>
+            </w:rPr>
+            <w:t>Film</w:t>
           </w:r>
         </w:hyperlink>
       </w:r>
@@ -13214,12 +13808,12 @@
           <w:sz w:val="24"/>
           <w:u w:val="single"/>
         </w:rPr>
-        <w:hyperlink r:id="rId95" w:history="1">
-          <w:r>
-            <w:rPr>
-              <w:rStyle w:val="Hyperlink"/>
-            </w:rPr>
-            <w:t>Guiana</w:t>
+        <w:hyperlink r:id="rId99" w:history="1">
+          <w:r>
+            <w:rPr>
+              <w:rStyle w:val="Hyperlink"/>
+            </w:rPr>
+            <w:t>van</w:t>
           </w:r>
         </w:hyperlink>
       </w:r>
@@ -13243,63 +13837,12 @@
           <w:sz w:val="24"/>
           <w:u w:val="single"/>
         </w:rPr>
-        <w:hyperlink r:id="rId95" w:history="1">
-          <w:r>
-            <w:rPr>
-              <w:rStyle w:val="Hyperlink"/>
-            </w:rPr>
-            <w:t xml:space="preserve">pottery </w:t>
-          </w:r>
-        </w:hyperlink>
-      </w:r>
-      <w:r>
-        <w:br/>
-      </w:r>
-      <w:r>
-        <w:rPr>
-          <w:rFonts w:ascii="Charis SIL Regular" w:hAnsi="Charis SIL Regular" w:eastAsia="Charis SIL Regular"/>
-          <w:b w:val="0"/>
-          <w:i w:val="0"/>
-          <w:color w:val="000000"/>
-          <w:sz w:val="24"/>
-        </w:rPr>
-        <w:t xml:space="preserve">"A very valuable collection containing an assortment of this ware was collected by Mr. T. J. </w:t>
-      </w:r>
-      <w:r>
-        <w:rPr>
-          <w:rFonts w:ascii="Charis SIL Regular" w:hAnsi="Charis SIL Regular" w:eastAsia="Charis SIL Regular"/>
-          <w:b w:val="0"/>
-          <w:i w:val="0"/>
-          <w:color w:val="000000"/>
-          <w:sz w:val="24"/>
-        </w:rPr>
-        <w:t xml:space="preserve">Collins of Haddonfield, New Jersey, and presented to the University Museum some time ago" </w:t>
-      </w:r>
-      <w:r>
-        <w:rPr>
-          <w:rFonts w:ascii="Charis SIL Regular" w:hAnsi="Charis SIL Regular" w:eastAsia="Charis SIL Regular"/>
-          <w:b w:val="0"/>
-          <w:i w:val="0"/>
-          <w:color w:val="000000"/>
-          <w:sz w:val="24"/>
-        </w:rPr>
-        <w:t xml:space="preserve">Is hoogstwaarschijnlijk </w:t>
-      </w:r>
-      <w:r>
-        <w:rPr>
-          <w:rFonts w:ascii="Charis SIL Regular" w:hAnsi="Charis SIL Regular" w:eastAsia="Charis SIL Regular"/>
-          <w:b w:val="0"/>
-          <w:i w:val="0"/>
-          <w:color w:val="0000FF"/>
-          <w:sz w:val="24"/>
-          <w:u w:val="single"/>
-        </w:rPr>
-        <w:hyperlink r:id="rId96" w:history="1">
-          <w:r>
-            <w:rPr>
-              <w:rStyle w:val="Hyperlink"/>
-            </w:rPr>
-            <w:t>Thomas</w:t>
+        <w:hyperlink r:id="rId99" w:history="1">
+          <w:r>
+            <w:rPr>
+              <w:rStyle w:val="Hyperlink"/>
+            </w:rPr>
+            <w:t>Watson</w:t>
           </w:r>
         </w:hyperlink>
       </w:r>
@@ -13323,165 +13866,7 @@
           <w:sz w:val="24"/>
           <w:u w:val="single"/>
         </w:rPr>
-        <w:hyperlink r:id="rId96" w:history="1">
-          <w:r>
-            <w:rPr>
-              <w:rStyle w:val="Hyperlink"/>
-            </w:rPr>
-            <w:t>Jefferso</w:t>
-          </w:r>
-        </w:hyperlink>
-      </w:r>
-      <w:r>
-        <w:rPr>
-          <w:rFonts w:ascii="Charis SIL Regular" w:hAnsi="Charis SIL Regular" w:eastAsia="Charis SIL Regular"/>
-          <w:b w:val="0"/>
-          <w:i w:val="0"/>
-          <w:color w:val="0000FF"/>
-          <w:sz w:val="24"/>
-          <w:u w:val="single"/>
-        </w:rPr>
-        <w:t>n</w:t>
-      </w:r>
-      <w:r>
-        <w:rPr>
-          <w:rFonts w:ascii="Charis SIL Regular" w:hAnsi="Charis SIL Regular" w:eastAsia="Charis SIL Regular"/>
-          <w:b w:val="0"/>
-          <w:i w:val="0"/>
-          <w:color w:val="0000FF"/>
-          <w:sz w:val="24"/>
-          <w:u w:val="single"/>
-        </w:rPr>
-        <w:t xml:space="preserve"> </w:t>
-      </w:r>
-      <w:r>
-        <w:rPr>
-          <w:rFonts w:ascii="Charis SIL Regular" w:hAnsi="Charis SIL Regular" w:eastAsia="Charis SIL Regular"/>
-          <w:b w:val="0"/>
-          <w:i w:val="0"/>
-          <w:color w:val="0000FF"/>
-          <w:sz w:val="24"/>
-          <w:u w:val="single"/>
-        </w:rPr>
-        <w:hyperlink r:id="rId96" w:history="1">
-          <w:r>
-            <w:rPr>
-              <w:rStyle w:val="Hyperlink"/>
-            </w:rPr>
-            <w:t>Collin</w:t>
-          </w:r>
-        </w:hyperlink>
-      </w:r>
-      <w:r>
-        <w:rPr>
-          <w:rFonts w:ascii="Charis SIL Regular" w:hAnsi="Charis SIL Regular" w:eastAsia="Charis SIL Regular"/>
-          <w:b w:val="0"/>
-          <w:i w:val="0"/>
-          <w:color w:val="0000FF"/>
-          <w:sz w:val="24"/>
-        </w:rPr>
-        <w:t xml:space="preserve">s </w:t>
-      </w:r>
-      <w:r>
-        <w:br/>
-      </w:r>
-      <w:r>
-        <w:rPr>
-          <w:rFonts w:ascii="Charis SIL Regular" w:hAnsi="Charis SIL Regular" w:eastAsia="Charis SIL Regular"/>
-          <w:b w:val="0"/>
-          <w:i w:val="0"/>
-          <w:color w:val="0000FF"/>
-          <w:sz w:val="24"/>
-          <w:u w:val="single"/>
-        </w:rPr>
-        <w:hyperlink r:id="rId97" w:history="1">
-          <w:r>
-            <w:rPr>
-              <w:rStyle w:val="Hyperlink"/>
-            </w:rPr>
-            <w:t>Film</w:t>
-          </w:r>
-        </w:hyperlink>
-      </w:r>
-      <w:r>
-        <w:rPr>
-          <w:rFonts w:ascii="Charis SIL Regular" w:hAnsi="Charis SIL Regular" w:eastAsia="Charis SIL Regular"/>
-          <w:b w:val="0"/>
-          <w:i w:val="0"/>
-          <w:color w:val="0000FF"/>
-          <w:sz w:val="24"/>
-          <w:u w:val="single"/>
-        </w:rPr>
-        <w:t xml:space="preserve"> </w:t>
-      </w:r>
-      <w:r>
-        <w:rPr>
-          <w:rFonts w:ascii="Charis SIL Regular" w:hAnsi="Charis SIL Regular" w:eastAsia="Charis SIL Regular"/>
-          <w:b w:val="0"/>
-          <w:i w:val="0"/>
-          <w:color w:val="0000FF"/>
-          <w:sz w:val="24"/>
-          <w:u w:val="single"/>
-        </w:rPr>
-        <w:hyperlink r:id="rId97" w:history="1">
-          <w:r>
-            <w:rPr>
-              <w:rStyle w:val="Hyperlink"/>
-            </w:rPr>
-            <w:t>van</w:t>
-          </w:r>
-        </w:hyperlink>
-      </w:r>
-      <w:r>
-        <w:rPr>
-          <w:rFonts w:ascii="Charis SIL Regular" w:hAnsi="Charis SIL Regular" w:eastAsia="Charis SIL Regular"/>
-          <w:b w:val="0"/>
-          <w:i w:val="0"/>
-          <w:color w:val="0000FF"/>
-          <w:sz w:val="24"/>
-          <w:u w:val="single"/>
-        </w:rPr>
-        <w:t xml:space="preserve"> </w:t>
-      </w:r>
-      <w:r>
-        <w:rPr>
-          <w:rFonts w:ascii="Charis SIL Regular" w:hAnsi="Charis SIL Regular" w:eastAsia="Charis SIL Regular"/>
-          <w:b w:val="0"/>
-          <w:i w:val="0"/>
-          <w:color w:val="0000FF"/>
-          <w:sz w:val="24"/>
-          <w:u w:val="single"/>
-        </w:rPr>
-        <w:hyperlink r:id="rId97" w:history="1">
-          <w:r>
-            <w:rPr>
-              <w:rStyle w:val="Hyperlink"/>
-            </w:rPr>
-            <w:t>Watson</w:t>
-          </w:r>
-        </w:hyperlink>
-      </w:r>
-      <w:r>
-        <w:rPr>
-          <w:rFonts w:ascii="Charis SIL Regular" w:hAnsi="Charis SIL Regular" w:eastAsia="Charis SIL Regular"/>
-          <w:b w:val="0"/>
-          <w:i w:val="0"/>
-          <w:color w:val="0000FF"/>
-          <w:sz w:val="24"/>
-          <w:u w:val="single"/>
-        </w:rPr>
-        <w:t xml:space="preserve"> </w:t>
-      </w:r>
-      <w:r>
-        <w:rPr>
-          <w:rFonts w:ascii="Charis SIL Regular" w:hAnsi="Charis SIL Regular" w:eastAsia="Charis SIL Regular"/>
-          <w:b w:val="0"/>
-          <w:i w:val="0"/>
-          <w:color w:val="0000FF"/>
-          <w:sz w:val="24"/>
-          <w:u w:val="single"/>
-        </w:rPr>
-        <w:hyperlink r:id="rId97" w:history="1">
+        <w:hyperlink r:id="rId99" w:history="1">
           <w:r>
             <w:rPr>
               <w:rStyle w:val="Hyperlink"/>
@@ -13515,7 +13900,7 @@
           <w:sz w:val="24"/>
           <w:u w:val="single"/>
         </w:rPr>
-        <w:hyperlink r:id="rId98" w:history="1">
+        <w:hyperlink r:id="rId100" w:history="1">
           <w:r>
             <w:rPr>
               <w:rStyle w:val="Hyperlink"/>
@@ -13543,7 +13928,7 @@
           <w:sz w:val="24"/>
           <w:u w:val="single"/>
         </w:rPr>
-        <w:hyperlink r:id="rId99" w:history="1">
+        <w:hyperlink r:id="rId101" w:history="1">
           <w:r>
             <w:rPr>
               <w:rStyle w:val="Hyperlink"/>
@@ -13577,7 +13962,7 @@
           <w:sz w:val="24"/>
           <w:u w:val="single"/>
         </w:rPr>
-        <w:hyperlink r:id="rId100" w:history="1">
+        <w:hyperlink r:id="rId102" w:history="1">
           <w:r>
             <w:rPr>
               <w:rStyle w:val="Hyperlink"/>
@@ -13611,7 +13996,7 @@
           <w:sz w:val="24"/>
           <w:u w:val="single"/>
         </w:rPr>
-        <w:hyperlink r:id="rId101" w:history="1">
+        <w:hyperlink r:id="rId103" w:history="1">
           <w:r>
             <w:rPr>
               <w:rStyle w:val="Hyperlink"/>
@@ -13645,7 +14030,7 @@
           <w:sz w:val="24"/>
           <w:u w:val="single"/>
         </w:rPr>
-        <w:hyperlink r:id="rId102" w:history="1">
+        <w:hyperlink r:id="rId104" w:history="1">
           <w:r>
             <w:rPr>
               <w:rStyle w:val="Hyperlink"/>
@@ -13673,7 +14058,7 @@
           <w:color w:val="000000"/>
           <w:sz w:val="24"/>
         </w:rPr>
-        <w:hyperlink r:id="rId102" w:history="1">
+        <w:hyperlink r:id="rId104" w:history="1">
           <w:r>
             <w:rPr>
               <w:rStyle w:val="Hyperlink"/>
@@ -13870,7 +14255,7 @@
           <w:sz w:val="24"/>
           <w:u w:val="single"/>
         </w:rPr>
-        <w:hyperlink r:id="rId103" w:history="1">
+        <w:hyperlink r:id="rId105" w:history="1">
           <w:r>
             <w:rPr>
               <w:rStyle w:val="Hyperlink"/>
@@ -13928,7 +14313,7 @@
           <w:sz w:val="24"/>
           <w:u w:val="single"/>
         </w:rPr>
-        <w:hyperlink r:id="rId104" w:history="1">
+        <w:hyperlink r:id="rId106" w:history="1">
           <w:r>
             <w:rPr>
               <w:rStyle w:val="Hyperlink"/>
@@ -13959,7 +14344,7 @@
           <w:sz w:val="24"/>
           <w:u w:val="single"/>
         </w:rPr>
-        <w:hyperlink r:id="rId105" w:history="1">
+        <w:hyperlink r:id="rId106" w:history="1">
           <w:r>
             <w:rPr>
               <w:rStyle w:val="Hyperlink"/>
@@ -13977,7 +14362,7 @@
           <w:sz w:val="24"/>
           <w:u w:val="single"/>
         </w:rPr>
-        <w:hyperlink r:id="rId105" w:history="1">
+        <w:hyperlink r:id="rId107" w:history="1">
           <w:r>
             <w:rPr>
               <w:rStyle w:val="Hyperlink"/>
@@ -14008,7 +14393,7 @@
           <w:sz w:val="24"/>
           <w:u w:val="single"/>
         </w:rPr>
-        <w:hyperlink r:id="rId105" w:history="1">
+        <w:hyperlink r:id="rId107" w:history="1">
           <w:r>
             <w:rPr>
               <w:rStyle w:val="Hyperlink"/>
@@ -14076,7 +14461,7 @@
           <w:sz w:val="24"/>
           <w:u w:val="single"/>
         </w:rPr>
-        <w:hyperlink r:id="rId106" w:history="1">
+        <w:hyperlink r:id="rId108" w:history="1">
           <w:r>
             <w:rPr>
               <w:rStyle w:val="Hyperlink"/>
@@ -14105,7 +14490,7 @@
           <w:sz w:val="24"/>
           <w:u w:val="single"/>
         </w:rPr>
-        <w:hyperlink r:id="rId106" w:history="1">
+        <w:hyperlink r:id="rId108" w:history="1">
           <w:r>
             <w:rPr>
               <w:rStyle w:val="Hyperlink"/>
@@ -14134,7 +14519,7 @@
           <w:sz w:val="24"/>
           <w:u w:val="single"/>
         </w:rPr>
-        <w:hyperlink r:id="rId106" w:history="1">
+        <w:hyperlink r:id="rId108" w:history="1">
           <w:r>
             <w:rPr>
               <w:rStyle w:val="Hyperlink"/>
@@ -14514,7 +14899,7 @@
           <w:sz w:val="24"/>
           <w:u w:val="single"/>
         </w:rPr>
-        <w:hyperlink r:id="rId107" w:history="1">
+        <w:hyperlink r:id="rId109" w:history="1">
           <w:r>
             <w:rPr>
               <w:rStyle w:val="Hyperlink"/>
@@ -14582,7 +14967,7 @@
           <w:sz w:val="24"/>
           <w:u w:val="single"/>
         </w:rPr>
-        <w:hyperlink r:id="rId108" w:history="1">
+        <w:hyperlink r:id="rId110" w:history="1">
           <w:r>
             <w:rPr>
               <w:rStyle w:val="Hyperlink"/>
@@ -14610,7 +14995,7 @@
           <w:color w:val="000000"/>
           <w:sz w:val="24"/>
         </w:rPr>
-        <w:hyperlink r:id="rId108" w:history="1">
+        <w:hyperlink r:id="rId110" w:history="1">
           <w:r>
             <w:rPr>
               <w:rStyle w:val="Hyperlink"/>
@@ -15065,7 +15450,7 @@
           <w:color w:val="0000FF"/>
           <w:sz w:val="24"/>
         </w:rPr>
-        <w:hyperlink r:id="rId109" w:history="1">
+        <w:hyperlink r:id="rId111" w:history="1">
           <w:r>
             <w:rPr>
               <w:rStyle w:val="Hyperlink"/>
@@ -15082,7 +15467,7 @@
           <w:color w:val="0000FF"/>
           <w:sz w:val="24"/>
         </w:rPr>
-        <w:hyperlink r:id="rId109" w:history="1">
+        <w:hyperlink r:id="rId111" w:history="1">
           <w:r>
             <w:rPr>
               <w:rStyle w:val="Hyperlink"/>
@@ -15099,7 +15484,7 @@
           <w:color w:val="0000FF"/>
           <w:sz w:val="24"/>
         </w:rPr>
-        <w:hyperlink r:id="rId109" w:history="1">
+        <w:hyperlink r:id="rId111" w:history="1">
           <w:r>
             <w:rPr>
               <w:rStyle w:val="Hyperlink"/>
@@ -15210,7 +15595,7 @@
           <w:sz w:val="24"/>
           <w:u w:val="single"/>
         </w:rPr>
-        <w:hyperlink r:id="rId110" w:history="1">
+        <w:hyperlink r:id="rId112" w:history="1">
           <w:r>
             <w:rPr>
               <w:rStyle w:val="Hyperlink"/>
@@ -15228,7 +15613,7 @@
           <w:sz w:val="24"/>
           <w:u w:val="single"/>
         </w:rPr>
-        <w:hyperlink r:id="rId110" w:history="1">
+        <w:hyperlink r:id="rId112" w:history="1">
           <w:r>
             <w:rPr>
               <w:rStyle w:val="Hyperlink"/>
@@ -15338,7 +15723,7 @@
           <w:color w:val="0000FF"/>
           <w:sz w:val="24"/>
         </w:rPr>
-        <w:hyperlink r:id="rId111" w:history="1">
+        <w:hyperlink r:id="rId113" w:history="1">
           <w:r>
             <w:rPr>
               <w:rStyle w:val="Hyperlink"/>
@@ -15355,7 +15740,7 @@
           <w:color w:val="0000FF"/>
           <w:sz w:val="24"/>
         </w:rPr>
-        <w:hyperlink r:id="rId111" w:history="1">
+        <w:hyperlink r:id="rId113" w:history="1">
           <w:r>
             <w:rPr>
               <w:rStyle w:val="Hyperlink"/>
@@ -15502,7 +15887,7 @@
           <w:sz w:val="24"/>
           <w:u w:val="single"/>
         </w:rPr>
-        <w:hyperlink r:id="rId112" w:history="1">
+        <w:hyperlink r:id="rId114" w:history="1">
           <w:r>
             <w:rPr>
               <w:rStyle w:val="Hyperlink"/>
@@ -15520,7 +15905,7 @@
           <w:sz w:val="24"/>
           <w:u w:val="single"/>
         </w:rPr>
-        <w:hyperlink r:id="rId112" w:history="1">
+        <w:hyperlink r:id="rId114" w:history="1">
           <w:r>
             <w:rPr>
               <w:rStyle w:val="Hyperlink"/>
@@ -15538,7 +15923,7 @@
           <w:sz w:val="24"/>
           <w:u w:val="single"/>
         </w:rPr>
-        <w:hyperlink r:id="rId112" w:history="1">
+        <w:hyperlink r:id="rId114" w:history="1">
           <w:r>
             <w:rPr>
               <w:rStyle w:val="Hyperlink"/>
@@ -15556,7 +15941,7 @@
           <w:sz w:val="24"/>
           <w:u w:val="single"/>
         </w:rPr>
-        <w:hyperlink r:id="rId112" w:history="1">
+        <w:hyperlink r:id="rId114" w:history="1">
           <w:r>
             <w:rPr>
               <w:rStyle w:val="Hyperlink"/>
@@ -15574,7 +15959,7 @@
           <w:sz w:val="24"/>
           <w:u w:val="single"/>
         </w:rPr>
-        <w:hyperlink r:id="rId112" w:history="1">
+        <w:hyperlink r:id="rId114" w:history="1">
           <w:r>
             <w:rPr>
               <w:rStyle w:val="Hyperlink"/>
@@ -15592,7 +15977,7 @@
           <w:sz w:val="24"/>
           <w:u w:val="single"/>
         </w:rPr>
-        <w:hyperlink r:id="rId112" w:history="1">
+        <w:hyperlink r:id="rId114" w:history="1">
           <w:r>
             <w:rPr>
               <w:rStyle w:val="Hyperlink"/>
@@ -15610,7 +15995,7 @@
           <w:sz w:val="24"/>
           <w:u w:val="single"/>
         </w:rPr>
-        <w:hyperlink r:id="rId112" w:history="1">
+        <w:hyperlink r:id="rId114" w:history="1">
           <w:r>
             <w:rPr>
               <w:rStyle w:val="Hyperlink"/>
@@ -15628,23 +16013,39 @@
           <w:sz w:val="24"/>
           <w:u w:val="single"/>
         </w:rPr>
-        <w:hyperlink r:id="rId112" w:history="1">
-          <w:r>
-            <w:rPr>
-              <w:rStyle w:val="Hyperlink"/>
-            </w:rPr>
-            <w:t>profiel</w:t>
-          </w:r>
-        </w:hyperlink>
-      </w:r>
-      <w:r>
-        <w:rPr>
-          <w:rFonts w:ascii="Charis SIL Regular" w:hAnsi="Charis SIL Regular" w:eastAsia="Charis SIL Regular"/>
-          <w:b w:val="0"/>
-          <w:i w:val="0"/>
-          <w:color w:val="0000FF"/>
-          <w:sz w:val="24"/>
-          <w:u w:val="single"/>
+        <w:hyperlink r:id="rId114" w:history="1">
+          <w:r>
+            <w:rPr>
+              <w:rStyle w:val="Hyperlink"/>
+            </w:rPr>
+            <w:t>profie</w:t>
+          </w:r>
+        </w:hyperlink>
+      </w:r>
+      <w:r>
+        <w:rPr>
+          <w:rFonts w:ascii="Charis SIL Regular" w:hAnsi="Charis SIL Regular" w:eastAsia="Charis SIL Regular"/>
+          <w:b w:val="0"/>
+          <w:i w:val="0"/>
+          <w:color w:val="0000FF"/>
+          <w:sz w:val="24"/>
+        </w:rPr>
+        <w:hyperlink r:id="rId114" w:history="1">
+          <w:r>
+            <w:rPr>
+              <w:rStyle w:val="Hyperlink"/>
+            </w:rPr>
+            <w:t>l</w:t>
+          </w:r>
+        </w:hyperlink>
+      </w:r>
+      <w:r>
+        <w:rPr>
+          <w:rFonts w:ascii="Charis SIL Regular" w:hAnsi="Charis SIL Regular" w:eastAsia="Charis SIL Regular"/>
+          <w:b w:val="0"/>
+          <w:i w:val="0"/>
+          <w:color w:val="0000FF"/>
+          <w:sz w:val="24"/>
         </w:rPr>
         <w:t>-</w:t>
       </w:r>
@@ -15657,35 +16058,25 @@
           <w:sz w:val="24"/>
           <w:u w:val="single"/>
         </w:rPr>
-        <w:hyperlink r:id="rId112" w:history="1">
-          <w:r>
-            <w:rPr>
-              <w:rStyle w:val="Hyperlink"/>
-            </w:rPr>
-            <w:t>als</w:t>
-          </w:r>
-        </w:hyperlink>
-      </w:r>
-      <w:r>
-        <w:rPr>
-          <w:rFonts w:ascii="Charis SIL Regular" w:hAnsi="Charis SIL Regular" w:eastAsia="Charis SIL Regular"/>
-          <w:b w:val="0"/>
-          <w:i w:val="0"/>
-          <w:color w:val="0000FF"/>
-          <w:sz w:val="24"/>
-        </w:rPr>
-        <w:t>-</w:t>
-      </w:r>
-      <w:r>
-        <w:rPr>
-          <w:rFonts w:ascii="Charis SIL Regular" w:hAnsi="Charis SIL Regular" w:eastAsia="Charis SIL Regular"/>
-          <w:b w:val="0"/>
-          <w:i w:val="0"/>
-          <w:color w:val="0000FF"/>
-          <w:sz w:val="24"/>
-          <w:u w:val="single"/>
-        </w:rPr>
-        <w:hyperlink r:id="rId112" w:history="1">
+        <w:hyperlink r:id="rId114" w:history="1">
+          <w:r>
+            <w:rPr>
+              <w:rStyle w:val="Hyperlink"/>
+            </w:rPr>
+            <w:t>als-</w:t>
+          </w:r>
+        </w:hyperlink>
+      </w:r>
+      <w:r>
+        <w:rPr>
+          <w:rFonts w:ascii="Charis SIL Regular" w:hAnsi="Charis SIL Regular" w:eastAsia="Charis SIL Regular"/>
+          <w:b w:val="0"/>
+          <w:i w:val="0"/>
+          <w:color w:val="0000FF"/>
+          <w:sz w:val="24"/>
+          <w:u w:val="single"/>
+        </w:rPr>
+        <w:hyperlink r:id="rId114" w:history="1">
           <w:r>
             <w:rPr>
               <w:rStyle w:val="Hyperlink"/>
@@ -15703,7 +16094,7 @@
           <w:sz w:val="24"/>
           <w:u w:val="single"/>
         </w:rPr>
-        <w:hyperlink r:id="rId112" w:history="1">
+        <w:hyperlink r:id="rId114" w:history="1">
           <w:r>
             <w:rPr>
               <w:rStyle w:val="Hyperlink"/>
@@ -15721,7 +16112,7 @@
           <w:sz w:val="24"/>
           <w:u w:val="single"/>
         </w:rPr>
-        <w:hyperlink r:id="rId112" w:history="1">
+        <w:hyperlink r:id="rId114" w:history="1">
           <w:r>
             <w:rPr>
               <w:rStyle w:val="Hyperlink"/>
@@ -15739,7 +16130,7 @@
           <w:sz w:val="24"/>
           <w:u w:val="single"/>
         </w:rPr>
-        <w:hyperlink r:id="rId112" w:history="1">
+        <w:hyperlink r:id="rId114" w:history="1">
           <w:r>
             <w:rPr>
               <w:rStyle w:val="Hyperlink"/>
@@ -15847,7 +16238,7 @@
           <w:sz w:val="24"/>
           <w:u w:val="single"/>
         </w:rPr>
-        <w:hyperlink r:id="rId113" w:history="1">
+        <w:hyperlink r:id="rId115" w:history="1">
           <w:r>
             <w:rPr>
               <w:rStyle w:val="Hyperlink"/>
@@ -15865,7 +16256,7 @@
           <w:sz w:val="24"/>
           <w:u w:val="single"/>
         </w:rPr>
-        <w:hyperlink r:id="rId113" w:history="1">
+        <w:hyperlink r:id="rId115" w:history="1">
           <w:r>
             <w:rPr>
               <w:rStyle w:val="Hyperlink"/>
@@ -15883,7 +16274,7 @@
           <w:sz w:val="24"/>
           <w:u w:val="single"/>
         </w:rPr>
-        <w:hyperlink r:id="rId113" w:history="1">
+        <w:hyperlink r:id="rId115" w:history="1">
           <w:r>
             <w:rPr>
               <w:rStyle w:val="Hyperlink"/>
@@ -15901,7 +16292,7 @@
           <w:sz w:val="24"/>
           <w:u w:val="single"/>
         </w:rPr>
-        <w:hyperlink r:id="rId113" w:history="1">
+        <w:hyperlink r:id="rId115" w:history="1">
           <w:r>
             <w:rPr>
               <w:rStyle w:val="Hyperlink"/>
@@ -15919,7 +16310,7 @@
           <w:sz w:val="24"/>
           <w:u w:val="single"/>
         </w:rPr>
-        <w:hyperlink r:id="rId113" w:history="1">
+        <w:hyperlink r:id="rId115" w:history="1">
           <w:r>
             <w:rPr>
               <w:rStyle w:val="Hyperlink"/>
@@ -15937,7 +16328,7 @@
           <w:sz w:val="24"/>
           <w:u w:val="single"/>
         </w:rPr>
-        <w:hyperlink r:id="rId113" w:history="1">
+        <w:hyperlink r:id="rId115" w:history="1">
           <w:r>
             <w:rPr>
               <w:rStyle w:val="Hyperlink"/>
@@ -15955,7 +16346,7 @@
           <w:sz w:val="24"/>
           <w:u w:val="single"/>
         </w:rPr>
-        <w:hyperlink r:id="rId113" w:history="1">
+        <w:hyperlink r:id="rId115" w:history="1">
           <w:r>
             <w:rPr>
               <w:rStyle w:val="Hyperlink"/>
@@ -15973,7 +16364,7 @@
           <w:sz w:val="24"/>
           <w:u w:val="single"/>
         </w:rPr>
-        <w:hyperlink r:id="rId113" w:history="1">
+        <w:hyperlink r:id="rId115" w:history="1">
           <w:r>
             <w:rPr>
               <w:rStyle w:val="Hyperlink"/>
@@ -16001,7 +16392,7 @@
           <w:sz w:val="24"/>
           <w:u w:val="single"/>
         </w:rPr>
-        <w:hyperlink r:id="rId113" w:history="1">
+        <w:hyperlink r:id="rId116" w:history="1">
           <w:r>
             <w:rPr>
               <w:rStyle w:val="Hyperlink"/>
@@ -16030,7 +16421,7 @@
           <w:sz w:val="24"/>
           <w:u w:val="single"/>
         </w:rPr>
-        <w:hyperlink r:id="rId114" w:history="1">
+        <w:hyperlink r:id="rId115" w:history="1">
           <w:r>
             <w:rPr>
               <w:rStyle w:val="Hyperlink"/>
@@ -16048,7 +16439,7 @@
           <w:sz w:val="24"/>
           <w:u w:val="single"/>
         </w:rPr>
-        <w:hyperlink r:id="rId114" w:history="1">
+        <w:hyperlink r:id="rId116" w:history="1">
           <w:r>
             <w:rPr>
               <w:rStyle w:val="Hyperlink"/>
@@ -16146,7 +16537,7 @@
           <w:sz w:val="24"/>
           <w:u w:val="single"/>
         </w:rPr>
-        <w:hyperlink r:id="rId115" w:history="1">
+        <w:hyperlink r:id="rId117" w:history="1">
           <w:r>
             <w:rPr>
               <w:rStyle w:val="Hyperlink"/>
@@ -16164,7 +16555,7 @@
           <w:sz w:val="24"/>
           <w:u w:val="single"/>
         </w:rPr>
-        <w:hyperlink r:id="rId115" w:history="1">
+        <w:hyperlink r:id="rId117" w:history="1">
           <w:r>
             <w:rPr>
               <w:rStyle w:val="Hyperlink"/>
@@ -16182,7 +16573,7 @@
           <w:sz w:val="24"/>
           <w:u w:val="single"/>
         </w:rPr>
-        <w:hyperlink r:id="rId115" w:history="1">
+        <w:hyperlink r:id="rId117" w:history="1">
           <w:r>
             <w:rPr>
               <w:rStyle w:val="Hyperlink"/>
@@ -16210,7 +16601,7 @@
           <w:sz w:val="24"/>
           <w:u w:val="single"/>
         </w:rPr>
-        <w:hyperlink r:id="rId116" w:history="1">
+        <w:hyperlink r:id="rId118" w:history="1">
           <w:r>
             <w:rPr>
               <w:rStyle w:val="Hyperlink"/>
@@ -16239,7 +16630,7 @@
           <w:sz w:val="24"/>
           <w:u w:val="single"/>
         </w:rPr>
-        <w:hyperlink r:id="rId116" w:history="1">
+        <w:hyperlink r:id="rId118" w:history="1">
           <w:r>
             <w:rPr>
               <w:rStyle w:val="Hyperlink"/>
@@ -16360,7 +16751,7 @@
           <w:sz w:val="24"/>
           <w:u w:val="single"/>
         </w:rPr>
-        <w:hyperlink r:id="rId117" w:history="1">
+        <w:hyperlink r:id="rId119" w:history="1">
           <w:r>
             <w:rPr>
               <w:rStyle w:val="Hyperlink"/>
@@ -16378,7 +16769,7 @@
           <w:sz w:val="24"/>
           <w:u w:val="single"/>
         </w:rPr>
-        <w:hyperlink r:id="rId117" w:history="1">
+        <w:hyperlink r:id="rId119" w:history="1">
           <w:r>
             <w:rPr>
               <w:rStyle w:val="Hyperlink"/>
@@ -16396,7 +16787,7 @@
           <w:sz w:val="24"/>
           <w:u w:val="single"/>
         </w:rPr>
-        <w:hyperlink r:id="rId117" w:history="1">
+        <w:hyperlink r:id="rId119" w:history="1">
           <w:r>
             <w:rPr>
               <w:rStyle w:val="Hyperlink"/>
@@ -16414,7 +16805,7 @@
           <w:sz w:val="24"/>
           <w:u w:val="single"/>
         </w:rPr>
-        <w:hyperlink r:id="rId117" w:history="1">
+        <w:hyperlink r:id="rId119" w:history="1">
           <w:r>
             <w:rPr>
               <w:rStyle w:val="Hyperlink"/>
@@ -16442,7 +16833,7 @@
           <w:sz w:val="24"/>
           <w:u w:val="single"/>
         </w:rPr>
-        <w:hyperlink r:id="rId118" w:history="1">
+        <w:hyperlink r:id="rId119" w:history="1">
           <w:r>
             <w:rPr>
               <w:rStyle w:val="Hyperlink"/>
@@ -16460,7 +16851,7 @@
           <w:sz w:val="24"/>
           <w:u w:val="single"/>
         </w:rPr>
-        <w:hyperlink r:id="rId118" w:history="1">
+        <w:hyperlink r:id="rId119" w:history="1">
           <w:r>
             <w:rPr>
               <w:rStyle w:val="Hyperlink"/>
@@ -16489,7 +16880,7 @@
           <w:sz w:val="24"/>
           <w:u w:val="single"/>
         </w:rPr>
-        <w:hyperlink r:id="rId118" w:history="1">
+        <w:hyperlink r:id="rId119" w:history="1">
           <w:r>
             <w:rPr>
               <w:rStyle w:val="Hyperlink"/>
@@ -16607,7 +16998,7 @@
           <w:sz w:val="24"/>
           <w:u w:val="single"/>
         </w:rPr>
-        <w:hyperlink r:id="rId119" w:history="1">
+        <w:hyperlink r:id="rId120" w:history="1">
           <w:r>
             <w:rPr>
               <w:rStyle w:val="Hyperlink"/>
@@ -16625,7 +17016,7 @@
           <w:sz w:val="24"/>
           <w:u w:val="single"/>
         </w:rPr>
-        <w:hyperlink r:id="rId119" w:history="1">
+        <w:hyperlink r:id="rId120" w:history="1">
           <w:r>
             <w:rPr>
               <w:rStyle w:val="Hyperlink"/>
@@ -16723,7 +17114,7 @@
           <w:sz w:val="24"/>
           <w:u w:val="single"/>
         </w:rPr>
-        <w:hyperlink r:id="rId120" w:history="1">
+        <w:hyperlink r:id="rId121" w:history="1">
           <w:r>
             <w:rPr>
               <w:rStyle w:val="Hyperlink"/>
@@ -16752,7 +17143,7 @@
           <w:sz w:val="24"/>
           <w:u w:val="single"/>
         </w:rPr>
-        <w:hyperlink r:id="rId120" w:history="1">
+        <w:hyperlink r:id="rId121" w:history="1">
           <w:r>
             <w:rPr>
               <w:rStyle w:val="Hyperlink"/>
@@ -16899,7 +17290,7 @@
           <w:sz w:val="24"/>
           <w:u w:val="single"/>
         </w:rPr>
-        <w:hyperlink r:id="rId121" w:history="1">
+        <w:hyperlink r:id="rId122" w:history="1">
           <w:r>
             <w:rPr>
               <w:rStyle w:val="Hyperlink"/>
@@ -16917,7 +17308,7 @@
           <w:sz w:val="24"/>
           <w:u w:val="single"/>
         </w:rPr>
-        <w:hyperlink r:id="rId121" w:history="1">
+        <w:hyperlink r:id="rId122" w:history="1">
           <w:r>
             <w:rPr>
               <w:rStyle w:val="Hyperlink"/>
@@ -16935,7 +17326,7 @@
           <w:sz w:val="24"/>
           <w:u w:val="single"/>
         </w:rPr>
-        <w:hyperlink r:id="rId121" w:history="1">
+        <w:hyperlink r:id="rId122" w:history="1">
           <w:r>
             <w:rPr>
               <w:rStyle w:val="Hyperlink"/>
@@ -17032,7 +17423,7 @@
           <w:color w:val="0000FF"/>
           <w:sz w:val="24"/>
         </w:rPr>
-        <w:hyperlink r:id="rId122" w:history="1">
+        <w:hyperlink r:id="rId123" w:history="1">
           <w:r>
             <w:rPr>
               <w:rStyle w:val="Hyperlink"/>
@@ -17049,7 +17440,7 @@
           <w:color w:val="0000FF"/>
           <w:sz w:val="24"/>
         </w:rPr>
-        <w:hyperlink r:id="rId122" w:history="1">
+        <w:hyperlink r:id="rId123" w:history="1">
           <w:r>
             <w:rPr>
               <w:rStyle w:val="Hyperlink"/>
@@ -17066,7 +17457,7 @@
           <w:color w:val="0000FF"/>
           <w:sz w:val="24"/>
         </w:rPr>
-        <w:hyperlink r:id="rId122" w:history="1">
+        <w:hyperlink r:id="rId123" w:history="1">
           <w:r>
             <w:rPr>
               <w:rStyle w:val="Hyperlink"/>
@@ -17083,7 +17474,7 @@
           <w:color w:val="0000FF"/>
           <w:sz w:val="24"/>
         </w:rPr>
-        <w:hyperlink r:id="rId122" w:history="1">
+        <w:hyperlink r:id="rId123" w:history="1">
           <w:r>
             <w:rPr>
               <w:rStyle w:val="Hyperlink"/>
@@ -17100,7 +17491,7 @@
           <w:color w:val="0000FF"/>
           <w:sz w:val="24"/>
         </w:rPr>
-        <w:hyperlink r:id="rId122" w:history="1">
+        <w:hyperlink r:id="rId123" w:history="1">
           <w:r>
             <w:rPr>
               <w:rStyle w:val="Hyperlink"/>
@@ -17248,7 +17639,7 @@
           <w:sz w:val="24"/>
           <w:u w:val="single"/>
         </w:rPr>
-        <w:hyperlink r:id="rId123" w:history="1">
+        <w:hyperlink r:id="rId124" w:history="1">
           <w:r>
             <w:rPr>
               <w:rStyle w:val="Hyperlink"/>
@@ -17266,7 +17657,7 @@
           <w:sz w:val="24"/>
           <w:u w:val="single"/>
         </w:rPr>
-        <w:hyperlink r:id="rId123" w:history="1">
+        <w:hyperlink r:id="rId124" w:history="1">
           <w:r>
             <w:rPr>
               <w:rStyle w:val="Hyperlink"/>
@@ -17284,7 +17675,7 @@
           <w:sz w:val="24"/>
           <w:u w:val="single"/>
         </w:rPr>
-        <w:hyperlink r:id="rId123" w:history="1">
+        <w:hyperlink r:id="rId124" w:history="1">
           <w:r>
             <w:rPr>
               <w:rStyle w:val="Hyperlink"/>
@@ -17312,7 +17703,7 @@
           <w:sz w:val="24"/>
           <w:u w:val="single"/>
         </w:rPr>
-        <w:hyperlink r:id="rId124" w:history="1">
+        <w:hyperlink r:id="rId125" w:history="1">
           <w:r>
             <w:rPr>
               <w:rStyle w:val="Hyperlink"/>
@@ -17341,7 +17732,7 @@
           <w:sz w:val="24"/>
           <w:u w:val="single"/>
         </w:rPr>
-        <w:hyperlink r:id="rId124" w:history="1">
+        <w:hyperlink r:id="rId125" w:history="1">
           <w:r>
             <w:rPr>
               <w:rStyle w:val="Hyperlink"/>
@@ -17428,7 +17819,7 @@
           <w:color w:val="0000FF"/>
           <w:sz w:val="24"/>
         </w:rPr>
-        <w:hyperlink r:id="rId125" w:history="1">
+        <w:hyperlink r:id="rId126" w:history="1">
           <w:r>
             <w:rPr>
               <w:rStyle w:val="Hyperlink"/>
@@ -17445,7 +17836,7 @@
           <w:color w:val="0000FF"/>
           <w:sz w:val="24"/>
         </w:rPr>
-        <w:hyperlink r:id="rId125" w:history="1">
+        <w:hyperlink r:id="rId126" w:history="1">
           <w:r>
             <w:rPr>
               <w:rStyle w:val="Hyperlink"/>
@@ -17462,7 +17853,7 @@
           <w:color w:val="0000FF"/>
           <w:sz w:val="24"/>
         </w:rPr>
-        <w:hyperlink r:id="rId125" w:history="1">
+        <w:hyperlink r:id="rId126" w:history="1">
           <w:r>
             <w:rPr>
               <w:rStyle w:val="Hyperlink"/>
@@ -17479,7 +17870,7 @@
           <w:color w:val="0000FF"/>
           <w:sz w:val="24"/>
         </w:rPr>
-        <w:hyperlink r:id="rId125" w:history="1">
+        <w:hyperlink r:id="rId126" w:history="1">
           <w:r>
             <w:rPr>
               <w:rStyle w:val="Hyperlink"/>
@@ -17496,7 +17887,7 @@
           <w:color w:val="0000FF"/>
           <w:sz w:val="24"/>
         </w:rPr>
-        <w:hyperlink r:id="rId125" w:history="1">
+        <w:hyperlink r:id="rId126" w:history="1">
           <w:r>
             <w:rPr>
               <w:rStyle w:val="Hyperlink"/>
@@ -17583,7 +17974,7 @@
           <w:color w:val="0000FF"/>
           <w:sz w:val="24"/>
         </w:rPr>
-        <w:hyperlink r:id="rId126" w:history="1">
+        <w:hyperlink r:id="rId127" w:history="1">
           <w:r>
             <w:rPr>
               <w:rStyle w:val="Hyperlink"/>
@@ -17600,7 +17991,7 @@
           <w:color w:val="0000FF"/>
           <w:sz w:val="24"/>
         </w:rPr>
-        <w:hyperlink r:id="rId126" w:history="1">
+        <w:hyperlink r:id="rId127" w:history="1">
           <w:r>
             <w:rPr>
               <w:rStyle w:val="Hyperlink"/>
@@ -17617,7 +18008,7 @@
           <w:color w:val="0000FF"/>
           <w:sz w:val="24"/>
         </w:rPr>
-        <w:hyperlink r:id="rId126" w:history="1">
+        <w:hyperlink r:id="rId127" w:history="1">
           <w:r>
             <w:rPr>
               <w:rStyle w:val="Hyperlink"/>
@@ -17634,7 +18025,7 @@
           <w:color w:val="0000FF"/>
           <w:sz w:val="24"/>
         </w:rPr>
-        <w:hyperlink r:id="rId126" w:history="1">
+        <w:hyperlink r:id="rId127" w:history="1">
           <w:r>
             <w:rPr>
               <w:rStyle w:val="Hyperlink"/>
@@ -17651,7 +18042,7 @@
           <w:color w:val="0000FF"/>
           <w:sz w:val="24"/>
         </w:rPr>
-        <w:hyperlink r:id="rId126" w:history="1">
+        <w:hyperlink r:id="rId127" w:history="1">
           <w:r>
             <w:rPr>
               <w:rStyle w:val="Hyperlink"/>
@@ -17758,7 +18149,7 @@
           <w:color w:val="0000FF"/>
           <w:sz w:val="24"/>
         </w:rPr>
-        <w:hyperlink r:id="rId127" w:history="1">
+        <w:hyperlink r:id="rId128" w:history="1">
           <w:r>
             <w:rPr>
               <w:rStyle w:val="Hyperlink"/>
@@ -17775,7 +18166,7 @@
           <w:color w:val="0000FF"/>
           <w:sz w:val="24"/>
         </w:rPr>
-        <w:hyperlink r:id="rId127" w:history="1">
+        <w:hyperlink r:id="rId128" w:history="1">
           <w:r>
             <w:rPr>
               <w:rStyle w:val="Hyperlink"/>
@@ -17792,7 +18183,7 @@
           <w:color w:val="0000FF"/>
           <w:sz w:val="24"/>
         </w:rPr>
-        <w:hyperlink r:id="rId127" w:history="1">
+        <w:hyperlink r:id="rId128" w:history="1">
           <w:r>
             <w:rPr>
               <w:rStyle w:val="Hyperlink"/>
@@ -17809,7 +18200,7 @@
           <w:color w:val="0000FF"/>
           <w:sz w:val="24"/>
         </w:rPr>
-        <w:hyperlink r:id="rId127" w:history="1">
+        <w:hyperlink r:id="rId128" w:history="1">
           <w:r>
             <w:rPr>
               <w:rStyle w:val="Hyperlink"/>
@@ -17826,7 +18217,7 @@
           <w:color w:val="0000FF"/>
           <w:sz w:val="24"/>
         </w:rPr>
-        <w:hyperlink r:id="rId127" w:history="1">
+        <w:hyperlink r:id="rId128" w:history="1">
           <w:r>
             <w:rPr>
               <w:rStyle w:val="Hyperlink"/>
@@ -17942,7 +18333,7 @@
           <w:sz w:val="24"/>
           <w:u w:val="single"/>
         </w:rPr>
-        <w:hyperlink r:id="rId128" w:history="1">
+        <w:hyperlink r:id="rId129" w:history="1">
           <w:r>
             <w:rPr>
               <w:rStyle w:val="Hyperlink"/>
@@ -17971,7 +18362,7 @@
           <w:sz w:val="24"/>
           <w:u w:val="single"/>
         </w:rPr>
-        <w:hyperlink r:id="rId128" w:history="1">
+        <w:hyperlink r:id="rId129" w:history="1">
           <w:r>
             <w:rPr>
               <w:rStyle w:val="Hyperlink"/>
@@ -18057,7 +18448,7 @@
           <w:sz w:val="24"/>
           <w:u w:val="single"/>
         </w:rPr>
-        <w:hyperlink r:id="rId129" w:history="1">
+        <w:hyperlink r:id="rId130" w:history="1">
           <w:r>
             <w:rPr>
               <w:rStyle w:val="Hyperlink"/>
@@ -18075,7 +18466,7 @@
           <w:sz w:val="24"/>
           <w:u w:val="single"/>
         </w:rPr>
-        <w:hyperlink r:id="rId129" w:history="1">
+        <w:hyperlink r:id="rId130" w:history="1">
           <w:r>
             <w:rPr>
               <w:rStyle w:val="Hyperlink"/>
@@ -18093,7 +18484,7 @@
           <w:sz w:val="24"/>
           <w:u w:val="single"/>
         </w:rPr>
-        <w:hyperlink r:id="rId129" w:history="1">
+        <w:hyperlink r:id="rId130" w:history="1">
           <w:r>
             <w:rPr>
               <w:rStyle w:val="Hyperlink"/>
@@ -18111,7 +18502,7 @@
           <w:sz w:val="24"/>
           <w:u w:val="single"/>
         </w:rPr>
-        <w:hyperlink r:id="rId129" w:history="1">
+        <w:hyperlink r:id="rId130" w:history="1">
           <w:r>
             <w:rPr>
               <w:rStyle w:val="Hyperlink"/>
@@ -18187,7 +18578,7 @@
           <w:sz w:val="24"/>
           <w:u w:val="single"/>
         </w:rPr>
-        <w:hyperlink r:id="rId130" w:history="1">
+        <w:hyperlink r:id="rId131" w:history="1">
           <w:r>
             <w:rPr>
               <w:rStyle w:val="Hyperlink"/>
@@ -18205,7 +18596,7 @@
           <w:sz w:val="24"/>
           <w:u w:val="single"/>
         </w:rPr>
-        <w:hyperlink r:id="rId130" w:history="1">
+        <w:hyperlink r:id="rId131" w:history="1">
           <w:r>
             <w:rPr>
               <w:rStyle w:val="Hyperlink"/>
@@ -18223,7 +18614,7 @@
           <w:sz w:val="24"/>
           <w:u w:val="single"/>
         </w:rPr>
-        <w:hyperlink r:id="rId130" w:history="1">
+        <w:hyperlink r:id="rId131" w:history="1">
           <w:r>
             <w:rPr>
               <w:rStyle w:val="Hyperlink"/>
@@ -18241,7 +18632,7 @@
           <w:sz w:val="24"/>
           <w:u w:val="single"/>
         </w:rPr>
-        <w:hyperlink r:id="rId130" w:history="1">
+        <w:hyperlink r:id="rId131" w:history="1">
           <w:r>
             <w:rPr>
               <w:rStyle w:val="Hyperlink"/>
@@ -18317,7 +18708,7 @@
           <w:sz w:val="24"/>
           <w:u w:val="single"/>
         </w:rPr>
-        <w:hyperlink r:id="rId131" w:history="1">
+        <w:hyperlink r:id="rId132" w:history="1">
           <w:r>
             <w:rPr>
               <w:rStyle w:val="Hyperlink"/>
@@ -18335,7 +18726,7 @@
           <w:sz w:val="24"/>
           <w:u w:val="single"/>
         </w:rPr>
-        <w:hyperlink r:id="rId131" w:history="1">
+        <w:hyperlink r:id="rId132" w:history="1">
           <w:r>
             <w:rPr>
               <w:rStyle w:val="Hyperlink"/>
@@ -18353,7 +18744,7 @@
           <w:sz w:val="24"/>
           <w:u w:val="single"/>
         </w:rPr>
-        <w:hyperlink r:id="rId131" w:history="1">
+        <w:hyperlink r:id="rId132" w:history="1">
           <w:r>
             <w:rPr>
               <w:rStyle w:val="Hyperlink"/>
@@ -18371,7 +18762,7 @@
           <w:sz w:val="24"/>
           <w:u w:val="single"/>
         </w:rPr>
-        <w:hyperlink r:id="rId131" w:history="1">
+        <w:hyperlink r:id="rId132" w:history="1">
           <w:r>
             <w:rPr>
               <w:rStyle w:val="Hyperlink"/>
@@ -18470,7 +18861,7 @@
           <w:sz w:val="24"/>
           <w:u w:val="single"/>
         </w:rPr>
-        <w:hyperlink r:id="rId132" w:history="1">
+        <w:hyperlink r:id="rId133" w:history="1">
           <w:r>
             <w:rPr>
               <w:rStyle w:val="Hyperlink"/>
@@ -18488,7 +18879,7 @@
           <w:sz w:val="24"/>
           <w:u w:val="single"/>
         </w:rPr>
-        <w:hyperlink r:id="rId132" w:history="1">
+        <w:hyperlink r:id="rId133" w:history="1">
           <w:r>
             <w:rPr>
               <w:rStyle w:val="Hyperlink"/>
@@ -18506,7 +18897,7 @@
           <w:sz w:val="24"/>
           <w:u w:val="single"/>
         </w:rPr>
-        <w:hyperlink r:id="rId132" w:history="1">
+        <w:hyperlink r:id="rId133" w:history="1">
           <w:r>
             <w:rPr>
               <w:rStyle w:val="Hyperlink"/>
@@ -18524,7 +18915,7 @@
           <w:sz w:val="24"/>
           <w:u w:val="single"/>
         </w:rPr>
-        <w:hyperlink r:id="rId132" w:history="1">
+        <w:hyperlink r:id="rId133" w:history="1">
           <w:r>
             <w:rPr>
               <w:rStyle w:val="Hyperlink"/>
@@ -18542,7 +18933,7 @@
           <w:sz w:val="24"/>
           <w:u w:val="single"/>
         </w:rPr>
-        <w:hyperlink r:id="rId132" w:history="1">
+        <w:hyperlink r:id="rId133" w:history="1">
           <w:r>
             <w:rPr>
               <w:rStyle w:val="Hyperlink"/>
@@ -18628,7 +19019,7 @@
           <w:sz w:val="24"/>
           <w:u w:val="single"/>
         </w:rPr>
-        <w:hyperlink r:id="rId133" w:history="1">
+        <w:hyperlink r:id="rId134" w:history="1">
           <w:r>
             <w:rPr>
               <w:rStyle w:val="Hyperlink"/>
@@ -18646,7 +19037,7 @@
           <w:sz w:val="24"/>
           <w:u w:val="single"/>
         </w:rPr>
-        <w:hyperlink r:id="rId133" w:history="1">
+        <w:hyperlink r:id="rId134" w:history="1">
           <w:r>
             <w:rPr>
               <w:rStyle w:val="Hyperlink"/>
@@ -18664,7 +19055,7 @@
           <w:sz w:val="24"/>
           <w:u w:val="single"/>
         </w:rPr>
-        <w:hyperlink r:id="rId133" w:history="1">
+        <w:hyperlink r:id="rId134" w:history="1">
           <w:r>
             <w:rPr>
               <w:rStyle w:val="Hyperlink"/>
@@ -18682,7 +19073,7 @@
           <w:sz w:val="24"/>
           <w:u w:val="single"/>
         </w:rPr>
-        <w:hyperlink r:id="rId133" w:history="1">
+        <w:hyperlink r:id="rId134" w:history="1">
           <w:r>
             <w:rPr>
               <w:rStyle w:val="Hyperlink"/>
@@ -18991,7 +19382,7 @@
           <w:sz w:val="24"/>
           <w:u w:val="single"/>
         </w:rPr>
-        <w:hyperlink r:id="rId134" w:history="1">
+        <w:hyperlink r:id="rId135" w:history="1">
           <w:r>
             <w:rPr>
               <w:rStyle w:val="Hyperlink"/>
@@ -19009,7 +19400,7 @@
           <w:sz w:val="24"/>
           <w:u w:val="single"/>
         </w:rPr>
-        <w:hyperlink r:id="rId134" w:history="1">
+        <w:hyperlink r:id="rId135" w:history="1">
           <w:r>
             <w:rPr>
               <w:rStyle w:val="Hyperlink"/>
@@ -19027,7 +19418,7 @@
           <w:sz w:val="24"/>
           <w:u w:val="single"/>
         </w:rPr>
-        <w:hyperlink r:id="rId134" w:history="1">
+        <w:hyperlink r:id="rId135" w:history="1">
           <w:r>
             <w:rPr>
               <w:rStyle w:val="Hyperlink"/>
@@ -19045,7 +19436,7 @@
           <w:sz w:val="24"/>
           <w:u w:val="single"/>
         </w:rPr>
-        <w:hyperlink r:id="rId134" w:history="1">
+        <w:hyperlink r:id="rId135" w:history="1">
           <w:r>
             <w:rPr>
               <w:rStyle w:val="Hyperlink"/>
@@ -19157,7 +19548,7 @@
           <w:sz w:val="24"/>
           <w:u w:val="single"/>
         </w:rPr>
-        <w:hyperlink r:id="rId135" w:history="1">
+        <w:hyperlink r:id="rId136" w:history="1">
           <w:r>
             <w:rPr>
               <w:rStyle w:val="Hyperlink"/>
@@ -19175,7 +19566,7 @@
           <w:sz w:val="24"/>
           <w:u w:val="single"/>
         </w:rPr>
-        <w:hyperlink r:id="rId135" w:history="1">
+        <w:hyperlink r:id="rId136" w:history="1">
           <w:r>
             <w:rPr>
               <w:rStyle w:val="Hyperlink"/>
@@ -19193,7 +19584,7 @@
           <w:sz w:val="24"/>
           <w:u w:val="single"/>
         </w:rPr>
-        <w:hyperlink r:id="rId135" w:history="1">
+        <w:hyperlink r:id="rId136" w:history="1">
           <w:r>
             <w:rPr>
               <w:rStyle w:val="Hyperlink"/>
@@ -19217,7 +19608,7 @@
           <w:sz w:val="24"/>
           <w:u w:val="single"/>
         </w:rPr>
-        <w:hyperlink r:id="rId135" w:history="1">
+        <w:hyperlink r:id="rId136" w:history="1">
           <w:r>
             <w:rPr>
               <w:rStyle w:val="Hyperlink"/>
@@ -19235,7 +19626,7 @@
           <w:sz w:val="24"/>
           <w:u w:val="single"/>
         </w:rPr>
-        <w:hyperlink r:id="rId135" w:history="1">
+        <w:hyperlink r:id="rId136" w:history="1">
           <w:r>
             <w:rPr>
               <w:rStyle w:val="Hyperlink"/>
@@ -19253,7 +19644,7 @@
           <w:sz w:val="24"/>
           <w:u w:val="single"/>
         </w:rPr>
-        <w:hyperlink r:id="rId135" w:history="1">
+        <w:hyperlink r:id="rId136" w:history="1">
           <w:r>
             <w:rPr>
               <w:rStyle w:val="Hyperlink"/>
@@ -19270,7 +19661,7 @@
           <w:color w:val="0000FF"/>
           <w:sz w:val="24"/>
         </w:rPr>
-        <w:hyperlink r:id="rId135" w:history="1">
+        <w:hyperlink r:id="rId136" w:history="1">
           <w:r>
             <w:rPr>
               <w:rStyle w:val="Hyperlink"/>
@@ -19291,7 +19682,7 @@
           <w:sz w:val="24"/>
           <w:u w:val="single"/>
         </w:rPr>
-        <w:hyperlink r:id="rId135" w:history="1">
+        <w:hyperlink r:id="rId136" w:history="1">
           <w:r>
             <w:rPr>
               <w:rStyle w:val="Hyperlink"/>
@@ -19320,7 +19711,7 @@
           <w:sz w:val="24"/>
           <w:u w:val="single"/>
         </w:rPr>
-        <w:hyperlink r:id="rId135" w:history="1">
+        <w:hyperlink r:id="rId136" w:history="1">
           <w:r>
             <w:rPr>
               <w:rStyle w:val="Hyperlink"/>
@@ -19423,7 +19814,7 @@
           <w:sz w:val="24"/>
           <w:u w:val="single"/>
         </w:rPr>
-        <w:hyperlink r:id="rId136" w:history="1">
+        <w:hyperlink r:id="rId137" w:history="1">
           <w:r>
             <w:rPr>
               <w:rStyle w:val="Hyperlink"/>
@@ -19452,7 +19843,7 @@
           <w:sz w:val="24"/>
           <w:u w:val="single"/>
         </w:rPr>
-        <w:hyperlink r:id="rId136" w:history="1">
+        <w:hyperlink r:id="rId137" w:history="1">
           <w:r>
             <w:rPr>
               <w:rStyle w:val="Hyperlink"/>
@@ -19480,7 +19871,7 @@
           <w:sz w:val="24"/>
           <w:u w:val="single"/>
         </w:rPr>
-        <w:hyperlink r:id="rId137" w:history="1">
+        <w:hyperlink r:id="rId138" w:history="1">
           <w:r>
             <w:rPr>
               <w:rStyle w:val="Hyperlink"/>
@@ -19509,7 +19900,7 @@
           <w:sz w:val="24"/>
           <w:u w:val="single"/>
         </w:rPr>
-        <w:hyperlink r:id="rId137" w:history="1">
+        <w:hyperlink r:id="rId138" w:history="1">
           <w:r>
             <w:rPr>
               <w:rStyle w:val="Hyperlink"/>
@@ -19588,7 +19979,7 @@
           <w:color w:val="0000FF"/>
           <w:sz w:val="24"/>
         </w:rPr>
-        <w:hyperlink r:id="rId138" w:history="1">
+        <w:hyperlink r:id="rId139" w:history="1">
           <w:r>
             <w:rPr>
               <w:rStyle w:val="Hyperlink"/>
@@ -19605,7 +19996,7 @@
           <w:color w:val="0000FF"/>
           <w:sz w:val="24"/>
         </w:rPr>
-        <w:hyperlink r:id="rId138" w:history="1">
+        <w:hyperlink r:id="rId139" w:history="1">
           <w:r>
             <w:rPr>
               <w:rStyle w:val="Hyperlink"/>
@@ -19622,7 +20013,7 @@
           <w:color w:val="0000FF"/>
           <w:sz w:val="24"/>
         </w:rPr>
-        <w:hyperlink r:id="rId138" w:history="1">
+        <w:hyperlink r:id="rId139" w:history="1">
           <w:r>
             <w:rPr>
               <w:rStyle w:val="Hyperlink"/>
@@ -19639,7 +20030,7 @@
           <w:color w:val="0000FF"/>
           <w:sz w:val="24"/>
         </w:rPr>
-        <w:hyperlink r:id="rId138" w:history="1">
+        <w:hyperlink r:id="rId139" w:history="1">
           <w:r>
             <w:rPr>
               <w:rStyle w:val="Hyperlink"/>
@@ -19656,7 +20047,7 @@
           <w:color w:val="0000FF"/>
           <w:sz w:val="24"/>
         </w:rPr>
-        <w:hyperlink r:id="rId138" w:history="1">
+        <w:hyperlink r:id="rId139" w:history="1">
           <w:r>
             <w:rPr>
               <w:rStyle w:val="Hyperlink"/>
@@ -19673,7 +20064,7 @@
           <w:color w:val="0000FF"/>
           <w:sz w:val="24"/>
         </w:rPr>
-        <w:hyperlink r:id="rId138" w:history="1">
+        <w:hyperlink r:id="rId139" w:history="1">
           <w:r>
             <w:rPr>
               <w:rStyle w:val="Hyperlink"/>
@@ -19690,7 +20081,7 @@
           <w:color w:val="0000FF"/>
           <w:sz w:val="24"/>
         </w:rPr>
-        <w:hyperlink r:id="rId138" w:history="1">
+        <w:hyperlink r:id="rId139" w:history="1">
           <w:r>
             <w:rPr>
               <w:rStyle w:val="Hyperlink"/>
@@ -19708,7 +20099,7 @@
           <w:sz w:val="24"/>
           <w:u w:val="single"/>
         </w:rPr>
-        <w:hyperlink r:id="rId138" w:history="1">
+        <w:hyperlink r:id="rId139" w:history="1">
           <w:r>
             <w:rPr>
               <w:rStyle w:val="Hyperlink"/>
@@ -19726,7 +20117,7 @@
           <w:sz w:val="24"/>
           <w:u w:val="single"/>
         </w:rPr>
-        <w:hyperlink r:id="rId138" w:history="1">
+        <w:hyperlink r:id="rId139" w:history="1">
           <w:r>
             <w:rPr>
               <w:rStyle w:val="Hyperlink"/>
@@ -19744,7 +20135,7 @@
           <w:sz w:val="24"/>
           <w:u w:val="single"/>
         </w:rPr>
-        <w:hyperlink r:id="rId138" w:history="1">
+        <w:hyperlink r:id="rId139" w:history="1">
           <w:r>
             <w:rPr>
               <w:rStyle w:val="Hyperlink"/>
@@ -19762,7 +20153,7 @@
           <w:sz w:val="24"/>
           <w:u w:val="single"/>
         </w:rPr>
-        <w:hyperlink r:id="rId138" w:history="1">
+        <w:hyperlink r:id="rId139" w:history="1">
           <w:r>
             <w:rPr>
               <w:rStyle w:val="Hyperlink"/>
@@ -19780,7 +20171,7 @@
           <w:sz w:val="24"/>
           <w:u w:val="single"/>
         </w:rPr>
-        <w:hyperlink r:id="rId138" w:history="1">
+        <w:hyperlink r:id="rId139" w:history="1">
           <w:r>
             <w:rPr>
               <w:rStyle w:val="Hyperlink"/>
@@ -19798,7 +20189,7 @@
           <w:sz w:val="24"/>
           <w:u w:val="single"/>
         </w:rPr>
-        <w:hyperlink r:id="rId138" w:history="1">
+        <w:hyperlink r:id="rId139" w:history="1">
           <w:r>
             <w:rPr>
               <w:rStyle w:val="Hyperlink"/>
@@ -19816,7 +20207,7 @@
           <w:sz w:val="24"/>
           <w:u w:val="single"/>
         </w:rPr>
-        <w:hyperlink r:id="rId138" w:history="1">
+        <w:hyperlink r:id="rId139" w:history="1">
           <w:r>
             <w:rPr>
               <w:rStyle w:val="Hyperlink"/>
@@ -19834,7 +20225,7 @@
           <w:sz w:val="24"/>
           <w:u w:val="single"/>
         </w:rPr>
-        <w:hyperlink r:id="rId138" w:history="1">
+        <w:hyperlink r:id="rId139" w:history="1">
           <w:r>
             <w:rPr>
               <w:rStyle w:val="Hyperlink"/>
@@ -19852,7 +20243,7 @@
           <w:sz w:val="24"/>
           <w:u w:val="single"/>
         </w:rPr>
-        <w:hyperlink r:id="rId138" w:history="1">
+        <w:hyperlink r:id="rId139" w:history="1">
           <w:r>
             <w:rPr>
               <w:rStyle w:val="Hyperlink"/>
@@ -19870,7 +20261,7 @@
           <w:sz w:val="24"/>
           <w:u w:val="single"/>
         </w:rPr>
-        <w:hyperlink r:id="rId138" w:history="1">
+        <w:hyperlink r:id="rId139" w:history="1">
           <w:r>
             <w:rPr>
               <w:rStyle w:val="Hyperlink"/>
